--- a/manuscript/국기원_투고본_H-IFIT_2026-10.docx
+++ b/manuscript/국기원_투고본_H-IFIT_2026-10.docx
@@ -933,7 +933,217 @@
           <w:sz w:val="18"/>
           <w:szCs w:val="18"/>
         </w:rPr>
-        <w:t xml:space="preserve">max는 48.31±4.12에서 52.38±4.05 mL/kg/min으로, FMS 총점은 14.92±1.44점에서 17.08±1.32점으로 증가하였고, 두 변인 모두 집단과 시기 간 상호작용이 유의하였다(</w:t>
+        <w:t xml:space="preserve">max는 </w:t>
+      </w:r>
+      <w:r>
+        <w:rPr>
+          <w:rFonts w:ascii="Times New Roman" w:cs="Times New Roman" w:eastAsia="바탕" w:hAnsi="Times New Roman"/>
+          <w:sz w:val="18"/>
+          <w:szCs w:val="18"/>
+          <w:highlight w:val="yellow"/>
+        </w:rPr>
+        <w:t xml:space="preserve">【</w:t>
+      </w:r>
+      <w:r>
+        <w:rPr>
+          <w:rFonts w:ascii="Times New Roman" w:cs="Times New Roman" w:eastAsia="바탕" w:hAnsi="Times New Roman"/>
+          <w:sz w:val="18"/>
+          <w:szCs w:val="18"/>
+          <w:highlight w:val="yellow"/>
+        </w:rPr>
+        <w:t xml:space="preserve">사전 M±SD</w:t>
+      </w:r>
+      <w:r>
+        <w:rPr>
+          <w:rFonts w:ascii="Times New Roman" w:cs="Times New Roman" w:eastAsia="바탕" w:hAnsi="Times New Roman"/>
+          <w:sz w:val="18"/>
+          <w:szCs w:val="18"/>
+          <w:highlight w:val="yellow"/>
+        </w:rPr>
+        <w:t xml:space="preserve">】</w:t>
+      </w:r>
+      <w:r>
+        <w:rPr>
+          <w:rFonts w:ascii="Times New Roman" w:cs="Times New Roman" w:eastAsia="바탕" w:hAnsi="Times New Roman"/>
+          <w:sz w:val="18"/>
+          <w:szCs w:val="18"/>
+        </w:rPr>
+        <w:t xml:space="preserve">에서 </w:t>
+      </w:r>
+      <w:r>
+        <w:rPr>
+          <w:rFonts w:ascii="Times New Roman" w:cs="Times New Roman" w:eastAsia="바탕" w:hAnsi="Times New Roman"/>
+          <w:sz w:val="18"/>
+          <w:szCs w:val="18"/>
+          <w:highlight w:val="yellow"/>
+        </w:rPr>
+        <w:t xml:space="preserve">【</w:t>
+      </w:r>
+      <w:r>
+        <w:rPr>
+          <w:rFonts w:ascii="Times New Roman" w:cs="Times New Roman" w:eastAsia="바탕" w:hAnsi="Times New Roman"/>
+          <w:sz w:val="18"/>
+          <w:szCs w:val="18"/>
+          <w:highlight w:val="yellow"/>
+        </w:rPr>
+        <w:t xml:space="preserve">사후 M±SD</w:t>
+      </w:r>
+      <w:r>
+        <w:rPr>
+          <w:rFonts w:ascii="Times New Roman" w:cs="Times New Roman" w:eastAsia="바탕" w:hAnsi="Times New Roman"/>
+          <w:sz w:val="18"/>
+          <w:szCs w:val="18"/>
+          <w:highlight w:val="yellow"/>
+        </w:rPr>
+        <w:t xml:space="preserve">】</w:t>
+      </w:r>
+      <w:r>
+        <w:rPr>
+          <w:rFonts w:ascii="Times New Roman" w:cs="Times New Roman" w:eastAsia="바탕" w:hAnsi="Times New Roman"/>
+          <w:sz w:val="18"/>
+          <w:szCs w:val="18"/>
+        </w:rPr>
+        <w:t xml:space="preserve"> mL/kg/min으로, FMS 총점은 </w:t>
+      </w:r>
+      <w:r>
+        <w:rPr>
+          <w:rFonts w:ascii="Times New Roman" w:cs="Times New Roman" w:eastAsia="바탕" w:hAnsi="Times New Roman"/>
+          <w:sz w:val="18"/>
+          <w:szCs w:val="18"/>
+          <w:highlight w:val="yellow"/>
+        </w:rPr>
+        <w:t xml:space="preserve">【</w:t>
+      </w:r>
+      <w:r>
+        <w:rPr>
+          <w:rFonts w:ascii="Times New Roman" w:cs="Times New Roman" w:eastAsia="바탕" w:hAnsi="Times New Roman"/>
+          <w:sz w:val="18"/>
+          <w:szCs w:val="18"/>
+          <w:highlight w:val="yellow"/>
+        </w:rPr>
+        <w:t xml:space="preserve">사전 M±SD</w:t>
+      </w:r>
+      <w:r>
+        <w:rPr>
+          <w:rFonts w:ascii="Times New Roman" w:cs="Times New Roman" w:eastAsia="바탕" w:hAnsi="Times New Roman"/>
+          <w:sz w:val="18"/>
+          <w:szCs w:val="18"/>
+          <w:highlight w:val="yellow"/>
+        </w:rPr>
+        <w:t xml:space="preserve">】</w:t>
+      </w:r>
+      <w:r>
+        <w:rPr>
+          <w:rFonts w:ascii="Times New Roman" w:cs="Times New Roman" w:eastAsia="바탕" w:hAnsi="Times New Roman"/>
+          <w:sz w:val="18"/>
+          <w:szCs w:val="18"/>
+        </w:rPr>
+        <w:t xml:space="preserve">점에서 </w:t>
+      </w:r>
+      <w:r>
+        <w:rPr>
+          <w:rFonts w:ascii="Times New Roman" w:cs="Times New Roman" w:eastAsia="바탕" w:hAnsi="Times New Roman"/>
+          <w:sz w:val="18"/>
+          <w:szCs w:val="18"/>
+          <w:highlight w:val="yellow"/>
+        </w:rPr>
+        <w:t xml:space="preserve">【</w:t>
+      </w:r>
+      <w:r>
+        <w:rPr>
+          <w:rFonts w:ascii="Times New Roman" w:cs="Times New Roman" w:eastAsia="바탕" w:hAnsi="Times New Roman"/>
+          <w:sz w:val="18"/>
+          <w:szCs w:val="18"/>
+          <w:highlight w:val="yellow"/>
+        </w:rPr>
+        <w:t xml:space="preserve">사후 M±SD</w:t>
+      </w:r>
+      <w:r>
+        <w:rPr>
+          <w:rFonts w:ascii="Times New Roman" w:cs="Times New Roman" w:eastAsia="바탕" w:hAnsi="Times New Roman"/>
+          <w:sz w:val="18"/>
+          <w:szCs w:val="18"/>
+          <w:highlight w:val="yellow"/>
+        </w:rPr>
+        <w:t xml:space="preserve">】</w:t>
+      </w:r>
+      <w:r>
+        <w:rPr>
+          <w:rFonts w:ascii="Times New Roman" w:cs="Times New Roman" w:eastAsia="바탕" w:hAnsi="Times New Roman"/>
+          <w:sz w:val="18"/>
+          <w:szCs w:val="18"/>
+        </w:rPr>
+        <w:t xml:space="preserve">점으로 </w:t>
+      </w:r>
+      <w:r>
+        <w:rPr>
+          <w:rFonts w:ascii="Times New Roman" w:cs="Times New Roman" w:eastAsia="바탕" w:hAnsi="Times New Roman"/>
+          <w:sz w:val="18"/>
+          <w:szCs w:val="18"/>
+          <w:highlight w:val="yellow"/>
+        </w:rPr>
+        <w:t xml:space="preserve">【</w:t>
+      </w:r>
+      <w:r>
+        <w:rPr>
+          <w:rFonts w:ascii="Times New Roman" w:cs="Times New Roman" w:eastAsia="바탕" w:hAnsi="Times New Roman"/>
+          <w:sz w:val="18"/>
+          <w:szCs w:val="18"/>
+          <w:highlight w:val="yellow"/>
+        </w:rPr>
+        <w:t xml:space="preserve">변화 방향</w:t>
+      </w:r>
+      <w:r>
+        <w:rPr>
+          <w:rFonts w:ascii="Times New Roman" w:cs="Times New Roman" w:eastAsia="바탕" w:hAnsi="Times New Roman"/>
+          <w:sz w:val="18"/>
+          <w:szCs w:val="18"/>
+          <w:highlight w:val="yellow"/>
+        </w:rPr>
+        <w:t xml:space="preserve">】</w:t>
+      </w:r>
+      <w:r>
+        <w:rPr>
+          <w:rFonts w:ascii="Times New Roman" w:cs="Times New Roman" w:eastAsia="바탕" w:hAnsi="Times New Roman"/>
+          <w:sz w:val="18"/>
+          <w:szCs w:val="18"/>
+        </w:rPr>
+        <w:t xml:space="preserve">하였다. 집단과 시기 간 상호작용은 VO</w:t>
+      </w:r>
+      <w:r>
+        <w:rPr>
+          <w:rFonts w:ascii="Times New Roman" w:cs="Times New Roman" w:eastAsia="바탕" w:hAnsi="Times New Roman"/>
+          <w:sz w:val="18"/>
+          <w:szCs w:val="18"/>
+          <w:vertAlign w:val="subscript"/>
+        </w:rPr>
+        <w:t xml:space="preserve">2</w:t>
+      </w:r>
+      <w:r>
+        <w:rPr>
+          <w:rFonts w:ascii="Times New Roman" w:cs="Times New Roman" w:eastAsia="바탕" w:hAnsi="Times New Roman"/>
+          <w:sz w:val="18"/>
+          <w:szCs w:val="18"/>
+        </w:rPr>
+        <w:t xml:space="preserve">max에서 </w:t>
+      </w:r>
+      <w:r>
+        <w:rPr>
+          <w:rFonts w:ascii="Times New Roman" w:cs="Times New Roman" w:eastAsia="바탕" w:hAnsi="Times New Roman"/>
+          <w:sz w:val="18"/>
+          <w:szCs w:val="18"/>
+          <w:highlight w:val="yellow"/>
+        </w:rPr>
+        <w:t xml:space="preserve">【</w:t>
+      </w:r>
+      <w:r>
+        <w:rPr>
+          <w:rFonts w:ascii="Times New Roman" w:cs="Times New Roman" w:eastAsia="바탕" w:hAnsi="Times New Roman"/>
+          <w:sz w:val="18"/>
+          <w:szCs w:val="18"/>
+          <w:highlight w:val="yellow"/>
+        </w:rPr>
+        <w:t xml:space="preserve">유의/비유의(</w:t>
       </w:r>
       <w:r>
         <w:rPr>
@@ -942,6 +1152,7 @@
           <w:iCs/>
           <w:sz w:val="18"/>
           <w:szCs w:val="18"/>
+          <w:highlight w:val="yellow"/>
         </w:rPr>
         <w:t xml:space="preserve">p</w:t>
       </w:r>
@@ -950,8 +1161,151 @@
           <w:rFonts w:ascii="Times New Roman" w:cs="Times New Roman" w:eastAsia="바탕" w:hAnsi="Times New Roman"/>
           <w:sz w:val="18"/>
           <w:szCs w:val="18"/>
-        </w:rPr>
-        <w:t xml:space="preserve"> &lt; .001). 통제군은 유의한 변화가 없었다. FMS 하위항목 중 Deep Squat, Hurdle Step, In-line Lunge, Rotary Stability가 향상되었다.</w:t>
+          <w:highlight w:val="yellow"/>
+        </w:rPr>
+        <w:t xml:space="preserve">)</w:t>
+      </w:r>
+      <w:r>
+        <w:rPr>
+          <w:rFonts w:ascii="Times New Roman" w:cs="Times New Roman" w:eastAsia="바탕" w:hAnsi="Times New Roman"/>
+          <w:sz w:val="18"/>
+          <w:szCs w:val="18"/>
+          <w:highlight w:val="yellow"/>
+        </w:rPr>
+        <w:t xml:space="preserve">】</w:t>
+      </w:r>
+      <w:r>
+        <w:rPr>
+          <w:rFonts w:ascii="Times New Roman" w:cs="Times New Roman" w:eastAsia="바탕" w:hAnsi="Times New Roman"/>
+          <w:sz w:val="18"/>
+          <w:szCs w:val="18"/>
+        </w:rPr>
+        <w:t xml:space="preserve">, FMS 총점에서 </w:t>
+      </w:r>
+      <w:r>
+        <w:rPr>
+          <w:rFonts w:ascii="Times New Roman" w:cs="Times New Roman" w:eastAsia="바탕" w:hAnsi="Times New Roman"/>
+          <w:sz w:val="18"/>
+          <w:szCs w:val="18"/>
+          <w:highlight w:val="yellow"/>
+        </w:rPr>
+        <w:t xml:space="preserve">【</w:t>
+      </w:r>
+      <w:r>
+        <w:rPr>
+          <w:rFonts w:ascii="Times New Roman" w:cs="Times New Roman" w:eastAsia="바탕" w:hAnsi="Times New Roman"/>
+          <w:sz w:val="18"/>
+          <w:szCs w:val="18"/>
+          <w:highlight w:val="yellow"/>
+        </w:rPr>
+        <w:t xml:space="preserve">유의/비유의(</w:t>
+      </w:r>
+      <w:r>
+        <w:rPr>
+          <w:rFonts w:ascii="Times New Roman" w:cs="Times New Roman" w:eastAsia="바탕" w:hAnsi="Times New Roman"/>
+          <w:i/>
+          <w:iCs/>
+          <w:sz w:val="18"/>
+          <w:szCs w:val="18"/>
+          <w:highlight w:val="yellow"/>
+        </w:rPr>
+        <w:t xml:space="preserve">p</w:t>
+      </w:r>
+      <w:r>
+        <w:rPr>
+          <w:rFonts w:ascii="Times New Roman" w:cs="Times New Roman" w:eastAsia="바탕" w:hAnsi="Times New Roman"/>
+          <w:sz w:val="18"/>
+          <w:szCs w:val="18"/>
+          <w:highlight w:val="yellow"/>
+        </w:rPr>
+        <w:t xml:space="preserve">)</w:t>
+      </w:r>
+      <w:r>
+        <w:rPr>
+          <w:rFonts w:ascii="Times New Roman" w:cs="Times New Roman" w:eastAsia="바탕" w:hAnsi="Times New Roman"/>
+          <w:sz w:val="18"/>
+          <w:szCs w:val="18"/>
+          <w:highlight w:val="yellow"/>
+        </w:rPr>
+        <w:t xml:space="preserve">】</w:t>
+      </w:r>
+      <w:r>
+        <w:rPr>
+          <w:rFonts w:ascii="Times New Roman" w:cs="Times New Roman" w:eastAsia="바탕" w:hAnsi="Times New Roman"/>
+          <w:sz w:val="18"/>
+          <w:szCs w:val="18"/>
+        </w:rPr>
+        <w:t xml:space="preserve">하였으며, 통제군은 </w:t>
+      </w:r>
+      <w:r>
+        <w:rPr>
+          <w:rFonts w:ascii="Times New Roman" w:cs="Times New Roman" w:eastAsia="바탕" w:hAnsi="Times New Roman"/>
+          <w:sz w:val="18"/>
+          <w:szCs w:val="18"/>
+          <w:highlight w:val="yellow"/>
+        </w:rPr>
+        <w:t xml:space="preserve">【</w:t>
+      </w:r>
+      <w:r>
+        <w:rPr>
+          <w:rFonts w:ascii="Times New Roman" w:cs="Times New Roman" w:eastAsia="바탕" w:hAnsi="Times New Roman"/>
+          <w:sz w:val="18"/>
+          <w:szCs w:val="18"/>
+          <w:highlight w:val="yellow"/>
+        </w:rPr>
+        <w:t xml:space="preserve">결과</w:t>
+      </w:r>
+      <w:r>
+        <w:rPr>
+          <w:rFonts w:ascii="Times New Roman" w:cs="Times New Roman" w:eastAsia="바탕" w:hAnsi="Times New Roman"/>
+          <w:sz w:val="18"/>
+          <w:szCs w:val="18"/>
+          <w:highlight w:val="yellow"/>
+        </w:rPr>
+        <w:t xml:space="preserve">】</w:t>
+      </w:r>
+      <w:r>
+        <w:rPr>
+          <w:rFonts w:ascii="Times New Roman" w:cs="Times New Roman" w:eastAsia="바탕" w:hAnsi="Times New Roman"/>
+          <w:sz w:val="18"/>
+          <w:szCs w:val="18"/>
+        </w:rPr>
+        <w:t xml:space="preserve">. FMS 하위항목에서는 </w:t>
+      </w:r>
+      <w:r>
+        <w:rPr>
+          <w:rFonts w:ascii="Times New Roman" w:cs="Times New Roman" w:eastAsia="바탕" w:hAnsi="Times New Roman"/>
+          <w:sz w:val="18"/>
+          <w:szCs w:val="18"/>
+          <w:highlight w:val="yellow"/>
+        </w:rPr>
+        <w:t xml:space="preserve">【</w:t>
+      </w:r>
+      <w:r>
+        <w:rPr>
+          <w:rFonts w:ascii="Times New Roman" w:cs="Times New Roman" w:eastAsia="바탕" w:hAnsi="Times New Roman"/>
+          <w:sz w:val="18"/>
+          <w:szCs w:val="18"/>
+          <w:highlight w:val="yellow"/>
+        </w:rPr>
+        <w:t xml:space="preserve">유의한 변화를 보인 항목</w:t>
+      </w:r>
+      <w:r>
+        <w:rPr>
+          <w:rFonts w:ascii="Times New Roman" w:cs="Times New Roman" w:eastAsia="바탕" w:hAnsi="Times New Roman"/>
+          <w:sz w:val="18"/>
+          <w:szCs w:val="18"/>
+          <w:highlight w:val="yellow"/>
+        </w:rPr>
+        <w:t xml:space="preserve">】</w:t>
+      </w:r>
+      <w:r>
+        <w:rPr>
+          <w:rFonts w:ascii="Times New Roman" w:cs="Times New Roman" w:eastAsia="바탕" w:hAnsi="Times New Roman"/>
+          <w:sz w:val="18"/>
+          <w:szCs w:val="18"/>
+        </w:rPr>
+        <w:t xml:space="preserve">.</w:t>
       </w:r>
     </w:p>
     <w:p>
@@ -974,8 +1328,27 @@
           <w:rFonts w:ascii="Times New Roman" w:cs="Times New Roman" w:eastAsia="바탕" w:hAnsi="Times New Roman"/>
           <w:sz w:val="18"/>
           <w:szCs w:val="18"/>
-        </w:rPr>
-        <w:t xml:space="preserve">H-IFIT는 대학 태권도 겨루기 선수의 유산소성 체력과 기본 움직임 수행을 함께 향상시키는 훈련 방법으로 활용될 수 있다.</w:t>
+          <w:highlight w:val="yellow"/>
+        </w:rPr>
+        <w:t xml:space="preserve">【</w:t>
+      </w:r>
+      <w:r>
+        <w:rPr>
+          <w:rFonts w:ascii="Times New Roman" w:cs="Times New Roman" w:eastAsia="바탕" w:hAnsi="Times New Roman"/>
+          <w:sz w:val="18"/>
+          <w:szCs w:val="18"/>
+          <w:highlight w:val="yellow"/>
+        </w:rPr>
+        <w:t xml:space="preserve">재분석 결과에 맞춰 기재. 예: H-IFIT는 대학 태권도 겨루기 선수의 유산소성 체력과 기본 움직임 수행을 향상시키는 훈련 방법으로 활용될 수 있다.</w:t>
+      </w:r>
+      <w:r>
+        <w:rPr>
+          <w:rFonts w:ascii="Times New Roman" w:cs="Times New Roman" w:eastAsia="바탕" w:hAnsi="Times New Roman"/>
+          <w:sz w:val="18"/>
+          <w:szCs w:val="18"/>
+          <w:highlight w:val="yellow"/>
+        </w:rPr>
+        <w:t xml:space="preserve">】</w:t>
       </w:r>
     </w:p>
     <w:p>
@@ -1194,7 +1567,7 @@
           <w:sz w:val="16"/>
           <w:szCs w:val="16"/>
         </w:rPr>
-        <w:t xml:space="preserve">)에서 포스터로 발표한 내용을 확장한 것임. </w:t>
+        <w:t xml:space="preserve">)에서 포스터로 발표한 연구의 자료를 재분석하여 작성한 것임. </w:t>
       </w:r>
       <w:r>
         <w:rPr>
@@ -4262,7 +4635,182 @@
           <w:sz w:val="20"/>
           <w:szCs w:val="20"/>
         </w:rPr>
-        <w:t xml:space="preserve">max는 사전 48.31±4.12 mL/kg/min에서 사후 52.38±4.05 mL/kg/min으로 4.07 mL/kg/min(8.4%) 증가하였으며, 이 변화는 통계적으로 유의하였다(</w:t>
+        <w:t xml:space="preserve">max는 사전 </w:t>
+      </w:r>
+      <w:r>
+        <w:rPr>
+          <w:rFonts w:ascii="Times New Roman" w:cs="Times New Roman" w:eastAsia="바탕" w:hAnsi="Times New Roman"/>
+          <w:sz w:val="20"/>
+          <w:szCs w:val="20"/>
+          <w:highlight w:val="yellow"/>
+        </w:rPr>
+        <w:t xml:space="preserve">【</w:t>
+      </w:r>
+      <w:r>
+        <w:rPr>
+          <w:rFonts w:ascii="Times New Roman" w:cs="Times New Roman" w:eastAsia="바탕" w:hAnsi="Times New Roman"/>
+          <w:sz w:val="20"/>
+          <w:szCs w:val="20"/>
+          <w:highlight w:val="yellow"/>
+        </w:rPr>
+        <w:t xml:space="preserve">M±SD</w:t>
+      </w:r>
+      <w:r>
+        <w:rPr>
+          <w:rFonts w:ascii="Times New Roman" w:cs="Times New Roman" w:eastAsia="바탕" w:hAnsi="Times New Roman"/>
+          <w:sz w:val="20"/>
+          <w:szCs w:val="20"/>
+          <w:highlight w:val="yellow"/>
+        </w:rPr>
+        <w:t xml:space="preserve">】</w:t>
+      </w:r>
+      <w:r>
+        <w:rPr>
+          <w:rFonts w:ascii="Times New Roman" w:cs="Times New Roman" w:eastAsia="바탕" w:hAnsi="Times New Roman"/>
+          <w:sz w:val="20"/>
+          <w:szCs w:val="20"/>
+        </w:rPr>
+        <w:t xml:space="preserve"> mL/kg/min에서 사후 </w:t>
+      </w:r>
+      <w:r>
+        <w:rPr>
+          <w:rFonts w:ascii="Times New Roman" w:cs="Times New Roman" w:eastAsia="바탕" w:hAnsi="Times New Roman"/>
+          <w:sz w:val="20"/>
+          <w:szCs w:val="20"/>
+          <w:highlight w:val="yellow"/>
+        </w:rPr>
+        <w:t xml:space="preserve">【</w:t>
+      </w:r>
+      <w:r>
+        <w:rPr>
+          <w:rFonts w:ascii="Times New Roman" w:cs="Times New Roman" w:eastAsia="바탕" w:hAnsi="Times New Roman"/>
+          <w:sz w:val="20"/>
+          <w:szCs w:val="20"/>
+          <w:highlight w:val="yellow"/>
+        </w:rPr>
+        <w:t xml:space="preserve">M±SD</w:t>
+      </w:r>
+      <w:r>
+        <w:rPr>
+          <w:rFonts w:ascii="Times New Roman" w:cs="Times New Roman" w:eastAsia="바탕" w:hAnsi="Times New Roman"/>
+          <w:sz w:val="20"/>
+          <w:szCs w:val="20"/>
+          <w:highlight w:val="yellow"/>
+        </w:rPr>
+        <w:t xml:space="preserve">】</w:t>
+      </w:r>
+      <w:r>
+        <w:rPr>
+          <w:rFonts w:ascii="Times New Roman" w:cs="Times New Roman" w:eastAsia="바탕" w:hAnsi="Times New Roman"/>
+          <w:sz w:val="20"/>
+          <w:szCs w:val="20"/>
+        </w:rPr>
+        <w:t xml:space="preserve"> mL/kg/min으로 </w:t>
+      </w:r>
+      <w:r>
+        <w:rPr>
+          <w:rFonts w:ascii="Times New Roman" w:cs="Times New Roman" w:eastAsia="바탕" w:hAnsi="Times New Roman"/>
+          <w:sz w:val="20"/>
+          <w:szCs w:val="20"/>
+          <w:highlight w:val="yellow"/>
+        </w:rPr>
+        <w:t xml:space="preserve">【</w:t>
+      </w:r>
+      <w:r>
+        <w:rPr>
+          <w:rFonts w:ascii="Times New Roman" w:cs="Times New Roman" w:eastAsia="바탕" w:hAnsi="Times New Roman"/>
+          <w:sz w:val="20"/>
+          <w:szCs w:val="20"/>
+          <w:highlight w:val="yellow"/>
+        </w:rPr>
+        <w:t xml:space="preserve">변화량</w:t>
+      </w:r>
+      <w:r>
+        <w:rPr>
+          <w:rFonts w:ascii="Times New Roman" w:cs="Times New Roman" w:eastAsia="바탕" w:hAnsi="Times New Roman"/>
+          <w:sz w:val="20"/>
+          <w:szCs w:val="20"/>
+          <w:highlight w:val="yellow"/>
+        </w:rPr>
+        <w:t xml:space="preserve">】</w:t>
+      </w:r>
+      <w:r>
+        <w:rPr>
+          <w:rFonts w:ascii="Times New Roman" w:cs="Times New Roman" w:eastAsia="바탕" w:hAnsi="Times New Roman"/>
+          <w:sz w:val="20"/>
+          <w:szCs w:val="20"/>
+        </w:rPr>
+        <w:t xml:space="preserve"> mL/kg/min(</w:t>
+      </w:r>
+      <w:r>
+        <w:rPr>
+          <w:rFonts w:ascii="Times New Roman" w:cs="Times New Roman" w:eastAsia="바탕" w:hAnsi="Times New Roman"/>
+          <w:sz w:val="20"/>
+          <w:szCs w:val="20"/>
+          <w:highlight w:val="yellow"/>
+        </w:rPr>
+        <w:t xml:space="preserve">【</w:t>
+      </w:r>
+      <w:r>
+        <w:rPr>
+          <w:rFonts w:ascii="Times New Roman" w:cs="Times New Roman" w:eastAsia="바탕" w:hAnsi="Times New Roman"/>
+          <w:sz w:val="20"/>
+          <w:szCs w:val="20"/>
+          <w:highlight w:val="yellow"/>
+        </w:rPr>
+        <w:t xml:space="preserve">변화율</w:t>
+      </w:r>
+      <w:r>
+        <w:rPr>
+          <w:rFonts w:ascii="Times New Roman" w:cs="Times New Roman" w:eastAsia="바탕" w:hAnsi="Times New Roman"/>
+          <w:sz w:val="20"/>
+          <w:szCs w:val="20"/>
+          <w:highlight w:val="yellow"/>
+        </w:rPr>
+        <w:t xml:space="preserve">】</w:t>
+      </w:r>
+      <w:r>
+        <w:rPr>
+          <w:rFonts w:ascii="Times New Roman" w:cs="Times New Roman" w:eastAsia="바탕" w:hAnsi="Times New Roman"/>
+          <w:sz w:val="20"/>
+          <w:szCs w:val="20"/>
+        </w:rPr>
+        <w:t xml:space="preserve">%) </w:t>
+      </w:r>
+      <w:r>
+        <w:rPr>
+          <w:rFonts w:ascii="Times New Roman" w:cs="Times New Roman" w:eastAsia="바탕" w:hAnsi="Times New Roman"/>
+          <w:sz w:val="20"/>
+          <w:szCs w:val="20"/>
+          <w:highlight w:val="yellow"/>
+        </w:rPr>
+        <w:t xml:space="preserve">【</w:t>
+      </w:r>
+      <w:r>
+        <w:rPr>
+          <w:rFonts w:ascii="Times New Roman" w:cs="Times New Roman" w:eastAsia="바탕" w:hAnsi="Times New Roman"/>
+          <w:sz w:val="20"/>
+          <w:szCs w:val="20"/>
+          <w:highlight w:val="yellow"/>
+        </w:rPr>
+        <w:t xml:space="preserve">증가/감소</w:t>
+      </w:r>
+      <w:r>
+        <w:rPr>
+          <w:rFonts w:ascii="Times New Roman" w:cs="Times New Roman" w:eastAsia="바탕" w:hAnsi="Times New Roman"/>
+          <w:sz w:val="20"/>
+          <w:szCs w:val="20"/>
+          <w:highlight w:val="yellow"/>
+        </w:rPr>
+        <w:t xml:space="preserve">】</w:t>
+      </w:r>
+      <w:r>
+        <w:rPr>
+          <w:rFonts w:ascii="Times New Roman" w:cs="Times New Roman" w:eastAsia="바탕" w:hAnsi="Times New Roman"/>
+          <w:sz w:val="20"/>
+          <w:szCs w:val="20"/>
+        </w:rPr>
+        <w:t xml:space="preserve">하였으며(</w:t>
       </w:r>
       <w:r>
         <w:rPr>
@@ -4280,7 +4828,42 @@
           <w:sz w:val="20"/>
           <w:szCs w:val="20"/>
         </w:rPr>
-        <w:t xml:space="preserve"> = −6.184, </w:t>
+        <w:t xml:space="preserve"> = </w:t>
+      </w:r>
+      <w:r>
+        <w:rPr>
+          <w:rFonts w:ascii="Times New Roman" w:cs="Times New Roman" w:eastAsia="바탕" w:hAnsi="Times New Roman"/>
+          <w:sz w:val="20"/>
+          <w:szCs w:val="20"/>
+          <w:highlight w:val="yellow"/>
+        </w:rPr>
+        <w:t xml:space="preserve">【</w:t>
+      </w:r>
+      <w:r>
+        <w:rPr>
+          <w:rFonts w:ascii="Times New Roman" w:cs="Times New Roman" w:eastAsia="바탕" w:hAnsi="Times New Roman"/>
+          <w:sz w:val="20"/>
+          <w:szCs w:val="20"/>
+          <w:highlight w:val="yellow"/>
+        </w:rPr>
+        <w:t xml:space="preserve"> </w:t>
+      </w:r>
+      <w:r>
+        <w:rPr>
+          <w:rFonts w:ascii="Times New Roman" w:cs="Times New Roman" w:eastAsia="바탕" w:hAnsi="Times New Roman"/>
+          <w:sz w:val="20"/>
+          <w:szCs w:val="20"/>
+          <w:highlight w:val="yellow"/>
+        </w:rPr>
+        <w:t xml:space="preserve">】</w:t>
+      </w:r>
+      <w:r>
+        <w:rPr>
+          <w:rFonts w:ascii="Times New Roman" w:cs="Times New Roman" w:eastAsia="바탕" w:hAnsi="Times New Roman"/>
+          <w:sz w:val="20"/>
+          <w:szCs w:val="20"/>
+        </w:rPr>
+        <w:t xml:space="preserve">, </w:t>
       </w:r>
       <w:r>
         <w:rPr>
@@ -4298,7 +4881,7 @@
           <w:sz w:val="20"/>
           <w:szCs w:val="20"/>
         </w:rPr>
-        <w:t xml:space="preserve"> &lt; .001). 통제군은 사전 </w:t>
+        <w:t xml:space="preserve"> </w:t>
       </w:r>
       <w:r>
         <w:rPr>
@@ -4316,6 +4899,41 @@
           <w:szCs w:val="20"/>
           <w:highlight w:val="yellow"/>
         </w:rPr>
+        <w:t xml:space="preserve"> </w:t>
+      </w:r>
+      <w:r>
+        <w:rPr>
+          <w:rFonts w:ascii="Times New Roman" w:cs="Times New Roman" w:eastAsia="바탕" w:hAnsi="Times New Roman"/>
+          <w:sz w:val="20"/>
+          <w:szCs w:val="20"/>
+          <w:highlight w:val="yellow"/>
+        </w:rPr>
+        <w:t xml:space="preserve">】</w:t>
+      </w:r>
+      <w:r>
+        <w:rPr>
+          <w:rFonts w:ascii="Times New Roman" w:cs="Times New Roman" w:eastAsia="바탕" w:hAnsi="Times New Roman"/>
+          <w:sz w:val="20"/>
+          <w:szCs w:val="20"/>
+        </w:rPr>
+        <w:t xml:space="preserve">), 통제군은 사전 </w:t>
+      </w:r>
+      <w:r>
+        <w:rPr>
+          <w:rFonts w:ascii="Times New Roman" w:cs="Times New Roman" w:eastAsia="바탕" w:hAnsi="Times New Roman"/>
+          <w:sz w:val="20"/>
+          <w:szCs w:val="20"/>
+          <w:highlight w:val="yellow"/>
+        </w:rPr>
+        <w:t xml:space="preserve">【</w:t>
+      </w:r>
+      <w:r>
+        <w:rPr>
+          <w:rFonts w:ascii="Times New Roman" w:cs="Times New Roman" w:eastAsia="바탕" w:hAnsi="Times New Roman"/>
+          <w:sz w:val="20"/>
+          <w:szCs w:val="20"/>
+          <w:highlight w:val="yellow"/>
+        </w:rPr>
         <w:t xml:space="preserve">M±SD</w:t>
       </w:r>
       <w:r>
@@ -4333,7 +4951,7 @@
           <w:sz w:val="20"/>
           <w:szCs w:val="20"/>
         </w:rPr>
-        <w:t xml:space="preserve">에서 사후 </w:t>
+        <w:t xml:space="preserve"> mL/kg/min에서 사후 </w:t>
       </w:r>
       <w:r>
         <w:rPr>
@@ -4368,7 +4986,42 @@
           <w:sz w:val="20"/>
           <w:szCs w:val="20"/>
         </w:rPr>
-        <w:t xml:space="preserve"> mL/kg/min으로 유의한 변화가 나타나지 않았다(</w:t>
+        <w:t xml:space="preserve"> mL/kg/min으로 </w:t>
+      </w:r>
+      <w:r>
+        <w:rPr>
+          <w:rFonts w:ascii="Times New Roman" w:cs="Times New Roman" w:eastAsia="바탕" w:hAnsi="Times New Roman"/>
+          <w:sz w:val="20"/>
+          <w:szCs w:val="20"/>
+          <w:highlight w:val="yellow"/>
+        </w:rPr>
+        <w:t xml:space="preserve">【</w:t>
+      </w:r>
+      <w:r>
+        <w:rPr>
+          <w:rFonts w:ascii="Times New Roman" w:cs="Times New Roman" w:eastAsia="바탕" w:hAnsi="Times New Roman"/>
+          <w:sz w:val="20"/>
+          <w:szCs w:val="20"/>
+          <w:highlight w:val="yellow"/>
+        </w:rPr>
+        <w:t xml:space="preserve">변화 기술</w:t>
+      </w:r>
+      <w:r>
+        <w:rPr>
+          <w:rFonts w:ascii="Times New Roman" w:cs="Times New Roman" w:eastAsia="바탕" w:hAnsi="Times New Roman"/>
+          <w:sz w:val="20"/>
+          <w:szCs w:val="20"/>
+          <w:highlight w:val="yellow"/>
+        </w:rPr>
+        <w:t xml:space="preserve">】</w:t>
+      </w:r>
+      <w:r>
+        <w:rPr>
+          <w:rFonts w:ascii="Times New Roman" w:cs="Times New Roman" w:eastAsia="바탕" w:hAnsi="Times New Roman"/>
+          <w:sz w:val="20"/>
+          <w:szCs w:val="20"/>
+        </w:rPr>
+        <w:t xml:space="preserve">(</w:t>
       </w:r>
       <w:r>
         <w:rPr>
@@ -4386,7 +5039,42 @@
           <w:sz w:val="20"/>
           <w:szCs w:val="20"/>
         </w:rPr>
-        <w:t xml:space="preserve"> = −1.207, </w:t>
+        <w:t xml:space="preserve"> = </w:t>
+      </w:r>
+      <w:r>
+        <w:rPr>
+          <w:rFonts w:ascii="Times New Roman" w:cs="Times New Roman" w:eastAsia="바탕" w:hAnsi="Times New Roman"/>
+          <w:sz w:val="20"/>
+          <w:szCs w:val="20"/>
+          <w:highlight w:val="yellow"/>
+        </w:rPr>
+        <w:t xml:space="preserve">【</w:t>
+      </w:r>
+      <w:r>
+        <w:rPr>
+          <w:rFonts w:ascii="Times New Roman" w:cs="Times New Roman" w:eastAsia="바탕" w:hAnsi="Times New Roman"/>
+          <w:sz w:val="20"/>
+          <w:szCs w:val="20"/>
+          <w:highlight w:val="yellow"/>
+        </w:rPr>
+        <w:t xml:space="preserve"> </w:t>
+      </w:r>
+      <w:r>
+        <w:rPr>
+          <w:rFonts w:ascii="Times New Roman" w:cs="Times New Roman" w:eastAsia="바탕" w:hAnsi="Times New Roman"/>
+          <w:sz w:val="20"/>
+          <w:szCs w:val="20"/>
+          <w:highlight w:val="yellow"/>
+        </w:rPr>
+        <w:t xml:space="preserve">】</w:t>
+      </w:r>
+      <w:r>
+        <w:rPr>
+          <w:rFonts w:ascii="Times New Roman" w:cs="Times New Roman" w:eastAsia="바탕" w:hAnsi="Times New Roman"/>
+          <w:sz w:val="20"/>
+          <w:szCs w:val="20"/>
+        </w:rPr>
+        <w:t xml:space="preserve">, </w:t>
       </w:r>
       <w:r>
         <w:rPr>
@@ -4404,7 +5092,77 @@
           <w:sz w:val="20"/>
           <w:szCs w:val="20"/>
         </w:rPr>
-        <w:t xml:space="preserve"> = .253). 집단과 시기 간 상호작용 효과는 유의하였다(</w:t>
+        <w:t xml:space="preserve"> </w:t>
+      </w:r>
+      <w:r>
+        <w:rPr>
+          <w:rFonts w:ascii="Times New Roman" w:cs="Times New Roman" w:eastAsia="바탕" w:hAnsi="Times New Roman"/>
+          <w:sz w:val="20"/>
+          <w:szCs w:val="20"/>
+          <w:highlight w:val="yellow"/>
+        </w:rPr>
+        <w:t xml:space="preserve">【</w:t>
+      </w:r>
+      <w:r>
+        <w:rPr>
+          <w:rFonts w:ascii="Times New Roman" w:cs="Times New Roman" w:eastAsia="바탕" w:hAnsi="Times New Roman"/>
+          <w:sz w:val="20"/>
+          <w:szCs w:val="20"/>
+          <w:highlight w:val="yellow"/>
+        </w:rPr>
+        <w:t xml:space="preserve"> </w:t>
+      </w:r>
+      <w:r>
+        <w:rPr>
+          <w:rFonts w:ascii="Times New Roman" w:cs="Times New Roman" w:eastAsia="바탕" w:hAnsi="Times New Roman"/>
+          <w:sz w:val="20"/>
+          <w:szCs w:val="20"/>
+          <w:highlight w:val="yellow"/>
+        </w:rPr>
+        <w:t xml:space="preserve">】</w:t>
+      </w:r>
+      <w:r>
+        <w:rPr>
+          <w:rFonts w:ascii="Times New Roman" w:cs="Times New Roman" w:eastAsia="바탕" w:hAnsi="Times New Roman"/>
+          <w:sz w:val="20"/>
+          <w:szCs w:val="20"/>
+        </w:rPr>
+        <w:t xml:space="preserve">). 집단과 시기 간 상호작용 효과는 </w:t>
+      </w:r>
+      <w:r>
+        <w:rPr>
+          <w:rFonts w:ascii="Times New Roman" w:cs="Times New Roman" w:eastAsia="바탕" w:hAnsi="Times New Roman"/>
+          <w:sz w:val="20"/>
+          <w:szCs w:val="20"/>
+          <w:highlight w:val="yellow"/>
+        </w:rPr>
+        <w:t xml:space="preserve">【</w:t>
+      </w:r>
+      <w:r>
+        <w:rPr>
+          <w:rFonts w:ascii="Times New Roman" w:cs="Times New Roman" w:eastAsia="바탕" w:hAnsi="Times New Roman"/>
+          <w:sz w:val="20"/>
+          <w:szCs w:val="20"/>
+          <w:highlight w:val="yellow"/>
+        </w:rPr>
+        <w:t xml:space="preserve">유의하였다/유의하지 않았다</w:t>
+      </w:r>
+      <w:r>
+        <w:rPr>
+          <w:rFonts w:ascii="Times New Roman" w:cs="Times New Roman" w:eastAsia="바탕" w:hAnsi="Times New Roman"/>
+          <w:sz w:val="20"/>
+          <w:szCs w:val="20"/>
+          <w:highlight w:val="yellow"/>
+        </w:rPr>
+        <w:t xml:space="preserve">】</w:t>
+      </w:r>
+      <w:r>
+        <w:rPr>
+          <w:rFonts w:ascii="Times New Roman" w:cs="Times New Roman" w:eastAsia="바탕" w:hAnsi="Times New Roman"/>
+          <w:sz w:val="20"/>
+          <w:szCs w:val="20"/>
+        </w:rPr>
+        <w:t xml:space="preserve">(</w:t>
       </w:r>
       <w:r>
         <w:rPr>
@@ -4440,7 +5198,7 @@
           <w:szCs w:val="20"/>
           <w:highlight w:val="yellow"/>
         </w:rPr>
-        <w:t xml:space="preserve">23</w:t>
+        <w:t xml:space="preserve">df</w:t>
       </w:r>
       <w:r>
         <w:rPr>
@@ -4457,7 +5215,42 @@
           <w:sz w:val="20"/>
           <w:szCs w:val="20"/>
         </w:rPr>
-        <w:t xml:space="preserve">) = 18.742, </w:t>
+        <w:t xml:space="preserve">) = </w:t>
+      </w:r>
+      <w:r>
+        <w:rPr>
+          <w:rFonts w:ascii="Times New Roman" w:cs="Times New Roman" w:eastAsia="바탕" w:hAnsi="Times New Roman"/>
+          <w:sz w:val="20"/>
+          <w:szCs w:val="20"/>
+          <w:highlight w:val="yellow"/>
+        </w:rPr>
+        <w:t xml:space="preserve">【</w:t>
+      </w:r>
+      <w:r>
+        <w:rPr>
+          <w:rFonts w:ascii="Times New Roman" w:cs="Times New Roman" w:eastAsia="바탕" w:hAnsi="Times New Roman"/>
+          <w:sz w:val="20"/>
+          <w:szCs w:val="20"/>
+          <w:highlight w:val="yellow"/>
+        </w:rPr>
+        <w:t xml:space="preserve"> </w:t>
+      </w:r>
+      <w:r>
+        <w:rPr>
+          <w:rFonts w:ascii="Times New Roman" w:cs="Times New Roman" w:eastAsia="바탕" w:hAnsi="Times New Roman"/>
+          <w:sz w:val="20"/>
+          <w:szCs w:val="20"/>
+          <w:highlight w:val="yellow"/>
+        </w:rPr>
+        <w:t xml:space="preserve">】</w:t>
+      </w:r>
+      <w:r>
+        <w:rPr>
+          <w:rFonts w:ascii="Times New Roman" w:cs="Times New Roman" w:eastAsia="바탕" w:hAnsi="Times New Roman"/>
+          <w:sz w:val="20"/>
+          <w:szCs w:val="20"/>
+        </w:rPr>
+        <w:t xml:space="preserve">, </w:t>
       </w:r>
       <w:r>
         <w:rPr>
@@ -4475,7 +5268,42 @@
           <w:sz w:val="20"/>
           <w:szCs w:val="20"/>
         </w:rPr>
-        <w:t xml:space="preserve"> &lt; .001, η</w:t>
+        <w:t xml:space="preserve"> </w:t>
+      </w:r>
+      <w:r>
+        <w:rPr>
+          <w:rFonts w:ascii="Times New Roman" w:cs="Times New Roman" w:eastAsia="바탕" w:hAnsi="Times New Roman"/>
+          <w:sz w:val="20"/>
+          <w:szCs w:val="20"/>
+          <w:highlight w:val="yellow"/>
+        </w:rPr>
+        <w:t xml:space="preserve">【</w:t>
+      </w:r>
+      <w:r>
+        <w:rPr>
+          <w:rFonts w:ascii="Times New Roman" w:cs="Times New Roman" w:eastAsia="바탕" w:hAnsi="Times New Roman"/>
+          <w:sz w:val="20"/>
+          <w:szCs w:val="20"/>
+          <w:highlight w:val="yellow"/>
+        </w:rPr>
+        <w:t xml:space="preserve"> </w:t>
+      </w:r>
+      <w:r>
+        <w:rPr>
+          <w:rFonts w:ascii="Times New Roman" w:cs="Times New Roman" w:eastAsia="바탕" w:hAnsi="Times New Roman"/>
+          <w:sz w:val="20"/>
+          <w:szCs w:val="20"/>
+          <w:highlight w:val="yellow"/>
+        </w:rPr>
+        <w:t xml:space="preserve">】</w:t>
+      </w:r>
+      <w:r>
+        <w:rPr>
+          <w:rFonts w:ascii="Times New Roman" w:cs="Times New Roman" w:eastAsia="바탕" w:hAnsi="Times New Roman"/>
+          <w:sz w:val="20"/>
+          <w:szCs w:val="20"/>
+        </w:rPr>
+        <w:t xml:space="preserve">, η</w:t>
       </w:r>
       <w:r>
         <w:rPr>
@@ -4519,7 +5347,7 @@
           <w:szCs w:val="20"/>
           <w:highlight w:val="yellow"/>
         </w:rPr>
-        <w:t xml:space="preserve">.449</w:t>
+        <w:t xml:space="preserve"> </w:t>
       </w:r>
       <w:r>
         <w:rPr>
@@ -4567,7 +5395,147 @@
           <w:sz w:val="20"/>
           <w:szCs w:val="20"/>
         </w:rPr>
-        <w:t xml:space="preserve">FMS 총점의 변화는 &lt;표 3&gt;과 같다. 실험군의 FMS 총점은 사전 14.92±1.44점에서 사후 17.08±1.32점으로 유의하게 증가하였으며(</w:t>
+        <w:t xml:space="preserve">FMS 총점의 변화는 &lt;표 3&gt;과 같다. 실험군의 FMS 총점은 사전 </w:t>
+      </w:r>
+      <w:r>
+        <w:rPr>
+          <w:rFonts w:ascii="Times New Roman" w:cs="Times New Roman" w:eastAsia="바탕" w:hAnsi="Times New Roman"/>
+          <w:sz w:val="20"/>
+          <w:szCs w:val="20"/>
+          <w:highlight w:val="yellow"/>
+        </w:rPr>
+        <w:t xml:space="preserve">【</w:t>
+      </w:r>
+      <w:r>
+        <w:rPr>
+          <w:rFonts w:ascii="Times New Roman" w:cs="Times New Roman" w:eastAsia="바탕" w:hAnsi="Times New Roman"/>
+          <w:sz w:val="20"/>
+          <w:szCs w:val="20"/>
+          <w:highlight w:val="yellow"/>
+        </w:rPr>
+        <w:t xml:space="preserve">M±SD</w:t>
+      </w:r>
+      <w:r>
+        <w:rPr>
+          <w:rFonts w:ascii="Times New Roman" w:cs="Times New Roman" w:eastAsia="바탕" w:hAnsi="Times New Roman"/>
+          <w:sz w:val="20"/>
+          <w:szCs w:val="20"/>
+          <w:highlight w:val="yellow"/>
+        </w:rPr>
+        <w:t xml:space="preserve">】</w:t>
+      </w:r>
+      <w:r>
+        <w:rPr>
+          <w:rFonts w:ascii="Times New Roman" w:cs="Times New Roman" w:eastAsia="바탕" w:hAnsi="Times New Roman"/>
+          <w:sz w:val="20"/>
+          <w:szCs w:val="20"/>
+        </w:rPr>
+        <w:t xml:space="preserve">점에서 사후 </w:t>
+      </w:r>
+      <w:r>
+        <w:rPr>
+          <w:rFonts w:ascii="Times New Roman" w:cs="Times New Roman" w:eastAsia="바탕" w:hAnsi="Times New Roman"/>
+          <w:sz w:val="20"/>
+          <w:szCs w:val="20"/>
+          <w:highlight w:val="yellow"/>
+        </w:rPr>
+        <w:t xml:space="preserve">【</w:t>
+      </w:r>
+      <w:r>
+        <w:rPr>
+          <w:rFonts w:ascii="Times New Roman" w:cs="Times New Roman" w:eastAsia="바탕" w:hAnsi="Times New Roman"/>
+          <w:sz w:val="20"/>
+          <w:szCs w:val="20"/>
+          <w:highlight w:val="yellow"/>
+        </w:rPr>
+        <w:t xml:space="preserve">M±SD</w:t>
+      </w:r>
+      <w:r>
+        <w:rPr>
+          <w:rFonts w:ascii="Times New Roman" w:cs="Times New Roman" w:eastAsia="바탕" w:hAnsi="Times New Roman"/>
+          <w:sz w:val="20"/>
+          <w:szCs w:val="20"/>
+          <w:highlight w:val="yellow"/>
+        </w:rPr>
+        <w:t xml:space="preserve">】</w:t>
+      </w:r>
+      <w:r>
+        <w:rPr>
+          <w:rFonts w:ascii="Times New Roman" w:cs="Times New Roman" w:eastAsia="바탕" w:hAnsi="Times New Roman"/>
+          <w:sz w:val="20"/>
+          <w:szCs w:val="20"/>
+        </w:rPr>
+        <w:t xml:space="preserve">점으로 </w:t>
+      </w:r>
+      <w:r>
+        <w:rPr>
+          <w:rFonts w:ascii="Times New Roman" w:cs="Times New Roman" w:eastAsia="바탕" w:hAnsi="Times New Roman"/>
+          <w:sz w:val="20"/>
+          <w:szCs w:val="20"/>
+          <w:highlight w:val="yellow"/>
+        </w:rPr>
+        <w:t xml:space="preserve">【</w:t>
+      </w:r>
+      <w:r>
+        <w:rPr>
+          <w:rFonts w:ascii="Times New Roman" w:cs="Times New Roman" w:eastAsia="바탕" w:hAnsi="Times New Roman"/>
+          <w:sz w:val="20"/>
+          <w:szCs w:val="20"/>
+          <w:highlight w:val="yellow"/>
+        </w:rPr>
+        <w:t xml:space="preserve">변화량</w:t>
+      </w:r>
+      <w:r>
+        <w:rPr>
+          <w:rFonts w:ascii="Times New Roman" w:cs="Times New Roman" w:eastAsia="바탕" w:hAnsi="Times New Roman"/>
+          <w:sz w:val="20"/>
+          <w:szCs w:val="20"/>
+          <w:highlight w:val="yellow"/>
+        </w:rPr>
+        <w:t xml:space="preserve">】</w:t>
+      </w:r>
+      <w:r>
+        <w:rPr>
+          <w:rFonts w:ascii="Times New Roman" w:cs="Times New Roman" w:eastAsia="바탕" w:hAnsi="Times New Roman"/>
+          <w:sz w:val="20"/>
+          <w:szCs w:val="20"/>
+        </w:rPr>
+        <w:t xml:space="preserve">점 </w:t>
+      </w:r>
+      <w:r>
+        <w:rPr>
+          <w:rFonts w:ascii="Times New Roman" w:cs="Times New Roman" w:eastAsia="바탕" w:hAnsi="Times New Roman"/>
+          <w:sz w:val="20"/>
+          <w:szCs w:val="20"/>
+          <w:highlight w:val="yellow"/>
+        </w:rPr>
+        <w:t xml:space="preserve">【</w:t>
+      </w:r>
+      <w:r>
+        <w:rPr>
+          <w:rFonts w:ascii="Times New Roman" w:cs="Times New Roman" w:eastAsia="바탕" w:hAnsi="Times New Roman"/>
+          <w:sz w:val="20"/>
+          <w:szCs w:val="20"/>
+          <w:highlight w:val="yellow"/>
+        </w:rPr>
+        <w:t xml:space="preserve">증가/감소</w:t>
+      </w:r>
+      <w:r>
+        <w:rPr>
+          <w:rFonts w:ascii="Times New Roman" w:cs="Times New Roman" w:eastAsia="바탕" w:hAnsi="Times New Roman"/>
+          <w:sz w:val="20"/>
+          <w:szCs w:val="20"/>
+          <w:highlight w:val="yellow"/>
+        </w:rPr>
+        <w:t xml:space="preserve">】</w:t>
+      </w:r>
+      <w:r>
+        <w:rPr>
+          <w:rFonts w:ascii="Times New Roman" w:cs="Times New Roman" w:eastAsia="바탕" w:hAnsi="Times New Roman"/>
+          <w:sz w:val="20"/>
+          <w:szCs w:val="20"/>
+        </w:rPr>
+        <w:t xml:space="preserve">하였으며(</w:t>
       </w:r>
       <w:r>
         <w:rPr>
@@ -4585,7 +5553,42 @@
           <w:sz w:val="20"/>
           <w:szCs w:val="20"/>
         </w:rPr>
-        <w:t xml:space="preserve"> = −7.368, </w:t>
+        <w:t xml:space="preserve"> = </w:t>
+      </w:r>
+      <w:r>
+        <w:rPr>
+          <w:rFonts w:ascii="Times New Roman" w:cs="Times New Roman" w:eastAsia="바탕" w:hAnsi="Times New Roman"/>
+          <w:sz w:val="20"/>
+          <w:szCs w:val="20"/>
+          <w:highlight w:val="yellow"/>
+        </w:rPr>
+        <w:t xml:space="preserve">【</w:t>
+      </w:r>
+      <w:r>
+        <w:rPr>
+          <w:rFonts w:ascii="Times New Roman" w:cs="Times New Roman" w:eastAsia="바탕" w:hAnsi="Times New Roman"/>
+          <w:sz w:val="20"/>
+          <w:szCs w:val="20"/>
+          <w:highlight w:val="yellow"/>
+        </w:rPr>
+        <w:t xml:space="preserve"> </w:t>
+      </w:r>
+      <w:r>
+        <w:rPr>
+          <w:rFonts w:ascii="Times New Roman" w:cs="Times New Roman" w:eastAsia="바탕" w:hAnsi="Times New Roman"/>
+          <w:sz w:val="20"/>
+          <w:szCs w:val="20"/>
+          <w:highlight w:val="yellow"/>
+        </w:rPr>
+        <w:t xml:space="preserve">】</w:t>
+      </w:r>
+      <w:r>
+        <w:rPr>
+          <w:rFonts w:ascii="Times New Roman" w:cs="Times New Roman" w:eastAsia="바탕" w:hAnsi="Times New Roman"/>
+          <w:sz w:val="20"/>
+          <w:szCs w:val="20"/>
+        </w:rPr>
+        <w:t xml:space="preserve">, </w:t>
       </w:r>
       <w:r>
         <w:rPr>
@@ -4603,7 +5606,7 @@
           <w:sz w:val="20"/>
           <w:szCs w:val="20"/>
         </w:rPr>
-        <w:t xml:space="preserve"> &lt; .001), 통제군은 사전 </w:t>
+        <w:t xml:space="preserve"> </w:t>
       </w:r>
       <w:r>
         <w:rPr>
@@ -4621,6 +5624,41 @@
           <w:szCs w:val="20"/>
           <w:highlight w:val="yellow"/>
         </w:rPr>
+        <w:t xml:space="preserve"> </w:t>
+      </w:r>
+      <w:r>
+        <w:rPr>
+          <w:rFonts w:ascii="Times New Roman" w:cs="Times New Roman" w:eastAsia="바탕" w:hAnsi="Times New Roman"/>
+          <w:sz w:val="20"/>
+          <w:szCs w:val="20"/>
+          <w:highlight w:val="yellow"/>
+        </w:rPr>
+        <w:t xml:space="preserve">】</w:t>
+      </w:r>
+      <w:r>
+        <w:rPr>
+          <w:rFonts w:ascii="Times New Roman" w:cs="Times New Roman" w:eastAsia="바탕" w:hAnsi="Times New Roman"/>
+          <w:sz w:val="20"/>
+          <w:szCs w:val="20"/>
+        </w:rPr>
+        <w:t xml:space="preserve">), 통제군은 사전 </w:t>
+      </w:r>
+      <w:r>
+        <w:rPr>
+          <w:rFonts w:ascii="Times New Roman" w:cs="Times New Roman" w:eastAsia="바탕" w:hAnsi="Times New Roman"/>
+          <w:sz w:val="20"/>
+          <w:szCs w:val="20"/>
+          <w:highlight w:val="yellow"/>
+        </w:rPr>
+        <w:t xml:space="preserve">【</w:t>
+      </w:r>
+      <w:r>
+        <w:rPr>
+          <w:rFonts w:ascii="Times New Roman" w:cs="Times New Roman" w:eastAsia="바탕" w:hAnsi="Times New Roman"/>
+          <w:sz w:val="20"/>
+          <w:szCs w:val="20"/>
+          <w:highlight w:val="yellow"/>
+        </w:rPr>
         <w:t xml:space="preserve">M±SD</w:t>
       </w:r>
       <w:r>
@@ -4673,7 +5711,42 @@
           <w:sz w:val="20"/>
           <w:szCs w:val="20"/>
         </w:rPr>
-        <w:t xml:space="preserve">점으로 유의한 변화가 없었다(</w:t>
+        <w:t xml:space="preserve">점으로 </w:t>
+      </w:r>
+      <w:r>
+        <w:rPr>
+          <w:rFonts w:ascii="Times New Roman" w:cs="Times New Roman" w:eastAsia="바탕" w:hAnsi="Times New Roman"/>
+          <w:sz w:val="20"/>
+          <w:szCs w:val="20"/>
+          <w:highlight w:val="yellow"/>
+        </w:rPr>
+        <w:t xml:space="preserve">【</w:t>
+      </w:r>
+      <w:r>
+        <w:rPr>
+          <w:rFonts w:ascii="Times New Roman" w:cs="Times New Roman" w:eastAsia="바탕" w:hAnsi="Times New Roman"/>
+          <w:sz w:val="20"/>
+          <w:szCs w:val="20"/>
+          <w:highlight w:val="yellow"/>
+        </w:rPr>
+        <w:t xml:space="preserve">변화 기술</w:t>
+      </w:r>
+      <w:r>
+        <w:rPr>
+          <w:rFonts w:ascii="Times New Roman" w:cs="Times New Roman" w:eastAsia="바탕" w:hAnsi="Times New Roman"/>
+          <w:sz w:val="20"/>
+          <w:szCs w:val="20"/>
+          <w:highlight w:val="yellow"/>
+        </w:rPr>
+        <w:t xml:space="preserve">】</w:t>
+      </w:r>
+      <w:r>
+        <w:rPr>
+          <w:rFonts w:ascii="Times New Roman" w:cs="Times New Roman" w:eastAsia="바탕" w:hAnsi="Times New Roman"/>
+          <w:sz w:val="20"/>
+          <w:szCs w:val="20"/>
+        </w:rPr>
+        <w:t xml:space="preserve">(</w:t>
       </w:r>
       <w:r>
         <w:rPr>
@@ -4691,7 +5764,42 @@
           <w:sz w:val="20"/>
           <w:szCs w:val="20"/>
         </w:rPr>
-        <w:t xml:space="preserve"> = −1.483, </w:t>
+        <w:t xml:space="preserve"> = </w:t>
+      </w:r>
+      <w:r>
+        <w:rPr>
+          <w:rFonts w:ascii="Times New Roman" w:cs="Times New Roman" w:eastAsia="바탕" w:hAnsi="Times New Roman"/>
+          <w:sz w:val="20"/>
+          <w:szCs w:val="20"/>
+          <w:highlight w:val="yellow"/>
+        </w:rPr>
+        <w:t xml:space="preserve">【</w:t>
+      </w:r>
+      <w:r>
+        <w:rPr>
+          <w:rFonts w:ascii="Times New Roman" w:cs="Times New Roman" w:eastAsia="바탕" w:hAnsi="Times New Roman"/>
+          <w:sz w:val="20"/>
+          <w:szCs w:val="20"/>
+          <w:highlight w:val="yellow"/>
+        </w:rPr>
+        <w:t xml:space="preserve"> </w:t>
+      </w:r>
+      <w:r>
+        <w:rPr>
+          <w:rFonts w:ascii="Times New Roman" w:cs="Times New Roman" w:eastAsia="바탕" w:hAnsi="Times New Roman"/>
+          <w:sz w:val="20"/>
+          <w:szCs w:val="20"/>
+          <w:highlight w:val="yellow"/>
+        </w:rPr>
+        <w:t xml:space="preserve">】</w:t>
+      </w:r>
+      <w:r>
+        <w:rPr>
+          <w:rFonts w:ascii="Times New Roman" w:cs="Times New Roman" w:eastAsia="바탕" w:hAnsi="Times New Roman"/>
+          <w:sz w:val="20"/>
+          <w:szCs w:val="20"/>
+        </w:rPr>
+        <w:t xml:space="preserve">, </w:t>
       </w:r>
       <w:r>
         <w:rPr>
@@ -4709,7 +5817,77 @@
           <w:sz w:val="20"/>
           <w:szCs w:val="20"/>
         </w:rPr>
-        <w:t xml:space="preserve"> = .166). 집단과 시기 간 상호작용 효과도 유의하였다(</w:t>
+        <w:t xml:space="preserve"> </w:t>
+      </w:r>
+      <w:r>
+        <w:rPr>
+          <w:rFonts w:ascii="Times New Roman" w:cs="Times New Roman" w:eastAsia="바탕" w:hAnsi="Times New Roman"/>
+          <w:sz w:val="20"/>
+          <w:szCs w:val="20"/>
+          <w:highlight w:val="yellow"/>
+        </w:rPr>
+        <w:t xml:space="preserve">【</w:t>
+      </w:r>
+      <w:r>
+        <w:rPr>
+          <w:rFonts w:ascii="Times New Roman" w:cs="Times New Roman" w:eastAsia="바탕" w:hAnsi="Times New Roman"/>
+          <w:sz w:val="20"/>
+          <w:szCs w:val="20"/>
+          <w:highlight w:val="yellow"/>
+        </w:rPr>
+        <w:t xml:space="preserve"> </w:t>
+      </w:r>
+      <w:r>
+        <w:rPr>
+          <w:rFonts w:ascii="Times New Roman" w:cs="Times New Roman" w:eastAsia="바탕" w:hAnsi="Times New Roman"/>
+          <w:sz w:val="20"/>
+          <w:szCs w:val="20"/>
+          <w:highlight w:val="yellow"/>
+        </w:rPr>
+        <w:t xml:space="preserve">】</w:t>
+      </w:r>
+      <w:r>
+        <w:rPr>
+          <w:rFonts w:ascii="Times New Roman" w:cs="Times New Roman" w:eastAsia="바탕" w:hAnsi="Times New Roman"/>
+          <w:sz w:val="20"/>
+          <w:szCs w:val="20"/>
+        </w:rPr>
+        <w:t xml:space="preserve">). 집단과 시기 간 상호작용 효과는 </w:t>
+      </w:r>
+      <w:r>
+        <w:rPr>
+          <w:rFonts w:ascii="Times New Roman" w:cs="Times New Roman" w:eastAsia="바탕" w:hAnsi="Times New Roman"/>
+          <w:sz w:val="20"/>
+          <w:szCs w:val="20"/>
+          <w:highlight w:val="yellow"/>
+        </w:rPr>
+        <w:t xml:space="preserve">【</w:t>
+      </w:r>
+      <w:r>
+        <w:rPr>
+          <w:rFonts w:ascii="Times New Roman" w:cs="Times New Roman" w:eastAsia="바탕" w:hAnsi="Times New Roman"/>
+          <w:sz w:val="20"/>
+          <w:szCs w:val="20"/>
+          <w:highlight w:val="yellow"/>
+        </w:rPr>
+        <w:t xml:space="preserve">유의하였다/유의하지 않았다</w:t>
+      </w:r>
+      <w:r>
+        <w:rPr>
+          <w:rFonts w:ascii="Times New Roman" w:cs="Times New Roman" w:eastAsia="바탕" w:hAnsi="Times New Roman"/>
+          <w:sz w:val="20"/>
+          <w:szCs w:val="20"/>
+          <w:highlight w:val="yellow"/>
+        </w:rPr>
+        <w:t xml:space="preserve">】</w:t>
+      </w:r>
+      <w:r>
+        <w:rPr>
+          <w:rFonts w:ascii="Times New Roman" w:cs="Times New Roman" w:eastAsia="바탕" w:hAnsi="Times New Roman"/>
+          <w:sz w:val="20"/>
+          <w:szCs w:val="20"/>
+        </w:rPr>
+        <w:t xml:space="preserve">(</w:t>
       </w:r>
       <w:r>
         <w:rPr>
@@ -4745,7 +5923,7 @@
           <w:szCs w:val="20"/>
           <w:highlight w:val="yellow"/>
         </w:rPr>
-        <w:t xml:space="preserve">23</w:t>
+        <w:t xml:space="preserve">df</w:t>
       </w:r>
       <w:r>
         <w:rPr>
@@ -4762,7 +5940,42 @@
           <w:sz w:val="20"/>
           <w:szCs w:val="20"/>
         </w:rPr>
-        <w:t xml:space="preserve">) = 21.396, </w:t>
+        <w:t xml:space="preserve">) = </w:t>
+      </w:r>
+      <w:r>
+        <w:rPr>
+          <w:rFonts w:ascii="Times New Roman" w:cs="Times New Roman" w:eastAsia="바탕" w:hAnsi="Times New Roman"/>
+          <w:sz w:val="20"/>
+          <w:szCs w:val="20"/>
+          <w:highlight w:val="yellow"/>
+        </w:rPr>
+        <w:t xml:space="preserve">【</w:t>
+      </w:r>
+      <w:r>
+        <w:rPr>
+          <w:rFonts w:ascii="Times New Roman" w:cs="Times New Roman" w:eastAsia="바탕" w:hAnsi="Times New Roman"/>
+          <w:sz w:val="20"/>
+          <w:szCs w:val="20"/>
+          <w:highlight w:val="yellow"/>
+        </w:rPr>
+        <w:t xml:space="preserve"> </w:t>
+      </w:r>
+      <w:r>
+        <w:rPr>
+          <w:rFonts w:ascii="Times New Roman" w:cs="Times New Roman" w:eastAsia="바탕" w:hAnsi="Times New Roman"/>
+          <w:sz w:val="20"/>
+          <w:szCs w:val="20"/>
+          <w:highlight w:val="yellow"/>
+        </w:rPr>
+        <w:t xml:space="preserve">】</w:t>
+      </w:r>
+      <w:r>
+        <w:rPr>
+          <w:rFonts w:ascii="Times New Roman" w:cs="Times New Roman" w:eastAsia="바탕" w:hAnsi="Times New Roman"/>
+          <w:sz w:val="20"/>
+          <w:szCs w:val="20"/>
+        </w:rPr>
+        <w:t xml:space="preserve">, </w:t>
       </w:r>
       <w:r>
         <w:rPr>
@@ -4780,7 +5993,42 @@
           <w:sz w:val="20"/>
           <w:szCs w:val="20"/>
         </w:rPr>
-        <w:t xml:space="preserve"> &lt; .001, η</w:t>
+        <w:t xml:space="preserve"> </w:t>
+      </w:r>
+      <w:r>
+        <w:rPr>
+          <w:rFonts w:ascii="Times New Roman" w:cs="Times New Roman" w:eastAsia="바탕" w:hAnsi="Times New Roman"/>
+          <w:sz w:val="20"/>
+          <w:szCs w:val="20"/>
+          <w:highlight w:val="yellow"/>
+        </w:rPr>
+        <w:t xml:space="preserve">【</w:t>
+      </w:r>
+      <w:r>
+        <w:rPr>
+          <w:rFonts w:ascii="Times New Roman" w:cs="Times New Roman" w:eastAsia="바탕" w:hAnsi="Times New Roman"/>
+          <w:sz w:val="20"/>
+          <w:szCs w:val="20"/>
+          <w:highlight w:val="yellow"/>
+        </w:rPr>
+        <w:t xml:space="preserve"> </w:t>
+      </w:r>
+      <w:r>
+        <w:rPr>
+          <w:rFonts w:ascii="Times New Roman" w:cs="Times New Roman" w:eastAsia="바탕" w:hAnsi="Times New Roman"/>
+          <w:sz w:val="20"/>
+          <w:szCs w:val="20"/>
+          <w:highlight w:val="yellow"/>
+        </w:rPr>
+        <w:t xml:space="preserve">】</w:t>
+      </w:r>
+      <w:r>
+        <w:rPr>
+          <w:rFonts w:ascii="Times New Roman" w:cs="Times New Roman" w:eastAsia="바탕" w:hAnsi="Times New Roman"/>
+          <w:sz w:val="20"/>
+          <w:szCs w:val="20"/>
+        </w:rPr>
+        <w:t xml:space="preserve">, η</w:t>
       </w:r>
       <w:r>
         <w:rPr>
@@ -4824,7 +6072,7 @@
           <w:szCs w:val="20"/>
           <w:highlight w:val="yellow"/>
         </w:rPr>
-        <w:t xml:space="preserve">.482</w:t>
+        <w:t xml:space="preserve"> </w:t>
       </w:r>
       <w:r>
         <w:rPr>
@@ -4841,54 +6089,7 @@
           <w:sz w:val="20"/>
           <w:szCs w:val="20"/>
         </w:rPr>
-        <w:t xml:space="preserve">). </w:t>
-      </w:r>
-      <w:r>
-        <w:rPr>
-          <w:rFonts w:ascii="Times New Roman" w:cs="Times New Roman" w:eastAsia="바탕" w:hAnsi="Times New Roman"/>
-          <w:sz w:val="20"/>
-          <w:szCs w:val="20"/>
-          <w:highlight w:val="yellow"/>
-        </w:rPr>
-        <w:t xml:space="preserve">【</w:t>
-      </w:r>
-      <w:r>
-        <w:rPr>
-          <w:rFonts w:ascii="Times New Roman" w:cs="Times New Roman" w:eastAsia="바탕" w:hAnsi="Times New Roman"/>
-          <w:sz w:val="20"/>
-          <w:szCs w:val="20"/>
-          <w:highlight w:val="yellow"/>
-        </w:rPr>
-        <w:t xml:space="preserve">저자 확인: 실험군 FMS 평균(14.92, 17.08)과 </w:t>
-      </w:r>
-      <w:r>
-        <w:rPr>
-          <w:rFonts w:ascii="Times New Roman" w:cs="Times New Roman" w:eastAsia="바탕" w:hAnsi="Times New Roman"/>
-          <w:i/>
-          <w:iCs/>
-          <w:sz w:val="20"/>
-          <w:szCs w:val="20"/>
-          <w:highlight w:val="yellow"/>
-        </w:rPr>
-        <w:t xml:space="preserve">t</w:t>
-      </w:r>
-      <w:r>
-        <w:rPr>
-          <w:rFonts w:ascii="Times New Roman" w:cs="Times New Roman" w:eastAsia="바탕" w:hAnsi="Times New Roman"/>
-          <w:sz w:val="20"/>
-          <w:szCs w:val="20"/>
-          <w:highlight w:val="yellow"/>
-        </w:rPr>
-        <w:t xml:space="preserve">값(−7.368)은 13명의 정수 총점에서 동시에 성립하지 않으므로 원자료로 재산출한 뒤 확정</w:t>
-      </w:r>
-      <w:r>
-        <w:rPr>
-          <w:rFonts w:ascii="Times New Roman" w:cs="Times New Roman" w:eastAsia="바탕" w:hAnsi="Times New Roman"/>
-          <w:sz w:val="20"/>
-          <w:szCs w:val="20"/>
-          <w:highlight w:val="yellow"/>
-        </w:rPr>
-        <w:t xml:space="preserve">】</w:t>
+        <w:t xml:space="preserve">).</w:t>
       </w:r>
     </w:p>
     <w:p>
@@ -5362,8 +6563,31 @@
                 <w:bCs w:val="false"/>
                 <w:sz w:val="16"/>
                 <w:szCs w:val="16"/>
-              </w:rPr>
-              <w:t xml:space="preserve">48.31±4.12</w:t>
+                <w:highlight w:val="yellow"/>
+              </w:rPr>
+              <w:t xml:space="preserve">【</w:t>
+            </w:r>
+            <w:r>
+              <w:rPr>
+                <w:rFonts w:ascii="Times New Roman" w:cs="Times New Roman" w:eastAsia="바탕" w:hAnsi="Times New Roman"/>
+                <w:b w:val="false"/>
+                <w:bCs w:val="false"/>
+                <w:sz w:val="16"/>
+                <w:szCs w:val="16"/>
+                <w:highlight w:val="yellow"/>
+              </w:rPr>
+              <w:t xml:space="preserve"> </w:t>
+            </w:r>
+            <w:r>
+              <w:rPr>
+                <w:rFonts w:ascii="Times New Roman" w:cs="Times New Roman" w:eastAsia="바탕" w:hAnsi="Times New Roman"/>
+                <w:b w:val="false"/>
+                <w:bCs w:val="false"/>
+                <w:sz w:val="16"/>
+                <w:szCs w:val="16"/>
+                <w:highlight w:val="yellow"/>
+              </w:rPr>
+              <w:t xml:space="preserve">】</w:t>
             </w:r>
           </w:p>
         </w:tc>
@@ -5398,8 +6622,31 @@
                 <w:bCs w:val="false"/>
                 <w:sz w:val="16"/>
                 <w:szCs w:val="16"/>
-              </w:rPr>
-              <w:t xml:space="preserve">52.38±4.05</w:t>
+                <w:highlight w:val="yellow"/>
+              </w:rPr>
+              <w:t xml:space="preserve">【</w:t>
+            </w:r>
+            <w:r>
+              <w:rPr>
+                <w:rFonts w:ascii="Times New Roman" w:cs="Times New Roman" w:eastAsia="바탕" w:hAnsi="Times New Roman"/>
+                <w:b w:val="false"/>
+                <w:bCs w:val="false"/>
+                <w:sz w:val="16"/>
+                <w:szCs w:val="16"/>
+                <w:highlight w:val="yellow"/>
+              </w:rPr>
+              <w:t xml:space="preserve"> </w:t>
+            </w:r>
+            <w:r>
+              <w:rPr>
+                <w:rFonts w:ascii="Times New Roman" w:cs="Times New Roman" w:eastAsia="바탕" w:hAnsi="Times New Roman"/>
+                <w:b w:val="false"/>
+                <w:bCs w:val="false"/>
+                <w:sz w:val="16"/>
+                <w:szCs w:val="16"/>
+                <w:highlight w:val="yellow"/>
+              </w:rPr>
+              <w:t xml:space="preserve">】</w:t>
             </w:r>
           </w:p>
         </w:tc>
@@ -5434,25 +6681,31 @@
                 <w:bCs w:val="false"/>
                 <w:sz w:val="16"/>
                 <w:szCs w:val="16"/>
-              </w:rPr>
-              <w:t xml:space="preserve">−6.184</w:t>
-            </w:r>
-          </w:p>
-          <w:p>
-            <w:pPr>
-              <w:keepNext/>
-              <w:spacing w:after="0" w:before="0" w:line="300"/>
-              <w:jc w:val="center"/>
-            </w:pPr>
-            <w:r>
-              <w:rPr>
-                <w:rFonts w:ascii="Times New Roman" w:cs="Times New Roman" w:eastAsia="바탕" w:hAnsi="Times New Roman"/>
-                <w:b w:val="false"/>
-                <w:bCs w:val="false"/>
-                <w:sz w:val="16"/>
-                <w:szCs w:val="16"/>
-              </w:rPr>
-              <w:t xml:space="preserve">(&lt;.001)</w:t>
+                <w:highlight w:val="yellow"/>
+              </w:rPr>
+              <w:t xml:space="preserve">【</w:t>
+            </w:r>
+            <w:r>
+              <w:rPr>
+                <w:rFonts w:ascii="Times New Roman" w:cs="Times New Roman" w:eastAsia="바탕" w:hAnsi="Times New Roman"/>
+                <w:b w:val="false"/>
+                <w:bCs w:val="false"/>
+                <w:sz w:val="16"/>
+                <w:szCs w:val="16"/>
+                <w:highlight w:val="yellow"/>
+              </w:rPr>
+              <w:t xml:space="preserve"> </w:t>
+            </w:r>
+            <w:r>
+              <w:rPr>
+                <w:rFonts w:ascii="Times New Roman" w:cs="Times New Roman" w:eastAsia="바탕" w:hAnsi="Times New Roman"/>
+                <w:b w:val="false"/>
+                <w:bCs w:val="false"/>
+                <w:sz w:val="16"/>
+                <w:szCs w:val="16"/>
+                <w:highlight w:val="yellow"/>
+              </w:rPr>
+              <w:t xml:space="preserve">】</w:t>
             </w:r>
           </w:p>
         </w:tc>
@@ -5487,25 +6740,31 @@
                 <w:bCs w:val="false"/>
                 <w:sz w:val="16"/>
                 <w:szCs w:val="16"/>
-              </w:rPr>
-              <w:t xml:space="preserve">18.742</w:t>
-            </w:r>
-          </w:p>
-          <w:p>
-            <w:pPr>
-              <w:keepNext/>
-              <w:spacing w:after="0" w:before="0" w:line="300"/>
-              <w:jc w:val="center"/>
-            </w:pPr>
-            <w:r>
-              <w:rPr>
-                <w:rFonts w:ascii="Times New Roman" w:cs="Times New Roman" w:eastAsia="바탕" w:hAnsi="Times New Roman"/>
-                <w:b w:val="false"/>
-                <w:bCs w:val="false"/>
-                <w:sz w:val="16"/>
-                <w:szCs w:val="16"/>
-              </w:rPr>
-              <w:t xml:space="preserve">(&lt;.001)</w:t>
+                <w:highlight w:val="yellow"/>
+              </w:rPr>
+              <w:t xml:space="preserve">【</w:t>
+            </w:r>
+            <w:r>
+              <w:rPr>
+                <w:rFonts w:ascii="Times New Roman" w:cs="Times New Roman" w:eastAsia="바탕" w:hAnsi="Times New Roman"/>
+                <w:b w:val="false"/>
+                <w:bCs w:val="false"/>
+                <w:sz w:val="16"/>
+                <w:szCs w:val="16"/>
+                <w:highlight w:val="yellow"/>
+              </w:rPr>
+              <w:t xml:space="preserve"> </w:t>
+            </w:r>
+            <w:r>
+              <w:rPr>
+                <w:rFonts w:ascii="Times New Roman" w:cs="Times New Roman" w:eastAsia="바탕" w:hAnsi="Times New Roman"/>
+                <w:b w:val="false"/>
+                <w:bCs w:val="false"/>
+                <w:sz w:val="16"/>
+                <w:szCs w:val="16"/>
+                <w:highlight w:val="yellow"/>
+              </w:rPr>
+              <w:t xml:space="preserve">】</w:t>
             </w:r>
           </w:p>
         </w:tc>
@@ -5725,25 +6984,31 @@
                 <w:bCs w:val="false"/>
                 <w:sz w:val="16"/>
                 <w:szCs w:val="16"/>
-              </w:rPr>
-              <w:t xml:space="preserve">−1.207</w:t>
-            </w:r>
-          </w:p>
-          <w:p>
-            <w:pPr>
-              <w:keepNext/>
-              <w:spacing w:after="0" w:before="0" w:line="300"/>
-              <w:jc w:val="center"/>
-            </w:pPr>
-            <w:r>
-              <w:rPr>
-                <w:rFonts w:ascii="Times New Roman" w:cs="Times New Roman" w:eastAsia="바탕" w:hAnsi="Times New Roman"/>
-                <w:b w:val="false"/>
-                <w:bCs w:val="false"/>
-                <w:sz w:val="16"/>
-                <w:szCs w:val="16"/>
-              </w:rPr>
-              <w:t xml:space="preserve">(.253)</w:t>
+                <w:highlight w:val="yellow"/>
+              </w:rPr>
+              <w:t xml:space="preserve">【</w:t>
+            </w:r>
+            <w:r>
+              <w:rPr>
+                <w:rFonts w:ascii="Times New Roman" w:cs="Times New Roman" w:eastAsia="바탕" w:hAnsi="Times New Roman"/>
+                <w:b w:val="false"/>
+                <w:bCs w:val="false"/>
+                <w:sz w:val="16"/>
+                <w:szCs w:val="16"/>
+                <w:highlight w:val="yellow"/>
+              </w:rPr>
+              <w:t xml:space="preserve"> </w:t>
+            </w:r>
+            <w:r>
+              <w:rPr>
+                <w:rFonts w:ascii="Times New Roman" w:cs="Times New Roman" w:eastAsia="바탕" w:hAnsi="Times New Roman"/>
+                <w:b w:val="false"/>
+                <w:bCs w:val="false"/>
+                <w:sz w:val="16"/>
+                <w:szCs w:val="16"/>
+                <w:highlight w:val="yellow"/>
+              </w:rPr>
+              <w:t xml:space="preserve">】</w:t>
             </w:r>
           </w:p>
         </w:tc>
@@ -5898,19 +7163,31 @@
                 <w:bCs w:val="false"/>
                 <w:sz w:val="16"/>
                 <w:szCs w:val="16"/>
-              </w:rPr>
-              <w:t xml:space="preserve">14.92±1.44</w:t>
-            </w:r>
-            <w:r>
-              <w:rPr>
-                <w:rFonts w:ascii="Times New Roman" w:cs="Times New Roman" w:eastAsia="바탕" w:hAnsi="Times New Roman"/>
-                <w:b w:val="false"/>
-                <w:bCs w:val="false"/>
-                <w:sz w:val="16"/>
-                <w:szCs w:val="16"/>
-                <w:vertAlign w:val="superscript"/>
-              </w:rPr>
-              <w:t xml:space="preserve">b</w:t>
+                <w:highlight w:val="yellow"/>
+              </w:rPr>
+              <w:t xml:space="preserve">【</w:t>
+            </w:r>
+            <w:r>
+              <w:rPr>
+                <w:rFonts w:ascii="Times New Roman" w:cs="Times New Roman" w:eastAsia="바탕" w:hAnsi="Times New Roman"/>
+                <w:b w:val="false"/>
+                <w:bCs w:val="false"/>
+                <w:sz w:val="16"/>
+                <w:szCs w:val="16"/>
+                <w:highlight w:val="yellow"/>
+              </w:rPr>
+              <w:t xml:space="preserve"> </w:t>
+            </w:r>
+            <w:r>
+              <w:rPr>
+                <w:rFonts w:ascii="Times New Roman" w:cs="Times New Roman" w:eastAsia="바탕" w:hAnsi="Times New Roman"/>
+                <w:b w:val="false"/>
+                <w:bCs w:val="false"/>
+                <w:sz w:val="16"/>
+                <w:szCs w:val="16"/>
+                <w:highlight w:val="yellow"/>
+              </w:rPr>
+              <w:t xml:space="preserve">】</w:t>
             </w:r>
           </w:p>
         </w:tc>
@@ -5945,19 +7222,31 @@
                 <w:bCs w:val="false"/>
                 <w:sz w:val="16"/>
                 <w:szCs w:val="16"/>
-              </w:rPr>
-              <w:t xml:space="preserve">17.08±1.32</w:t>
-            </w:r>
-            <w:r>
-              <w:rPr>
-                <w:rFonts w:ascii="Times New Roman" w:cs="Times New Roman" w:eastAsia="바탕" w:hAnsi="Times New Roman"/>
-                <w:b w:val="false"/>
-                <w:bCs w:val="false"/>
-                <w:sz w:val="16"/>
-                <w:szCs w:val="16"/>
-                <w:vertAlign w:val="superscript"/>
-              </w:rPr>
-              <w:t xml:space="preserve">b</w:t>
+                <w:highlight w:val="yellow"/>
+              </w:rPr>
+              <w:t xml:space="preserve">【</w:t>
+            </w:r>
+            <w:r>
+              <w:rPr>
+                <w:rFonts w:ascii="Times New Roman" w:cs="Times New Roman" w:eastAsia="바탕" w:hAnsi="Times New Roman"/>
+                <w:b w:val="false"/>
+                <w:bCs w:val="false"/>
+                <w:sz w:val="16"/>
+                <w:szCs w:val="16"/>
+                <w:highlight w:val="yellow"/>
+              </w:rPr>
+              <w:t xml:space="preserve"> </w:t>
+            </w:r>
+            <w:r>
+              <w:rPr>
+                <w:rFonts w:ascii="Times New Roman" w:cs="Times New Roman" w:eastAsia="바탕" w:hAnsi="Times New Roman"/>
+                <w:b w:val="false"/>
+                <w:bCs w:val="false"/>
+                <w:sz w:val="16"/>
+                <w:szCs w:val="16"/>
+                <w:highlight w:val="yellow"/>
+              </w:rPr>
+              <w:t xml:space="preserve">】</w:t>
             </w:r>
           </w:p>
         </w:tc>
@@ -5992,36 +7281,31 @@
                 <w:bCs w:val="false"/>
                 <w:sz w:val="16"/>
                 <w:szCs w:val="16"/>
-              </w:rPr>
-              <w:t xml:space="preserve">−7.368</w:t>
-            </w:r>
-            <w:r>
-              <w:rPr>
-                <w:rFonts w:ascii="Times New Roman" w:cs="Times New Roman" w:eastAsia="바탕" w:hAnsi="Times New Roman"/>
-                <w:b w:val="false"/>
-                <w:bCs w:val="false"/>
-                <w:sz w:val="16"/>
-                <w:szCs w:val="16"/>
-                <w:vertAlign w:val="superscript"/>
-              </w:rPr>
-              <w:t xml:space="preserve">b</w:t>
-            </w:r>
-          </w:p>
-          <w:p>
-            <w:pPr>
-              <w:keepNext/>
-              <w:spacing w:after="0" w:before="0" w:line="300"/>
-              <w:jc w:val="center"/>
-            </w:pPr>
-            <w:r>
-              <w:rPr>
-                <w:rFonts w:ascii="Times New Roman" w:cs="Times New Roman" w:eastAsia="바탕" w:hAnsi="Times New Roman"/>
-                <w:b w:val="false"/>
-                <w:bCs w:val="false"/>
-                <w:sz w:val="16"/>
-                <w:szCs w:val="16"/>
-              </w:rPr>
-              <w:t xml:space="preserve">(&lt;.001)</w:t>
+                <w:highlight w:val="yellow"/>
+              </w:rPr>
+              <w:t xml:space="preserve">【</w:t>
+            </w:r>
+            <w:r>
+              <w:rPr>
+                <w:rFonts w:ascii="Times New Roman" w:cs="Times New Roman" w:eastAsia="바탕" w:hAnsi="Times New Roman"/>
+                <w:b w:val="false"/>
+                <w:bCs w:val="false"/>
+                <w:sz w:val="16"/>
+                <w:szCs w:val="16"/>
+                <w:highlight w:val="yellow"/>
+              </w:rPr>
+              <w:t xml:space="preserve"> </w:t>
+            </w:r>
+            <w:r>
+              <w:rPr>
+                <w:rFonts w:ascii="Times New Roman" w:cs="Times New Roman" w:eastAsia="바탕" w:hAnsi="Times New Roman"/>
+                <w:b w:val="false"/>
+                <w:bCs w:val="false"/>
+                <w:sz w:val="16"/>
+                <w:szCs w:val="16"/>
+                <w:highlight w:val="yellow"/>
+              </w:rPr>
+              <w:t xml:space="preserve">】</w:t>
             </w:r>
           </w:p>
         </w:tc>
@@ -6056,25 +7340,31 @@
                 <w:bCs w:val="false"/>
                 <w:sz w:val="16"/>
                 <w:szCs w:val="16"/>
-              </w:rPr>
-              <w:t xml:space="preserve">21.396</w:t>
-            </w:r>
-          </w:p>
-          <w:p>
-            <w:pPr>
-              <w:keepNext/>
-              <w:spacing w:after="0" w:before="0" w:line="300"/>
-              <w:jc w:val="center"/>
-            </w:pPr>
-            <w:r>
-              <w:rPr>
-                <w:rFonts w:ascii="Times New Roman" w:cs="Times New Roman" w:eastAsia="바탕" w:hAnsi="Times New Roman"/>
-                <w:b w:val="false"/>
-                <w:bCs w:val="false"/>
-                <w:sz w:val="16"/>
-                <w:szCs w:val="16"/>
-              </w:rPr>
-              <w:t xml:space="preserve">(&lt;.001)</w:t>
+                <w:highlight w:val="yellow"/>
+              </w:rPr>
+              <w:t xml:space="preserve">【</w:t>
+            </w:r>
+            <w:r>
+              <w:rPr>
+                <w:rFonts w:ascii="Times New Roman" w:cs="Times New Roman" w:eastAsia="바탕" w:hAnsi="Times New Roman"/>
+                <w:b w:val="false"/>
+                <w:bCs w:val="false"/>
+                <w:sz w:val="16"/>
+                <w:szCs w:val="16"/>
+                <w:highlight w:val="yellow"/>
+              </w:rPr>
+              <w:t xml:space="preserve"> </w:t>
+            </w:r>
+            <w:r>
+              <w:rPr>
+                <w:rFonts w:ascii="Times New Roman" w:cs="Times New Roman" w:eastAsia="바탕" w:hAnsi="Times New Roman"/>
+                <w:b w:val="false"/>
+                <w:bCs w:val="false"/>
+                <w:sz w:val="16"/>
+                <w:szCs w:val="16"/>
+                <w:highlight w:val="yellow"/>
+              </w:rPr>
+              <w:t xml:space="preserve">】</w:t>
             </w:r>
           </w:p>
         </w:tc>
@@ -6294,25 +7584,31 @@
                 <w:bCs w:val="false"/>
                 <w:sz w:val="16"/>
                 <w:szCs w:val="16"/>
-              </w:rPr>
-              <w:t xml:space="preserve">−1.483</w:t>
-            </w:r>
-          </w:p>
-          <w:p>
-            <w:pPr>
-              <w:keepNext w:val="false"/>
-              <w:spacing w:after="0" w:before="0" w:line="300"/>
-              <w:jc w:val="center"/>
-            </w:pPr>
-            <w:r>
-              <w:rPr>
-                <w:rFonts w:ascii="Times New Roman" w:cs="Times New Roman" w:eastAsia="바탕" w:hAnsi="Times New Roman"/>
-                <w:b w:val="false"/>
-                <w:bCs w:val="false"/>
-                <w:sz w:val="16"/>
-                <w:szCs w:val="16"/>
-              </w:rPr>
-              <w:t xml:space="preserve">(.166)</w:t>
+                <w:highlight w:val="yellow"/>
+              </w:rPr>
+              <w:t xml:space="preserve">【</w:t>
+            </w:r>
+            <w:r>
+              <w:rPr>
+                <w:rFonts w:ascii="Times New Roman" w:cs="Times New Roman" w:eastAsia="바탕" w:hAnsi="Times New Roman"/>
+                <w:b w:val="false"/>
+                <w:bCs w:val="false"/>
+                <w:sz w:val="16"/>
+                <w:szCs w:val="16"/>
+                <w:highlight w:val="yellow"/>
+              </w:rPr>
+              <w:t xml:space="preserve"> </w:t>
+            </w:r>
+            <w:r>
+              <w:rPr>
+                <w:rFonts w:ascii="Times New Roman" w:cs="Times New Roman" w:eastAsia="바탕" w:hAnsi="Times New Roman"/>
+                <w:b w:val="false"/>
+                <w:bCs w:val="false"/>
+                <w:sz w:val="16"/>
+                <w:szCs w:val="16"/>
+                <w:highlight w:val="yellow"/>
+              </w:rPr>
+              <w:t xml:space="preserve">】</w:t>
             </w:r>
           </w:p>
         </w:tc>
@@ -6426,7 +7722,7 @@
           <w:szCs w:val="16"/>
           <w:highlight w:val="yellow"/>
         </w:rPr>
-        <w:t xml:space="preserve">23</w:t>
+        <w:t xml:space="preserve">df</w:t>
       </w:r>
       <w:r>
         <w:rPr>
@@ -6443,43 +7739,7 @@
           <w:sz w:val="16"/>
           <w:szCs w:val="16"/>
         </w:rPr>
-        <w:t xml:space="preserve">). </w:t>
-      </w:r>
-      <w:r>
-        <w:rPr>
-          <w:rFonts w:ascii="Times New Roman" w:cs="Times New Roman" w:eastAsia="바탕" w:hAnsi="Times New Roman"/>
-          <w:sz w:val="16"/>
-          <w:szCs w:val="16"/>
-          <w:vertAlign w:val="superscript"/>
-        </w:rPr>
-        <w:t xml:space="preserve">b</w:t>
-      </w:r>
-      <w:r>
-        <w:rPr>
-          <w:rFonts w:ascii="Times New Roman" w:cs="Times New Roman" w:eastAsia="바탕" w:hAnsi="Times New Roman"/>
-          <w:sz w:val="16"/>
-          <w:szCs w:val="16"/>
-          <w:highlight w:val="yellow"/>
-        </w:rPr>
-        <w:t xml:space="preserve">【</w:t>
-      </w:r>
-      <w:r>
-        <w:rPr>
-          <w:rFonts w:ascii="Times New Roman" w:cs="Times New Roman" w:eastAsia="바탕" w:hAnsi="Times New Roman"/>
-          <w:sz w:val="16"/>
-          <w:szCs w:val="16"/>
-          <w:highlight w:val="yellow"/>
-        </w:rPr>
-        <w:t xml:space="preserve">원자료로 재산출한 뒤 확정</w:t>
-      </w:r>
-      <w:r>
-        <w:rPr>
-          <w:rFonts w:ascii="Times New Roman" w:cs="Times New Roman" w:eastAsia="바탕" w:hAnsi="Times New Roman"/>
-          <w:sz w:val="16"/>
-          <w:szCs w:val="16"/>
-          <w:highlight w:val="yellow"/>
-        </w:rPr>
-        <w:t xml:space="preserve">】</w:t>
+        <w:t xml:space="preserve">).</w:t>
       </w:r>
     </w:p>
     <w:p>
@@ -6510,25 +7770,7 @@
           <w:sz w:val="20"/>
           <w:szCs w:val="20"/>
         </w:rPr>
-        <w:t xml:space="preserve">FMS 하위항목의 변화는 &lt;표 4&gt;와 같다. 실험군에서는 Deep Squat, Hurdle Step, In-line Lunge, Rotary Stability 점수가 유의하게 향상되었으며(</w:t>
-      </w:r>
-      <w:r>
-        <w:rPr>
-          <w:rFonts w:ascii="Times New Roman" w:cs="Times New Roman" w:eastAsia="바탕" w:hAnsi="Times New Roman"/>
-          <w:i/>
-          <w:iCs/>
-          <w:sz w:val="20"/>
-          <w:szCs w:val="20"/>
-        </w:rPr>
-        <w:t xml:space="preserve">p</w:t>
-      </w:r>
-      <w:r>
-        <w:rPr>
-          <w:rFonts w:ascii="Times New Roman" w:cs="Times New Roman" w:eastAsia="바탕" w:hAnsi="Times New Roman"/>
-          <w:sz w:val="20"/>
-          <w:szCs w:val="20"/>
-        </w:rPr>
-        <w:t xml:space="preserve"> &lt; .05), Shoulder Mobility, Active Straight Leg Raise, Trunk Stability Push-up은 유의한 변화가 없었다. </w:t>
+        <w:t xml:space="preserve">FMS 하위항목의 변화는 &lt;표 4&gt;와 같다. 실험군에서는 </w:t>
       </w:r>
       <w:r>
         <w:rPr>
@@ -6546,7 +7788,7 @@
           <w:szCs w:val="20"/>
           <w:highlight w:val="yellow"/>
         </w:rPr>
-        <w:t xml:space="preserve">통제군 하위항목 결과 기재</w:t>
+        <w:t xml:space="preserve">유의하게 변화한 항목과 검정값</w:t>
       </w:r>
       <w:r>
         <w:rPr>
@@ -6556,6 +7798,49 @@
           <w:highlight w:val="yellow"/>
         </w:rPr>
         <w:t xml:space="preserve">】</w:t>
+      </w:r>
+      <w:r>
+        <w:rPr>
+          <w:rFonts w:ascii="Times New Roman" w:cs="Times New Roman" w:eastAsia="바탕" w:hAnsi="Times New Roman"/>
+          <w:sz w:val="20"/>
+          <w:szCs w:val="20"/>
+        </w:rPr>
+        <w:t xml:space="preserve">, 통제군에서는 </w:t>
+      </w:r>
+      <w:r>
+        <w:rPr>
+          <w:rFonts w:ascii="Times New Roman" w:cs="Times New Roman" w:eastAsia="바탕" w:hAnsi="Times New Roman"/>
+          <w:sz w:val="20"/>
+          <w:szCs w:val="20"/>
+          <w:highlight w:val="yellow"/>
+        </w:rPr>
+        <w:t xml:space="preserve">【</w:t>
+      </w:r>
+      <w:r>
+        <w:rPr>
+          <w:rFonts w:ascii="Times New Roman" w:cs="Times New Roman" w:eastAsia="바탕" w:hAnsi="Times New Roman"/>
+          <w:sz w:val="20"/>
+          <w:szCs w:val="20"/>
+          <w:highlight w:val="yellow"/>
+        </w:rPr>
+        <w:t xml:space="preserve">결과 기재</w:t>
+      </w:r>
+      <w:r>
+        <w:rPr>
+          <w:rFonts w:ascii="Times New Roman" w:cs="Times New Roman" w:eastAsia="바탕" w:hAnsi="Times New Roman"/>
+          <w:sz w:val="20"/>
+          <w:szCs w:val="20"/>
+          <w:highlight w:val="yellow"/>
+        </w:rPr>
+        <w:t xml:space="preserve">】</w:t>
+      </w:r>
+      <w:r>
+        <w:rPr>
+          <w:rFonts w:ascii="Times New Roman" w:cs="Times New Roman" w:eastAsia="바탕" w:hAnsi="Times New Roman"/>
+          <w:sz w:val="20"/>
+          <w:szCs w:val="20"/>
+        </w:rPr>
+        <w:t xml:space="preserve">.</w:t>
       </w:r>
     </w:p>
     <w:p>
@@ -6817,17 +8102,6 @@
               </w:rPr>
               <w:t xml:space="preserve">Deep Squat</w:t>
             </w:r>
-            <w:r>
-              <w:rPr>
-                <w:rFonts w:ascii="Times New Roman" w:cs="Times New Roman" w:eastAsia="바탕" w:hAnsi="Times New Roman"/>
-                <w:b w:val="false"/>
-                <w:bCs w:val="false"/>
-                <w:sz w:val="16"/>
-                <w:szCs w:val="16"/>
-                <w:vertAlign w:val="superscript"/>
-              </w:rPr>
-              <w:t xml:space="preserve">a</w:t>
-            </w:r>
           </w:p>
         </w:tc>
         <w:tc>
@@ -7105,17 +8379,6 @@
               </w:rPr>
               <w:t xml:space="preserve">Hurdle Step</w:t>
             </w:r>
-            <w:r>
-              <w:rPr>
-                <w:rFonts w:ascii="Times New Roman" w:cs="Times New Roman" w:eastAsia="바탕" w:hAnsi="Times New Roman"/>
-                <w:b w:val="false"/>
-                <w:bCs w:val="false"/>
-                <w:sz w:val="16"/>
-                <w:szCs w:val="16"/>
-                <w:vertAlign w:val="superscript"/>
-              </w:rPr>
-              <w:t xml:space="preserve">a</w:t>
-            </w:r>
           </w:p>
         </w:tc>
         <w:tc>
@@ -7393,17 +8656,6 @@
               </w:rPr>
               <w:t xml:space="preserve">In-line Lunge</w:t>
             </w:r>
-            <w:r>
-              <w:rPr>
-                <w:rFonts w:ascii="Times New Roman" w:cs="Times New Roman" w:eastAsia="바탕" w:hAnsi="Times New Roman"/>
-                <w:b w:val="false"/>
-                <w:bCs w:val="false"/>
-                <w:sz w:val="16"/>
-                <w:szCs w:val="16"/>
-                <w:vertAlign w:val="superscript"/>
-              </w:rPr>
-              <w:t xml:space="preserve">a</w:t>
-            </w:r>
           </w:p>
         </w:tc>
         <w:tc>
@@ -8512,17 +9764,6 @@
               </w:rPr>
               <w:t xml:space="preserve">Rotary Stability</w:t>
             </w:r>
-            <w:r>
-              <w:rPr>
-                <w:rFonts w:ascii="Times New Roman" w:cs="Times New Roman" w:eastAsia="바탕" w:hAnsi="Times New Roman"/>
-                <w:b w:val="false"/>
-                <w:bCs w:val="false"/>
-                <w:sz w:val="16"/>
-                <w:szCs w:val="16"/>
-                <w:vertAlign w:val="superscript"/>
-              </w:rPr>
-              <w:t xml:space="preserve">a</w:t>
-            </w:r>
           </w:p>
         </w:tc>
         <w:tc>
@@ -8780,53 +10021,18 @@
           <w:rFonts w:ascii="Times New Roman" w:cs="Times New Roman" w:eastAsia="바탕" w:hAnsi="Times New Roman"/>
           <w:sz w:val="16"/>
           <w:szCs w:val="16"/>
-          <w:vertAlign w:val="superscript"/>
-        </w:rPr>
-        <w:t xml:space="preserve">a</w:t>
+          <w:highlight w:val="yellow"/>
+        </w:rPr>
+        <w:t xml:space="preserve">【</w:t>
       </w:r>
       <w:r>
         <w:rPr>
           <w:rFonts w:ascii="Times New Roman" w:cs="Times New Roman" w:eastAsia="바탕" w:hAnsi="Times New Roman"/>
           <w:sz w:val="16"/>
           <w:szCs w:val="16"/>
-        </w:rPr>
-        <w:t xml:space="preserve">실험군 사전·사후 </w:t>
-      </w:r>
-      <w:r>
-        <w:rPr>
-          <w:rFonts w:ascii="Times New Roman" w:cs="Times New Roman" w:eastAsia="바탕" w:hAnsi="Times New Roman"/>
-          <w:i/>
-          <w:iCs/>
-          <w:sz w:val="16"/>
-          <w:szCs w:val="16"/>
-        </w:rPr>
-        <w:t xml:space="preserve">p</w:t>
-      </w:r>
-      <w:r>
-        <w:rPr>
-          <w:rFonts w:ascii="Times New Roman" w:cs="Times New Roman" w:eastAsia="바탕" w:hAnsi="Times New Roman"/>
-          <w:sz w:val="16"/>
-          <w:szCs w:val="16"/>
-        </w:rPr>
-        <w:t xml:space="preserve"> &lt; .05. </w:t>
-      </w:r>
-      <w:r>
-        <w:rPr>
-          <w:rFonts w:ascii="Times New Roman" w:cs="Times New Roman" w:eastAsia="바탕" w:hAnsi="Times New Roman"/>
-          <w:sz w:val="16"/>
-          <w:szCs w:val="16"/>
-          <w:highlight w:val="yellow"/>
-        </w:rPr>
-        <w:t xml:space="preserve">【</w:t>
-      </w:r>
-      <w:r>
-        <w:rPr>
-          <w:rFonts w:ascii="Times New Roman" w:cs="Times New Roman" w:eastAsia="바탕" w:hAnsi="Times New Roman"/>
-          <w:sz w:val="16"/>
-          <w:szCs w:val="16"/>
-          <w:highlight w:val="yellow"/>
-        </w:rPr>
-        <w:t xml:space="preserve">검정 방법 기재</w:t>
+          <w:highlight w:val="yellow"/>
+        </w:rPr>
+        <w:t xml:space="preserve">유의한 항목 표시 기호와 검정 방법 기재</w:t>
       </w:r>
       <w:r>
         <w:rPr>
@@ -8891,13 +10097,32 @@
           <w:sz w:val="20"/>
           <w:szCs w:val="20"/>
         </w:rPr>
-        <w:t xml:space="preserve">max와 기능적 움직임의 변화를 정규훈련 집단과 비교하였다. 그 결과 실험군에서 VO</w:t>
-      </w:r>
-      <w:r>
-        <w:rPr>
-          <w:rFonts w:ascii="Times New Roman" w:cs="Times New Roman" w:eastAsia="바탕" w:hAnsi="Times New Roman"/>
-          <w:sz w:val="20"/>
-          <w:szCs w:val="20"/>
+        <w:t xml:space="preserve">max와 기능적 움직임의 변화를 정규훈련 집단과 비교하였다. 그 결과 </w:t>
+      </w:r>
+      <w:r>
+        <w:rPr>
+          <w:rFonts w:ascii="Times New Roman" w:cs="Times New Roman" w:eastAsia="바탕" w:hAnsi="Times New Roman"/>
+          <w:sz w:val="20"/>
+          <w:szCs w:val="20"/>
+          <w:highlight w:val="yellow"/>
+        </w:rPr>
+        <w:t xml:space="preserve">【</w:t>
+      </w:r>
+      <w:r>
+        <w:rPr>
+          <w:rFonts w:ascii="Times New Roman" w:cs="Times New Roman" w:eastAsia="바탕" w:hAnsi="Times New Roman"/>
+          <w:sz w:val="20"/>
+          <w:szCs w:val="20"/>
+          <w:highlight w:val="yellow"/>
+        </w:rPr>
+        <w:t xml:space="preserve">재분석 결과 요약: 예) 실험군에서 VO</w:t>
+      </w:r>
+      <w:r>
+        <w:rPr>
+          <w:rFonts w:ascii="Times New Roman" w:cs="Times New Roman" w:eastAsia="바탕" w:hAnsi="Times New Roman"/>
+          <w:sz w:val="20"/>
+          <w:szCs w:val="20"/>
+          <w:highlight w:val="yellow"/>
           <w:vertAlign w:val="subscript"/>
         </w:rPr>
         <w:t xml:space="preserve">2</w:t>
@@ -8907,8 +10132,26 @@
           <w:rFonts w:ascii="Times New Roman" w:cs="Times New Roman" w:eastAsia="바탕" w:hAnsi="Times New Roman"/>
           <w:sz w:val="20"/>
           <w:szCs w:val="20"/>
-        </w:rPr>
-        <w:t xml:space="preserve">max와 FMS 총점이 유의하게 증가하였고, 두 변인 모두 집단과 시기 간 상호작용이 유의하여 정규훈련 집단과 다른 변화 양상을 보였다.</w:t>
+          <w:highlight w:val="yellow"/>
+        </w:rPr>
+        <w:t xml:space="preserve">max와 FMS 총점이 유의하게 증가하였고, 두 변인 모두 집단과 시기 간 상호작용이 유의하였다</w:t>
+      </w:r>
+      <w:r>
+        <w:rPr>
+          <w:rFonts w:ascii="Times New Roman" w:cs="Times New Roman" w:eastAsia="바탕" w:hAnsi="Times New Roman"/>
+          <w:sz w:val="20"/>
+          <w:szCs w:val="20"/>
+          <w:highlight w:val="yellow"/>
+        </w:rPr>
+        <w:t xml:space="preserve">】</w:t>
+      </w:r>
+      <w:r>
+        <w:rPr>
+          <w:rFonts w:ascii="Times New Roman" w:cs="Times New Roman" w:eastAsia="바탕" w:hAnsi="Times New Roman"/>
+          <w:sz w:val="20"/>
+          <w:szCs w:val="20"/>
+        </w:rPr>
+        <w:t xml:space="preserve">.</w:t>
       </w:r>
     </w:p>
     <w:p>
@@ -8940,7 +10183,112 @@
           <w:sz w:val="20"/>
           <w:szCs w:val="20"/>
         </w:rPr>
-        <w:t xml:space="preserve">max는 4.07 mL/kg/min(8.4%) 증가하였다. 실험군의 사전 VO</w:t>
+        <w:t xml:space="preserve">max는 </w:t>
+      </w:r>
+      <w:r>
+        <w:rPr>
+          <w:rFonts w:ascii="Times New Roman" w:cs="Times New Roman" w:eastAsia="바탕" w:hAnsi="Times New Roman"/>
+          <w:sz w:val="20"/>
+          <w:szCs w:val="20"/>
+          <w:highlight w:val="yellow"/>
+        </w:rPr>
+        <w:t xml:space="preserve">【</w:t>
+      </w:r>
+      <w:r>
+        <w:rPr>
+          <w:rFonts w:ascii="Times New Roman" w:cs="Times New Roman" w:eastAsia="바탕" w:hAnsi="Times New Roman"/>
+          <w:sz w:val="20"/>
+          <w:szCs w:val="20"/>
+          <w:highlight w:val="yellow"/>
+        </w:rPr>
+        <w:t xml:space="preserve">변화량</w:t>
+      </w:r>
+      <w:r>
+        <w:rPr>
+          <w:rFonts w:ascii="Times New Roman" w:cs="Times New Roman" w:eastAsia="바탕" w:hAnsi="Times New Roman"/>
+          <w:sz w:val="20"/>
+          <w:szCs w:val="20"/>
+          <w:highlight w:val="yellow"/>
+        </w:rPr>
+        <w:t xml:space="preserve">】</w:t>
+      </w:r>
+      <w:r>
+        <w:rPr>
+          <w:rFonts w:ascii="Times New Roman" w:cs="Times New Roman" w:eastAsia="바탕" w:hAnsi="Times New Roman"/>
+          <w:sz w:val="20"/>
+          <w:szCs w:val="20"/>
+        </w:rPr>
+        <w:t xml:space="preserve"> mL/kg/min(</w:t>
+      </w:r>
+      <w:r>
+        <w:rPr>
+          <w:rFonts w:ascii="Times New Roman" w:cs="Times New Roman" w:eastAsia="바탕" w:hAnsi="Times New Roman"/>
+          <w:sz w:val="20"/>
+          <w:szCs w:val="20"/>
+          <w:highlight w:val="yellow"/>
+        </w:rPr>
+        <w:t xml:space="preserve">【</w:t>
+      </w:r>
+      <w:r>
+        <w:rPr>
+          <w:rFonts w:ascii="Times New Roman" w:cs="Times New Roman" w:eastAsia="바탕" w:hAnsi="Times New Roman"/>
+          <w:sz w:val="20"/>
+          <w:szCs w:val="20"/>
+          <w:highlight w:val="yellow"/>
+        </w:rPr>
+        <w:t xml:space="preserve">변화율</w:t>
+      </w:r>
+      <w:r>
+        <w:rPr>
+          <w:rFonts w:ascii="Times New Roman" w:cs="Times New Roman" w:eastAsia="바탕" w:hAnsi="Times New Roman"/>
+          <w:sz w:val="20"/>
+          <w:szCs w:val="20"/>
+          <w:highlight w:val="yellow"/>
+        </w:rPr>
+        <w:t xml:space="preserve">】</w:t>
+      </w:r>
+      <w:r>
+        <w:rPr>
+          <w:rFonts w:ascii="Times New Roman" w:cs="Times New Roman" w:eastAsia="바탕" w:hAnsi="Times New Roman"/>
+          <w:sz w:val="20"/>
+          <w:szCs w:val="20"/>
+        </w:rPr>
+        <w:t xml:space="preserve">%) </w:t>
+      </w:r>
+      <w:r>
+        <w:rPr>
+          <w:rFonts w:ascii="Times New Roman" w:cs="Times New Roman" w:eastAsia="바탕" w:hAnsi="Times New Roman"/>
+          <w:sz w:val="20"/>
+          <w:szCs w:val="20"/>
+          <w:highlight w:val="yellow"/>
+        </w:rPr>
+        <w:t xml:space="preserve">【</w:t>
+      </w:r>
+      <w:r>
+        <w:rPr>
+          <w:rFonts w:ascii="Times New Roman" w:cs="Times New Roman" w:eastAsia="바탕" w:hAnsi="Times New Roman"/>
+          <w:sz w:val="20"/>
+          <w:szCs w:val="20"/>
+          <w:highlight w:val="yellow"/>
+        </w:rPr>
+        <w:t xml:space="preserve">증가/감소</w:t>
+      </w:r>
+      <w:r>
+        <w:rPr>
+          <w:rFonts w:ascii="Times New Roman" w:cs="Times New Roman" w:eastAsia="바탕" w:hAnsi="Times New Roman"/>
+          <w:sz w:val="20"/>
+          <w:szCs w:val="20"/>
+          <w:highlight w:val="yellow"/>
+        </w:rPr>
+        <w:t xml:space="preserve">】</w:t>
+      </w:r>
+      <w:r>
+        <w:rPr>
+          <w:rFonts w:ascii="Times New Roman" w:cs="Times New Roman" w:eastAsia="바탕" w:hAnsi="Times New Roman"/>
+          <w:sz w:val="20"/>
+          <w:szCs w:val="20"/>
+        </w:rPr>
+        <w:t xml:space="preserve">하였다. 실험군의 사전 VO</w:t>
       </w:r>
       <w:r>
         <w:rPr>
@@ -8957,7 +10305,77 @@
           <w:sz w:val="20"/>
           <w:szCs w:val="20"/>
         </w:rPr>
-        <w:t xml:space="preserve">max(48.31 mL/kg/min)는 태권도 선수에서 보고된 범위 안에 있었으며(Bridge et al., 2014), 이미 훈련된 선수에서도 12주간의 고강도 인터벌 자극이 추가적인 유산소성 체력 향상을 가져올 수 있음을 보여준다. 이러한 결과는 인터벌 훈련이 VO</w:t>
+        <w:t xml:space="preserve">max(</w:t>
+      </w:r>
+      <w:r>
+        <w:rPr>
+          <w:rFonts w:ascii="Times New Roman" w:cs="Times New Roman" w:eastAsia="바탕" w:hAnsi="Times New Roman"/>
+          <w:sz w:val="20"/>
+          <w:szCs w:val="20"/>
+          <w:highlight w:val="yellow"/>
+        </w:rPr>
+        <w:t xml:space="preserve">【</w:t>
+      </w:r>
+      <w:r>
+        <w:rPr>
+          <w:rFonts w:ascii="Times New Roman" w:cs="Times New Roman" w:eastAsia="바탕" w:hAnsi="Times New Roman"/>
+          <w:sz w:val="20"/>
+          <w:szCs w:val="20"/>
+          <w:highlight w:val="yellow"/>
+        </w:rPr>
+        <w:t xml:space="preserve"> </w:t>
+      </w:r>
+      <w:r>
+        <w:rPr>
+          <w:rFonts w:ascii="Times New Roman" w:cs="Times New Roman" w:eastAsia="바탕" w:hAnsi="Times New Roman"/>
+          <w:sz w:val="20"/>
+          <w:szCs w:val="20"/>
+          <w:highlight w:val="yellow"/>
+        </w:rPr>
+        <w:t xml:space="preserve">】</w:t>
+      </w:r>
+      <w:r>
+        <w:rPr>
+          <w:rFonts w:ascii="Times New Roman" w:cs="Times New Roman" w:eastAsia="바탕" w:hAnsi="Times New Roman"/>
+          <w:sz w:val="20"/>
+          <w:szCs w:val="20"/>
+        </w:rPr>
+        <w:t xml:space="preserve"> mL/kg/min)는 태권도 선수에서 보고된 값과 비교할 때 </w:t>
+      </w:r>
+      <w:r>
+        <w:rPr>
+          <w:rFonts w:ascii="Times New Roman" w:cs="Times New Roman" w:eastAsia="바탕" w:hAnsi="Times New Roman"/>
+          <w:sz w:val="20"/>
+          <w:szCs w:val="20"/>
+          <w:highlight w:val="yellow"/>
+        </w:rPr>
+        <w:t xml:space="preserve">【</w:t>
+      </w:r>
+      <w:r>
+        <w:rPr>
+          <w:rFonts w:ascii="Times New Roman" w:cs="Times New Roman" w:eastAsia="바탕" w:hAnsi="Times New Roman"/>
+          <w:sz w:val="20"/>
+          <w:szCs w:val="20"/>
+          <w:highlight w:val="yellow"/>
+        </w:rPr>
+        <w:t xml:space="preserve"> </w:t>
+      </w:r>
+      <w:r>
+        <w:rPr>
+          <w:rFonts w:ascii="Times New Roman" w:cs="Times New Roman" w:eastAsia="바탕" w:hAnsi="Times New Roman"/>
+          <w:sz w:val="20"/>
+          <w:szCs w:val="20"/>
+          <w:highlight w:val="yellow"/>
+        </w:rPr>
+        <w:t xml:space="preserve">】</w:t>
+      </w:r>
+      <w:r>
+        <w:rPr>
+          <w:rFonts w:ascii="Times New Roman" w:cs="Times New Roman" w:eastAsia="바탕" w:hAnsi="Times New Roman"/>
+          <w:sz w:val="20"/>
+          <w:szCs w:val="20"/>
+        </w:rPr>
+        <w:t xml:space="preserve"> 수준이었다(Bridge et al., 2014). 인터벌 훈련은 VO</w:t>
       </w:r>
       <w:r>
         <w:rPr>
@@ -8974,7 +10392,42 @@
           <w:sz w:val="20"/>
           <w:szCs w:val="20"/>
         </w:rPr>
-        <w:t xml:space="preserve">max 향상에 효과적이라는 메타분석 결과(Milanović et al., 2015) 및 태권도 선수에게 인터벌 훈련을 적용한 선행연구(Monks et al., 2017; Song &amp; Sheykhlouvand, 2024)와 같은 방향이다. 다만 선행연구는 4–6주간의 달리기 또는 기술 기반 인터벌을 적용하였으므로, 운동 형태와 기간, 비교 조건이 다른 이 연구와 효과의 크기를 직접 비교하기는 어렵다.</w:t>
+        <w:t xml:space="preserve">max 향상에 효과적인 방법으로 보고되었으며(Milanović et al., 2015), 태권도 선수에게 인터벌 훈련을 적용한 선행연구에서도 유산소성 체력의 향상이 보고되었다(Monks et al., 2017; Song &amp; Sheykhlouvand, 2024). 이 연구의 결과는 이러한 선행연구와 </w:t>
+      </w:r>
+      <w:r>
+        <w:rPr>
+          <w:rFonts w:ascii="Times New Roman" w:cs="Times New Roman" w:eastAsia="바탕" w:hAnsi="Times New Roman"/>
+          <w:sz w:val="20"/>
+          <w:szCs w:val="20"/>
+          <w:highlight w:val="yellow"/>
+        </w:rPr>
+        <w:t xml:space="preserve">【</w:t>
+      </w:r>
+      <w:r>
+        <w:rPr>
+          <w:rFonts w:ascii="Times New Roman" w:cs="Times New Roman" w:eastAsia="바탕" w:hAnsi="Times New Roman"/>
+          <w:sz w:val="20"/>
+          <w:szCs w:val="20"/>
+          <w:highlight w:val="yellow"/>
+        </w:rPr>
+        <w:t xml:space="preserve">같은/다른</w:t>
+      </w:r>
+      <w:r>
+        <w:rPr>
+          <w:rFonts w:ascii="Times New Roman" w:cs="Times New Roman" w:eastAsia="바탕" w:hAnsi="Times New Roman"/>
+          <w:sz w:val="20"/>
+          <w:szCs w:val="20"/>
+          <w:highlight w:val="yellow"/>
+        </w:rPr>
+        <w:t xml:space="preserve">】</w:t>
+      </w:r>
+      <w:r>
+        <w:rPr>
+          <w:rFonts w:ascii="Times New Roman" w:cs="Times New Roman" w:eastAsia="바탕" w:hAnsi="Times New Roman"/>
+          <w:sz w:val="20"/>
+          <w:szCs w:val="20"/>
+        </w:rPr>
+        <w:t xml:space="preserve"> 방향이다. 다만 선행연구는 4–6주간의 달리기 또는 기술 기반 인터벌을 적용하였으므로, 운동 형태와 기간, 비교 조건이 다른 이 연구와 효과의 크기를 직접 비교하기는 어렵다.</w:t>
       </w:r>
     </w:p>
     <w:p>
@@ -9162,7 +10615,182 @@
           <w:sz w:val="20"/>
           <w:szCs w:val="20"/>
         </w:rPr>
-        <w:t xml:space="preserve">실험군의 FMS 총점은 2.16점 증가하였다. 사전 총점(14.92점)은 대학 선수의 평균 수준(14.8점)과 비슷하였으며(Pollen et al., 2021), 사후 총점은 17점 이상으로 향상되었다. 선수 대상 운동중재 연구를 종합한 메타분석에서 기능성 훈련은 1.74점, 코어 안정성 훈련은 2.89점의 FMS 총점 향상을 보였는데(Maleki et al., 2025), 이 연구의 변화량은 이 범위 안에 있다. 태권도 전공자에게 12주간 HIIT를 적용한 김현륜과 이상일(2026)도 FMS의 향상을 보고하였다. 다만 FMS 총점의 최소탐지변화량은 평가자 간 2.1점, 평가자 내 2.5점으로 보고되어(Teyhen et al., 2012) 집단 평균의 변화량과 비슷한 수준이므로, 개별 선수의 변화를 해석할 때에는 측정오차를 함께 고려해야 한다.</w:t>
+        <w:t xml:space="preserve">실험군의 FMS 총점은 </w:t>
+      </w:r>
+      <w:r>
+        <w:rPr>
+          <w:rFonts w:ascii="Times New Roman" w:cs="Times New Roman" w:eastAsia="바탕" w:hAnsi="Times New Roman"/>
+          <w:sz w:val="20"/>
+          <w:szCs w:val="20"/>
+          <w:highlight w:val="yellow"/>
+        </w:rPr>
+        <w:t xml:space="preserve">【</w:t>
+      </w:r>
+      <w:r>
+        <w:rPr>
+          <w:rFonts w:ascii="Times New Roman" w:cs="Times New Roman" w:eastAsia="바탕" w:hAnsi="Times New Roman"/>
+          <w:sz w:val="20"/>
+          <w:szCs w:val="20"/>
+          <w:highlight w:val="yellow"/>
+        </w:rPr>
+        <w:t xml:space="preserve">변화량</w:t>
+      </w:r>
+      <w:r>
+        <w:rPr>
+          <w:rFonts w:ascii="Times New Roman" w:cs="Times New Roman" w:eastAsia="바탕" w:hAnsi="Times New Roman"/>
+          <w:sz w:val="20"/>
+          <w:szCs w:val="20"/>
+          <w:highlight w:val="yellow"/>
+        </w:rPr>
+        <w:t xml:space="preserve">】</w:t>
+      </w:r>
+      <w:r>
+        <w:rPr>
+          <w:rFonts w:ascii="Times New Roman" w:cs="Times New Roman" w:eastAsia="바탕" w:hAnsi="Times New Roman"/>
+          <w:sz w:val="20"/>
+          <w:szCs w:val="20"/>
+        </w:rPr>
+        <w:t xml:space="preserve">점 </w:t>
+      </w:r>
+      <w:r>
+        <w:rPr>
+          <w:rFonts w:ascii="Times New Roman" w:cs="Times New Roman" w:eastAsia="바탕" w:hAnsi="Times New Roman"/>
+          <w:sz w:val="20"/>
+          <w:szCs w:val="20"/>
+          <w:highlight w:val="yellow"/>
+        </w:rPr>
+        <w:t xml:space="preserve">【</w:t>
+      </w:r>
+      <w:r>
+        <w:rPr>
+          <w:rFonts w:ascii="Times New Roman" w:cs="Times New Roman" w:eastAsia="바탕" w:hAnsi="Times New Roman"/>
+          <w:sz w:val="20"/>
+          <w:szCs w:val="20"/>
+          <w:highlight w:val="yellow"/>
+        </w:rPr>
+        <w:t xml:space="preserve">증가/감소</w:t>
+      </w:r>
+      <w:r>
+        <w:rPr>
+          <w:rFonts w:ascii="Times New Roman" w:cs="Times New Roman" w:eastAsia="바탕" w:hAnsi="Times New Roman"/>
+          <w:sz w:val="20"/>
+          <w:szCs w:val="20"/>
+          <w:highlight w:val="yellow"/>
+        </w:rPr>
+        <w:t xml:space="preserve">】</w:t>
+      </w:r>
+      <w:r>
+        <w:rPr>
+          <w:rFonts w:ascii="Times New Roman" w:cs="Times New Roman" w:eastAsia="바탕" w:hAnsi="Times New Roman"/>
+          <w:sz w:val="20"/>
+          <w:szCs w:val="20"/>
+        </w:rPr>
+        <w:t xml:space="preserve">하였다. 사전 총점(</w:t>
+      </w:r>
+      <w:r>
+        <w:rPr>
+          <w:rFonts w:ascii="Times New Roman" w:cs="Times New Roman" w:eastAsia="바탕" w:hAnsi="Times New Roman"/>
+          <w:sz w:val="20"/>
+          <w:szCs w:val="20"/>
+          <w:highlight w:val="yellow"/>
+        </w:rPr>
+        <w:t xml:space="preserve">【</w:t>
+      </w:r>
+      <w:r>
+        <w:rPr>
+          <w:rFonts w:ascii="Times New Roman" w:cs="Times New Roman" w:eastAsia="바탕" w:hAnsi="Times New Roman"/>
+          <w:sz w:val="20"/>
+          <w:szCs w:val="20"/>
+          <w:highlight w:val="yellow"/>
+        </w:rPr>
+        <w:t xml:space="preserve"> </w:t>
+      </w:r>
+      <w:r>
+        <w:rPr>
+          <w:rFonts w:ascii="Times New Roman" w:cs="Times New Roman" w:eastAsia="바탕" w:hAnsi="Times New Roman"/>
+          <w:sz w:val="20"/>
+          <w:szCs w:val="20"/>
+          <w:highlight w:val="yellow"/>
+        </w:rPr>
+        <w:t xml:space="preserve">】</w:t>
+      </w:r>
+      <w:r>
+        <w:rPr>
+          <w:rFonts w:ascii="Times New Roman" w:cs="Times New Roman" w:eastAsia="바탕" w:hAnsi="Times New Roman"/>
+          <w:sz w:val="20"/>
+          <w:szCs w:val="20"/>
+        </w:rPr>
+        <w:t xml:space="preserve">점)은 대학 선수의 평균으로 보고된 14.8점(Pollen et al., 2021)과 비교할 때 </w:t>
+      </w:r>
+      <w:r>
+        <w:rPr>
+          <w:rFonts w:ascii="Times New Roman" w:cs="Times New Roman" w:eastAsia="바탕" w:hAnsi="Times New Roman"/>
+          <w:sz w:val="20"/>
+          <w:szCs w:val="20"/>
+          <w:highlight w:val="yellow"/>
+        </w:rPr>
+        <w:t xml:space="preserve">【</w:t>
+      </w:r>
+      <w:r>
+        <w:rPr>
+          <w:rFonts w:ascii="Times New Roman" w:cs="Times New Roman" w:eastAsia="바탕" w:hAnsi="Times New Roman"/>
+          <w:sz w:val="20"/>
+          <w:szCs w:val="20"/>
+          <w:highlight w:val="yellow"/>
+        </w:rPr>
+        <w:t xml:space="preserve"> </w:t>
+      </w:r>
+      <w:r>
+        <w:rPr>
+          <w:rFonts w:ascii="Times New Roman" w:cs="Times New Roman" w:eastAsia="바탕" w:hAnsi="Times New Roman"/>
+          <w:sz w:val="20"/>
+          <w:szCs w:val="20"/>
+          <w:highlight w:val="yellow"/>
+        </w:rPr>
+        <w:t xml:space="preserve">】</w:t>
+      </w:r>
+      <w:r>
+        <w:rPr>
+          <w:rFonts w:ascii="Times New Roman" w:cs="Times New Roman" w:eastAsia="바탕" w:hAnsi="Times New Roman"/>
+          <w:sz w:val="20"/>
+          <w:szCs w:val="20"/>
+        </w:rPr>
+        <w:t xml:space="preserve"> 수준이었다. 선수 대상 운동중재 연구를 종합한 메타분석에서 기능성 훈련은 1.74점, 코어 안정성 훈련은 2.89점의 FMS 총점 향상을 보였으며(Maleki et al., 2025), 이 연구의 변화량은 </w:t>
+      </w:r>
+      <w:r>
+        <w:rPr>
+          <w:rFonts w:ascii="Times New Roman" w:cs="Times New Roman" w:eastAsia="바탕" w:hAnsi="Times New Roman"/>
+          <w:sz w:val="20"/>
+          <w:szCs w:val="20"/>
+          <w:highlight w:val="yellow"/>
+        </w:rPr>
+        <w:t xml:space="preserve">【</w:t>
+      </w:r>
+      <w:r>
+        <w:rPr>
+          <w:rFonts w:ascii="Times New Roman" w:cs="Times New Roman" w:eastAsia="바탕" w:hAnsi="Times New Roman"/>
+          <w:sz w:val="20"/>
+          <w:szCs w:val="20"/>
+          <w:highlight w:val="yellow"/>
+        </w:rPr>
+        <w:t xml:space="preserve">이 범위와 비교하여 기재</w:t>
+      </w:r>
+      <w:r>
+        <w:rPr>
+          <w:rFonts w:ascii="Times New Roman" w:cs="Times New Roman" w:eastAsia="바탕" w:hAnsi="Times New Roman"/>
+          <w:sz w:val="20"/>
+          <w:szCs w:val="20"/>
+          <w:highlight w:val="yellow"/>
+        </w:rPr>
+        <w:t xml:space="preserve">】</w:t>
+      </w:r>
+      <w:r>
+        <w:rPr>
+          <w:rFonts w:ascii="Times New Roman" w:cs="Times New Roman" w:eastAsia="바탕" w:hAnsi="Times New Roman"/>
+          <w:sz w:val="20"/>
+          <w:szCs w:val="20"/>
+        </w:rPr>
+        <w:t xml:space="preserve">. 태권도 전공자에게 12주간 HIIT를 적용한 김현륜과 이상일(2026)도 FMS의 향상을 보고하였다. 또한 FMS 총점의 최소탐지변화량은 평가자 간 2.1점, 평가자 내 2.5점으로 보고되어(Teyhen et al., 2012), 집단 평균의 변화를 개별 선수의 의미 있는 변화로 해석할 때에는 측정오차를 함께 고려해야 한다.</w:t>
       </w:r>
     </w:p>
     <w:p>
@@ -9177,7 +10805,7 @@
           <w:sz w:val="20"/>
           <w:szCs w:val="20"/>
         </w:rPr>
-        <w:t xml:space="preserve">하위항목에서는 Deep Squat, Hurdle Step, In-line Lunge, Rotary Stability가 향상되었다. 이 항목들은 하지의 가동성과 안정성, 한 발 지지 상태의 균형, 몸통의 다면적 안정성을 요구하는 동작으로, H-IFIT에 포함된 스쿼트 점프, 점핑 런지, 스텝업, 플랭크, 밴드 회전 등과 동작 특성이 비슷하다. 반면 Shoulder Mobility와 Active Straight Leg Raise는 어깨와 햄스트링의 유연성에 크게 좌우되는 항목으로, 프로그램에 이를 직접 겨냥한 운동이 포함되지 않아 변화가 나타나지 않았을 가능성이 있다. Trunk Stability Push-up의 결과는 </w:t>
+        <w:t xml:space="preserve">하위항목에서는 </w:t>
       </w:r>
       <w:r>
         <w:rPr>
@@ -9195,7 +10823,7 @@
           <w:szCs w:val="20"/>
           <w:highlight w:val="yellow"/>
         </w:rPr>
-        <w:t xml:space="preserve">사전 점수 분포와 천장효과를 확인한 뒤 해석 기재</w:t>
+        <w:t xml:space="preserve">유의하게 변화한 항목</w:t>
       </w:r>
       <w:r>
         <w:rPr>
@@ -9212,7 +10840,112 @@
           <w:sz w:val="20"/>
           <w:szCs w:val="20"/>
         </w:rPr>
-        <w:t xml:space="preserve">. 김현륜과 이상일(2026)은 7개 하위항목 모두에서 유의한 변화를 보고하여 이 연구와 차이가 있었는데, 이는 프로그램 구성과 대상자 특성의 차이를 반영할 수 있다. 따라서 겨루기 선수의 움직임 향상을 목표로 할 때에는 H-IFIT에 어깨와 고관절의 가동성 운동을 보완적으로 포함하는 것을 고려할 수 있다.</w:t>
+        <w:t xml:space="preserve">이 </w:t>
+      </w:r>
+      <w:r>
+        <w:rPr>
+          <w:rFonts w:ascii="Times New Roman" w:cs="Times New Roman" w:eastAsia="바탕" w:hAnsi="Times New Roman"/>
+          <w:sz w:val="20"/>
+          <w:szCs w:val="20"/>
+          <w:highlight w:val="yellow"/>
+        </w:rPr>
+        <w:t xml:space="preserve">【</w:t>
+      </w:r>
+      <w:r>
+        <w:rPr>
+          <w:rFonts w:ascii="Times New Roman" w:cs="Times New Roman" w:eastAsia="바탕" w:hAnsi="Times New Roman"/>
+          <w:sz w:val="20"/>
+          <w:szCs w:val="20"/>
+          <w:highlight w:val="yellow"/>
+        </w:rPr>
+        <w:t xml:space="preserve">향상</w:t>
+      </w:r>
+      <w:r>
+        <w:rPr>
+          <w:rFonts w:ascii="Times New Roman" w:cs="Times New Roman" w:eastAsia="바탕" w:hAnsi="Times New Roman"/>
+          <w:sz w:val="20"/>
+          <w:szCs w:val="20"/>
+          <w:highlight w:val="yellow"/>
+        </w:rPr>
+        <w:t xml:space="preserve">】</w:t>
+      </w:r>
+      <w:r>
+        <w:rPr>
+          <w:rFonts w:ascii="Times New Roman" w:cs="Times New Roman" w:eastAsia="바탕" w:hAnsi="Times New Roman"/>
+          <w:sz w:val="20"/>
+          <w:szCs w:val="20"/>
+        </w:rPr>
+        <w:t xml:space="preserve">되었다. H-IFIT에는 하지의 가동성과 안정성, 한 발 지지 균형을 요구하는 스쿼트 점프, 점핑 런지, 스텝업(Deep Squat, Hurdle Step, In-line Lunge와 관련)과 몸통 안정화·회전 동작인 플랭크, 사이드 플랭크, 밴드 회전(Trunk Stability Push-up, Rotary Stability와 관련)이 포함되었으나, 어깨와 햄스트링의 유연성(Shoulder Mobility, Active Straight Leg Raise)을 직접 겨냥한 운동은 포함되지 않았다. </w:t>
+      </w:r>
+      <w:r>
+        <w:rPr>
+          <w:rFonts w:ascii="Times New Roman" w:cs="Times New Roman" w:eastAsia="바탕" w:hAnsi="Times New Roman"/>
+          <w:sz w:val="20"/>
+          <w:szCs w:val="20"/>
+          <w:highlight w:val="yellow"/>
+        </w:rPr>
+        <w:t xml:space="preserve">【</w:t>
+      </w:r>
+      <w:r>
+        <w:rPr>
+          <w:rFonts w:ascii="Times New Roman" w:cs="Times New Roman" w:eastAsia="바탕" w:hAnsi="Times New Roman"/>
+          <w:sz w:val="20"/>
+          <w:szCs w:val="20"/>
+          <w:highlight w:val="yellow"/>
+        </w:rPr>
+        <w:t xml:space="preserve">재분석에서 변화한 항목과 이 프로그램 구성의 대응 관계를 비교하여 해석 기재</w:t>
+      </w:r>
+      <w:r>
+        <w:rPr>
+          <w:rFonts w:ascii="Times New Roman" w:cs="Times New Roman" w:eastAsia="바탕" w:hAnsi="Times New Roman"/>
+          <w:sz w:val="20"/>
+          <w:szCs w:val="20"/>
+          <w:highlight w:val="yellow"/>
+        </w:rPr>
+        <w:t xml:space="preserve">】</w:t>
+      </w:r>
+      <w:r>
+        <w:rPr>
+          <w:rFonts w:ascii="Times New Roman" w:cs="Times New Roman" w:eastAsia="바탕" w:hAnsi="Times New Roman"/>
+          <w:sz w:val="20"/>
+          <w:szCs w:val="20"/>
+        </w:rPr>
+        <w:t xml:space="preserve">. 김현륜과 이상일(2026)은 7개 하위항목 모두에서 유의한 변화를 보고하였는데, 이 연구 결과와는 </w:t>
+      </w:r>
+      <w:r>
+        <w:rPr>
+          <w:rFonts w:ascii="Times New Roman" w:cs="Times New Roman" w:eastAsia="바탕" w:hAnsi="Times New Roman"/>
+          <w:sz w:val="20"/>
+          <w:szCs w:val="20"/>
+          <w:highlight w:val="yellow"/>
+        </w:rPr>
+        <w:t xml:space="preserve">【</w:t>
+      </w:r>
+      <w:r>
+        <w:rPr>
+          <w:rFonts w:ascii="Times New Roman" w:cs="Times New Roman" w:eastAsia="바탕" w:hAnsi="Times New Roman"/>
+          <w:sz w:val="20"/>
+          <w:szCs w:val="20"/>
+          <w:highlight w:val="yellow"/>
+        </w:rPr>
+        <w:t xml:space="preserve">일치 여부와 그 이유(프로그램 구성, 대상자 특성 등) 기재</w:t>
+      </w:r>
+      <w:r>
+        <w:rPr>
+          <w:rFonts w:ascii="Times New Roman" w:cs="Times New Roman" w:eastAsia="바탕" w:hAnsi="Times New Roman"/>
+          <w:sz w:val="20"/>
+          <w:szCs w:val="20"/>
+          <w:highlight w:val="yellow"/>
+        </w:rPr>
+        <w:t xml:space="preserve">】</w:t>
+      </w:r>
+      <w:r>
+        <w:rPr>
+          <w:rFonts w:ascii="Times New Roman" w:cs="Times New Roman" w:eastAsia="바탕" w:hAnsi="Times New Roman"/>
+          <w:sz w:val="20"/>
+          <w:szCs w:val="20"/>
+        </w:rPr>
+        <w:t xml:space="preserve">.</w:t>
       </w:r>
     </w:p>
     <w:p>
@@ -9227,7 +10960,7 @@
           <w:sz w:val="20"/>
           <w:szCs w:val="20"/>
         </w:rPr>
-        <w:t xml:space="preserve">FMS 총점 14점 이하가 부상 위험 증가와 관련된다는 보고가 있으나(Kiesel et al., 2007), 체계적 문헌고찰에서는 총점만으로 부상을 예측하는 근거가 제한적이었다(Moran et al., 2017). 이 연구는 부상 발생을 추적하지 않았으므로, FMS 점수의 향상을 부상 예방이나 경기력 향상으로 직접 연결하여 해석하는 데에는 신중해야 한다.</w:t>
+        <w:t xml:space="preserve">FMS 총점 14점 이하가 부상 위험 증가와 관련된다는 보고가 있으나(Kiesel et al., 2007), 체계적 문헌고찰에서는 총점만으로 부상을 예측하는 근거가 제한적이었다(Moran et al., 2017). 이 연구는 부상 발생을 추적하지 않았으므로, FMS 점수의 변화를 부상 예방이나 경기력 향상으로 직접 연결하여 해석하는 데에는 신중해야 한다.</w:t>
       </w:r>
     </w:p>
     <w:p>
@@ -9377,14 +11110,25 @@
           <w:rFonts w:ascii="Times New Roman" w:cs="Times New Roman" w:eastAsia="바탕" w:hAnsi="Times New Roman"/>
           <w:sz w:val="20"/>
           <w:szCs w:val="20"/>
-        </w:rPr>
-        <w:t xml:space="preserve">이 연구에서 12주간의 H-IFIT에 참여한 대학 태권도 겨루기 선수는 정규훈련 집단에 비해 VO</w:t>
-      </w:r>
-      <w:r>
-        <w:rPr>
-          <w:rFonts w:ascii="Times New Roman" w:cs="Times New Roman" w:eastAsia="바탕" w:hAnsi="Times New Roman"/>
-          <w:sz w:val="20"/>
-          <w:szCs w:val="20"/>
+          <w:highlight w:val="yellow"/>
+        </w:rPr>
+        <w:t xml:space="preserve">【</w:t>
+      </w:r>
+      <w:r>
+        <w:rPr>
+          <w:rFonts w:ascii="Times New Roman" w:cs="Times New Roman" w:eastAsia="바탕" w:hAnsi="Times New Roman"/>
+          <w:sz w:val="20"/>
+          <w:szCs w:val="20"/>
+          <w:highlight w:val="yellow"/>
+        </w:rPr>
+        <w:t xml:space="preserve">재분석 결과에 맞춰 기재. 예: 이 연구에서 12주간의 H-IFIT에 참여한 대학 태권도 겨루기 선수는 정규훈련 집단에 비해 VO</w:t>
+      </w:r>
+      <w:r>
+        <w:rPr>
+          <w:rFonts w:ascii="Times New Roman" w:cs="Times New Roman" w:eastAsia="바탕" w:hAnsi="Times New Roman"/>
+          <w:sz w:val="20"/>
+          <w:szCs w:val="20"/>
+          <w:highlight w:val="yellow"/>
           <w:vertAlign w:val="subscript"/>
         </w:rPr>
         <w:t xml:space="preserve">2</w:t>
@@ -9394,8 +11138,18 @@
           <w:rFonts w:ascii="Times New Roman" w:cs="Times New Roman" w:eastAsia="바탕" w:hAnsi="Times New Roman"/>
           <w:sz w:val="20"/>
           <w:szCs w:val="20"/>
-        </w:rPr>
-        <w:t xml:space="preserve">max와 FMS 총점에서 더 큰 향상을 보였다. 특히 FMS 하위항목 중 Deep Squat, Hurdle Step, In-line Lunge, Rotary Stability가 향상되어, 기능적 동작을 인터벌 구조로 구성한 훈련이 유산소성 체력과 하지·몸통 중심의 기본 움직임 수행을 함께 개선할 수 있음을 시사하였다.</w:t>
+          <w:highlight w:val="yellow"/>
+        </w:rPr>
+        <w:t xml:space="preserve">max와 FMS 총점에서 더 큰 향상을 보였으며, FMS 하위항목 중 ○○가 향상되었다.</w:t>
+      </w:r>
+      <w:r>
+        <w:rPr>
+          <w:rFonts w:ascii="Times New Roman" w:cs="Times New Roman" w:eastAsia="바탕" w:hAnsi="Times New Roman"/>
+          <w:sz w:val="20"/>
+          <w:szCs w:val="20"/>
+          <w:highlight w:val="yellow"/>
+        </w:rPr>
+        <w:t xml:space="preserve">】</w:t>
       </w:r>
     </w:p>
     <w:p>
@@ -9409,8 +11163,35 @@
           <w:rFonts w:ascii="Times New Roman" w:cs="Times New Roman" w:eastAsia="바탕" w:hAnsi="Times New Roman"/>
           <w:sz w:val="20"/>
           <w:szCs w:val="20"/>
-        </w:rPr>
-        <w:t xml:space="preserve">따라서 대학 겨루기 선수의 체력 훈련에 H-IFIT를 포함하는 것을 고려할 수 있으며, 어깨와 고관절의 가동성을 보완하는 운동을 함께 구성하는 것이 바람직하다. 후속 연구에서는 훈련량을 통제한 무작위 대조 설계로 효과를 검증하고, 경기력 및 부상 발생과의 관련성을 확인할 필요가 있다.</w:t>
+          <w:highlight w:val="yellow"/>
+        </w:rPr>
+        <w:t xml:space="preserve">【</w:t>
+      </w:r>
+      <w:r>
+        <w:rPr>
+          <w:rFonts w:ascii="Times New Roman" w:cs="Times New Roman" w:eastAsia="바탕" w:hAnsi="Times New Roman"/>
+          <w:sz w:val="20"/>
+          <w:szCs w:val="20"/>
+          <w:highlight w:val="yellow"/>
+        </w:rPr>
+        <w:t xml:space="preserve">결과에 따른 현장 적용 제언 기재</w:t>
+      </w:r>
+      <w:r>
+        <w:rPr>
+          <w:rFonts w:ascii="Times New Roman" w:cs="Times New Roman" w:eastAsia="바탕" w:hAnsi="Times New Roman"/>
+          <w:sz w:val="20"/>
+          <w:szCs w:val="20"/>
+          <w:highlight w:val="yellow"/>
+        </w:rPr>
+        <w:t xml:space="preserve">】</w:t>
+      </w:r>
+      <w:r>
+        <w:rPr>
+          <w:rFonts w:ascii="Times New Roman" w:cs="Times New Roman" w:eastAsia="바탕" w:hAnsi="Times New Roman"/>
+          <w:sz w:val="20"/>
+          <w:szCs w:val="20"/>
+        </w:rPr>
+        <w:t xml:space="preserve">. 후속 연구에서는 훈련량을 통제한 무작위 대조 설계로 효과를 검증하고, 경기력 및 부상 발생과의 관련성을 확인할 필요가 있다.</w:t>
       </w:r>
     </w:p>
     <w:p>
@@ -10447,25 +12228,374 @@
           <w:sz w:val="18"/>
           <w:szCs w:val="18"/>
         </w:rPr>
-        <w:t xml:space="preserve">max increased from 48.31 ± 4.12 to 52.38 ± 4.05 mL/kg/min, and the FMS composite score increased from 14.92 ± 1.44 to 17.08 ± 1.32 points. Significant group × time interactions were found for both variables (</w:t>
-      </w:r>
-      <w:r>
-        <w:rPr>
-          <w:rFonts w:ascii="Times New Roman" w:cs="Times New Roman" w:eastAsia="바탕" w:hAnsi="Times New Roman"/>
-          <w:i/>
-          <w:iCs/>
-          <w:sz w:val="18"/>
-          <w:szCs w:val="18"/>
-        </w:rPr>
-        <w:t xml:space="preserve">p</w:t>
-      </w:r>
-      <w:r>
-        <w:rPr>
-          <w:rFonts w:ascii="Times New Roman" w:cs="Times New Roman" w:eastAsia="바탕" w:hAnsi="Times New Roman"/>
-          <w:sz w:val="18"/>
-          <w:szCs w:val="18"/>
-        </w:rPr>
-        <w:t xml:space="preserve"> &lt; .001), whereas the control group showed no significant changes. Among the FMS subtests, Deep Squat, Hurdle Step, In-line Lunge, and Rotary Stability improved in the experimental group.</w:t>
+        <w:t xml:space="preserve">max changed from </w:t>
+      </w:r>
+      <w:r>
+        <w:rPr>
+          <w:rFonts w:ascii="Times New Roman" w:cs="Times New Roman" w:eastAsia="바탕" w:hAnsi="Times New Roman"/>
+          <w:sz w:val="18"/>
+          <w:szCs w:val="18"/>
+          <w:highlight w:val="yellow"/>
+        </w:rPr>
+        <w:t xml:space="preserve">【</w:t>
+      </w:r>
+      <w:r>
+        <w:rPr>
+          <w:rFonts w:ascii="Times New Roman" w:cs="Times New Roman" w:eastAsia="바탕" w:hAnsi="Times New Roman"/>
+          <w:sz w:val="18"/>
+          <w:szCs w:val="18"/>
+          <w:highlight w:val="yellow"/>
+        </w:rPr>
+        <w:t xml:space="preserve">pre M ± SD</w:t>
+      </w:r>
+      <w:r>
+        <w:rPr>
+          <w:rFonts w:ascii="Times New Roman" w:cs="Times New Roman" w:eastAsia="바탕" w:hAnsi="Times New Roman"/>
+          <w:sz w:val="18"/>
+          <w:szCs w:val="18"/>
+          <w:highlight w:val="yellow"/>
+        </w:rPr>
+        <w:t xml:space="preserve">】</w:t>
+      </w:r>
+      <w:r>
+        <w:rPr>
+          <w:rFonts w:ascii="Times New Roman" w:cs="Times New Roman" w:eastAsia="바탕" w:hAnsi="Times New Roman"/>
+          <w:sz w:val="18"/>
+          <w:szCs w:val="18"/>
+        </w:rPr>
+        <w:t xml:space="preserve"> to </w:t>
+      </w:r>
+      <w:r>
+        <w:rPr>
+          <w:rFonts w:ascii="Times New Roman" w:cs="Times New Roman" w:eastAsia="바탕" w:hAnsi="Times New Roman"/>
+          <w:sz w:val="18"/>
+          <w:szCs w:val="18"/>
+          <w:highlight w:val="yellow"/>
+        </w:rPr>
+        <w:t xml:space="preserve">【</w:t>
+      </w:r>
+      <w:r>
+        <w:rPr>
+          <w:rFonts w:ascii="Times New Roman" w:cs="Times New Roman" w:eastAsia="바탕" w:hAnsi="Times New Roman"/>
+          <w:sz w:val="18"/>
+          <w:szCs w:val="18"/>
+          <w:highlight w:val="yellow"/>
+        </w:rPr>
+        <w:t xml:space="preserve">post M ± SD</w:t>
+      </w:r>
+      <w:r>
+        <w:rPr>
+          <w:rFonts w:ascii="Times New Roman" w:cs="Times New Roman" w:eastAsia="바탕" w:hAnsi="Times New Roman"/>
+          <w:sz w:val="18"/>
+          <w:szCs w:val="18"/>
+          <w:highlight w:val="yellow"/>
+        </w:rPr>
+        <w:t xml:space="preserve">】</w:t>
+      </w:r>
+      <w:r>
+        <w:rPr>
+          <w:rFonts w:ascii="Times New Roman" w:cs="Times New Roman" w:eastAsia="바탕" w:hAnsi="Times New Roman"/>
+          <w:sz w:val="18"/>
+          <w:szCs w:val="18"/>
+        </w:rPr>
+        <w:t xml:space="preserve"> mL/kg/min, and the FMS composite score changed from </w:t>
+      </w:r>
+      <w:r>
+        <w:rPr>
+          <w:rFonts w:ascii="Times New Roman" w:cs="Times New Roman" w:eastAsia="바탕" w:hAnsi="Times New Roman"/>
+          <w:sz w:val="18"/>
+          <w:szCs w:val="18"/>
+          <w:highlight w:val="yellow"/>
+        </w:rPr>
+        <w:t xml:space="preserve">【</w:t>
+      </w:r>
+      <w:r>
+        <w:rPr>
+          <w:rFonts w:ascii="Times New Roman" w:cs="Times New Roman" w:eastAsia="바탕" w:hAnsi="Times New Roman"/>
+          <w:sz w:val="18"/>
+          <w:szCs w:val="18"/>
+          <w:highlight w:val="yellow"/>
+        </w:rPr>
+        <w:t xml:space="preserve">pre M ± SD</w:t>
+      </w:r>
+      <w:r>
+        <w:rPr>
+          <w:rFonts w:ascii="Times New Roman" w:cs="Times New Roman" w:eastAsia="바탕" w:hAnsi="Times New Roman"/>
+          <w:sz w:val="18"/>
+          <w:szCs w:val="18"/>
+          <w:highlight w:val="yellow"/>
+        </w:rPr>
+        <w:t xml:space="preserve">】</w:t>
+      </w:r>
+      <w:r>
+        <w:rPr>
+          <w:rFonts w:ascii="Times New Roman" w:cs="Times New Roman" w:eastAsia="바탕" w:hAnsi="Times New Roman"/>
+          <w:sz w:val="18"/>
+          <w:szCs w:val="18"/>
+        </w:rPr>
+        <w:t xml:space="preserve"> to </w:t>
+      </w:r>
+      <w:r>
+        <w:rPr>
+          <w:rFonts w:ascii="Times New Roman" w:cs="Times New Roman" w:eastAsia="바탕" w:hAnsi="Times New Roman"/>
+          <w:sz w:val="18"/>
+          <w:szCs w:val="18"/>
+          <w:highlight w:val="yellow"/>
+        </w:rPr>
+        <w:t xml:space="preserve">【</w:t>
+      </w:r>
+      <w:r>
+        <w:rPr>
+          <w:rFonts w:ascii="Times New Roman" w:cs="Times New Roman" w:eastAsia="바탕" w:hAnsi="Times New Roman"/>
+          <w:sz w:val="18"/>
+          <w:szCs w:val="18"/>
+          <w:highlight w:val="yellow"/>
+        </w:rPr>
+        <w:t xml:space="preserve">post M ± SD</w:t>
+      </w:r>
+      <w:r>
+        <w:rPr>
+          <w:rFonts w:ascii="Times New Roman" w:cs="Times New Roman" w:eastAsia="바탕" w:hAnsi="Times New Roman"/>
+          <w:sz w:val="18"/>
+          <w:szCs w:val="18"/>
+          <w:highlight w:val="yellow"/>
+        </w:rPr>
+        <w:t xml:space="preserve">】</w:t>
+      </w:r>
+      <w:r>
+        <w:rPr>
+          <w:rFonts w:ascii="Times New Roman" w:cs="Times New Roman" w:eastAsia="바탕" w:hAnsi="Times New Roman"/>
+          <w:sz w:val="18"/>
+          <w:szCs w:val="18"/>
+        </w:rPr>
+        <w:t xml:space="preserve"> points. The group × time interaction was </w:t>
+      </w:r>
+      <w:r>
+        <w:rPr>
+          <w:rFonts w:ascii="Times New Roman" w:cs="Times New Roman" w:eastAsia="바탕" w:hAnsi="Times New Roman"/>
+          <w:sz w:val="18"/>
+          <w:szCs w:val="18"/>
+          <w:highlight w:val="yellow"/>
+        </w:rPr>
+        <w:t xml:space="preserve">【</w:t>
+      </w:r>
+      <w:r>
+        <w:rPr>
+          <w:rFonts w:ascii="Times New Roman" w:cs="Times New Roman" w:eastAsia="바탕" w:hAnsi="Times New Roman"/>
+          <w:sz w:val="18"/>
+          <w:szCs w:val="18"/>
+          <w:highlight w:val="yellow"/>
+        </w:rPr>
+        <w:t xml:space="preserve">significant/non-significant</w:t>
+      </w:r>
+      <w:r>
+        <w:rPr>
+          <w:rFonts w:ascii="Times New Roman" w:cs="Times New Roman" w:eastAsia="바탕" w:hAnsi="Times New Roman"/>
+          <w:sz w:val="18"/>
+          <w:szCs w:val="18"/>
+          <w:highlight w:val="yellow"/>
+        </w:rPr>
+        <w:t xml:space="preserve">】</w:t>
+      </w:r>
+      <w:r>
+        <w:rPr>
+          <w:rFonts w:ascii="Times New Roman" w:cs="Times New Roman" w:eastAsia="바탕" w:hAnsi="Times New Roman"/>
+          <w:sz w:val="18"/>
+          <w:szCs w:val="18"/>
+        </w:rPr>
+        <w:t xml:space="preserve"> for VO</w:t>
+      </w:r>
+      <w:r>
+        <w:rPr>
+          <w:rFonts w:ascii="Times New Roman" w:cs="Times New Roman" w:eastAsia="바탕" w:hAnsi="Times New Roman"/>
+          <w:sz w:val="18"/>
+          <w:szCs w:val="18"/>
+          <w:vertAlign w:val="subscript"/>
+        </w:rPr>
+        <w:t xml:space="preserve">2</w:t>
+      </w:r>
+      <w:r>
+        <w:rPr>
+          <w:rFonts w:ascii="Times New Roman" w:cs="Times New Roman" w:eastAsia="바탕" w:hAnsi="Times New Roman"/>
+          <w:sz w:val="18"/>
+          <w:szCs w:val="18"/>
+        </w:rPr>
+        <w:t xml:space="preserve">max (</w:t>
+      </w:r>
+      <w:r>
+        <w:rPr>
+          <w:rFonts w:ascii="Times New Roman" w:cs="Times New Roman" w:eastAsia="바탕" w:hAnsi="Times New Roman"/>
+          <w:sz w:val="18"/>
+          <w:szCs w:val="18"/>
+          <w:highlight w:val="yellow"/>
+        </w:rPr>
+        <w:t xml:space="preserve">【</w:t>
+      </w:r>
+      <w:r>
+        <w:rPr>
+          <w:rFonts w:ascii="Times New Roman" w:cs="Times New Roman" w:eastAsia="바탕" w:hAnsi="Times New Roman"/>
+          <w:sz w:val="18"/>
+          <w:szCs w:val="18"/>
+          <w:highlight w:val="yellow"/>
+        </w:rPr>
+        <w:t xml:space="preserve">F, p</w:t>
+      </w:r>
+      <w:r>
+        <w:rPr>
+          <w:rFonts w:ascii="Times New Roman" w:cs="Times New Roman" w:eastAsia="바탕" w:hAnsi="Times New Roman"/>
+          <w:sz w:val="18"/>
+          <w:szCs w:val="18"/>
+          <w:highlight w:val="yellow"/>
+        </w:rPr>
+        <w:t xml:space="preserve">】</w:t>
+      </w:r>
+      <w:r>
+        <w:rPr>
+          <w:rFonts w:ascii="Times New Roman" w:cs="Times New Roman" w:eastAsia="바탕" w:hAnsi="Times New Roman"/>
+          <w:sz w:val="18"/>
+          <w:szCs w:val="18"/>
+        </w:rPr>
+        <w:t xml:space="preserve">) and </w:t>
+      </w:r>
+      <w:r>
+        <w:rPr>
+          <w:rFonts w:ascii="Times New Roman" w:cs="Times New Roman" w:eastAsia="바탕" w:hAnsi="Times New Roman"/>
+          <w:sz w:val="18"/>
+          <w:szCs w:val="18"/>
+          <w:highlight w:val="yellow"/>
+        </w:rPr>
+        <w:t xml:space="preserve">【</w:t>
+      </w:r>
+      <w:r>
+        <w:rPr>
+          <w:rFonts w:ascii="Times New Roman" w:cs="Times New Roman" w:eastAsia="바탕" w:hAnsi="Times New Roman"/>
+          <w:sz w:val="18"/>
+          <w:szCs w:val="18"/>
+          <w:highlight w:val="yellow"/>
+        </w:rPr>
+        <w:t xml:space="preserve">significant/non-significant</w:t>
+      </w:r>
+      <w:r>
+        <w:rPr>
+          <w:rFonts w:ascii="Times New Roman" w:cs="Times New Roman" w:eastAsia="바탕" w:hAnsi="Times New Roman"/>
+          <w:sz w:val="18"/>
+          <w:szCs w:val="18"/>
+          <w:highlight w:val="yellow"/>
+        </w:rPr>
+        <w:t xml:space="preserve">】</w:t>
+      </w:r>
+      <w:r>
+        <w:rPr>
+          <w:rFonts w:ascii="Times New Roman" w:cs="Times New Roman" w:eastAsia="바탕" w:hAnsi="Times New Roman"/>
+          <w:sz w:val="18"/>
+          <w:szCs w:val="18"/>
+        </w:rPr>
+        <w:t xml:space="preserve"> for the FMS composite score (</w:t>
+      </w:r>
+      <w:r>
+        <w:rPr>
+          <w:rFonts w:ascii="Times New Roman" w:cs="Times New Roman" w:eastAsia="바탕" w:hAnsi="Times New Roman"/>
+          <w:sz w:val="18"/>
+          <w:szCs w:val="18"/>
+          <w:highlight w:val="yellow"/>
+        </w:rPr>
+        <w:t xml:space="preserve">【</w:t>
+      </w:r>
+      <w:r>
+        <w:rPr>
+          <w:rFonts w:ascii="Times New Roman" w:cs="Times New Roman" w:eastAsia="바탕" w:hAnsi="Times New Roman"/>
+          <w:sz w:val="18"/>
+          <w:szCs w:val="18"/>
+          <w:highlight w:val="yellow"/>
+        </w:rPr>
+        <w:t xml:space="preserve">F, p</w:t>
+      </w:r>
+      <w:r>
+        <w:rPr>
+          <w:rFonts w:ascii="Times New Roman" w:cs="Times New Roman" w:eastAsia="바탕" w:hAnsi="Times New Roman"/>
+          <w:sz w:val="18"/>
+          <w:szCs w:val="18"/>
+          <w:highlight w:val="yellow"/>
+        </w:rPr>
+        <w:t xml:space="preserve">】</w:t>
+      </w:r>
+      <w:r>
+        <w:rPr>
+          <w:rFonts w:ascii="Times New Roman" w:cs="Times New Roman" w:eastAsia="바탕" w:hAnsi="Times New Roman"/>
+          <w:sz w:val="18"/>
+          <w:szCs w:val="18"/>
+        </w:rPr>
+        <w:t xml:space="preserve">). The control group </w:t>
+      </w:r>
+      <w:r>
+        <w:rPr>
+          <w:rFonts w:ascii="Times New Roman" w:cs="Times New Roman" w:eastAsia="바탕" w:hAnsi="Times New Roman"/>
+          <w:sz w:val="18"/>
+          <w:szCs w:val="18"/>
+          <w:highlight w:val="yellow"/>
+        </w:rPr>
+        <w:t xml:space="preserve">【</w:t>
+      </w:r>
+      <w:r>
+        <w:rPr>
+          <w:rFonts w:ascii="Times New Roman" w:cs="Times New Roman" w:eastAsia="바탕" w:hAnsi="Times New Roman"/>
+          <w:sz w:val="18"/>
+          <w:szCs w:val="18"/>
+          <w:highlight w:val="yellow"/>
+        </w:rPr>
+        <w:t xml:space="preserve">results</w:t>
+      </w:r>
+      <w:r>
+        <w:rPr>
+          <w:rFonts w:ascii="Times New Roman" w:cs="Times New Roman" w:eastAsia="바탕" w:hAnsi="Times New Roman"/>
+          <w:sz w:val="18"/>
+          <w:szCs w:val="18"/>
+          <w:highlight w:val="yellow"/>
+        </w:rPr>
+        <w:t xml:space="preserve">】</w:t>
+      </w:r>
+      <w:r>
+        <w:rPr>
+          <w:rFonts w:ascii="Times New Roman" w:cs="Times New Roman" w:eastAsia="바탕" w:hAnsi="Times New Roman"/>
+          <w:sz w:val="18"/>
+          <w:szCs w:val="18"/>
+        </w:rPr>
+        <w:t xml:space="preserve">. Among the FMS subtests, </w:t>
+      </w:r>
+      <w:r>
+        <w:rPr>
+          <w:rFonts w:ascii="Times New Roman" w:cs="Times New Roman" w:eastAsia="바탕" w:hAnsi="Times New Roman"/>
+          <w:sz w:val="18"/>
+          <w:szCs w:val="18"/>
+          <w:highlight w:val="yellow"/>
+        </w:rPr>
+        <w:t xml:space="preserve">【</w:t>
+      </w:r>
+      <w:r>
+        <w:rPr>
+          <w:rFonts w:ascii="Times New Roman" w:cs="Times New Roman" w:eastAsia="바탕" w:hAnsi="Times New Roman"/>
+          <w:sz w:val="18"/>
+          <w:szCs w:val="18"/>
+          <w:highlight w:val="yellow"/>
+        </w:rPr>
+        <w:t xml:space="preserve">subtests with significant changes</w:t>
+      </w:r>
+      <w:r>
+        <w:rPr>
+          <w:rFonts w:ascii="Times New Roman" w:cs="Times New Roman" w:eastAsia="바탕" w:hAnsi="Times New Roman"/>
+          <w:sz w:val="18"/>
+          <w:szCs w:val="18"/>
+          <w:highlight w:val="yellow"/>
+        </w:rPr>
+        <w:t xml:space="preserve">】</w:t>
+      </w:r>
+      <w:r>
+        <w:rPr>
+          <w:rFonts w:ascii="Times New Roman" w:cs="Times New Roman" w:eastAsia="바탕" w:hAnsi="Times New Roman"/>
+          <w:sz w:val="18"/>
+          <w:szCs w:val="18"/>
+        </w:rPr>
+        <w:t xml:space="preserve">.</w:t>
       </w:r>
     </w:p>
     <w:p>
@@ -10488,8 +12618,27 @@
           <w:rFonts w:ascii="Times New Roman" w:cs="Times New Roman" w:eastAsia="바탕" w:hAnsi="Times New Roman"/>
           <w:sz w:val="18"/>
           <w:szCs w:val="18"/>
-        </w:rPr>
-        <w:t xml:space="preserve">H-IFIT may be used as a training method to improve both aerobic fitness and fundamental movement patterns in collegiate taekwondo sparring athletes.</w:t>
+          <w:highlight w:val="yellow"/>
+        </w:rPr>
+        <w:t xml:space="preserve">【</w:t>
+      </w:r>
+      <w:r>
+        <w:rPr>
+          <w:rFonts w:ascii="Times New Roman" w:cs="Times New Roman" w:eastAsia="바탕" w:hAnsi="Times New Roman"/>
+          <w:sz w:val="18"/>
+          <w:szCs w:val="18"/>
+          <w:highlight w:val="yellow"/>
+        </w:rPr>
+        <w:t xml:space="preserve">Write according to the re-analysis, e.g., H-IFIT may be used as a training method to improve aerobic fitness and fundamental movement patterns in collegiate taekwondo sparring athletes.</w:t>
+      </w:r>
+      <w:r>
+        <w:rPr>
+          <w:rFonts w:ascii="Times New Roman" w:cs="Times New Roman" w:eastAsia="바탕" w:hAnsi="Times New Roman"/>
+          <w:sz w:val="18"/>
+          <w:szCs w:val="18"/>
+          <w:highlight w:val="yellow"/>
+        </w:rPr>
+        <w:t xml:space="preserve">】</w:t>
       </w:r>
     </w:p>
     <w:p>

--- a/manuscript/국기원_투고본_H-IFIT_2026-10.docx
+++ b/manuscript/국기원_투고본_H-IFIT_2026-10.docx
@@ -10910,7 +10910,42 @@
           <w:sz w:val="20"/>
           <w:szCs w:val="20"/>
         </w:rPr>
-        <w:t xml:space="preserve">. 김현륜과 이상일(2026)은 7개 하위항목 모두에서 유의한 변화를 보고하였는데, 이 연구 결과와는 </w:t>
+        <w:t xml:space="preserve">. 태권도 전공자에게 12주간 HIIT를 적용한 김현륜과 이상일(2026)은 Deep Squat, Hurdle Step, In-line Lunge 등에서 실험군의 유의한 변화를 보고하였으며</w:t>
+      </w:r>
+      <w:r>
+        <w:rPr>
+          <w:rFonts w:ascii="Times New Roman" w:cs="Times New Roman" w:eastAsia="바탕" w:hAnsi="Times New Roman"/>
+          <w:sz w:val="20"/>
+          <w:szCs w:val="20"/>
+          <w:highlight w:val="yellow"/>
+        </w:rPr>
+        <w:t xml:space="preserve">【</w:t>
+      </w:r>
+      <w:r>
+        <w:rPr>
+          <w:rFonts w:ascii="Times New Roman" w:cs="Times New Roman" w:eastAsia="바탕" w:hAnsi="Times New Roman"/>
+          <w:sz w:val="20"/>
+          <w:szCs w:val="20"/>
+          <w:highlight w:val="yellow"/>
+        </w:rPr>
+        <w:t xml:space="preserve">원문에서 유의한 하위항목 전체 확인</w:t>
+      </w:r>
+      <w:r>
+        <w:rPr>
+          <w:rFonts w:ascii="Times New Roman" w:cs="Times New Roman" w:eastAsia="바탕" w:hAnsi="Times New Roman"/>
+          <w:sz w:val="20"/>
+          <w:szCs w:val="20"/>
+          <w:highlight w:val="yellow"/>
+        </w:rPr>
+        <w:t xml:space="preserve">】</w:t>
+      </w:r>
+      <w:r>
+        <w:rPr>
+          <w:rFonts w:ascii="Times New Roman" w:cs="Times New Roman" w:eastAsia="바탕" w:hAnsi="Times New Roman"/>
+          <w:sz w:val="20"/>
+          <w:szCs w:val="20"/>
+        </w:rPr>
+        <w:t xml:space="preserve">, 이 연구 결과와는 </w:t>
       </w:r>
       <w:r>
         <w:rPr>

--- a/manuscript/국기원_투고본_H-IFIT_2026-10.docx
+++ b/manuscript/국기원_투고본_H-IFIT_2026-10.docx
@@ -1254,41 +1254,6 @@
           <w:highlight w:val="yellow"/>
         </w:rPr>
         <w:t xml:space="preserve">결과</w:t>
-      </w:r>
-      <w:r>
-        <w:rPr>
-          <w:rFonts w:ascii="Times New Roman" w:cs="Times New Roman" w:eastAsia="바탕" w:hAnsi="Times New Roman"/>
-          <w:sz w:val="18"/>
-          <w:szCs w:val="18"/>
-          <w:highlight w:val="yellow"/>
-        </w:rPr>
-        <w:t xml:space="preserve">】</w:t>
-      </w:r>
-      <w:r>
-        <w:rPr>
-          <w:rFonts w:ascii="Times New Roman" w:cs="Times New Roman" w:eastAsia="바탕" w:hAnsi="Times New Roman"/>
-          <w:sz w:val="18"/>
-          <w:szCs w:val="18"/>
-        </w:rPr>
-        <w:t xml:space="preserve">. FMS 하위항목에서는 </w:t>
-      </w:r>
-      <w:r>
-        <w:rPr>
-          <w:rFonts w:ascii="Times New Roman" w:cs="Times New Roman" w:eastAsia="바탕" w:hAnsi="Times New Roman"/>
-          <w:sz w:val="18"/>
-          <w:szCs w:val="18"/>
-          <w:highlight w:val="yellow"/>
-        </w:rPr>
-        <w:t xml:space="preserve">【</w:t>
-      </w:r>
-      <w:r>
-        <w:rPr>
-          <w:rFonts w:ascii="Times New Roman" w:cs="Times New Roman" w:eastAsia="바탕" w:hAnsi="Times New Roman"/>
-          <w:sz w:val="18"/>
-          <w:szCs w:val="18"/>
-          <w:highlight w:val="yellow"/>
-        </w:rPr>
-        <w:t xml:space="preserve">유의한 변화를 보인 항목</w:t>
       </w:r>
       <w:r>
         <w:rPr>
@@ -1764,7 +1729,7 @@
           <w:sz w:val="20"/>
           <w:szCs w:val="20"/>
         </w:rPr>
-        <w:t xml:space="preserve">max와 FMS 총점 및 하위항목의 변화를 정규훈련 집단과 비교하여 규명하고, 겨루기 선수의 체력 훈련 프로그램 구성을 위한 기초자료를 제공하는 데 목적이 있다.</w:t>
+        <w:t xml:space="preserve">max와 FMS 총점의 변화를 정규훈련 집단과 비교하여 규명하고, 겨루기 선수의 체력 훈련 프로그램 구성을 위한 기초자료를 제공하는 데 목적이 있다.</w:t>
       </w:r>
     </w:p>
     <w:p>
@@ -4519,42 +4484,7 @@
           <w:sz w:val="20"/>
           <w:szCs w:val="20"/>
         </w:rPr>
-        <w:t xml:space="preserve">)으로 제시하였다(Lakens, 2013). FMS 하위항목은 </w:t>
-      </w:r>
-      <w:r>
-        <w:rPr>
-          <w:rFonts w:ascii="Times New Roman" w:cs="Times New Roman" w:eastAsia="바탕" w:hAnsi="Times New Roman"/>
-          <w:sz w:val="20"/>
-          <w:szCs w:val="20"/>
-          <w:highlight w:val="yellow"/>
-        </w:rPr>
-        <w:t xml:space="preserve">【</w:t>
-      </w:r>
-      <w:r>
-        <w:rPr>
-          <w:rFonts w:ascii="Times New Roman" w:cs="Times New Roman" w:eastAsia="바탕" w:hAnsi="Times New Roman"/>
-          <w:sz w:val="20"/>
-          <w:szCs w:val="20"/>
-          <w:highlight w:val="yellow"/>
-        </w:rPr>
-        <w:t xml:space="preserve">검정 방법: 예) Wilcoxon 부호순위검정, 다중비교 보정 방법</w:t>
-      </w:r>
-      <w:r>
-        <w:rPr>
-          <w:rFonts w:ascii="Times New Roman" w:cs="Times New Roman" w:eastAsia="바탕" w:hAnsi="Times New Roman"/>
-          <w:sz w:val="20"/>
-          <w:szCs w:val="20"/>
-          <w:highlight w:val="yellow"/>
-        </w:rPr>
-        <w:t xml:space="preserve">】</w:t>
-      </w:r>
-      <w:r>
-        <w:rPr>
-          <w:rFonts w:ascii="Times New Roman" w:cs="Times New Roman" w:eastAsia="바탕" w:hAnsi="Times New Roman"/>
-          <w:sz w:val="20"/>
-          <w:szCs w:val="20"/>
-        </w:rPr>
-        <w:t xml:space="preserve">으로 분석하였다. 통계적 유의수준은 α = .05로 설정하였다.</w:t>
+        <w:t xml:space="preserve">)으로 제시하였다(Lakens, 2013). 통계적 유의수준은 α = .05로 설정하였다.</w:t>
       </w:r>
     </w:p>
     <w:p>
@@ -7745,17 +7675,17 @@
     <w:p>
       <w:pPr>
         <w:keepNext/>
-        <w:spacing w:after="80" w:before="160" w:line="360"/>
+        <w:spacing w:after="120" w:before="300" w:line="360"/>
       </w:pPr>
       <w:r>
         <w:rPr>
-          <w:rFonts w:ascii="Arial" w:cs="Arial" w:eastAsia="돋움" w:hAnsi="Arial"/>
+          <w:rFonts w:ascii="Times New Roman" w:cs="Times New Roman" w:eastAsia="바탕" w:hAnsi="Times New Roman"/>
           <w:b/>
           <w:bCs/>
-          <w:sz w:val="22"/>
-          <w:szCs w:val="22"/>
-        </w:rPr>
-        <w:t xml:space="preserve">3. FMS 하위항목</w:t>
+          <w:sz w:val="30"/>
+          <w:szCs w:val="30"/>
+        </w:rPr>
+        <w:t xml:space="preserve">Ⅳ. 논의</w:t>
       </w:r>
     </w:p>
     <w:p>
@@ -7770,60 +7700,61 @@
           <w:sz w:val="20"/>
           <w:szCs w:val="20"/>
         </w:rPr>
-        <w:t xml:space="preserve">FMS 하위항목의 변화는 &lt;표 4&gt;와 같다. 실험군에서는 </w:t>
-      </w:r>
-      <w:r>
-        <w:rPr>
-          <w:rFonts w:ascii="Times New Roman" w:cs="Times New Roman" w:eastAsia="바탕" w:hAnsi="Times New Roman"/>
-          <w:sz w:val="20"/>
-          <w:szCs w:val="20"/>
-          <w:highlight w:val="yellow"/>
-        </w:rPr>
-        <w:t xml:space="preserve">【</w:t>
-      </w:r>
-      <w:r>
-        <w:rPr>
-          <w:rFonts w:ascii="Times New Roman" w:cs="Times New Roman" w:eastAsia="바탕" w:hAnsi="Times New Roman"/>
-          <w:sz w:val="20"/>
-          <w:szCs w:val="20"/>
-          <w:highlight w:val="yellow"/>
-        </w:rPr>
-        <w:t xml:space="preserve">유의하게 변화한 항목과 검정값</w:t>
-      </w:r>
-      <w:r>
-        <w:rPr>
-          <w:rFonts w:ascii="Times New Roman" w:cs="Times New Roman" w:eastAsia="바탕" w:hAnsi="Times New Roman"/>
-          <w:sz w:val="20"/>
-          <w:szCs w:val="20"/>
-          <w:highlight w:val="yellow"/>
-        </w:rPr>
-        <w:t xml:space="preserve">】</w:t>
-      </w:r>
-      <w:r>
-        <w:rPr>
-          <w:rFonts w:ascii="Times New Roman" w:cs="Times New Roman" w:eastAsia="바탕" w:hAnsi="Times New Roman"/>
-          <w:sz w:val="20"/>
-          <w:szCs w:val="20"/>
-        </w:rPr>
-        <w:t xml:space="preserve">, 통제군에서는 </w:t>
-      </w:r>
-      <w:r>
-        <w:rPr>
-          <w:rFonts w:ascii="Times New Roman" w:cs="Times New Roman" w:eastAsia="바탕" w:hAnsi="Times New Roman"/>
-          <w:sz w:val="20"/>
-          <w:szCs w:val="20"/>
-          <w:highlight w:val="yellow"/>
-        </w:rPr>
-        <w:t xml:space="preserve">【</w:t>
-      </w:r>
-      <w:r>
-        <w:rPr>
-          <w:rFonts w:ascii="Times New Roman" w:cs="Times New Roman" w:eastAsia="바탕" w:hAnsi="Times New Roman"/>
-          <w:sz w:val="20"/>
-          <w:szCs w:val="20"/>
-          <w:highlight w:val="yellow"/>
-        </w:rPr>
-        <w:t xml:space="preserve">결과 기재</w:t>
+        <w:t xml:space="preserve">이 연구는 12주간의 H-IFIT에 따른 대학 태권도 겨루기 선수의 VO</w:t>
+      </w:r>
+      <w:r>
+        <w:rPr>
+          <w:rFonts w:ascii="Times New Roman" w:cs="Times New Roman" w:eastAsia="바탕" w:hAnsi="Times New Roman"/>
+          <w:sz w:val="20"/>
+          <w:szCs w:val="20"/>
+          <w:vertAlign w:val="subscript"/>
+        </w:rPr>
+        <w:t xml:space="preserve">2</w:t>
+      </w:r>
+      <w:r>
+        <w:rPr>
+          <w:rFonts w:ascii="Times New Roman" w:cs="Times New Roman" w:eastAsia="바탕" w:hAnsi="Times New Roman"/>
+          <w:sz w:val="20"/>
+          <w:szCs w:val="20"/>
+        </w:rPr>
+        <w:t xml:space="preserve">max와 기능적 움직임의 변화를 정규훈련 집단과 비교하였다. 그 결과 </w:t>
+      </w:r>
+      <w:r>
+        <w:rPr>
+          <w:rFonts w:ascii="Times New Roman" w:cs="Times New Roman" w:eastAsia="바탕" w:hAnsi="Times New Roman"/>
+          <w:sz w:val="20"/>
+          <w:szCs w:val="20"/>
+          <w:highlight w:val="yellow"/>
+        </w:rPr>
+        <w:t xml:space="preserve">【</w:t>
+      </w:r>
+      <w:r>
+        <w:rPr>
+          <w:rFonts w:ascii="Times New Roman" w:cs="Times New Roman" w:eastAsia="바탕" w:hAnsi="Times New Roman"/>
+          <w:sz w:val="20"/>
+          <w:szCs w:val="20"/>
+          <w:highlight w:val="yellow"/>
+        </w:rPr>
+        <w:t xml:space="preserve">재분석 결과 요약: 예) 실험군에서 VO</w:t>
+      </w:r>
+      <w:r>
+        <w:rPr>
+          <w:rFonts w:ascii="Times New Roman" w:cs="Times New Roman" w:eastAsia="바탕" w:hAnsi="Times New Roman"/>
+          <w:sz w:val="20"/>
+          <w:szCs w:val="20"/>
+          <w:highlight w:val="yellow"/>
+          <w:vertAlign w:val="subscript"/>
+        </w:rPr>
+        <w:t xml:space="preserve">2</w:t>
+      </w:r>
+      <w:r>
+        <w:rPr>
+          <w:rFonts w:ascii="Times New Roman" w:cs="Times New Roman" w:eastAsia="바탕" w:hAnsi="Times New Roman"/>
+          <w:sz w:val="20"/>
+          <w:szCs w:val="20"/>
+          <w:highlight w:val="yellow"/>
+        </w:rPr>
+        <w:t xml:space="preserve">max와 FMS 총점이 유의하게 증가하였고, 두 변인 모두 집단과 시기 간 상호작용이 유의하였다</w:t>
       </w:r>
       <w:r>
         <w:rPr>
@@ -7841,2231 +7772,6 @@
           <w:szCs w:val="20"/>
         </w:rPr>
         <w:t xml:space="preserve">.</w:t>
-      </w:r>
-    </w:p>
-    <w:p>
-      <w:pPr>
-        <w:keepNext/>
-        <w:spacing w:after="60" w:before="200" w:line="360"/>
-      </w:pPr>
-      <w:r>
-        <w:rPr>
-          <w:rFonts w:ascii="Arial" w:cs="Arial" w:eastAsia="돋움" w:hAnsi="Arial"/>
-          <w:b/>
-          <w:bCs/>
-          <w:sz w:val="18"/>
-          <w:szCs w:val="18"/>
-        </w:rPr>
-        <w:t xml:space="preserve">표 4. 집단별 FMS 하위항목 점수의 변화</w:t>
-      </w:r>
-    </w:p>
-    <w:tbl>
-      <w:tblPr>
-        <w:tblW w:type="dxa" w:w="4600"/>
-        <w:jc w:val="center"/>
-        <w:tblBorders>
-          <w:top w:val="single" w:color="auto" w:sz="4"/>
-          <w:left w:val="single" w:color="auto" w:sz="4"/>
-          <w:bottom w:val="single" w:color="auto" w:sz="4"/>
-          <w:right w:val="single" w:color="auto" w:sz="4"/>
-          <w:insideH w:val="single" w:color="auto" w:sz="4"/>
-          <w:insideV w:val="single" w:color="auto" w:sz="4"/>
-        </w:tblBorders>
-      </w:tblPr>
-      <w:tblGrid>
-        <w:gridCol w:w="1240"/>
-        <w:gridCol w:w="840"/>
-        <w:gridCol w:w="840"/>
-        <w:gridCol w:w="840"/>
-        <w:gridCol w:w="840"/>
-      </w:tblGrid>
-      <w:tr>
-        <w:trPr>
-          <w:tblHeader/>
-        </w:trPr>
-        <w:tc>
-          <w:tcPr>
-            <w:tcW w:type="dxa" w:w="1240"/>
-            <w:gridSpan w:val="1"/>
-            <w:tcBorders>
-              <w:top w:val="single" w:color="000000" w:sz="10"/>
-              <w:left w:val="none" w:color="FFFFFF" w:sz="0"/>
-              <w:bottom w:val="single" w:color="000000" w:sz="4"/>
-              <w:right w:val="none" w:color="FFFFFF" w:sz="0"/>
-            </w:tcBorders>
-            <w:tcMar>
-              <w:top w:type="dxa" w:w="40"/>
-              <w:left w:type="dxa" w:w="60"/>
-              <w:bottom w:type="dxa" w:w="40"/>
-              <w:right w:type="dxa" w:w="60"/>
-            </w:tcMar>
-            <w:vAlign w:val="center"/>
-          </w:tcPr>
-          <w:p>
-            <w:pPr>
-              <w:keepNext/>
-              <w:spacing w:after="0" w:before="0" w:line="300"/>
-              <w:jc w:val="center"/>
-            </w:pPr>
-            <w:r>
-              <w:rPr>
-                <w:rFonts w:ascii="Arial" w:cs="Arial" w:eastAsia="돋움" w:hAnsi="Arial"/>
-                <w:b/>
-                <w:bCs/>
-                <w:sz w:val="16"/>
-                <w:szCs w:val="16"/>
-              </w:rPr>
-              <w:t xml:space="preserve">항목</w:t>
-            </w:r>
-          </w:p>
-        </w:tc>
-        <w:tc>
-          <w:tcPr>
-            <w:tcW w:type="dxa" w:w="840"/>
-            <w:gridSpan w:val="1"/>
-            <w:tcBorders>
-              <w:top w:val="single" w:color="000000" w:sz="10"/>
-              <w:left w:val="none" w:color="FFFFFF" w:sz="0"/>
-              <w:bottom w:val="single" w:color="000000" w:sz="4"/>
-              <w:right w:val="none" w:color="FFFFFF" w:sz="0"/>
-            </w:tcBorders>
-            <w:tcMar>
-              <w:top w:type="dxa" w:w="40"/>
-              <w:left w:type="dxa" w:w="60"/>
-              <w:bottom w:type="dxa" w:w="40"/>
-              <w:right w:type="dxa" w:w="60"/>
-            </w:tcMar>
-            <w:vAlign w:val="center"/>
-          </w:tcPr>
-          <w:p>
-            <w:pPr>
-              <w:keepNext/>
-              <w:spacing w:after="0" w:before="0" w:line="300"/>
-              <w:jc w:val="center"/>
-            </w:pPr>
-            <w:r>
-              <w:rPr>
-                <w:rFonts w:ascii="Arial" w:cs="Arial" w:eastAsia="돋움" w:hAnsi="Arial"/>
-                <w:b/>
-                <w:bCs/>
-                <w:sz w:val="16"/>
-                <w:szCs w:val="16"/>
-              </w:rPr>
-              <w:t xml:space="preserve">실험군 사전</w:t>
-            </w:r>
-          </w:p>
-        </w:tc>
-        <w:tc>
-          <w:tcPr>
-            <w:tcW w:type="dxa" w:w="840"/>
-            <w:gridSpan w:val="1"/>
-            <w:tcBorders>
-              <w:top w:val="single" w:color="000000" w:sz="10"/>
-              <w:left w:val="none" w:color="FFFFFF" w:sz="0"/>
-              <w:bottom w:val="single" w:color="000000" w:sz="4"/>
-              <w:right w:val="none" w:color="FFFFFF" w:sz="0"/>
-            </w:tcBorders>
-            <w:tcMar>
-              <w:top w:type="dxa" w:w="40"/>
-              <w:left w:type="dxa" w:w="60"/>
-              <w:bottom w:type="dxa" w:w="40"/>
-              <w:right w:type="dxa" w:w="60"/>
-            </w:tcMar>
-            <w:vAlign w:val="center"/>
-          </w:tcPr>
-          <w:p>
-            <w:pPr>
-              <w:keepNext/>
-              <w:spacing w:after="0" w:before="0" w:line="300"/>
-              <w:jc w:val="center"/>
-            </w:pPr>
-            <w:r>
-              <w:rPr>
-                <w:rFonts w:ascii="Arial" w:cs="Arial" w:eastAsia="돋움" w:hAnsi="Arial"/>
-                <w:b/>
-                <w:bCs/>
-                <w:sz w:val="16"/>
-                <w:szCs w:val="16"/>
-              </w:rPr>
-              <w:t xml:space="preserve">실험군 사후</w:t>
-            </w:r>
-          </w:p>
-        </w:tc>
-        <w:tc>
-          <w:tcPr>
-            <w:tcW w:type="dxa" w:w="840"/>
-            <w:gridSpan w:val="1"/>
-            <w:tcBorders>
-              <w:top w:val="single" w:color="000000" w:sz="10"/>
-              <w:left w:val="none" w:color="FFFFFF" w:sz="0"/>
-              <w:bottom w:val="single" w:color="000000" w:sz="4"/>
-              <w:right w:val="none" w:color="FFFFFF" w:sz="0"/>
-            </w:tcBorders>
-            <w:tcMar>
-              <w:top w:type="dxa" w:w="40"/>
-              <w:left w:type="dxa" w:w="60"/>
-              <w:bottom w:type="dxa" w:w="40"/>
-              <w:right w:type="dxa" w:w="60"/>
-            </w:tcMar>
-            <w:vAlign w:val="center"/>
-          </w:tcPr>
-          <w:p>
-            <w:pPr>
-              <w:keepNext/>
-              <w:spacing w:after="0" w:before="0" w:line="300"/>
-              <w:jc w:val="center"/>
-            </w:pPr>
-            <w:r>
-              <w:rPr>
-                <w:rFonts w:ascii="Arial" w:cs="Arial" w:eastAsia="돋움" w:hAnsi="Arial"/>
-                <w:b/>
-                <w:bCs/>
-                <w:sz w:val="16"/>
-                <w:szCs w:val="16"/>
-              </w:rPr>
-              <w:t xml:space="preserve">통제군 사전</w:t>
-            </w:r>
-          </w:p>
-        </w:tc>
-        <w:tc>
-          <w:tcPr>
-            <w:tcW w:type="dxa" w:w="840"/>
-            <w:gridSpan w:val="1"/>
-            <w:tcBorders>
-              <w:top w:val="single" w:color="000000" w:sz="10"/>
-              <w:left w:val="none" w:color="FFFFFF" w:sz="0"/>
-              <w:bottom w:val="single" w:color="000000" w:sz="4"/>
-              <w:right w:val="none" w:color="FFFFFF" w:sz="0"/>
-            </w:tcBorders>
-            <w:tcMar>
-              <w:top w:type="dxa" w:w="40"/>
-              <w:left w:type="dxa" w:w="60"/>
-              <w:bottom w:type="dxa" w:w="40"/>
-              <w:right w:type="dxa" w:w="60"/>
-            </w:tcMar>
-            <w:vAlign w:val="center"/>
-          </w:tcPr>
-          <w:p>
-            <w:pPr>
-              <w:keepNext/>
-              <w:spacing w:after="0" w:before="0" w:line="300"/>
-              <w:jc w:val="center"/>
-            </w:pPr>
-            <w:r>
-              <w:rPr>
-                <w:rFonts w:ascii="Arial" w:cs="Arial" w:eastAsia="돋움" w:hAnsi="Arial"/>
-                <w:b/>
-                <w:bCs/>
-                <w:sz w:val="16"/>
-                <w:szCs w:val="16"/>
-              </w:rPr>
-              <w:t xml:space="preserve">통제군 사후</w:t>
-            </w:r>
-          </w:p>
-        </w:tc>
-      </w:tr>
-      <w:tr>
-        <w:trPr>
-          <w:cantSplit/>
-        </w:trPr>
-        <w:tc>
-          <w:tcPr>
-            <w:tcW w:type="dxa" w:w="1240"/>
-            <w:gridSpan w:val="1"/>
-            <w:tcBorders>
-              <w:top w:val="none" w:color="FFFFFF" w:sz="0"/>
-              <w:left w:val="none" w:color="FFFFFF" w:sz="0"/>
-              <w:bottom w:val="none" w:color="FFFFFF" w:sz="0"/>
-              <w:right w:val="none" w:color="FFFFFF" w:sz="0"/>
-            </w:tcBorders>
-            <w:tcMar>
-              <w:top w:type="dxa" w:w="40"/>
-              <w:left w:type="dxa" w:w="60"/>
-              <w:bottom w:type="dxa" w:w="40"/>
-              <w:right w:type="dxa" w:w="60"/>
-            </w:tcMar>
-            <w:vAlign w:val="center"/>
-          </w:tcPr>
-          <w:p>
-            <w:pPr>
-              <w:keepNext/>
-              <w:spacing w:after="0" w:before="0" w:line="300"/>
-              <w:jc w:val="left"/>
-            </w:pPr>
-            <w:r>
-              <w:rPr>
-                <w:rFonts w:ascii="Times New Roman" w:cs="Times New Roman" w:eastAsia="바탕" w:hAnsi="Times New Roman"/>
-                <w:b w:val="false"/>
-                <w:bCs w:val="false"/>
-                <w:sz w:val="16"/>
-                <w:szCs w:val="16"/>
-              </w:rPr>
-              <w:t xml:space="preserve">Deep Squat</w:t>
-            </w:r>
-          </w:p>
-        </w:tc>
-        <w:tc>
-          <w:tcPr>
-            <w:tcW w:type="dxa" w:w="840"/>
-            <w:gridSpan w:val="1"/>
-            <w:tcBorders>
-              <w:top w:val="none" w:color="FFFFFF" w:sz="0"/>
-              <w:left w:val="none" w:color="FFFFFF" w:sz="0"/>
-              <w:bottom w:val="none" w:color="FFFFFF" w:sz="0"/>
-              <w:right w:val="none" w:color="FFFFFF" w:sz="0"/>
-            </w:tcBorders>
-            <w:tcMar>
-              <w:top w:type="dxa" w:w="40"/>
-              <w:left w:type="dxa" w:w="60"/>
-              <w:bottom w:type="dxa" w:w="40"/>
-              <w:right w:type="dxa" w:w="60"/>
-            </w:tcMar>
-            <w:vAlign w:val="center"/>
-          </w:tcPr>
-          <w:p>
-            <w:pPr>
-              <w:keepNext/>
-              <w:spacing w:after="0" w:before="0" w:line="300"/>
-              <w:jc w:val="center"/>
-            </w:pPr>
-            <w:r>
-              <w:rPr>
-                <w:rFonts w:ascii="Times New Roman" w:cs="Times New Roman" w:eastAsia="바탕" w:hAnsi="Times New Roman"/>
-                <w:b w:val="false"/>
-                <w:bCs w:val="false"/>
-                <w:sz w:val="16"/>
-                <w:szCs w:val="16"/>
-                <w:highlight w:val="yellow"/>
-              </w:rPr>
-              <w:t xml:space="preserve">【</w:t>
-            </w:r>
-            <w:r>
-              <w:rPr>
-                <w:rFonts w:ascii="Times New Roman" w:cs="Times New Roman" w:eastAsia="바탕" w:hAnsi="Times New Roman"/>
-                <w:b w:val="false"/>
-                <w:bCs w:val="false"/>
-                <w:sz w:val="16"/>
-                <w:szCs w:val="16"/>
-                <w:highlight w:val="yellow"/>
-              </w:rPr>
-              <w:t xml:space="preserve"> </w:t>
-            </w:r>
-            <w:r>
-              <w:rPr>
-                <w:rFonts w:ascii="Times New Roman" w:cs="Times New Roman" w:eastAsia="바탕" w:hAnsi="Times New Roman"/>
-                <w:b w:val="false"/>
-                <w:bCs w:val="false"/>
-                <w:sz w:val="16"/>
-                <w:szCs w:val="16"/>
-                <w:highlight w:val="yellow"/>
-              </w:rPr>
-              <w:t xml:space="preserve">】</w:t>
-            </w:r>
-          </w:p>
-        </w:tc>
-        <w:tc>
-          <w:tcPr>
-            <w:tcW w:type="dxa" w:w="840"/>
-            <w:gridSpan w:val="1"/>
-            <w:tcBorders>
-              <w:top w:val="none" w:color="FFFFFF" w:sz="0"/>
-              <w:left w:val="none" w:color="FFFFFF" w:sz="0"/>
-              <w:bottom w:val="none" w:color="FFFFFF" w:sz="0"/>
-              <w:right w:val="none" w:color="FFFFFF" w:sz="0"/>
-            </w:tcBorders>
-            <w:tcMar>
-              <w:top w:type="dxa" w:w="40"/>
-              <w:left w:type="dxa" w:w="60"/>
-              <w:bottom w:type="dxa" w:w="40"/>
-              <w:right w:type="dxa" w:w="60"/>
-            </w:tcMar>
-            <w:vAlign w:val="center"/>
-          </w:tcPr>
-          <w:p>
-            <w:pPr>
-              <w:keepNext/>
-              <w:spacing w:after="0" w:before="0" w:line="300"/>
-              <w:jc w:val="center"/>
-            </w:pPr>
-            <w:r>
-              <w:rPr>
-                <w:rFonts w:ascii="Times New Roman" w:cs="Times New Roman" w:eastAsia="바탕" w:hAnsi="Times New Roman"/>
-                <w:b w:val="false"/>
-                <w:bCs w:val="false"/>
-                <w:sz w:val="16"/>
-                <w:szCs w:val="16"/>
-                <w:highlight w:val="yellow"/>
-              </w:rPr>
-              <w:t xml:space="preserve">【</w:t>
-            </w:r>
-            <w:r>
-              <w:rPr>
-                <w:rFonts w:ascii="Times New Roman" w:cs="Times New Roman" w:eastAsia="바탕" w:hAnsi="Times New Roman"/>
-                <w:b w:val="false"/>
-                <w:bCs w:val="false"/>
-                <w:sz w:val="16"/>
-                <w:szCs w:val="16"/>
-                <w:highlight w:val="yellow"/>
-              </w:rPr>
-              <w:t xml:space="preserve"> </w:t>
-            </w:r>
-            <w:r>
-              <w:rPr>
-                <w:rFonts w:ascii="Times New Roman" w:cs="Times New Roman" w:eastAsia="바탕" w:hAnsi="Times New Roman"/>
-                <w:b w:val="false"/>
-                <w:bCs w:val="false"/>
-                <w:sz w:val="16"/>
-                <w:szCs w:val="16"/>
-                <w:highlight w:val="yellow"/>
-              </w:rPr>
-              <w:t xml:space="preserve">】</w:t>
-            </w:r>
-          </w:p>
-        </w:tc>
-        <w:tc>
-          <w:tcPr>
-            <w:tcW w:type="dxa" w:w="840"/>
-            <w:gridSpan w:val="1"/>
-            <w:tcBorders>
-              <w:top w:val="none" w:color="FFFFFF" w:sz="0"/>
-              <w:left w:val="none" w:color="FFFFFF" w:sz="0"/>
-              <w:bottom w:val="none" w:color="FFFFFF" w:sz="0"/>
-              <w:right w:val="none" w:color="FFFFFF" w:sz="0"/>
-            </w:tcBorders>
-            <w:tcMar>
-              <w:top w:type="dxa" w:w="40"/>
-              <w:left w:type="dxa" w:w="60"/>
-              <w:bottom w:type="dxa" w:w="40"/>
-              <w:right w:type="dxa" w:w="60"/>
-            </w:tcMar>
-            <w:vAlign w:val="center"/>
-          </w:tcPr>
-          <w:p>
-            <w:pPr>
-              <w:keepNext/>
-              <w:spacing w:after="0" w:before="0" w:line="300"/>
-              <w:jc w:val="center"/>
-            </w:pPr>
-            <w:r>
-              <w:rPr>
-                <w:rFonts w:ascii="Times New Roman" w:cs="Times New Roman" w:eastAsia="바탕" w:hAnsi="Times New Roman"/>
-                <w:b w:val="false"/>
-                <w:bCs w:val="false"/>
-                <w:sz w:val="16"/>
-                <w:szCs w:val="16"/>
-                <w:highlight w:val="yellow"/>
-              </w:rPr>
-              <w:t xml:space="preserve">【</w:t>
-            </w:r>
-            <w:r>
-              <w:rPr>
-                <w:rFonts w:ascii="Times New Roman" w:cs="Times New Roman" w:eastAsia="바탕" w:hAnsi="Times New Roman"/>
-                <w:b w:val="false"/>
-                <w:bCs w:val="false"/>
-                <w:sz w:val="16"/>
-                <w:szCs w:val="16"/>
-                <w:highlight w:val="yellow"/>
-              </w:rPr>
-              <w:t xml:space="preserve"> </w:t>
-            </w:r>
-            <w:r>
-              <w:rPr>
-                <w:rFonts w:ascii="Times New Roman" w:cs="Times New Roman" w:eastAsia="바탕" w:hAnsi="Times New Roman"/>
-                <w:b w:val="false"/>
-                <w:bCs w:val="false"/>
-                <w:sz w:val="16"/>
-                <w:szCs w:val="16"/>
-                <w:highlight w:val="yellow"/>
-              </w:rPr>
-              <w:t xml:space="preserve">】</w:t>
-            </w:r>
-          </w:p>
-        </w:tc>
-        <w:tc>
-          <w:tcPr>
-            <w:tcW w:type="dxa" w:w="840"/>
-            <w:gridSpan w:val="1"/>
-            <w:tcBorders>
-              <w:top w:val="none" w:color="FFFFFF" w:sz="0"/>
-              <w:left w:val="none" w:color="FFFFFF" w:sz="0"/>
-              <w:bottom w:val="none" w:color="FFFFFF" w:sz="0"/>
-              <w:right w:val="none" w:color="FFFFFF" w:sz="0"/>
-            </w:tcBorders>
-            <w:tcMar>
-              <w:top w:type="dxa" w:w="40"/>
-              <w:left w:type="dxa" w:w="60"/>
-              <w:bottom w:type="dxa" w:w="40"/>
-              <w:right w:type="dxa" w:w="60"/>
-            </w:tcMar>
-            <w:vAlign w:val="center"/>
-          </w:tcPr>
-          <w:p>
-            <w:pPr>
-              <w:keepNext/>
-              <w:spacing w:after="0" w:before="0" w:line="300"/>
-              <w:jc w:val="center"/>
-            </w:pPr>
-            <w:r>
-              <w:rPr>
-                <w:rFonts w:ascii="Times New Roman" w:cs="Times New Roman" w:eastAsia="바탕" w:hAnsi="Times New Roman"/>
-                <w:b w:val="false"/>
-                <w:bCs w:val="false"/>
-                <w:sz w:val="16"/>
-                <w:szCs w:val="16"/>
-                <w:highlight w:val="yellow"/>
-              </w:rPr>
-              <w:t xml:space="preserve">【</w:t>
-            </w:r>
-            <w:r>
-              <w:rPr>
-                <w:rFonts w:ascii="Times New Roman" w:cs="Times New Roman" w:eastAsia="바탕" w:hAnsi="Times New Roman"/>
-                <w:b w:val="false"/>
-                <w:bCs w:val="false"/>
-                <w:sz w:val="16"/>
-                <w:szCs w:val="16"/>
-                <w:highlight w:val="yellow"/>
-              </w:rPr>
-              <w:t xml:space="preserve"> </w:t>
-            </w:r>
-            <w:r>
-              <w:rPr>
-                <w:rFonts w:ascii="Times New Roman" w:cs="Times New Roman" w:eastAsia="바탕" w:hAnsi="Times New Roman"/>
-                <w:b w:val="false"/>
-                <w:bCs w:val="false"/>
-                <w:sz w:val="16"/>
-                <w:szCs w:val="16"/>
-                <w:highlight w:val="yellow"/>
-              </w:rPr>
-              <w:t xml:space="preserve">】</w:t>
-            </w:r>
-          </w:p>
-        </w:tc>
-      </w:tr>
-      <w:tr>
-        <w:trPr>
-          <w:cantSplit/>
-        </w:trPr>
-        <w:tc>
-          <w:tcPr>
-            <w:tcW w:type="dxa" w:w="1240"/>
-            <w:gridSpan w:val="1"/>
-            <w:tcBorders>
-              <w:top w:val="none" w:color="FFFFFF" w:sz="0"/>
-              <w:left w:val="none" w:color="FFFFFF" w:sz="0"/>
-              <w:bottom w:val="none" w:color="FFFFFF" w:sz="0"/>
-              <w:right w:val="none" w:color="FFFFFF" w:sz="0"/>
-            </w:tcBorders>
-            <w:tcMar>
-              <w:top w:type="dxa" w:w="40"/>
-              <w:left w:type="dxa" w:w="60"/>
-              <w:bottom w:type="dxa" w:w="40"/>
-              <w:right w:type="dxa" w:w="60"/>
-            </w:tcMar>
-            <w:vAlign w:val="center"/>
-          </w:tcPr>
-          <w:p>
-            <w:pPr>
-              <w:keepNext/>
-              <w:spacing w:after="0" w:before="0" w:line="300"/>
-              <w:jc w:val="left"/>
-            </w:pPr>
-            <w:r>
-              <w:rPr>
-                <w:rFonts w:ascii="Times New Roman" w:cs="Times New Roman" w:eastAsia="바탕" w:hAnsi="Times New Roman"/>
-                <w:b w:val="false"/>
-                <w:bCs w:val="false"/>
-                <w:sz w:val="16"/>
-                <w:szCs w:val="16"/>
-              </w:rPr>
-              <w:t xml:space="preserve">Hurdle Step</w:t>
-            </w:r>
-          </w:p>
-        </w:tc>
-        <w:tc>
-          <w:tcPr>
-            <w:tcW w:type="dxa" w:w="840"/>
-            <w:gridSpan w:val="1"/>
-            <w:tcBorders>
-              <w:top w:val="none" w:color="FFFFFF" w:sz="0"/>
-              <w:left w:val="none" w:color="FFFFFF" w:sz="0"/>
-              <w:bottom w:val="none" w:color="FFFFFF" w:sz="0"/>
-              <w:right w:val="none" w:color="FFFFFF" w:sz="0"/>
-            </w:tcBorders>
-            <w:tcMar>
-              <w:top w:type="dxa" w:w="40"/>
-              <w:left w:type="dxa" w:w="60"/>
-              <w:bottom w:type="dxa" w:w="40"/>
-              <w:right w:type="dxa" w:w="60"/>
-            </w:tcMar>
-            <w:vAlign w:val="center"/>
-          </w:tcPr>
-          <w:p>
-            <w:pPr>
-              <w:keepNext/>
-              <w:spacing w:after="0" w:before="0" w:line="300"/>
-              <w:jc w:val="center"/>
-            </w:pPr>
-            <w:r>
-              <w:rPr>
-                <w:rFonts w:ascii="Times New Roman" w:cs="Times New Roman" w:eastAsia="바탕" w:hAnsi="Times New Roman"/>
-                <w:b w:val="false"/>
-                <w:bCs w:val="false"/>
-                <w:sz w:val="16"/>
-                <w:szCs w:val="16"/>
-                <w:highlight w:val="yellow"/>
-              </w:rPr>
-              <w:t xml:space="preserve">【</w:t>
-            </w:r>
-            <w:r>
-              <w:rPr>
-                <w:rFonts w:ascii="Times New Roman" w:cs="Times New Roman" w:eastAsia="바탕" w:hAnsi="Times New Roman"/>
-                <w:b w:val="false"/>
-                <w:bCs w:val="false"/>
-                <w:sz w:val="16"/>
-                <w:szCs w:val="16"/>
-                <w:highlight w:val="yellow"/>
-              </w:rPr>
-              <w:t xml:space="preserve"> </w:t>
-            </w:r>
-            <w:r>
-              <w:rPr>
-                <w:rFonts w:ascii="Times New Roman" w:cs="Times New Roman" w:eastAsia="바탕" w:hAnsi="Times New Roman"/>
-                <w:b w:val="false"/>
-                <w:bCs w:val="false"/>
-                <w:sz w:val="16"/>
-                <w:szCs w:val="16"/>
-                <w:highlight w:val="yellow"/>
-              </w:rPr>
-              <w:t xml:space="preserve">】</w:t>
-            </w:r>
-          </w:p>
-        </w:tc>
-        <w:tc>
-          <w:tcPr>
-            <w:tcW w:type="dxa" w:w="840"/>
-            <w:gridSpan w:val="1"/>
-            <w:tcBorders>
-              <w:top w:val="none" w:color="FFFFFF" w:sz="0"/>
-              <w:left w:val="none" w:color="FFFFFF" w:sz="0"/>
-              <w:bottom w:val="none" w:color="FFFFFF" w:sz="0"/>
-              <w:right w:val="none" w:color="FFFFFF" w:sz="0"/>
-            </w:tcBorders>
-            <w:tcMar>
-              <w:top w:type="dxa" w:w="40"/>
-              <w:left w:type="dxa" w:w="60"/>
-              <w:bottom w:type="dxa" w:w="40"/>
-              <w:right w:type="dxa" w:w="60"/>
-            </w:tcMar>
-            <w:vAlign w:val="center"/>
-          </w:tcPr>
-          <w:p>
-            <w:pPr>
-              <w:keepNext/>
-              <w:spacing w:after="0" w:before="0" w:line="300"/>
-              <w:jc w:val="center"/>
-            </w:pPr>
-            <w:r>
-              <w:rPr>
-                <w:rFonts w:ascii="Times New Roman" w:cs="Times New Roman" w:eastAsia="바탕" w:hAnsi="Times New Roman"/>
-                <w:b w:val="false"/>
-                <w:bCs w:val="false"/>
-                <w:sz w:val="16"/>
-                <w:szCs w:val="16"/>
-                <w:highlight w:val="yellow"/>
-              </w:rPr>
-              <w:t xml:space="preserve">【</w:t>
-            </w:r>
-            <w:r>
-              <w:rPr>
-                <w:rFonts w:ascii="Times New Roman" w:cs="Times New Roman" w:eastAsia="바탕" w:hAnsi="Times New Roman"/>
-                <w:b w:val="false"/>
-                <w:bCs w:val="false"/>
-                <w:sz w:val="16"/>
-                <w:szCs w:val="16"/>
-                <w:highlight w:val="yellow"/>
-              </w:rPr>
-              <w:t xml:space="preserve"> </w:t>
-            </w:r>
-            <w:r>
-              <w:rPr>
-                <w:rFonts w:ascii="Times New Roman" w:cs="Times New Roman" w:eastAsia="바탕" w:hAnsi="Times New Roman"/>
-                <w:b w:val="false"/>
-                <w:bCs w:val="false"/>
-                <w:sz w:val="16"/>
-                <w:szCs w:val="16"/>
-                <w:highlight w:val="yellow"/>
-              </w:rPr>
-              <w:t xml:space="preserve">】</w:t>
-            </w:r>
-          </w:p>
-        </w:tc>
-        <w:tc>
-          <w:tcPr>
-            <w:tcW w:type="dxa" w:w="840"/>
-            <w:gridSpan w:val="1"/>
-            <w:tcBorders>
-              <w:top w:val="none" w:color="FFFFFF" w:sz="0"/>
-              <w:left w:val="none" w:color="FFFFFF" w:sz="0"/>
-              <w:bottom w:val="none" w:color="FFFFFF" w:sz="0"/>
-              <w:right w:val="none" w:color="FFFFFF" w:sz="0"/>
-            </w:tcBorders>
-            <w:tcMar>
-              <w:top w:type="dxa" w:w="40"/>
-              <w:left w:type="dxa" w:w="60"/>
-              <w:bottom w:type="dxa" w:w="40"/>
-              <w:right w:type="dxa" w:w="60"/>
-            </w:tcMar>
-            <w:vAlign w:val="center"/>
-          </w:tcPr>
-          <w:p>
-            <w:pPr>
-              <w:keepNext/>
-              <w:spacing w:after="0" w:before="0" w:line="300"/>
-              <w:jc w:val="center"/>
-            </w:pPr>
-            <w:r>
-              <w:rPr>
-                <w:rFonts w:ascii="Times New Roman" w:cs="Times New Roman" w:eastAsia="바탕" w:hAnsi="Times New Roman"/>
-                <w:b w:val="false"/>
-                <w:bCs w:val="false"/>
-                <w:sz w:val="16"/>
-                <w:szCs w:val="16"/>
-                <w:highlight w:val="yellow"/>
-              </w:rPr>
-              <w:t xml:space="preserve">【</w:t>
-            </w:r>
-            <w:r>
-              <w:rPr>
-                <w:rFonts w:ascii="Times New Roman" w:cs="Times New Roman" w:eastAsia="바탕" w:hAnsi="Times New Roman"/>
-                <w:b w:val="false"/>
-                <w:bCs w:val="false"/>
-                <w:sz w:val="16"/>
-                <w:szCs w:val="16"/>
-                <w:highlight w:val="yellow"/>
-              </w:rPr>
-              <w:t xml:space="preserve"> </w:t>
-            </w:r>
-            <w:r>
-              <w:rPr>
-                <w:rFonts w:ascii="Times New Roman" w:cs="Times New Roman" w:eastAsia="바탕" w:hAnsi="Times New Roman"/>
-                <w:b w:val="false"/>
-                <w:bCs w:val="false"/>
-                <w:sz w:val="16"/>
-                <w:szCs w:val="16"/>
-                <w:highlight w:val="yellow"/>
-              </w:rPr>
-              <w:t xml:space="preserve">】</w:t>
-            </w:r>
-          </w:p>
-        </w:tc>
-        <w:tc>
-          <w:tcPr>
-            <w:tcW w:type="dxa" w:w="840"/>
-            <w:gridSpan w:val="1"/>
-            <w:tcBorders>
-              <w:top w:val="none" w:color="FFFFFF" w:sz="0"/>
-              <w:left w:val="none" w:color="FFFFFF" w:sz="0"/>
-              <w:bottom w:val="none" w:color="FFFFFF" w:sz="0"/>
-              <w:right w:val="none" w:color="FFFFFF" w:sz="0"/>
-            </w:tcBorders>
-            <w:tcMar>
-              <w:top w:type="dxa" w:w="40"/>
-              <w:left w:type="dxa" w:w="60"/>
-              <w:bottom w:type="dxa" w:w="40"/>
-              <w:right w:type="dxa" w:w="60"/>
-            </w:tcMar>
-            <w:vAlign w:val="center"/>
-          </w:tcPr>
-          <w:p>
-            <w:pPr>
-              <w:keepNext/>
-              <w:spacing w:after="0" w:before="0" w:line="300"/>
-              <w:jc w:val="center"/>
-            </w:pPr>
-            <w:r>
-              <w:rPr>
-                <w:rFonts w:ascii="Times New Roman" w:cs="Times New Roman" w:eastAsia="바탕" w:hAnsi="Times New Roman"/>
-                <w:b w:val="false"/>
-                <w:bCs w:val="false"/>
-                <w:sz w:val="16"/>
-                <w:szCs w:val="16"/>
-                <w:highlight w:val="yellow"/>
-              </w:rPr>
-              <w:t xml:space="preserve">【</w:t>
-            </w:r>
-            <w:r>
-              <w:rPr>
-                <w:rFonts w:ascii="Times New Roman" w:cs="Times New Roman" w:eastAsia="바탕" w:hAnsi="Times New Roman"/>
-                <w:b w:val="false"/>
-                <w:bCs w:val="false"/>
-                <w:sz w:val="16"/>
-                <w:szCs w:val="16"/>
-                <w:highlight w:val="yellow"/>
-              </w:rPr>
-              <w:t xml:space="preserve"> </w:t>
-            </w:r>
-            <w:r>
-              <w:rPr>
-                <w:rFonts w:ascii="Times New Roman" w:cs="Times New Roman" w:eastAsia="바탕" w:hAnsi="Times New Roman"/>
-                <w:b w:val="false"/>
-                <w:bCs w:val="false"/>
-                <w:sz w:val="16"/>
-                <w:szCs w:val="16"/>
-                <w:highlight w:val="yellow"/>
-              </w:rPr>
-              <w:t xml:space="preserve">】</w:t>
-            </w:r>
-          </w:p>
-        </w:tc>
-      </w:tr>
-      <w:tr>
-        <w:trPr>
-          <w:cantSplit/>
-        </w:trPr>
-        <w:tc>
-          <w:tcPr>
-            <w:tcW w:type="dxa" w:w="1240"/>
-            <w:gridSpan w:val="1"/>
-            <w:tcBorders>
-              <w:top w:val="none" w:color="FFFFFF" w:sz="0"/>
-              <w:left w:val="none" w:color="FFFFFF" w:sz="0"/>
-              <w:bottom w:val="none" w:color="FFFFFF" w:sz="0"/>
-              <w:right w:val="none" w:color="FFFFFF" w:sz="0"/>
-            </w:tcBorders>
-            <w:tcMar>
-              <w:top w:type="dxa" w:w="40"/>
-              <w:left w:type="dxa" w:w="60"/>
-              <w:bottom w:type="dxa" w:w="40"/>
-              <w:right w:type="dxa" w:w="60"/>
-            </w:tcMar>
-            <w:vAlign w:val="center"/>
-          </w:tcPr>
-          <w:p>
-            <w:pPr>
-              <w:keepNext/>
-              <w:spacing w:after="0" w:before="0" w:line="300"/>
-              <w:jc w:val="left"/>
-            </w:pPr>
-            <w:r>
-              <w:rPr>
-                <w:rFonts w:ascii="Times New Roman" w:cs="Times New Roman" w:eastAsia="바탕" w:hAnsi="Times New Roman"/>
-                <w:b w:val="false"/>
-                <w:bCs w:val="false"/>
-                <w:sz w:val="16"/>
-                <w:szCs w:val="16"/>
-              </w:rPr>
-              <w:t xml:space="preserve">In-line Lunge</w:t>
-            </w:r>
-          </w:p>
-        </w:tc>
-        <w:tc>
-          <w:tcPr>
-            <w:tcW w:type="dxa" w:w="840"/>
-            <w:gridSpan w:val="1"/>
-            <w:tcBorders>
-              <w:top w:val="none" w:color="FFFFFF" w:sz="0"/>
-              <w:left w:val="none" w:color="FFFFFF" w:sz="0"/>
-              <w:bottom w:val="none" w:color="FFFFFF" w:sz="0"/>
-              <w:right w:val="none" w:color="FFFFFF" w:sz="0"/>
-            </w:tcBorders>
-            <w:tcMar>
-              <w:top w:type="dxa" w:w="40"/>
-              <w:left w:type="dxa" w:w="60"/>
-              <w:bottom w:type="dxa" w:w="40"/>
-              <w:right w:type="dxa" w:w="60"/>
-            </w:tcMar>
-            <w:vAlign w:val="center"/>
-          </w:tcPr>
-          <w:p>
-            <w:pPr>
-              <w:keepNext/>
-              <w:spacing w:after="0" w:before="0" w:line="300"/>
-              <w:jc w:val="center"/>
-            </w:pPr>
-            <w:r>
-              <w:rPr>
-                <w:rFonts w:ascii="Times New Roman" w:cs="Times New Roman" w:eastAsia="바탕" w:hAnsi="Times New Roman"/>
-                <w:b w:val="false"/>
-                <w:bCs w:val="false"/>
-                <w:sz w:val="16"/>
-                <w:szCs w:val="16"/>
-                <w:highlight w:val="yellow"/>
-              </w:rPr>
-              <w:t xml:space="preserve">【</w:t>
-            </w:r>
-            <w:r>
-              <w:rPr>
-                <w:rFonts w:ascii="Times New Roman" w:cs="Times New Roman" w:eastAsia="바탕" w:hAnsi="Times New Roman"/>
-                <w:b w:val="false"/>
-                <w:bCs w:val="false"/>
-                <w:sz w:val="16"/>
-                <w:szCs w:val="16"/>
-                <w:highlight w:val="yellow"/>
-              </w:rPr>
-              <w:t xml:space="preserve"> </w:t>
-            </w:r>
-            <w:r>
-              <w:rPr>
-                <w:rFonts w:ascii="Times New Roman" w:cs="Times New Roman" w:eastAsia="바탕" w:hAnsi="Times New Roman"/>
-                <w:b w:val="false"/>
-                <w:bCs w:val="false"/>
-                <w:sz w:val="16"/>
-                <w:szCs w:val="16"/>
-                <w:highlight w:val="yellow"/>
-              </w:rPr>
-              <w:t xml:space="preserve">】</w:t>
-            </w:r>
-          </w:p>
-        </w:tc>
-        <w:tc>
-          <w:tcPr>
-            <w:tcW w:type="dxa" w:w="840"/>
-            <w:gridSpan w:val="1"/>
-            <w:tcBorders>
-              <w:top w:val="none" w:color="FFFFFF" w:sz="0"/>
-              <w:left w:val="none" w:color="FFFFFF" w:sz="0"/>
-              <w:bottom w:val="none" w:color="FFFFFF" w:sz="0"/>
-              <w:right w:val="none" w:color="FFFFFF" w:sz="0"/>
-            </w:tcBorders>
-            <w:tcMar>
-              <w:top w:type="dxa" w:w="40"/>
-              <w:left w:type="dxa" w:w="60"/>
-              <w:bottom w:type="dxa" w:w="40"/>
-              <w:right w:type="dxa" w:w="60"/>
-            </w:tcMar>
-            <w:vAlign w:val="center"/>
-          </w:tcPr>
-          <w:p>
-            <w:pPr>
-              <w:keepNext/>
-              <w:spacing w:after="0" w:before="0" w:line="300"/>
-              <w:jc w:val="center"/>
-            </w:pPr>
-            <w:r>
-              <w:rPr>
-                <w:rFonts w:ascii="Times New Roman" w:cs="Times New Roman" w:eastAsia="바탕" w:hAnsi="Times New Roman"/>
-                <w:b w:val="false"/>
-                <w:bCs w:val="false"/>
-                <w:sz w:val="16"/>
-                <w:szCs w:val="16"/>
-                <w:highlight w:val="yellow"/>
-              </w:rPr>
-              <w:t xml:space="preserve">【</w:t>
-            </w:r>
-            <w:r>
-              <w:rPr>
-                <w:rFonts w:ascii="Times New Roman" w:cs="Times New Roman" w:eastAsia="바탕" w:hAnsi="Times New Roman"/>
-                <w:b w:val="false"/>
-                <w:bCs w:val="false"/>
-                <w:sz w:val="16"/>
-                <w:szCs w:val="16"/>
-                <w:highlight w:val="yellow"/>
-              </w:rPr>
-              <w:t xml:space="preserve"> </w:t>
-            </w:r>
-            <w:r>
-              <w:rPr>
-                <w:rFonts w:ascii="Times New Roman" w:cs="Times New Roman" w:eastAsia="바탕" w:hAnsi="Times New Roman"/>
-                <w:b w:val="false"/>
-                <w:bCs w:val="false"/>
-                <w:sz w:val="16"/>
-                <w:szCs w:val="16"/>
-                <w:highlight w:val="yellow"/>
-              </w:rPr>
-              <w:t xml:space="preserve">】</w:t>
-            </w:r>
-          </w:p>
-        </w:tc>
-        <w:tc>
-          <w:tcPr>
-            <w:tcW w:type="dxa" w:w="840"/>
-            <w:gridSpan w:val="1"/>
-            <w:tcBorders>
-              <w:top w:val="none" w:color="FFFFFF" w:sz="0"/>
-              <w:left w:val="none" w:color="FFFFFF" w:sz="0"/>
-              <w:bottom w:val="none" w:color="FFFFFF" w:sz="0"/>
-              <w:right w:val="none" w:color="FFFFFF" w:sz="0"/>
-            </w:tcBorders>
-            <w:tcMar>
-              <w:top w:type="dxa" w:w="40"/>
-              <w:left w:type="dxa" w:w="60"/>
-              <w:bottom w:type="dxa" w:w="40"/>
-              <w:right w:type="dxa" w:w="60"/>
-            </w:tcMar>
-            <w:vAlign w:val="center"/>
-          </w:tcPr>
-          <w:p>
-            <w:pPr>
-              <w:keepNext/>
-              <w:spacing w:after="0" w:before="0" w:line="300"/>
-              <w:jc w:val="center"/>
-            </w:pPr>
-            <w:r>
-              <w:rPr>
-                <w:rFonts w:ascii="Times New Roman" w:cs="Times New Roman" w:eastAsia="바탕" w:hAnsi="Times New Roman"/>
-                <w:b w:val="false"/>
-                <w:bCs w:val="false"/>
-                <w:sz w:val="16"/>
-                <w:szCs w:val="16"/>
-                <w:highlight w:val="yellow"/>
-              </w:rPr>
-              <w:t xml:space="preserve">【</w:t>
-            </w:r>
-            <w:r>
-              <w:rPr>
-                <w:rFonts w:ascii="Times New Roman" w:cs="Times New Roman" w:eastAsia="바탕" w:hAnsi="Times New Roman"/>
-                <w:b w:val="false"/>
-                <w:bCs w:val="false"/>
-                <w:sz w:val="16"/>
-                <w:szCs w:val="16"/>
-                <w:highlight w:val="yellow"/>
-              </w:rPr>
-              <w:t xml:space="preserve"> </w:t>
-            </w:r>
-            <w:r>
-              <w:rPr>
-                <w:rFonts w:ascii="Times New Roman" w:cs="Times New Roman" w:eastAsia="바탕" w:hAnsi="Times New Roman"/>
-                <w:b w:val="false"/>
-                <w:bCs w:val="false"/>
-                <w:sz w:val="16"/>
-                <w:szCs w:val="16"/>
-                <w:highlight w:val="yellow"/>
-              </w:rPr>
-              <w:t xml:space="preserve">】</w:t>
-            </w:r>
-          </w:p>
-        </w:tc>
-        <w:tc>
-          <w:tcPr>
-            <w:tcW w:type="dxa" w:w="840"/>
-            <w:gridSpan w:val="1"/>
-            <w:tcBorders>
-              <w:top w:val="none" w:color="FFFFFF" w:sz="0"/>
-              <w:left w:val="none" w:color="FFFFFF" w:sz="0"/>
-              <w:bottom w:val="none" w:color="FFFFFF" w:sz="0"/>
-              <w:right w:val="none" w:color="FFFFFF" w:sz="0"/>
-            </w:tcBorders>
-            <w:tcMar>
-              <w:top w:type="dxa" w:w="40"/>
-              <w:left w:type="dxa" w:w="60"/>
-              <w:bottom w:type="dxa" w:w="40"/>
-              <w:right w:type="dxa" w:w="60"/>
-            </w:tcMar>
-            <w:vAlign w:val="center"/>
-          </w:tcPr>
-          <w:p>
-            <w:pPr>
-              <w:keepNext/>
-              <w:spacing w:after="0" w:before="0" w:line="300"/>
-              <w:jc w:val="center"/>
-            </w:pPr>
-            <w:r>
-              <w:rPr>
-                <w:rFonts w:ascii="Times New Roman" w:cs="Times New Roman" w:eastAsia="바탕" w:hAnsi="Times New Roman"/>
-                <w:b w:val="false"/>
-                <w:bCs w:val="false"/>
-                <w:sz w:val="16"/>
-                <w:szCs w:val="16"/>
-                <w:highlight w:val="yellow"/>
-              </w:rPr>
-              <w:t xml:space="preserve">【</w:t>
-            </w:r>
-            <w:r>
-              <w:rPr>
-                <w:rFonts w:ascii="Times New Roman" w:cs="Times New Roman" w:eastAsia="바탕" w:hAnsi="Times New Roman"/>
-                <w:b w:val="false"/>
-                <w:bCs w:val="false"/>
-                <w:sz w:val="16"/>
-                <w:szCs w:val="16"/>
-                <w:highlight w:val="yellow"/>
-              </w:rPr>
-              <w:t xml:space="preserve"> </w:t>
-            </w:r>
-            <w:r>
-              <w:rPr>
-                <w:rFonts w:ascii="Times New Roman" w:cs="Times New Roman" w:eastAsia="바탕" w:hAnsi="Times New Roman"/>
-                <w:b w:val="false"/>
-                <w:bCs w:val="false"/>
-                <w:sz w:val="16"/>
-                <w:szCs w:val="16"/>
-                <w:highlight w:val="yellow"/>
-              </w:rPr>
-              <w:t xml:space="preserve">】</w:t>
-            </w:r>
-          </w:p>
-        </w:tc>
-      </w:tr>
-      <w:tr>
-        <w:trPr>
-          <w:cantSplit/>
-        </w:trPr>
-        <w:tc>
-          <w:tcPr>
-            <w:tcW w:type="dxa" w:w="1240"/>
-            <w:gridSpan w:val="1"/>
-            <w:tcBorders>
-              <w:top w:val="none" w:color="FFFFFF" w:sz="0"/>
-              <w:left w:val="none" w:color="FFFFFF" w:sz="0"/>
-              <w:bottom w:val="none" w:color="FFFFFF" w:sz="0"/>
-              <w:right w:val="none" w:color="FFFFFF" w:sz="0"/>
-            </w:tcBorders>
-            <w:tcMar>
-              <w:top w:type="dxa" w:w="40"/>
-              <w:left w:type="dxa" w:w="60"/>
-              <w:bottom w:type="dxa" w:w="40"/>
-              <w:right w:type="dxa" w:w="60"/>
-            </w:tcMar>
-            <w:vAlign w:val="center"/>
-          </w:tcPr>
-          <w:p>
-            <w:pPr>
-              <w:keepNext/>
-              <w:spacing w:after="0" w:before="0" w:line="300"/>
-              <w:jc w:val="left"/>
-            </w:pPr>
-            <w:r>
-              <w:rPr>
-                <w:rFonts w:ascii="Times New Roman" w:cs="Times New Roman" w:eastAsia="바탕" w:hAnsi="Times New Roman"/>
-                <w:b w:val="false"/>
-                <w:bCs w:val="false"/>
-                <w:sz w:val="16"/>
-                <w:szCs w:val="16"/>
-              </w:rPr>
-              <w:t xml:space="preserve">Shoulder Mobility</w:t>
-            </w:r>
-          </w:p>
-        </w:tc>
-        <w:tc>
-          <w:tcPr>
-            <w:tcW w:type="dxa" w:w="840"/>
-            <w:gridSpan w:val="1"/>
-            <w:tcBorders>
-              <w:top w:val="none" w:color="FFFFFF" w:sz="0"/>
-              <w:left w:val="none" w:color="FFFFFF" w:sz="0"/>
-              <w:bottom w:val="none" w:color="FFFFFF" w:sz="0"/>
-              <w:right w:val="none" w:color="FFFFFF" w:sz="0"/>
-            </w:tcBorders>
-            <w:tcMar>
-              <w:top w:type="dxa" w:w="40"/>
-              <w:left w:type="dxa" w:w="60"/>
-              <w:bottom w:type="dxa" w:w="40"/>
-              <w:right w:type="dxa" w:w="60"/>
-            </w:tcMar>
-            <w:vAlign w:val="center"/>
-          </w:tcPr>
-          <w:p>
-            <w:pPr>
-              <w:keepNext/>
-              <w:spacing w:after="0" w:before="0" w:line="300"/>
-              <w:jc w:val="center"/>
-            </w:pPr>
-            <w:r>
-              <w:rPr>
-                <w:rFonts w:ascii="Times New Roman" w:cs="Times New Roman" w:eastAsia="바탕" w:hAnsi="Times New Roman"/>
-                <w:b w:val="false"/>
-                <w:bCs w:val="false"/>
-                <w:sz w:val="16"/>
-                <w:szCs w:val="16"/>
-                <w:highlight w:val="yellow"/>
-              </w:rPr>
-              <w:t xml:space="preserve">【</w:t>
-            </w:r>
-            <w:r>
-              <w:rPr>
-                <w:rFonts w:ascii="Times New Roman" w:cs="Times New Roman" w:eastAsia="바탕" w:hAnsi="Times New Roman"/>
-                <w:b w:val="false"/>
-                <w:bCs w:val="false"/>
-                <w:sz w:val="16"/>
-                <w:szCs w:val="16"/>
-                <w:highlight w:val="yellow"/>
-              </w:rPr>
-              <w:t xml:space="preserve"> </w:t>
-            </w:r>
-            <w:r>
-              <w:rPr>
-                <w:rFonts w:ascii="Times New Roman" w:cs="Times New Roman" w:eastAsia="바탕" w:hAnsi="Times New Roman"/>
-                <w:b w:val="false"/>
-                <w:bCs w:val="false"/>
-                <w:sz w:val="16"/>
-                <w:szCs w:val="16"/>
-                <w:highlight w:val="yellow"/>
-              </w:rPr>
-              <w:t xml:space="preserve">】</w:t>
-            </w:r>
-          </w:p>
-        </w:tc>
-        <w:tc>
-          <w:tcPr>
-            <w:tcW w:type="dxa" w:w="840"/>
-            <w:gridSpan w:val="1"/>
-            <w:tcBorders>
-              <w:top w:val="none" w:color="FFFFFF" w:sz="0"/>
-              <w:left w:val="none" w:color="FFFFFF" w:sz="0"/>
-              <w:bottom w:val="none" w:color="FFFFFF" w:sz="0"/>
-              <w:right w:val="none" w:color="FFFFFF" w:sz="0"/>
-            </w:tcBorders>
-            <w:tcMar>
-              <w:top w:type="dxa" w:w="40"/>
-              <w:left w:type="dxa" w:w="60"/>
-              <w:bottom w:type="dxa" w:w="40"/>
-              <w:right w:type="dxa" w:w="60"/>
-            </w:tcMar>
-            <w:vAlign w:val="center"/>
-          </w:tcPr>
-          <w:p>
-            <w:pPr>
-              <w:keepNext/>
-              <w:spacing w:after="0" w:before="0" w:line="300"/>
-              <w:jc w:val="center"/>
-            </w:pPr>
-            <w:r>
-              <w:rPr>
-                <w:rFonts w:ascii="Times New Roman" w:cs="Times New Roman" w:eastAsia="바탕" w:hAnsi="Times New Roman"/>
-                <w:b w:val="false"/>
-                <w:bCs w:val="false"/>
-                <w:sz w:val="16"/>
-                <w:szCs w:val="16"/>
-                <w:highlight w:val="yellow"/>
-              </w:rPr>
-              <w:t xml:space="preserve">【</w:t>
-            </w:r>
-            <w:r>
-              <w:rPr>
-                <w:rFonts w:ascii="Times New Roman" w:cs="Times New Roman" w:eastAsia="바탕" w:hAnsi="Times New Roman"/>
-                <w:b w:val="false"/>
-                <w:bCs w:val="false"/>
-                <w:sz w:val="16"/>
-                <w:szCs w:val="16"/>
-                <w:highlight w:val="yellow"/>
-              </w:rPr>
-              <w:t xml:space="preserve"> </w:t>
-            </w:r>
-            <w:r>
-              <w:rPr>
-                <w:rFonts w:ascii="Times New Roman" w:cs="Times New Roman" w:eastAsia="바탕" w:hAnsi="Times New Roman"/>
-                <w:b w:val="false"/>
-                <w:bCs w:val="false"/>
-                <w:sz w:val="16"/>
-                <w:szCs w:val="16"/>
-                <w:highlight w:val="yellow"/>
-              </w:rPr>
-              <w:t xml:space="preserve">】</w:t>
-            </w:r>
-          </w:p>
-        </w:tc>
-        <w:tc>
-          <w:tcPr>
-            <w:tcW w:type="dxa" w:w="840"/>
-            <w:gridSpan w:val="1"/>
-            <w:tcBorders>
-              <w:top w:val="none" w:color="FFFFFF" w:sz="0"/>
-              <w:left w:val="none" w:color="FFFFFF" w:sz="0"/>
-              <w:bottom w:val="none" w:color="FFFFFF" w:sz="0"/>
-              <w:right w:val="none" w:color="FFFFFF" w:sz="0"/>
-            </w:tcBorders>
-            <w:tcMar>
-              <w:top w:type="dxa" w:w="40"/>
-              <w:left w:type="dxa" w:w="60"/>
-              <w:bottom w:type="dxa" w:w="40"/>
-              <w:right w:type="dxa" w:w="60"/>
-            </w:tcMar>
-            <w:vAlign w:val="center"/>
-          </w:tcPr>
-          <w:p>
-            <w:pPr>
-              <w:keepNext/>
-              <w:spacing w:after="0" w:before="0" w:line="300"/>
-              <w:jc w:val="center"/>
-            </w:pPr>
-            <w:r>
-              <w:rPr>
-                <w:rFonts w:ascii="Times New Roman" w:cs="Times New Roman" w:eastAsia="바탕" w:hAnsi="Times New Roman"/>
-                <w:b w:val="false"/>
-                <w:bCs w:val="false"/>
-                <w:sz w:val="16"/>
-                <w:szCs w:val="16"/>
-                <w:highlight w:val="yellow"/>
-              </w:rPr>
-              <w:t xml:space="preserve">【</w:t>
-            </w:r>
-            <w:r>
-              <w:rPr>
-                <w:rFonts w:ascii="Times New Roman" w:cs="Times New Roman" w:eastAsia="바탕" w:hAnsi="Times New Roman"/>
-                <w:b w:val="false"/>
-                <w:bCs w:val="false"/>
-                <w:sz w:val="16"/>
-                <w:szCs w:val="16"/>
-                <w:highlight w:val="yellow"/>
-              </w:rPr>
-              <w:t xml:space="preserve"> </w:t>
-            </w:r>
-            <w:r>
-              <w:rPr>
-                <w:rFonts w:ascii="Times New Roman" w:cs="Times New Roman" w:eastAsia="바탕" w:hAnsi="Times New Roman"/>
-                <w:b w:val="false"/>
-                <w:bCs w:val="false"/>
-                <w:sz w:val="16"/>
-                <w:szCs w:val="16"/>
-                <w:highlight w:val="yellow"/>
-              </w:rPr>
-              <w:t xml:space="preserve">】</w:t>
-            </w:r>
-          </w:p>
-        </w:tc>
-        <w:tc>
-          <w:tcPr>
-            <w:tcW w:type="dxa" w:w="840"/>
-            <w:gridSpan w:val="1"/>
-            <w:tcBorders>
-              <w:top w:val="none" w:color="FFFFFF" w:sz="0"/>
-              <w:left w:val="none" w:color="FFFFFF" w:sz="0"/>
-              <w:bottom w:val="none" w:color="FFFFFF" w:sz="0"/>
-              <w:right w:val="none" w:color="FFFFFF" w:sz="0"/>
-            </w:tcBorders>
-            <w:tcMar>
-              <w:top w:type="dxa" w:w="40"/>
-              <w:left w:type="dxa" w:w="60"/>
-              <w:bottom w:type="dxa" w:w="40"/>
-              <w:right w:type="dxa" w:w="60"/>
-            </w:tcMar>
-            <w:vAlign w:val="center"/>
-          </w:tcPr>
-          <w:p>
-            <w:pPr>
-              <w:keepNext/>
-              <w:spacing w:after="0" w:before="0" w:line="300"/>
-              <w:jc w:val="center"/>
-            </w:pPr>
-            <w:r>
-              <w:rPr>
-                <w:rFonts w:ascii="Times New Roman" w:cs="Times New Roman" w:eastAsia="바탕" w:hAnsi="Times New Roman"/>
-                <w:b w:val="false"/>
-                <w:bCs w:val="false"/>
-                <w:sz w:val="16"/>
-                <w:szCs w:val="16"/>
-                <w:highlight w:val="yellow"/>
-              </w:rPr>
-              <w:t xml:space="preserve">【</w:t>
-            </w:r>
-            <w:r>
-              <w:rPr>
-                <w:rFonts w:ascii="Times New Roman" w:cs="Times New Roman" w:eastAsia="바탕" w:hAnsi="Times New Roman"/>
-                <w:b w:val="false"/>
-                <w:bCs w:val="false"/>
-                <w:sz w:val="16"/>
-                <w:szCs w:val="16"/>
-                <w:highlight w:val="yellow"/>
-              </w:rPr>
-              <w:t xml:space="preserve"> </w:t>
-            </w:r>
-            <w:r>
-              <w:rPr>
-                <w:rFonts w:ascii="Times New Roman" w:cs="Times New Roman" w:eastAsia="바탕" w:hAnsi="Times New Roman"/>
-                <w:b w:val="false"/>
-                <w:bCs w:val="false"/>
-                <w:sz w:val="16"/>
-                <w:szCs w:val="16"/>
-                <w:highlight w:val="yellow"/>
-              </w:rPr>
-              <w:t xml:space="preserve">】</w:t>
-            </w:r>
-          </w:p>
-        </w:tc>
-      </w:tr>
-      <w:tr>
-        <w:trPr>
-          <w:cantSplit/>
-        </w:trPr>
-        <w:tc>
-          <w:tcPr>
-            <w:tcW w:type="dxa" w:w="1240"/>
-            <w:gridSpan w:val="1"/>
-            <w:tcBorders>
-              <w:top w:val="none" w:color="FFFFFF" w:sz="0"/>
-              <w:left w:val="none" w:color="FFFFFF" w:sz="0"/>
-              <w:bottom w:val="none" w:color="FFFFFF" w:sz="0"/>
-              <w:right w:val="none" w:color="FFFFFF" w:sz="0"/>
-            </w:tcBorders>
-            <w:tcMar>
-              <w:top w:type="dxa" w:w="40"/>
-              <w:left w:type="dxa" w:w="60"/>
-              <w:bottom w:type="dxa" w:w="40"/>
-              <w:right w:type="dxa" w:w="60"/>
-            </w:tcMar>
-            <w:vAlign w:val="center"/>
-          </w:tcPr>
-          <w:p>
-            <w:pPr>
-              <w:keepNext/>
-              <w:spacing w:after="0" w:before="0" w:line="300"/>
-              <w:jc w:val="left"/>
-            </w:pPr>
-            <w:r>
-              <w:rPr>
-                <w:rFonts w:ascii="Times New Roman" w:cs="Times New Roman" w:eastAsia="바탕" w:hAnsi="Times New Roman"/>
-                <w:b w:val="false"/>
-                <w:bCs w:val="false"/>
-                <w:sz w:val="16"/>
-                <w:szCs w:val="16"/>
-              </w:rPr>
-              <w:t xml:space="preserve">Active Straight Leg Raise</w:t>
-            </w:r>
-          </w:p>
-        </w:tc>
-        <w:tc>
-          <w:tcPr>
-            <w:tcW w:type="dxa" w:w="840"/>
-            <w:gridSpan w:val="1"/>
-            <w:tcBorders>
-              <w:top w:val="none" w:color="FFFFFF" w:sz="0"/>
-              <w:left w:val="none" w:color="FFFFFF" w:sz="0"/>
-              <w:bottom w:val="none" w:color="FFFFFF" w:sz="0"/>
-              <w:right w:val="none" w:color="FFFFFF" w:sz="0"/>
-            </w:tcBorders>
-            <w:tcMar>
-              <w:top w:type="dxa" w:w="40"/>
-              <w:left w:type="dxa" w:w="60"/>
-              <w:bottom w:type="dxa" w:w="40"/>
-              <w:right w:type="dxa" w:w="60"/>
-            </w:tcMar>
-            <w:vAlign w:val="center"/>
-          </w:tcPr>
-          <w:p>
-            <w:pPr>
-              <w:keepNext/>
-              <w:spacing w:after="0" w:before="0" w:line="300"/>
-              <w:jc w:val="center"/>
-            </w:pPr>
-            <w:r>
-              <w:rPr>
-                <w:rFonts w:ascii="Times New Roman" w:cs="Times New Roman" w:eastAsia="바탕" w:hAnsi="Times New Roman"/>
-                <w:b w:val="false"/>
-                <w:bCs w:val="false"/>
-                <w:sz w:val="16"/>
-                <w:szCs w:val="16"/>
-                <w:highlight w:val="yellow"/>
-              </w:rPr>
-              <w:t xml:space="preserve">【</w:t>
-            </w:r>
-            <w:r>
-              <w:rPr>
-                <w:rFonts w:ascii="Times New Roman" w:cs="Times New Roman" w:eastAsia="바탕" w:hAnsi="Times New Roman"/>
-                <w:b w:val="false"/>
-                <w:bCs w:val="false"/>
-                <w:sz w:val="16"/>
-                <w:szCs w:val="16"/>
-                <w:highlight w:val="yellow"/>
-              </w:rPr>
-              <w:t xml:space="preserve"> </w:t>
-            </w:r>
-            <w:r>
-              <w:rPr>
-                <w:rFonts w:ascii="Times New Roman" w:cs="Times New Roman" w:eastAsia="바탕" w:hAnsi="Times New Roman"/>
-                <w:b w:val="false"/>
-                <w:bCs w:val="false"/>
-                <w:sz w:val="16"/>
-                <w:szCs w:val="16"/>
-                <w:highlight w:val="yellow"/>
-              </w:rPr>
-              <w:t xml:space="preserve">】</w:t>
-            </w:r>
-          </w:p>
-        </w:tc>
-        <w:tc>
-          <w:tcPr>
-            <w:tcW w:type="dxa" w:w="840"/>
-            <w:gridSpan w:val="1"/>
-            <w:tcBorders>
-              <w:top w:val="none" w:color="FFFFFF" w:sz="0"/>
-              <w:left w:val="none" w:color="FFFFFF" w:sz="0"/>
-              <w:bottom w:val="none" w:color="FFFFFF" w:sz="0"/>
-              <w:right w:val="none" w:color="FFFFFF" w:sz="0"/>
-            </w:tcBorders>
-            <w:tcMar>
-              <w:top w:type="dxa" w:w="40"/>
-              <w:left w:type="dxa" w:w="60"/>
-              <w:bottom w:type="dxa" w:w="40"/>
-              <w:right w:type="dxa" w:w="60"/>
-            </w:tcMar>
-            <w:vAlign w:val="center"/>
-          </w:tcPr>
-          <w:p>
-            <w:pPr>
-              <w:keepNext/>
-              <w:spacing w:after="0" w:before="0" w:line="300"/>
-              <w:jc w:val="center"/>
-            </w:pPr>
-            <w:r>
-              <w:rPr>
-                <w:rFonts w:ascii="Times New Roman" w:cs="Times New Roman" w:eastAsia="바탕" w:hAnsi="Times New Roman"/>
-                <w:b w:val="false"/>
-                <w:bCs w:val="false"/>
-                <w:sz w:val="16"/>
-                <w:szCs w:val="16"/>
-                <w:highlight w:val="yellow"/>
-              </w:rPr>
-              <w:t xml:space="preserve">【</w:t>
-            </w:r>
-            <w:r>
-              <w:rPr>
-                <w:rFonts w:ascii="Times New Roman" w:cs="Times New Roman" w:eastAsia="바탕" w:hAnsi="Times New Roman"/>
-                <w:b w:val="false"/>
-                <w:bCs w:val="false"/>
-                <w:sz w:val="16"/>
-                <w:szCs w:val="16"/>
-                <w:highlight w:val="yellow"/>
-              </w:rPr>
-              <w:t xml:space="preserve"> </w:t>
-            </w:r>
-            <w:r>
-              <w:rPr>
-                <w:rFonts w:ascii="Times New Roman" w:cs="Times New Roman" w:eastAsia="바탕" w:hAnsi="Times New Roman"/>
-                <w:b w:val="false"/>
-                <w:bCs w:val="false"/>
-                <w:sz w:val="16"/>
-                <w:szCs w:val="16"/>
-                <w:highlight w:val="yellow"/>
-              </w:rPr>
-              <w:t xml:space="preserve">】</w:t>
-            </w:r>
-          </w:p>
-        </w:tc>
-        <w:tc>
-          <w:tcPr>
-            <w:tcW w:type="dxa" w:w="840"/>
-            <w:gridSpan w:val="1"/>
-            <w:tcBorders>
-              <w:top w:val="none" w:color="FFFFFF" w:sz="0"/>
-              <w:left w:val="none" w:color="FFFFFF" w:sz="0"/>
-              <w:bottom w:val="none" w:color="FFFFFF" w:sz="0"/>
-              <w:right w:val="none" w:color="FFFFFF" w:sz="0"/>
-            </w:tcBorders>
-            <w:tcMar>
-              <w:top w:type="dxa" w:w="40"/>
-              <w:left w:type="dxa" w:w="60"/>
-              <w:bottom w:type="dxa" w:w="40"/>
-              <w:right w:type="dxa" w:w="60"/>
-            </w:tcMar>
-            <w:vAlign w:val="center"/>
-          </w:tcPr>
-          <w:p>
-            <w:pPr>
-              <w:keepNext/>
-              <w:spacing w:after="0" w:before="0" w:line="300"/>
-              <w:jc w:val="center"/>
-            </w:pPr>
-            <w:r>
-              <w:rPr>
-                <w:rFonts w:ascii="Times New Roman" w:cs="Times New Roman" w:eastAsia="바탕" w:hAnsi="Times New Roman"/>
-                <w:b w:val="false"/>
-                <w:bCs w:val="false"/>
-                <w:sz w:val="16"/>
-                <w:szCs w:val="16"/>
-                <w:highlight w:val="yellow"/>
-              </w:rPr>
-              <w:t xml:space="preserve">【</w:t>
-            </w:r>
-            <w:r>
-              <w:rPr>
-                <w:rFonts w:ascii="Times New Roman" w:cs="Times New Roman" w:eastAsia="바탕" w:hAnsi="Times New Roman"/>
-                <w:b w:val="false"/>
-                <w:bCs w:val="false"/>
-                <w:sz w:val="16"/>
-                <w:szCs w:val="16"/>
-                <w:highlight w:val="yellow"/>
-              </w:rPr>
-              <w:t xml:space="preserve"> </w:t>
-            </w:r>
-            <w:r>
-              <w:rPr>
-                <w:rFonts w:ascii="Times New Roman" w:cs="Times New Roman" w:eastAsia="바탕" w:hAnsi="Times New Roman"/>
-                <w:b w:val="false"/>
-                <w:bCs w:val="false"/>
-                <w:sz w:val="16"/>
-                <w:szCs w:val="16"/>
-                <w:highlight w:val="yellow"/>
-              </w:rPr>
-              <w:t xml:space="preserve">】</w:t>
-            </w:r>
-          </w:p>
-        </w:tc>
-        <w:tc>
-          <w:tcPr>
-            <w:tcW w:type="dxa" w:w="840"/>
-            <w:gridSpan w:val="1"/>
-            <w:tcBorders>
-              <w:top w:val="none" w:color="FFFFFF" w:sz="0"/>
-              <w:left w:val="none" w:color="FFFFFF" w:sz="0"/>
-              <w:bottom w:val="none" w:color="FFFFFF" w:sz="0"/>
-              <w:right w:val="none" w:color="FFFFFF" w:sz="0"/>
-            </w:tcBorders>
-            <w:tcMar>
-              <w:top w:type="dxa" w:w="40"/>
-              <w:left w:type="dxa" w:w="60"/>
-              <w:bottom w:type="dxa" w:w="40"/>
-              <w:right w:type="dxa" w:w="60"/>
-            </w:tcMar>
-            <w:vAlign w:val="center"/>
-          </w:tcPr>
-          <w:p>
-            <w:pPr>
-              <w:keepNext/>
-              <w:spacing w:after="0" w:before="0" w:line="300"/>
-              <w:jc w:val="center"/>
-            </w:pPr>
-            <w:r>
-              <w:rPr>
-                <w:rFonts w:ascii="Times New Roman" w:cs="Times New Roman" w:eastAsia="바탕" w:hAnsi="Times New Roman"/>
-                <w:b w:val="false"/>
-                <w:bCs w:val="false"/>
-                <w:sz w:val="16"/>
-                <w:szCs w:val="16"/>
-                <w:highlight w:val="yellow"/>
-              </w:rPr>
-              <w:t xml:space="preserve">【</w:t>
-            </w:r>
-            <w:r>
-              <w:rPr>
-                <w:rFonts w:ascii="Times New Roman" w:cs="Times New Roman" w:eastAsia="바탕" w:hAnsi="Times New Roman"/>
-                <w:b w:val="false"/>
-                <w:bCs w:val="false"/>
-                <w:sz w:val="16"/>
-                <w:szCs w:val="16"/>
-                <w:highlight w:val="yellow"/>
-              </w:rPr>
-              <w:t xml:space="preserve"> </w:t>
-            </w:r>
-            <w:r>
-              <w:rPr>
-                <w:rFonts w:ascii="Times New Roman" w:cs="Times New Roman" w:eastAsia="바탕" w:hAnsi="Times New Roman"/>
-                <w:b w:val="false"/>
-                <w:bCs w:val="false"/>
-                <w:sz w:val="16"/>
-                <w:szCs w:val="16"/>
-                <w:highlight w:val="yellow"/>
-              </w:rPr>
-              <w:t xml:space="preserve">】</w:t>
-            </w:r>
-          </w:p>
-        </w:tc>
-      </w:tr>
-      <w:tr>
-        <w:trPr>
-          <w:cantSplit/>
-        </w:trPr>
-        <w:tc>
-          <w:tcPr>
-            <w:tcW w:type="dxa" w:w="1240"/>
-            <w:gridSpan w:val="1"/>
-            <w:tcBorders>
-              <w:top w:val="none" w:color="FFFFFF" w:sz="0"/>
-              <w:left w:val="none" w:color="FFFFFF" w:sz="0"/>
-              <w:bottom w:val="none" w:color="FFFFFF" w:sz="0"/>
-              <w:right w:val="none" w:color="FFFFFF" w:sz="0"/>
-            </w:tcBorders>
-            <w:tcMar>
-              <w:top w:type="dxa" w:w="40"/>
-              <w:left w:type="dxa" w:w="60"/>
-              <w:bottom w:type="dxa" w:w="40"/>
-              <w:right w:type="dxa" w:w="60"/>
-            </w:tcMar>
-            <w:vAlign w:val="center"/>
-          </w:tcPr>
-          <w:p>
-            <w:pPr>
-              <w:keepNext/>
-              <w:spacing w:after="0" w:before="0" w:line="300"/>
-              <w:jc w:val="left"/>
-            </w:pPr>
-            <w:r>
-              <w:rPr>
-                <w:rFonts w:ascii="Times New Roman" w:cs="Times New Roman" w:eastAsia="바탕" w:hAnsi="Times New Roman"/>
-                <w:b w:val="false"/>
-                <w:bCs w:val="false"/>
-                <w:sz w:val="16"/>
-                <w:szCs w:val="16"/>
-              </w:rPr>
-              <w:t xml:space="preserve">Trunk Stability Push-up</w:t>
-            </w:r>
-          </w:p>
-        </w:tc>
-        <w:tc>
-          <w:tcPr>
-            <w:tcW w:type="dxa" w:w="840"/>
-            <w:gridSpan w:val="1"/>
-            <w:tcBorders>
-              <w:top w:val="none" w:color="FFFFFF" w:sz="0"/>
-              <w:left w:val="none" w:color="FFFFFF" w:sz="0"/>
-              <w:bottom w:val="none" w:color="FFFFFF" w:sz="0"/>
-              <w:right w:val="none" w:color="FFFFFF" w:sz="0"/>
-            </w:tcBorders>
-            <w:tcMar>
-              <w:top w:type="dxa" w:w="40"/>
-              <w:left w:type="dxa" w:w="60"/>
-              <w:bottom w:type="dxa" w:w="40"/>
-              <w:right w:type="dxa" w:w="60"/>
-            </w:tcMar>
-            <w:vAlign w:val="center"/>
-          </w:tcPr>
-          <w:p>
-            <w:pPr>
-              <w:keepNext/>
-              <w:spacing w:after="0" w:before="0" w:line="300"/>
-              <w:jc w:val="center"/>
-            </w:pPr>
-            <w:r>
-              <w:rPr>
-                <w:rFonts w:ascii="Times New Roman" w:cs="Times New Roman" w:eastAsia="바탕" w:hAnsi="Times New Roman"/>
-                <w:b w:val="false"/>
-                <w:bCs w:val="false"/>
-                <w:sz w:val="16"/>
-                <w:szCs w:val="16"/>
-                <w:highlight w:val="yellow"/>
-              </w:rPr>
-              <w:t xml:space="preserve">【</w:t>
-            </w:r>
-            <w:r>
-              <w:rPr>
-                <w:rFonts w:ascii="Times New Roman" w:cs="Times New Roman" w:eastAsia="바탕" w:hAnsi="Times New Roman"/>
-                <w:b w:val="false"/>
-                <w:bCs w:val="false"/>
-                <w:sz w:val="16"/>
-                <w:szCs w:val="16"/>
-                <w:highlight w:val="yellow"/>
-              </w:rPr>
-              <w:t xml:space="preserve"> </w:t>
-            </w:r>
-            <w:r>
-              <w:rPr>
-                <w:rFonts w:ascii="Times New Roman" w:cs="Times New Roman" w:eastAsia="바탕" w:hAnsi="Times New Roman"/>
-                <w:b w:val="false"/>
-                <w:bCs w:val="false"/>
-                <w:sz w:val="16"/>
-                <w:szCs w:val="16"/>
-                <w:highlight w:val="yellow"/>
-              </w:rPr>
-              <w:t xml:space="preserve">】</w:t>
-            </w:r>
-          </w:p>
-        </w:tc>
-        <w:tc>
-          <w:tcPr>
-            <w:tcW w:type="dxa" w:w="840"/>
-            <w:gridSpan w:val="1"/>
-            <w:tcBorders>
-              <w:top w:val="none" w:color="FFFFFF" w:sz="0"/>
-              <w:left w:val="none" w:color="FFFFFF" w:sz="0"/>
-              <w:bottom w:val="none" w:color="FFFFFF" w:sz="0"/>
-              <w:right w:val="none" w:color="FFFFFF" w:sz="0"/>
-            </w:tcBorders>
-            <w:tcMar>
-              <w:top w:type="dxa" w:w="40"/>
-              <w:left w:type="dxa" w:w="60"/>
-              <w:bottom w:type="dxa" w:w="40"/>
-              <w:right w:type="dxa" w:w="60"/>
-            </w:tcMar>
-            <w:vAlign w:val="center"/>
-          </w:tcPr>
-          <w:p>
-            <w:pPr>
-              <w:keepNext/>
-              <w:spacing w:after="0" w:before="0" w:line="300"/>
-              <w:jc w:val="center"/>
-            </w:pPr>
-            <w:r>
-              <w:rPr>
-                <w:rFonts w:ascii="Times New Roman" w:cs="Times New Roman" w:eastAsia="바탕" w:hAnsi="Times New Roman"/>
-                <w:b w:val="false"/>
-                <w:bCs w:val="false"/>
-                <w:sz w:val="16"/>
-                <w:szCs w:val="16"/>
-                <w:highlight w:val="yellow"/>
-              </w:rPr>
-              <w:t xml:space="preserve">【</w:t>
-            </w:r>
-            <w:r>
-              <w:rPr>
-                <w:rFonts w:ascii="Times New Roman" w:cs="Times New Roman" w:eastAsia="바탕" w:hAnsi="Times New Roman"/>
-                <w:b w:val="false"/>
-                <w:bCs w:val="false"/>
-                <w:sz w:val="16"/>
-                <w:szCs w:val="16"/>
-                <w:highlight w:val="yellow"/>
-              </w:rPr>
-              <w:t xml:space="preserve"> </w:t>
-            </w:r>
-            <w:r>
-              <w:rPr>
-                <w:rFonts w:ascii="Times New Roman" w:cs="Times New Roman" w:eastAsia="바탕" w:hAnsi="Times New Roman"/>
-                <w:b w:val="false"/>
-                <w:bCs w:val="false"/>
-                <w:sz w:val="16"/>
-                <w:szCs w:val="16"/>
-                <w:highlight w:val="yellow"/>
-              </w:rPr>
-              <w:t xml:space="preserve">】</w:t>
-            </w:r>
-          </w:p>
-        </w:tc>
-        <w:tc>
-          <w:tcPr>
-            <w:tcW w:type="dxa" w:w="840"/>
-            <w:gridSpan w:val="1"/>
-            <w:tcBorders>
-              <w:top w:val="none" w:color="FFFFFF" w:sz="0"/>
-              <w:left w:val="none" w:color="FFFFFF" w:sz="0"/>
-              <w:bottom w:val="none" w:color="FFFFFF" w:sz="0"/>
-              <w:right w:val="none" w:color="FFFFFF" w:sz="0"/>
-            </w:tcBorders>
-            <w:tcMar>
-              <w:top w:type="dxa" w:w="40"/>
-              <w:left w:type="dxa" w:w="60"/>
-              <w:bottom w:type="dxa" w:w="40"/>
-              <w:right w:type="dxa" w:w="60"/>
-            </w:tcMar>
-            <w:vAlign w:val="center"/>
-          </w:tcPr>
-          <w:p>
-            <w:pPr>
-              <w:keepNext/>
-              <w:spacing w:after="0" w:before="0" w:line="300"/>
-              <w:jc w:val="center"/>
-            </w:pPr>
-            <w:r>
-              <w:rPr>
-                <w:rFonts w:ascii="Times New Roman" w:cs="Times New Roman" w:eastAsia="바탕" w:hAnsi="Times New Roman"/>
-                <w:b w:val="false"/>
-                <w:bCs w:val="false"/>
-                <w:sz w:val="16"/>
-                <w:szCs w:val="16"/>
-                <w:highlight w:val="yellow"/>
-              </w:rPr>
-              <w:t xml:space="preserve">【</w:t>
-            </w:r>
-            <w:r>
-              <w:rPr>
-                <w:rFonts w:ascii="Times New Roman" w:cs="Times New Roman" w:eastAsia="바탕" w:hAnsi="Times New Roman"/>
-                <w:b w:val="false"/>
-                <w:bCs w:val="false"/>
-                <w:sz w:val="16"/>
-                <w:szCs w:val="16"/>
-                <w:highlight w:val="yellow"/>
-              </w:rPr>
-              <w:t xml:space="preserve"> </w:t>
-            </w:r>
-            <w:r>
-              <w:rPr>
-                <w:rFonts w:ascii="Times New Roman" w:cs="Times New Roman" w:eastAsia="바탕" w:hAnsi="Times New Roman"/>
-                <w:b w:val="false"/>
-                <w:bCs w:val="false"/>
-                <w:sz w:val="16"/>
-                <w:szCs w:val="16"/>
-                <w:highlight w:val="yellow"/>
-              </w:rPr>
-              <w:t xml:space="preserve">】</w:t>
-            </w:r>
-          </w:p>
-        </w:tc>
-        <w:tc>
-          <w:tcPr>
-            <w:tcW w:type="dxa" w:w="840"/>
-            <w:gridSpan w:val="1"/>
-            <w:tcBorders>
-              <w:top w:val="none" w:color="FFFFFF" w:sz="0"/>
-              <w:left w:val="none" w:color="FFFFFF" w:sz="0"/>
-              <w:bottom w:val="none" w:color="FFFFFF" w:sz="0"/>
-              <w:right w:val="none" w:color="FFFFFF" w:sz="0"/>
-            </w:tcBorders>
-            <w:tcMar>
-              <w:top w:type="dxa" w:w="40"/>
-              <w:left w:type="dxa" w:w="60"/>
-              <w:bottom w:type="dxa" w:w="40"/>
-              <w:right w:type="dxa" w:w="60"/>
-            </w:tcMar>
-            <w:vAlign w:val="center"/>
-          </w:tcPr>
-          <w:p>
-            <w:pPr>
-              <w:keepNext/>
-              <w:spacing w:after="0" w:before="0" w:line="300"/>
-              <w:jc w:val="center"/>
-            </w:pPr>
-            <w:r>
-              <w:rPr>
-                <w:rFonts w:ascii="Times New Roman" w:cs="Times New Roman" w:eastAsia="바탕" w:hAnsi="Times New Roman"/>
-                <w:b w:val="false"/>
-                <w:bCs w:val="false"/>
-                <w:sz w:val="16"/>
-                <w:szCs w:val="16"/>
-                <w:highlight w:val="yellow"/>
-              </w:rPr>
-              <w:t xml:space="preserve">【</w:t>
-            </w:r>
-            <w:r>
-              <w:rPr>
-                <w:rFonts w:ascii="Times New Roman" w:cs="Times New Roman" w:eastAsia="바탕" w:hAnsi="Times New Roman"/>
-                <w:b w:val="false"/>
-                <w:bCs w:val="false"/>
-                <w:sz w:val="16"/>
-                <w:szCs w:val="16"/>
-                <w:highlight w:val="yellow"/>
-              </w:rPr>
-              <w:t xml:space="preserve"> </w:t>
-            </w:r>
-            <w:r>
-              <w:rPr>
-                <w:rFonts w:ascii="Times New Roman" w:cs="Times New Roman" w:eastAsia="바탕" w:hAnsi="Times New Roman"/>
-                <w:b w:val="false"/>
-                <w:bCs w:val="false"/>
-                <w:sz w:val="16"/>
-                <w:szCs w:val="16"/>
-                <w:highlight w:val="yellow"/>
-              </w:rPr>
-              <w:t xml:space="preserve">】</w:t>
-            </w:r>
-          </w:p>
-        </w:tc>
-      </w:tr>
-      <w:tr>
-        <w:trPr>
-          <w:cantSplit/>
-        </w:trPr>
-        <w:tc>
-          <w:tcPr>
-            <w:tcW w:type="dxa" w:w="1240"/>
-            <w:gridSpan w:val="1"/>
-            <w:tcBorders>
-              <w:top w:val="none" w:color="FFFFFF" w:sz="0"/>
-              <w:left w:val="none" w:color="FFFFFF" w:sz="0"/>
-              <w:bottom w:val="single" w:color="000000" w:sz="10"/>
-              <w:right w:val="none" w:color="FFFFFF" w:sz="0"/>
-            </w:tcBorders>
-            <w:tcMar>
-              <w:top w:type="dxa" w:w="40"/>
-              <w:left w:type="dxa" w:w="60"/>
-              <w:bottom w:type="dxa" w:w="40"/>
-              <w:right w:type="dxa" w:w="60"/>
-            </w:tcMar>
-            <w:vAlign w:val="center"/>
-          </w:tcPr>
-          <w:p>
-            <w:pPr>
-              <w:keepNext w:val="false"/>
-              <w:spacing w:after="0" w:before="0" w:line="300"/>
-              <w:jc w:val="left"/>
-            </w:pPr>
-            <w:r>
-              <w:rPr>
-                <w:rFonts w:ascii="Times New Roman" w:cs="Times New Roman" w:eastAsia="바탕" w:hAnsi="Times New Roman"/>
-                <w:b w:val="false"/>
-                <w:bCs w:val="false"/>
-                <w:sz w:val="16"/>
-                <w:szCs w:val="16"/>
-              </w:rPr>
-              <w:t xml:space="preserve">Rotary Stability</w:t>
-            </w:r>
-          </w:p>
-        </w:tc>
-        <w:tc>
-          <w:tcPr>
-            <w:tcW w:type="dxa" w:w="840"/>
-            <w:gridSpan w:val="1"/>
-            <w:tcBorders>
-              <w:top w:val="none" w:color="FFFFFF" w:sz="0"/>
-              <w:left w:val="none" w:color="FFFFFF" w:sz="0"/>
-              <w:bottom w:val="single" w:color="000000" w:sz="10"/>
-              <w:right w:val="none" w:color="FFFFFF" w:sz="0"/>
-            </w:tcBorders>
-            <w:tcMar>
-              <w:top w:type="dxa" w:w="40"/>
-              <w:left w:type="dxa" w:w="60"/>
-              <w:bottom w:type="dxa" w:w="40"/>
-              <w:right w:type="dxa" w:w="60"/>
-            </w:tcMar>
-            <w:vAlign w:val="center"/>
-          </w:tcPr>
-          <w:p>
-            <w:pPr>
-              <w:keepNext w:val="false"/>
-              <w:spacing w:after="0" w:before="0" w:line="300"/>
-              <w:jc w:val="center"/>
-            </w:pPr>
-            <w:r>
-              <w:rPr>
-                <w:rFonts w:ascii="Times New Roman" w:cs="Times New Roman" w:eastAsia="바탕" w:hAnsi="Times New Roman"/>
-                <w:b w:val="false"/>
-                <w:bCs w:val="false"/>
-                <w:sz w:val="16"/>
-                <w:szCs w:val="16"/>
-                <w:highlight w:val="yellow"/>
-              </w:rPr>
-              <w:t xml:space="preserve">【</w:t>
-            </w:r>
-            <w:r>
-              <w:rPr>
-                <w:rFonts w:ascii="Times New Roman" w:cs="Times New Roman" w:eastAsia="바탕" w:hAnsi="Times New Roman"/>
-                <w:b w:val="false"/>
-                <w:bCs w:val="false"/>
-                <w:sz w:val="16"/>
-                <w:szCs w:val="16"/>
-                <w:highlight w:val="yellow"/>
-              </w:rPr>
-              <w:t xml:space="preserve"> </w:t>
-            </w:r>
-            <w:r>
-              <w:rPr>
-                <w:rFonts w:ascii="Times New Roman" w:cs="Times New Roman" w:eastAsia="바탕" w:hAnsi="Times New Roman"/>
-                <w:b w:val="false"/>
-                <w:bCs w:val="false"/>
-                <w:sz w:val="16"/>
-                <w:szCs w:val="16"/>
-                <w:highlight w:val="yellow"/>
-              </w:rPr>
-              <w:t xml:space="preserve">】</w:t>
-            </w:r>
-          </w:p>
-        </w:tc>
-        <w:tc>
-          <w:tcPr>
-            <w:tcW w:type="dxa" w:w="840"/>
-            <w:gridSpan w:val="1"/>
-            <w:tcBorders>
-              <w:top w:val="none" w:color="FFFFFF" w:sz="0"/>
-              <w:left w:val="none" w:color="FFFFFF" w:sz="0"/>
-              <w:bottom w:val="single" w:color="000000" w:sz="10"/>
-              <w:right w:val="none" w:color="FFFFFF" w:sz="0"/>
-            </w:tcBorders>
-            <w:tcMar>
-              <w:top w:type="dxa" w:w="40"/>
-              <w:left w:type="dxa" w:w="60"/>
-              <w:bottom w:type="dxa" w:w="40"/>
-              <w:right w:type="dxa" w:w="60"/>
-            </w:tcMar>
-            <w:vAlign w:val="center"/>
-          </w:tcPr>
-          <w:p>
-            <w:pPr>
-              <w:keepNext w:val="false"/>
-              <w:spacing w:after="0" w:before="0" w:line="300"/>
-              <w:jc w:val="center"/>
-            </w:pPr>
-            <w:r>
-              <w:rPr>
-                <w:rFonts w:ascii="Times New Roman" w:cs="Times New Roman" w:eastAsia="바탕" w:hAnsi="Times New Roman"/>
-                <w:b w:val="false"/>
-                <w:bCs w:val="false"/>
-                <w:sz w:val="16"/>
-                <w:szCs w:val="16"/>
-                <w:highlight w:val="yellow"/>
-              </w:rPr>
-              <w:t xml:space="preserve">【</w:t>
-            </w:r>
-            <w:r>
-              <w:rPr>
-                <w:rFonts w:ascii="Times New Roman" w:cs="Times New Roman" w:eastAsia="바탕" w:hAnsi="Times New Roman"/>
-                <w:b w:val="false"/>
-                <w:bCs w:val="false"/>
-                <w:sz w:val="16"/>
-                <w:szCs w:val="16"/>
-                <w:highlight w:val="yellow"/>
-              </w:rPr>
-              <w:t xml:space="preserve"> </w:t>
-            </w:r>
-            <w:r>
-              <w:rPr>
-                <w:rFonts w:ascii="Times New Roman" w:cs="Times New Roman" w:eastAsia="바탕" w:hAnsi="Times New Roman"/>
-                <w:b w:val="false"/>
-                <w:bCs w:val="false"/>
-                <w:sz w:val="16"/>
-                <w:szCs w:val="16"/>
-                <w:highlight w:val="yellow"/>
-              </w:rPr>
-              <w:t xml:space="preserve">】</w:t>
-            </w:r>
-          </w:p>
-        </w:tc>
-        <w:tc>
-          <w:tcPr>
-            <w:tcW w:type="dxa" w:w="840"/>
-            <w:gridSpan w:val="1"/>
-            <w:tcBorders>
-              <w:top w:val="none" w:color="FFFFFF" w:sz="0"/>
-              <w:left w:val="none" w:color="FFFFFF" w:sz="0"/>
-              <w:bottom w:val="single" w:color="000000" w:sz="10"/>
-              <w:right w:val="none" w:color="FFFFFF" w:sz="0"/>
-            </w:tcBorders>
-            <w:tcMar>
-              <w:top w:type="dxa" w:w="40"/>
-              <w:left w:type="dxa" w:w="60"/>
-              <w:bottom w:type="dxa" w:w="40"/>
-              <w:right w:type="dxa" w:w="60"/>
-            </w:tcMar>
-            <w:vAlign w:val="center"/>
-          </w:tcPr>
-          <w:p>
-            <w:pPr>
-              <w:keepNext w:val="false"/>
-              <w:spacing w:after="0" w:before="0" w:line="300"/>
-              <w:jc w:val="center"/>
-            </w:pPr>
-            <w:r>
-              <w:rPr>
-                <w:rFonts w:ascii="Times New Roman" w:cs="Times New Roman" w:eastAsia="바탕" w:hAnsi="Times New Roman"/>
-                <w:b w:val="false"/>
-                <w:bCs w:val="false"/>
-                <w:sz w:val="16"/>
-                <w:szCs w:val="16"/>
-                <w:highlight w:val="yellow"/>
-              </w:rPr>
-              <w:t xml:space="preserve">【</w:t>
-            </w:r>
-            <w:r>
-              <w:rPr>
-                <w:rFonts w:ascii="Times New Roman" w:cs="Times New Roman" w:eastAsia="바탕" w:hAnsi="Times New Roman"/>
-                <w:b w:val="false"/>
-                <w:bCs w:val="false"/>
-                <w:sz w:val="16"/>
-                <w:szCs w:val="16"/>
-                <w:highlight w:val="yellow"/>
-              </w:rPr>
-              <w:t xml:space="preserve"> </w:t>
-            </w:r>
-            <w:r>
-              <w:rPr>
-                <w:rFonts w:ascii="Times New Roman" w:cs="Times New Roman" w:eastAsia="바탕" w:hAnsi="Times New Roman"/>
-                <w:b w:val="false"/>
-                <w:bCs w:val="false"/>
-                <w:sz w:val="16"/>
-                <w:szCs w:val="16"/>
-                <w:highlight w:val="yellow"/>
-              </w:rPr>
-              <w:t xml:space="preserve">】</w:t>
-            </w:r>
-          </w:p>
-        </w:tc>
-        <w:tc>
-          <w:tcPr>
-            <w:tcW w:type="dxa" w:w="840"/>
-            <w:gridSpan w:val="1"/>
-            <w:tcBorders>
-              <w:top w:val="none" w:color="FFFFFF" w:sz="0"/>
-              <w:left w:val="none" w:color="FFFFFF" w:sz="0"/>
-              <w:bottom w:val="single" w:color="000000" w:sz="10"/>
-              <w:right w:val="none" w:color="FFFFFF" w:sz="0"/>
-            </w:tcBorders>
-            <w:tcMar>
-              <w:top w:type="dxa" w:w="40"/>
-              <w:left w:type="dxa" w:w="60"/>
-              <w:bottom w:type="dxa" w:w="40"/>
-              <w:right w:type="dxa" w:w="60"/>
-            </w:tcMar>
-            <w:vAlign w:val="center"/>
-          </w:tcPr>
-          <w:p>
-            <w:pPr>
-              <w:keepNext w:val="false"/>
-              <w:spacing w:after="0" w:before="0" w:line="300"/>
-              <w:jc w:val="center"/>
-            </w:pPr>
-            <w:r>
-              <w:rPr>
-                <w:rFonts w:ascii="Times New Roman" w:cs="Times New Roman" w:eastAsia="바탕" w:hAnsi="Times New Roman"/>
-                <w:b w:val="false"/>
-                <w:bCs w:val="false"/>
-                <w:sz w:val="16"/>
-                <w:szCs w:val="16"/>
-                <w:highlight w:val="yellow"/>
-              </w:rPr>
-              <w:t xml:space="preserve">【</w:t>
-            </w:r>
-            <w:r>
-              <w:rPr>
-                <w:rFonts w:ascii="Times New Roman" w:cs="Times New Roman" w:eastAsia="바탕" w:hAnsi="Times New Roman"/>
-                <w:b w:val="false"/>
-                <w:bCs w:val="false"/>
-                <w:sz w:val="16"/>
-                <w:szCs w:val="16"/>
-                <w:highlight w:val="yellow"/>
-              </w:rPr>
-              <w:t xml:space="preserve"> </w:t>
-            </w:r>
-            <w:r>
-              <w:rPr>
-                <w:rFonts w:ascii="Times New Roman" w:cs="Times New Roman" w:eastAsia="바탕" w:hAnsi="Times New Roman"/>
-                <w:b w:val="false"/>
-                <w:bCs w:val="false"/>
-                <w:sz w:val="16"/>
-                <w:szCs w:val="16"/>
-                <w:highlight w:val="yellow"/>
-              </w:rPr>
-              <w:t xml:space="preserve">】</w:t>
-            </w:r>
-          </w:p>
-        </w:tc>
-      </w:tr>
-    </w:tbl>
-    <w:p>
-      <w:pPr>
-        <w:spacing w:after="160" w:before="40" w:line="312"/>
-      </w:pPr>
-      <w:r>
-        <w:rPr>
-          <w:rFonts w:ascii="Times New Roman" w:cs="Times New Roman" w:eastAsia="바탕" w:hAnsi="Times New Roman"/>
-          <w:sz w:val="16"/>
-          <w:szCs w:val="16"/>
-        </w:rPr>
-        <w:t xml:space="preserve">값은 평균±표준편차(점). </w:t>
-      </w:r>
-      <w:r>
-        <w:rPr>
-          <w:rFonts w:ascii="Times New Roman" w:cs="Times New Roman" w:eastAsia="바탕" w:hAnsi="Times New Roman"/>
-          <w:sz w:val="16"/>
-          <w:szCs w:val="16"/>
-          <w:highlight w:val="yellow"/>
-        </w:rPr>
-        <w:t xml:space="preserve">【</w:t>
-      </w:r>
-      <w:r>
-        <w:rPr>
-          <w:rFonts w:ascii="Times New Roman" w:cs="Times New Roman" w:eastAsia="바탕" w:hAnsi="Times New Roman"/>
-          <w:sz w:val="16"/>
-          <w:szCs w:val="16"/>
-          <w:highlight w:val="yellow"/>
-        </w:rPr>
-        <w:t xml:space="preserve">유의한 항목 표시 기호와 검정 방법 기재</w:t>
-      </w:r>
-      <w:r>
-        <w:rPr>
-          <w:rFonts w:ascii="Times New Roman" w:cs="Times New Roman" w:eastAsia="바탕" w:hAnsi="Times New Roman"/>
-          <w:sz w:val="16"/>
-          <w:szCs w:val="16"/>
-          <w:highlight w:val="yellow"/>
-        </w:rPr>
-        <w:t xml:space="preserve">】</w:t>
-      </w:r>
-      <w:r>
-        <w:rPr>
-          <w:rFonts w:ascii="Times New Roman" w:cs="Times New Roman" w:eastAsia="바탕" w:hAnsi="Times New Roman"/>
-          <w:sz w:val="16"/>
-          <w:szCs w:val="16"/>
-        </w:rPr>
-        <w:t xml:space="preserve">.</w:t>
-      </w:r>
-    </w:p>
-    <w:p>
-      <w:pPr>
-        <w:keepNext/>
-        <w:spacing w:after="120" w:before="300" w:line="360"/>
-      </w:pPr>
-      <w:r>
-        <w:rPr>
-          <w:rFonts w:ascii="Times New Roman" w:cs="Times New Roman" w:eastAsia="바탕" w:hAnsi="Times New Roman"/>
-          <w:b/>
-          <w:bCs/>
-          <w:sz w:val="30"/>
-          <w:szCs w:val="30"/>
-        </w:rPr>
-        <w:t xml:space="preserve">Ⅳ. 논의</w:t>
       </w:r>
     </w:p>
     <w:p>
@@ -10080,7 +7786,7 @@
           <w:sz w:val="20"/>
           <w:szCs w:val="20"/>
         </w:rPr>
-        <w:t xml:space="preserve">이 연구는 12주간의 H-IFIT에 따른 대학 태권도 겨루기 선수의 VO</w:t>
+        <w:t xml:space="preserve">실험군의 VO</w:t>
       </w:r>
       <w:r>
         <w:rPr>
@@ -10097,32 +7803,118 @@
           <w:sz w:val="20"/>
           <w:szCs w:val="20"/>
         </w:rPr>
-        <w:t xml:space="preserve">max와 기능적 움직임의 변화를 정규훈련 집단과 비교하였다. 그 결과 </w:t>
-      </w:r>
-      <w:r>
-        <w:rPr>
-          <w:rFonts w:ascii="Times New Roman" w:cs="Times New Roman" w:eastAsia="바탕" w:hAnsi="Times New Roman"/>
-          <w:sz w:val="20"/>
-          <w:szCs w:val="20"/>
-          <w:highlight w:val="yellow"/>
-        </w:rPr>
-        <w:t xml:space="preserve">【</w:t>
-      </w:r>
-      <w:r>
-        <w:rPr>
-          <w:rFonts w:ascii="Times New Roman" w:cs="Times New Roman" w:eastAsia="바탕" w:hAnsi="Times New Roman"/>
-          <w:sz w:val="20"/>
-          <w:szCs w:val="20"/>
-          <w:highlight w:val="yellow"/>
-        </w:rPr>
-        <w:t xml:space="preserve">재분석 결과 요약: 예) 실험군에서 VO</w:t>
-      </w:r>
-      <w:r>
-        <w:rPr>
-          <w:rFonts w:ascii="Times New Roman" w:cs="Times New Roman" w:eastAsia="바탕" w:hAnsi="Times New Roman"/>
-          <w:sz w:val="20"/>
-          <w:szCs w:val="20"/>
-          <w:highlight w:val="yellow"/>
+        <w:t xml:space="preserve">max는 </w:t>
+      </w:r>
+      <w:r>
+        <w:rPr>
+          <w:rFonts w:ascii="Times New Roman" w:cs="Times New Roman" w:eastAsia="바탕" w:hAnsi="Times New Roman"/>
+          <w:sz w:val="20"/>
+          <w:szCs w:val="20"/>
+          <w:highlight w:val="yellow"/>
+        </w:rPr>
+        <w:t xml:space="preserve">【</w:t>
+      </w:r>
+      <w:r>
+        <w:rPr>
+          <w:rFonts w:ascii="Times New Roman" w:cs="Times New Roman" w:eastAsia="바탕" w:hAnsi="Times New Roman"/>
+          <w:sz w:val="20"/>
+          <w:szCs w:val="20"/>
+          <w:highlight w:val="yellow"/>
+        </w:rPr>
+        <w:t xml:space="preserve">변화량</w:t>
+      </w:r>
+      <w:r>
+        <w:rPr>
+          <w:rFonts w:ascii="Times New Roman" w:cs="Times New Roman" w:eastAsia="바탕" w:hAnsi="Times New Roman"/>
+          <w:sz w:val="20"/>
+          <w:szCs w:val="20"/>
+          <w:highlight w:val="yellow"/>
+        </w:rPr>
+        <w:t xml:space="preserve">】</w:t>
+      </w:r>
+      <w:r>
+        <w:rPr>
+          <w:rFonts w:ascii="Times New Roman" w:cs="Times New Roman" w:eastAsia="바탕" w:hAnsi="Times New Roman"/>
+          <w:sz w:val="20"/>
+          <w:szCs w:val="20"/>
+        </w:rPr>
+        <w:t xml:space="preserve"> mL/kg/min(</w:t>
+      </w:r>
+      <w:r>
+        <w:rPr>
+          <w:rFonts w:ascii="Times New Roman" w:cs="Times New Roman" w:eastAsia="바탕" w:hAnsi="Times New Roman"/>
+          <w:sz w:val="20"/>
+          <w:szCs w:val="20"/>
+          <w:highlight w:val="yellow"/>
+        </w:rPr>
+        <w:t xml:space="preserve">【</w:t>
+      </w:r>
+      <w:r>
+        <w:rPr>
+          <w:rFonts w:ascii="Times New Roman" w:cs="Times New Roman" w:eastAsia="바탕" w:hAnsi="Times New Roman"/>
+          <w:sz w:val="20"/>
+          <w:szCs w:val="20"/>
+          <w:highlight w:val="yellow"/>
+        </w:rPr>
+        <w:t xml:space="preserve">변화율</w:t>
+      </w:r>
+      <w:r>
+        <w:rPr>
+          <w:rFonts w:ascii="Times New Roman" w:cs="Times New Roman" w:eastAsia="바탕" w:hAnsi="Times New Roman"/>
+          <w:sz w:val="20"/>
+          <w:szCs w:val="20"/>
+          <w:highlight w:val="yellow"/>
+        </w:rPr>
+        <w:t xml:space="preserve">】</w:t>
+      </w:r>
+      <w:r>
+        <w:rPr>
+          <w:rFonts w:ascii="Times New Roman" w:cs="Times New Roman" w:eastAsia="바탕" w:hAnsi="Times New Roman"/>
+          <w:sz w:val="20"/>
+          <w:szCs w:val="20"/>
+        </w:rPr>
+        <w:t xml:space="preserve">%) </w:t>
+      </w:r>
+      <w:r>
+        <w:rPr>
+          <w:rFonts w:ascii="Times New Roman" w:cs="Times New Roman" w:eastAsia="바탕" w:hAnsi="Times New Roman"/>
+          <w:sz w:val="20"/>
+          <w:szCs w:val="20"/>
+          <w:highlight w:val="yellow"/>
+        </w:rPr>
+        <w:t xml:space="preserve">【</w:t>
+      </w:r>
+      <w:r>
+        <w:rPr>
+          <w:rFonts w:ascii="Times New Roman" w:cs="Times New Roman" w:eastAsia="바탕" w:hAnsi="Times New Roman"/>
+          <w:sz w:val="20"/>
+          <w:szCs w:val="20"/>
+          <w:highlight w:val="yellow"/>
+        </w:rPr>
+        <w:t xml:space="preserve">증가/감소</w:t>
+      </w:r>
+      <w:r>
+        <w:rPr>
+          <w:rFonts w:ascii="Times New Roman" w:cs="Times New Roman" w:eastAsia="바탕" w:hAnsi="Times New Roman"/>
+          <w:sz w:val="20"/>
+          <w:szCs w:val="20"/>
+          <w:highlight w:val="yellow"/>
+        </w:rPr>
+        <w:t xml:space="preserve">】</w:t>
+      </w:r>
+      <w:r>
+        <w:rPr>
+          <w:rFonts w:ascii="Times New Roman" w:cs="Times New Roman" w:eastAsia="바탕" w:hAnsi="Times New Roman"/>
+          <w:sz w:val="20"/>
+          <w:szCs w:val="20"/>
+        </w:rPr>
+        <w:t xml:space="preserve">하였다. 실험군의 사전 VO</w:t>
+      </w:r>
+      <w:r>
+        <w:rPr>
+          <w:rFonts w:ascii="Times New Roman" w:cs="Times New Roman" w:eastAsia="바탕" w:hAnsi="Times New Roman"/>
+          <w:sz w:val="20"/>
+          <w:szCs w:val="20"/>
           <w:vertAlign w:val="subscript"/>
         </w:rPr>
         <w:t xml:space="preserve">2</w:t>
@@ -10132,26 +7924,130 @@
           <w:rFonts w:ascii="Times New Roman" w:cs="Times New Roman" w:eastAsia="바탕" w:hAnsi="Times New Roman"/>
           <w:sz w:val="20"/>
           <w:szCs w:val="20"/>
-          <w:highlight w:val="yellow"/>
-        </w:rPr>
-        <w:t xml:space="preserve">max와 FMS 총점이 유의하게 증가하였고, 두 변인 모두 집단과 시기 간 상호작용이 유의하였다</w:t>
-      </w:r>
-      <w:r>
-        <w:rPr>
-          <w:rFonts w:ascii="Times New Roman" w:cs="Times New Roman" w:eastAsia="바탕" w:hAnsi="Times New Roman"/>
-          <w:sz w:val="20"/>
-          <w:szCs w:val="20"/>
-          <w:highlight w:val="yellow"/>
-        </w:rPr>
-        <w:t xml:space="preserve">】</w:t>
-      </w:r>
-      <w:r>
-        <w:rPr>
-          <w:rFonts w:ascii="Times New Roman" w:cs="Times New Roman" w:eastAsia="바탕" w:hAnsi="Times New Roman"/>
-          <w:sz w:val="20"/>
-          <w:szCs w:val="20"/>
-        </w:rPr>
-        <w:t xml:space="preserve">.</w:t>
+        </w:rPr>
+        <w:t xml:space="preserve">max(</w:t>
+      </w:r>
+      <w:r>
+        <w:rPr>
+          <w:rFonts w:ascii="Times New Roman" w:cs="Times New Roman" w:eastAsia="바탕" w:hAnsi="Times New Roman"/>
+          <w:sz w:val="20"/>
+          <w:szCs w:val="20"/>
+          <w:highlight w:val="yellow"/>
+        </w:rPr>
+        <w:t xml:space="preserve">【</w:t>
+      </w:r>
+      <w:r>
+        <w:rPr>
+          <w:rFonts w:ascii="Times New Roman" w:cs="Times New Roman" w:eastAsia="바탕" w:hAnsi="Times New Roman"/>
+          <w:sz w:val="20"/>
+          <w:szCs w:val="20"/>
+          <w:highlight w:val="yellow"/>
+        </w:rPr>
+        <w:t xml:space="preserve"> </w:t>
+      </w:r>
+      <w:r>
+        <w:rPr>
+          <w:rFonts w:ascii="Times New Roman" w:cs="Times New Roman" w:eastAsia="바탕" w:hAnsi="Times New Roman"/>
+          <w:sz w:val="20"/>
+          <w:szCs w:val="20"/>
+          <w:highlight w:val="yellow"/>
+        </w:rPr>
+        <w:t xml:space="preserve">】</w:t>
+      </w:r>
+      <w:r>
+        <w:rPr>
+          <w:rFonts w:ascii="Times New Roman" w:cs="Times New Roman" w:eastAsia="바탕" w:hAnsi="Times New Roman"/>
+          <w:sz w:val="20"/>
+          <w:szCs w:val="20"/>
+        </w:rPr>
+        <w:t xml:space="preserve"> mL/kg/min)는 태권도 선수에서 보고된 값과 비교할 때 </w:t>
+      </w:r>
+      <w:r>
+        <w:rPr>
+          <w:rFonts w:ascii="Times New Roman" w:cs="Times New Roman" w:eastAsia="바탕" w:hAnsi="Times New Roman"/>
+          <w:sz w:val="20"/>
+          <w:szCs w:val="20"/>
+          <w:highlight w:val="yellow"/>
+        </w:rPr>
+        <w:t xml:space="preserve">【</w:t>
+      </w:r>
+      <w:r>
+        <w:rPr>
+          <w:rFonts w:ascii="Times New Roman" w:cs="Times New Roman" w:eastAsia="바탕" w:hAnsi="Times New Roman"/>
+          <w:sz w:val="20"/>
+          <w:szCs w:val="20"/>
+          <w:highlight w:val="yellow"/>
+        </w:rPr>
+        <w:t xml:space="preserve"> </w:t>
+      </w:r>
+      <w:r>
+        <w:rPr>
+          <w:rFonts w:ascii="Times New Roman" w:cs="Times New Roman" w:eastAsia="바탕" w:hAnsi="Times New Roman"/>
+          <w:sz w:val="20"/>
+          <w:szCs w:val="20"/>
+          <w:highlight w:val="yellow"/>
+        </w:rPr>
+        <w:t xml:space="preserve">】</w:t>
+      </w:r>
+      <w:r>
+        <w:rPr>
+          <w:rFonts w:ascii="Times New Roman" w:cs="Times New Roman" w:eastAsia="바탕" w:hAnsi="Times New Roman"/>
+          <w:sz w:val="20"/>
+          <w:szCs w:val="20"/>
+        </w:rPr>
+        <w:t xml:space="preserve"> 수준이었다(Bridge et al., 2014). 인터벌 훈련은 VO</w:t>
+      </w:r>
+      <w:r>
+        <w:rPr>
+          <w:rFonts w:ascii="Times New Roman" w:cs="Times New Roman" w:eastAsia="바탕" w:hAnsi="Times New Roman"/>
+          <w:sz w:val="20"/>
+          <w:szCs w:val="20"/>
+          <w:vertAlign w:val="subscript"/>
+        </w:rPr>
+        <w:t xml:space="preserve">2</w:t>
+      </w:r>
+      <w:r>
+        <w:rPr>
+          <w:rFonts w:ascii="Times New Roman" w:cs="Times New Roman" w:eastAsia="바탕" w:hAnsi="Times New Roman"/>
+          <w:sz w:val="20"/>
+          <w:szCs w:val="20"/>
+        </w:rPr>
+        <w:t xml:space="preserve">max 향상에 효과적인 방법으로 보고되었으며(Milanović et al., 2015), 태권도 선수에게 인터벌 훈련을 적용한 선행연구에서도 유산소성 체력의 향상이 보고되었다(Monks et al., 2017; Song &amp; Sheykhlouvand, 2024). 이 연구의 결과는 이러한 선행연구와 </w:t>
+      </w:r>
+      <w:r>
+        <w:rPr>
+          <w:rFonts w:ascii="Times New Roman" w:cs="Times New Roman" w:eastAsia="바탕" w:hAnsi="Times New Roman"/>
+          <w:sz w:val="20"/>
+          <w:szCs w:val="20"/>
+          <w:highlight w:val="yellow"/>
+        </w:rPr>
+        <w:t xml:space="preserve">【</w:t>
+      </w:r>
+      <w:r>
+        <w:rPr>
+          <w:rFonts w:ascii="Times New Roman" w:cs="Times New Roman" w:eastAsia="바탕" w:hAnsi="Times New Roman"/>
+          <w:sz w:val="20"/>
+          <w:szCs w:val="20"/>
+          <w:highlight w:val="yellow"/>
+        </w:rPr>
+        <w:t xml:space="preserve">같은/다른</w:t>
+      </w:r>
+      <w:r>
+        <w:rPr>
+          <w:rFonts w:ascii="Times New Roman" w:cs="Times New Roman" w:eastAsia="바탕" w:hAnsi="Times New Roman"/>
+          <w:sz w:val="20"/>
+          <w:szCs w:val="20"/>
+          <w:highlight w:val="yellow"/>
+        </w:rPr>
+        <w:t xml:space="preserve">】</w:t>
+      </w:r>
+      <w:r>
+        <w:rPr>
+          <w:rFonts w:ascii="Times New Roman" w:cs="Times New Roman" w:eastAsia="바탕" w:hAnsi="Times New Roman"/>
+          <w:sz w:val="20"/>
+          <w:szCs w:val="20"/>
+        </w:rPr>
+        <w:t xml:space="preserve"> 방향이다. 다만 선행연구는 4–6주간의 달리기 또는 기술 기반 인터벌을 적용하였으므로, 운동 형태와 기간, 비교 조건이 다른 이 연구와 효과의 크기를 직접 비교하기는 어렵다.</w:t>
       </w:r>
     </w:p>
     <w:p>
@@ -10166,7 +8062,7 @@
           <w:sz w:val="20"/>
           <w:szCs w:val="20"/>
         </w:rPr>
-        <w:t xml:space="preserve">실험군의 VO</w:t>
+        <w:t xml:space="preserve">H-IFIT는 전신 동작을 짧은 휴식과 함께 반복하는 구조로, 운동 중 심박수를 높은 수준으로 유지하게 하여 심폐계에 반복적인 고강도 자극을 준다. 이러한 자극은 일회박출량 증가와 같은 중추적 적응과 골격근의 산소 이용 능력 향상과 같은 말초적 적응을 통해 VO</w:t>
       </w:r>
       <w:r>
         <w:rPr>
@@ -10183,112 +8079,7 @@
           <w:sz w:val="20"/>
           <w:szCs w:val="20"/>
         </w:rPr>
-        <w:t xml:space="preserve">max는 </w:t>
-      </w:r>
-      <w:r>
-        <w:rPr>
-          <w:rFonts w:ascii="Times New Roman" w:cs="Times New Roman" w:eastAsia="바탕" w:hAnsi="Times New Roman"/>
-          <w:sz w:val="20"/>
-          <w:szCs w:val="20"/>
-          <w:highlight w:val="yellow"/>
-        </w:rPr>
-        <w:t xml:space="preserve">【</w:t>
-      </w:r>
-      <w:r>
-        <w:rPr>
-          <w:rFonts w:ascii="Times New Roman" w:cs="Times New Roman" w:eastAsia="바탕" w:hAnsi="Times New Roman"/>
-          <w:sz w:val="20"/>
-          <w:szCs w:val="20"/>
-          <w:highlight w:val="yellow"/>
-        </w:rPr>
-        <w:t xml:space="preserve">변화량</w:t>
-      </w:r>
-      <w:r>
-        <w:rPr>
-          <w:rFonts w:ascii="Times New Roman" w:cs="Times New Roman" w:eastAsia="바탕" w:hAnsi="Times New Roman"/>
-          <w:sz w:val="20"/>
-          <w:szCs w:val="20"/>
-          <w:highlight w:val="yellow"/>
-        </w:rPr>
-        <w:t xml:space="preserve">】</w:t>
-      </w:r>
-      <w:r>
-        <w:rPr>
-          <w:rFonts w:ascii="Times New Roman" w:cs="Times New Roman" w:eastAsia="바탕" w:hAnsi="Times New Roman"/>
-          <w:sz w:val="20"/>
-          <w:szCs w:val="20"/>
-        </w:rPr>
-        <w:t xml:space="preserve"> mL/kg/min(</w:t>
-      </w:r>
-      <w:r>
-        <w:rPr>
-          <w:rFonts w:ascii="Times New Roman" w:cs="Times New Roman" w:eastAsia="바탕" w:hAnsi="Times New Roman"/>
-          <w:sz w:val="20"/>
-          <w:szCs w:val="20"/>
-          <w:highlight w:val="yellow"/>
-        </w:rPr>
-        <w:t xml:space="preserve">【</w:t>
-      </w:r>
-      <w:r>
-        <w:rPr>
-          <w:rFonts w:ascii="Times New Roman" w:cs="Times New Roman" w:eastAsia="바탕" w:hAnsi="Times New Roman"/>
-          <w:sz w:val="20"/>
-          <w:szCs w:val="20"/>
-          <w:highlight w:val="yellow"/>
-        </w:rPr>
-        <w:t xml:space="preserve">변화율</w:t>
-      </w:r>
-      <w:r>
-        <w:rPr>
-          <w:rFonts w:ascii="Times New Roman" w:cs="Times New Roman" w:eastAsia="바탕" w:hAnsi="Times New Roman"/>
-          <w:sz w:val="20"/>
-          <w:szCs w:val="20"/>
-          <w:highlight w:val="yellow"/>
-        </w:rPr>
-        <w:t xml:space="preserve">】</w:t>
-      </w:r>
-      <w:r>
-        <w:rPr>
-          <w:rFonts w:ascii="Times New Roman" w:cs="Times New Roman" w:eastAsia="바탕" w:hAnsi="Times New Roman"/>
-          <w:sz w:val="20"/>
-          <w:szCs w:val="20"/>
-        </w:rPr>
-        <w:t xml:space="preserve">%) </w:t>
-      </w:r>
-      <w:r>
-        <w:rPr>
-          <w:rFonts w:ascii="Times New Roman" w:cs="Times New Roman" w:eastAsia="바탕" w:hAnsi="Times New Roman"/>
-          <w:sz w:val="20"/>
-          <w:szCs w:val="20"/>
-          <w:highlight w:val="yellow"/>
-        </w:rPr>
-        <w:t xml:space="preserve">【</w:t>
-      </w:r>
-      <w:r>
-        <w:rPr>
-          <w:rFonts w:ascii="Times New Roman" w:cs="Times New Roman" w:eastAsia="바탕" w:hAnsi="Times New Roman"/>
-          <w:sz w:val="20"/>
-          <w:szCs w:val="20"/>
-          <w:highlight w:val="yellow"/>
-        </w:rPr>
-        <w:t xml:space="preserve">증가/감소</w:t>
-      </w:r>
-      <w:r>
-        <w:rPr>
-          <w:rFonts w:ascii="Times New Roman" w:cs="Times New Roman" w:eastAsia="바탕" w:hAnsi="Times New Roman"/>
-          <w:sz w:val="20"/>
-          <w:szCs w:val="20"/>
-          <w:highlight w:val="yellow"/>
-        </w:rPr>
-        <w:t xml:space="preserve">】</w:t>
-      </w:r>
-      <w:r>
-        <w:rPr>
-          <w:rFonts w:ascii="Times New Roman" w:cs="Times New Roman" w:eastAsia="바탕" w:hAnsi="Times New Roman"/>
-          <w:sz w:val="20"/>
-          <w:szCs w:val="20"/>
-        </w:rPr>
-        <w:t xml:space="preserve">하였다. 실험군의 사전 VO</w:t>
+        <w:t xml:space="preserve">max를 높일 수 있으나, 이 연구에서는 이러한 생리적 변인을 직접 측정하지 않았으므로 기전은 추후 검증이 필요하다. 또한 이 연구의 VO</w:t>
       </w:r>
       <w:r>
         <w:rPr>
@@ -10305,83 +8096,32 @@
           <w:sz w:val="20"/>
           <w:szCs w:val="20"/>
         </w:rPr>
-        <w:t xml:space="preserve">max(</w:t>
-      </w:r>
-      <w:r>
-        <w:rPr>
-          <w:rFonts w:ascii="Times New Roman" w:cs="Times New Roman" w:eastAsia="바탕" w:hAnsi="Times New Roman"/>
-          <w:sz w:val="20"/>
-          <w:szCs w:val="20"/>
-          <w:highlight w:val="yellow"/>
-        </w:rPr>
-        <w:t xml:space="preserve">【</w:t>
-      </w:r>
-      <w:r>
-        <w:rPr>
-          <w:rFonts w:ascii="Times New Roman" w:cs="Times New Roman" w:eastAsia="바탕" w:hAnsi="Times New Roman"/>
-          <w:sz w:val="20"/>
-          <w:szCs w:val="20"/>
-          <w:highlight w:val="yellow"/>
-        </w:rPr>
-        <w:t xml:space="preserve"> </w:t>
-      </w:r>
-      <w:r>
-        <w:rPr>
-          <w:rFonts w:ascii="Times New Roman" w:cs="Times New Roman" w:eastAsia="바탕" w:hAnsi="Times New Roman"/>
-          <w:sz w:val="20"/>
-          <w:szCs w:val="20"/>
-          <w:highlight w:val="yellow"/>
-        </w:rPr>
-        <w:t xml:space="preserve">】</w:t>
-      </w:r>
-      <w:r>
-        <w:rPr>
-          <w:rFonts w:ascii="Times New Roman" w:cs="Times New Roman" w:eastAsia="바탕" w:hAnsi="Times New Roman"/>
-          <w:sz w:val="20"/>
-          <w:szCs w:val="20"/>
-        </w:rPr>
-        <w:t xml:space="preserve"> mL/kg/min)는 태권도 선수에서 보고된 값과 비교할 때 </w:t>
-      </w:r>
-      <w:r>
-        <w:rPr>
-          <w:rFonts w:ascii="Times New Roman" w:cs="Times New Roman" w:eastAsia="바탕" w:hAnsi="Times New Roman"/>
-          <w:sz w:val="20"/>
-          <w:szCs w:val="20"/>
-          <w:highlight w:val="yellow"/>
-        </w:rPr>
-        <w:t xml:space="preserve">【</w:t>
-      </w:r>
-      <w:r>
-        <w:rPr>
-          <w:rFonts w:ascii="Times New Roman" w:cs="Times New Roman" w:eastAsia="바탕" w:hAnsi="Times New Roman"/>
-          <w:sz w:val="20"/>
-          <w:szCs w:val="20"/>
-          <w:highlight w:val="yellow"/>
-        </w:rPr>
-        <w:t xml:space="preserve"> </w:t>
-      </w:r>
-      <w:r>
-        <w:rPr>
-          <w:rFonts w:ascii="Times New Roman" w:cs="Times New Roman" w:eastAsia="바탕" w:hAnsi="Times New Roman"/>
-          <w:sz w:val="20"/>
-          <w:szCs w:val="20"/>
-          <w:highlight w:val="yellow"/>
-        </w:rPr>
-        <w:t xml:space="preserve">】</w:t>
-      </w:r>
-      <w:r>
-        <w:rPr>
-          <w:rFonts w:ascii="Times New Roman" w:cs="Times New Roman" w:eastAsia="바탕" w:hAnsi="Times New Roman"/>
-          <w:sz w:val="20"/>
-          <w:szCs w:val="20"/>
-        </w:rPr>
-        <w:t xml:space="preserve"> 수준이었다(Bridge et al., 2014). 인터벌 훈련은 VO</w:t>
-      </w:r>
-      <w:r>
-        <w:rPr>
-          <w:rFonts w:ascii="Times New Roman" w:cs="Times New Roman" w:eastAsia="바탕" w:hAnsi="Times New Roman"/>
-          <w:sz w:val="20"/>
-          <w:szCs w:val="20"/>
+        <w:t xml:space="preserve">max는 체중당 상대값이므로 체중 변화도 결과에 영향을 줄 수 있다</w:t>
+      </w:r>
+      <w:r>
+        <w:rPr>
+          <w:rFonts w:ascii="Times New Roman" w:cs="Times New Roman" w:eastAsia="바탕" w:hAnsi="Times New Roman"/>
+          <w:sz w:val="20"/>
+          <w:szCs w:val="20"/>
+          <w:highlight w:val="yellow"/>
+        </w:rPr>
+        <w:t xml:space="preserve">【</w:t>
+      </w:r>
+      <w:r>
+        <w:rPr>
+          <w:rFonts w:ascii="Times New Roman" w:cs="Times New Roman" w:eastAsia="바탕" w:hAnsi="Times New Roman"/>
+          <w:sz w:val="20"/>
+          <w:szCs w:val="20"/>
+          <w:highlight w:val="yellow"/>
+        </w:rPr>
+        <w:t xml:space="preserve">사전·사후 체중 및 절대 VO</w:t>
+      </w:r>
+      <w:r>
+        <w:rPr>
+          <w:rFonts w:ascii="Times New Roman" w:cs="Times New Roman" w:eastAsia="바탕" w:hAnsi="Times New Roman"/>
+          <w:sz w:val="20"/>
+          <w:szCs w:val="20"/>
+          <w:highlight w:val="yellow"/>
           <w:vertAlign w:val="subscript"/>
         </w:rPr>
         <w:t xml:space="preserve">2</w:t>
@@ -10391,43 +8131,96 @@
           <w:rFonts w:ascii="Times New Roman" w:cs="Times New Roman" w:eastAsia="바탕" w:hAnsi="Times New Roman"/>
           <w:sz w:val="20"/>
           <w:szCs w:val="20"/>
-        </w:rPr>
-        <w:t xml:space="preserve">max 향상에 효과적인 방법으로 보고되었으며(Milanović et al., 2015), 태권도 선수에게 인터벌 훈련을 적용한 선행연구에서도 유산소성 체력의 향상이 보고되었다(Monks et al., 2017; Song &amp; Sheykhlouvand, 2024). 이 연구의 결과는 이러한 선행연구와 </w:t>
-      </w:r>
-      <w:r>
-        <w:rPr>
-          <w:rFonts w:ascii="Times New Roman" w:cs="Times New Roman" w:eastAsia="바탕" w:hAnsi="Times New Roman"/>
-          <w:sz w:val="20"/>
-          <w:szCs w:val="20"/>
-          <w:highlight w:val="yellow"/>
-        </w:rPr>
-        <w:t xml:space="preserve">【</w:t>
-      </w:r>
-      <w:r>
-        <w:rPr>
-          <w:rFonts w:ascii="Times New Roman" w:cs="Times New Roman" w:eastAsia="바탕" w:hAnsi="Times New Roman"/>
-          <w:sz w:val="20"/>
-          <w:szCs w:val="20"/>
-          <w:highlight w:val="yellow"/>
-        </w:rPr>
-        <w:t xml:space="preserve">같은/다른</w:t>
-      </w:r>
-      <w:r>
-        <w:rPr>
-          <w:rFonts w:ascii="Times New Roman" w:cs="Times New Roman" w:eastAsia="바탕" w:hAnsi="Times New Roman"/>
-          <w:sz w:val="20"/>
-          <w:szCs w:val="20"/>
-          <w:highlight w:val="yellow"/>
-        </w:rPr>
-        <w:t xml:space="preserve">】</w:t>
-      </w:r>
-      <w:r>
-        <w:rPr>
-          <w:rFonts w:ascii="Times New Roman" w:cs="Times New Roman" w:eastAsia="바탕" w:hAnsi="Times New Roman"/>
-          <w:sz w:val="20"/>
-          <w:szCs w:val="20"/>
-        </w:rPr>
-        <w:t xml:space="preserve"> 방향이다. 다만 선행연구는 4–6주간의 달리기 또는 기술 기반 인터벌을 적용하였으므로, 운동 형태와 기간, 비교 조건이 다른 이 연구와 효과의 크기를 직접 비교하기는 어렵다.</w:t>
+          <w:highlight w:val="yellow"/>
+        </w:rPr>
+        <w:t xml:space="preserve">max 결과 기재</w:t>
+      </w:r>
+      <w:r>
+        <w:rPr>
+          <w:rFonts w:ascii="Times New Roman" w:cs="Times New Roman" w:eastAsia="바탕" w:hAnsi="Times New Roman"/>
+          <w:sz w:val="20"/>
+          <w:szCs w:val="20"/>
+          <w:highlight w:val="yellow"/>
+        </w:rPr>
+        <w:t xml:space="preserve">】</w:t>
+      </w:r>
+      <w:r>
+        <w:rPr>
+          <w:rFonts w:ascii="Times New Roman" w:cs="Times New Roman" w:eastAsia="바탕" w:hAnsi="Times New Roman"/>
+          <w:sz w:val="20"/>
+          <w:szCs w:val="20"/>
+        </w:rPr>
+        <w:t xml:space="preserve">. 한편 실험군은 </w:t>
+      </w:r>
+      <w:r>
+        <w:rPr>
+          <w:rFonts w:ascii="Times New Roman" w:cs="Times New Roman" w:eastAsia="바탕" w:hAnsi="Times New Roman"/>
+          <w:sz w:val="20"/>
+          <w:szCs w:val="20"/>
+          <w:highlight w:val="yellow"/>
+        </w:rPr>
+        <w:t xml:space="preserve">【</w:t>
+      </w:r>
+      <w:r>
+        <w:rPr>
+          <w:rFonts w:ascii="Times New Roman" w:cs="Times New Roman" w:eastAsia="바탕" w:hAnsi="Times New Roman"/>
+          <w:sz w:val="20"/>
+          <w:szCs w:val="20"/>
+          <w:highlight w:val="yellow"/>
+        </w:rPr>
+        <w:t xml:space="preserve">정규훈련에 H-IFIT를 추가로 수행하였으므로</w:t>
+      </w:r>
+      <w:r>
+        <w:rPr>
+          <w:rFonts w:ascii="Times New Roman" w:cs="Times New Roman" w:eastAsia="바탕" w:hAnsi="Times New Roman"/>
+          <w:sz w:val="20"/>
+          <w:szCs w:val="20"/>
+          <w:highlight w:val="yellow"/>
+        </w:rPr>
+        <w:t xml:space="preserve">】</w:t>
+      </w:r>
+      <w:r>
+        <w:rPr>
+          <w:rFonts w:ascii="Times New Roman" w:cs="Times New Roman" w:eastAsia="바탕" w:hAnsi="Times New Roman"/>
+          <w:sz w:val="20"/>
+          <w:szCs w:val="20"/>
+        </w:rPr>
+        <w:t xml:space="preserve"> 실험군의 변화에는 프로그램 구성뿐 아니라 총 훈련량의 차이가 함께 작용했을 수 있으며, 이 결과는 정규훈련에 H-IFIT를 </w:t>
+      </w:r>
+      <w:r>
+        <w:rPr>
+          <w:rFonts w:ascii="Times New Roman" w:cs="Times New Roman" w:eastAsia="바탕" w:hAnsi="Times New Roman"/>
+          <w:sz w:val="20"/>
+          <w:szCs w:val="20"/>
+          <w:highlight w:val="yellow"/>
+        </w:rPr>
+        <w:t xml:space="preserve">【</w:t>
+      </w:r>
+      <w:r>
+        <w:rPr>
+          <w:rFonts w:ascii="Times New Roman" w:cs="Times New Roman" w:eastAsia="바탕" w:hAnsi="Times New Roman"/>
+          <w:sz w:val="20"/>
+          <w:szCs w:val="20"/>
+          <w:highlight w:val="yellow"/>
+        </w:rPr>
+        <w:t xml:space="preserve">추가</w:t>
+      </w:r>
+      <w:r>
+        <w:rPr>
+          <w:rFonts w:ascii="Times New Roman" w:cs="Times New Roman" w:eastAsia="바탕" w:hAnsi="Times New Roman"/>
+          <w:sz w:val="20"/>
+          <w:szCs w:val="20"/>
+          <w:highlight w:val="yellow"/>
+        </w:rPr>
+        <w:t xml:space="preserve">】</w:t>
+      </w:r>
+      <w:r>
+        <w:rPr>
+          <w:rFonts w:ascii="Times New Roman" w:cs="Times New Roman" w:eastAsia="바탕" w:hAnsi="Times New Roman"/>
+          <w:sz w:val="20"/>
+          <w:szCs w:val="20"/>
+        </w:rPr>
+        <w:t xml:space="preserve">하였을 때의 효과로 해석하는 것이 적절하다.</w:t>
       </w:r>
     </w:p>
     <w:p>
@@ -10442,165 +8235,182 @@
           <w:sz w:val="20"/>
           <w:szCs w:val="20"/>
         </w:rPr>
-        <w:t xml:space="preserve">H-IFIT는 전신 동작을 짧은 휴식과 함께 반복하는 구조로, 운동 중 심박수를 높은 수준으로 유지하게 하여 심폐계에 반복적인 고강도 자극을 준다. 이러한 자극은 일회박출량 증가와 같은 중추적 적응과 골격근의 산소 이용 능력 향상과 같은 말초적 적응을 통해 VO</w:t>
-      </w:r>
-      <w:r>
-        <w:rPr>
-          <w:rFonts w:ascii="Times New Roman" w:cs="Times New Roman" w:eastAsia="바탕" w:hAnsi="Times New Roman"/>
-          <w:sz w:val="20"/>
-          <w:szCs w:val="20"/>
-          <w:vertAlign w:val="subscript"/>
-        </w:rPr>
-        <w:t xml:space="preserve">2</w:t>
-      </w:r>
-      <w:r>
-        <w:rPr>
-          <w:rFonts w:ascii="Times New Roman" w:cs="Times New Roman" w:eastAsia="바탕" w:hAnsi="Times New Roman"/>
-          <w:sz w:val="20"/>
-          <w:szCs w:val="20"/>
-        </w:rPr>
-        <w:t xml:space="preserve">max를 높일 수 있으나, 이 연구에서는 이러한 생리적 변인을 직접 측정하지 않았으므로 기전은 추후 검증이 필요하다. 또한 이 연구의 VO</w:t>
-      </w:r>
-      <w:r>
-        <w:rPr>
-          <w:rFonts w:ascii="Times New Roman" w:cs="Times New Roman" w:eastAsia="바탕" w:hAnsi="Times New Roman"/>
-          <w:sz w:val="20"/>
-          <w:szCs w:val="20"/>
-          <w:vertAlign w:val="subscript"/>
-        </w:rPr>
-        <w:t xml:space="preserve">2</w:t>
-      </w:r>
-      <w:r>
-        <w:rPr>
-          <w:rFonts w:ascii="Times New Roman" w:cs="Times New Roman" w:eastAsia="바탕" w:hAnsi="Times New Roman"/>
-          <w:sz w:val="20"/>
-          <w:szCs w:val="20"/>
-        </w:rPr>
-        <w:t xml:space="preserve">max는 체중당 상대값이므로 체중 변화도 결과에 영향을 줄 수 있다</w:t>
-      </w:r>
-      <w:r>
-        <w:rPr>
-          <w:rFonts w:ascii="Times New Roman" w:cs="Times New Roman" w:eastAsia="바탕" w:hAnsi="Times New Roman"/>
-          <w:sz w:val="20"/>
-          <w:szCs w:val="20"/>
-          <w:highlight w:val="yellow"/>
-        </w:rPr>
-        <w:t xml:space="preserve">【</w:t>
-      </w:r>
-      <w:r>
-        <w:rPr>
-          <w:rFonts w:ascii="Times New Roman" w:cs="Times New Roman" w:eastAsia="바탕" w:hAnsi="Times New Roman"/>
-          <w:sz w:val="20"/>
-          <w:szCs w:val="20"/>
-          <w:highlight w:val="yellow"/>
-        </w:rPr>
-        <w:t xml:space="preserve">사전·사후 체중 및 절대 VO</w:t>
-      </w:r>
-      <w:r>
-        <w:rPr>
-          <w:rFonts w:ascii="Times New Roman" w:cs="Times New Roman" w:eastAsia="바탕" w:hAnsi="Times New Roman"/>
-          <w:sz w:val="20"/>
-          <w:szCs w:val="20"/>
-          <w:highlight w:val="yellow"/>
-          <w:vertAlign w:val="subscript"/>
-        </w:rPr>
-        <w:t xml:space="preserve">2</w:t>
-      </w:r>
-      <w:r>
-        <w:rPr>
-          <w:rFonts w:ascii="Times New Roman" w:cs="Times New Roman" w:eastAsia="바탕" w:hAnsi="Times New Roman"/>
-          <w:sz w:val="20"/>
-          <w:szCs w:val="20"/>
-          <w:highlight w:val="yellow"/>
-        </w:rPr>
-        <w:t xml:space="preserve">max 결과 기재</w:t>
-      </w:r>
-      <w:r>
-        <w:rPr>
-          <w:rFonts w:ascii="Times New Roman" w:cs="Times New Roman" w:eastAsia="바탕" w:hAnsi="Times New Roman"/>
-          <w:sz w:val="20"/>
-          <w:szCs w:val="20"/>
-          <w:highlight w:val="yellow"/>
-        </w:rPr>
-        <w:t xml:space="preserve">】</w:t>
-      </w:r>
-      <w:r>
-        <w:rPr>
-          <w:rFonts w:ascii="Times New Roman" w:cs="Times New Roman" w:eastAsia="바탕" w:hAnsi="Times New Roman"/>
-          <w:sz w:val="20"/>
-          <w:szCs w:val="20"/>
-        </w:rPr>
-        <w:t xml:space="preserve">. 한편 실험군은 </w:t>
-      </w:r>
-      <w:r>
-        <w:rPr>
-          <w:rFonts w:ascii="Times New Roman" w:cs="Times New Roman" w:eastAsia="바탕" w:hAnsi="Times New Roman"/>
-          <w:sz w:val="20"/>
-          <w:szCs w:val="20"/>
-          <w:highlight w:val="yellow"/>
-        </w:rPr>
-        <w:t xml:space="preserve">【</w:t>
-      </w:r>
-      <w:r>
-        <w:rPr>
-          <w:rFonts w:ascii="Times New Roman" w:cs="Times New Roman" w:eastAsia="바탕" w:hAnsi="Times New Roman"/>
-          <w:sz w:val="20"/>
-          <w:szCs w:val="20"/>
-          <w:highlight w:val="yellow"/>
-        </w:rPr>
-        <w:t xml:space="preserve">정규훈련에 H-IFIT를 추가로 수행하였으므로</w:t>
-      </w:r>
-      <w:r>
-        <w:rPr>
-          <w:rFonts w:ascii="Times New Roman" w:cs="Times New Roman" w:eastAsia="바탕" w:hAnsi="Times New Roman"/>
-          <w:sz w:val="20"/>
-          <w:szCs w:val="20"/>
-          <w:highlight w:val="yellow"/>
-        </w:rPr>
-        <w:t xml:space="preserve">】</w:t>
-      </w:r>
-      <w:r>
-        <w:rPr>
-          <w:rFonts w:ascii="Times New Roman" w:cs="Times New Roman" w:eastAsia="바탕" w:hAnsi="Times New Roman"/>
-          <w:sz w:val="20"/>
-          <w:szCs w:val="20"/>
-        </w:rPr>
-        <w:t xml:space="preserve"> 실험군의 변화에는 프로그램 구성뿐 아니라 총 훈련량의 차이가 함께 작용했을 수 있으며, 이 결과는 정규훈련에 H-IFIT를 </w:t>
-      </w:r>
-      <w:r>
-        <w:rPr>
-          <w:rFonts w:ascii="Times New Roman" w:cs="Times New Roman" w:eastAsia="바탕" w:hAnsi="Times New Roman"/>
-          <w:sz w:val="20"/>
-          <w:szCs w:val="20"/>
-          <w:highlight w:val="yellow"/>
-        </w:rPr>
-        <w:t xml:space="preserve">【</w:t>
-      </w:r>
-      <w:r>
-        <w:rPr>
-          <w:rFonts w:ascii="Times New Roman" w:cs="Times New Roman" w:eastAsia="바탕" w:hAnsi="Times New Roman"/>
-          <w:sz w:val="20"/>
-          <w:szCs w:val="20"/>
-          <w:highlight w:val="yellow"/>
-        </w:rPr>
-        <w:t xml:space="preserve">추가</w:t>
-      </w:r>
-      <w:r>
-        <w:rPr>
-          <w:rFonts w:ascii="Times New Roman" w:cs="Times New Roman" w:eastAsia="바탕" w:hAnsi="Times New Roman"/>
-          <w:sz w:val="20"/>
-          <w:szCs w:val="20"/>
-          <w:highlight w:val="yellow"/>
-        </w:rPr>
-        <w:t xml:space="preserve">】</w:t>
-      </w:r>
-      <w:r>
-        <w:rPr>
-          <w:rFonts w:ascii="Times New Roman" w:cs="Times New Roman" w:eastAsia="바탕" w:hAnsi="Times New Roman"/>
-          <w:sz w:val="20"/>
-          <w:szCs w:val="20"/>
-        </w:rPr>
-        <w:t xml:space="preserve">하였을 때의 효과로 해석하는 것이 적절하다.</w:t>
+        <w:t xml:space="preserve">실험군의 FMS 총점은 </w:t>
+      </w:r>
+      <w:r>
+        <w:rPr>
+          <w:rFonts w:ascii="Times New Roman" w:cs="Times New Roman" w:eastAsia="바탕" w:hAnsi="Times New Roman"/>
+          <w:sz w:val="20"/>
+          <w:szCs w:val="20"/>
+          <w:highlight w:val="yellow"/>
+        </w:rPr>
+        <w:t xml:space="preserve">【</w:t>
+      </w:r>
+      <w:r>
+        <w:rPr>
+          <w:rFonts w:ascii="Times New Roman" w:cs="Times New Roman" w:eastAsia="바탕" w:hAnsi="Times New Roman"/>
+          <w:sz w:val="20"/>
+          <w:szCs w:val="20"/>
+          <w:highlight w:val="yellow"/>
+        </w:rPr>
+        <w:t xml:space="preserve">변화량</w:t>
+      </w:r>
+      <w:r>
+        <w:rPr>
+          <w:rFonts w:ascii="Times New Roman" w:cs="Times New Roman" w:eastAsia="바탕" w:hAnsi="Times New Roman"/>
+          <w:sz w:val="20"/>
+          <w:szCs w:val="20"/>
+          <w:highlight w:val="yellow"/>
+        </w:rPr>
+        <w:t xml:space="preserve">】</w:t>
+      </w:r>
+      <w:r>
+        <w:rPr>
+          <w:rFonts w:ascii="Times New Roman" w:cs="Times New Roman" w:eastAsia="바탕" w:hAnsi="Times New Roman"/>
+          <w:sz w:val="20"/>
+          <w:szCs w:val="20"/>
+        </w:rPr>
+        <w:t xml:space="preserve">점 </w:t>
+      </w:r>
+      <w:r>
+        <w:rPr>
+          <w:rFonts w:ascii="Times New Roman" w:cs="Times New Roman" w:eastAsia="바탕" w:hAnsi="Times New Roman"/>
+          <w:sz w:val="20"/>
+          <w:szCs w:val="20"/>
+          <w:highlight w:val="yellow"/>
+        </w:rPr>
+        <w:t xml:space="preserve">【</w:t>
+      </w:r>
+      <w:r>
+        <w:rPr>
+          <w:rFonts w:ascii="Times New Roman" w:cs="Times New Roman" w:eastAsia="바탕" w:hAnsi="Times New Roman"/>
+          <w:sz w:val="20"/>
+          <w:szCs w:val="20"/>
+          <w:highlight w:val="yellow"/>
+        </w:rPr>
+        <w:t xml:space="preserve">증가/감소</w:t>
+      </w:r>
+      <w:r>
+        <w:rPr>
+          <w:rFonts w:ascii="Times New Roman" w:cs="Times New Roman" w:eastAsia="바탕" w:hAnsi="Times New Roman"/>
+          <w:sz w:val="20"/>
+          <w:szCs w:val="20"/>
+          <w:highlight w:val="yellow"/>
+        </w:rPr>
+        <w:t xml:space="preserve">】</w:t>
+      </w:r>
+      <w:r>
+        <w:rPr>
+          <w:rFonts w:ascii="Times New Roman" w:cs="Times New Roman" w:eastAsia="바탕" w:hAnsi="Times New Roman"/>
+          <w:sz w:val="20"/>
+          <w:szCs w:val="20"/>
+        </w:rPr>
+        <w:t xml:space="preserve">하였다. 사전 총점(</w:t>
+      </w:r>
+      <w:r>
+        <w:rPr>
+          <w:rFonts w:ascii="Times New Roman" w:cs="Times New Roman" w:eastAsia="바탕" w:hAnsi="Times New Roman"/>
+          <w:sz w:val="20"/>
+          <w:szCs w:val="20"/>
+          <w:highlight w:val="yellow"/>
+        </w:rPr>
+        <w:t xml:space="preserve">【</w:t>
+      </w:r>
+      <w:r>
+        <w:rPr>
+          <w:rFonts w:ascii="Times New Roman" w:cs="Times New Roman" w:eastAsia="바탕" w:hAnsi="Times New Roman"/>
+          <w:sz w:val="20"/>
+          <w:szCs w:val="20"/>
+          <w:highlight w:val="yellow"/>
+        </w:rPr>
+        <w:t xml:space="preserve"> </w:t>
+      </w:r>
+      <w:r>
+        <w:rPr>
+          <w:rFonts w:ascii="Times New Roman" w:cs="Times New Roman" w:eastAsia="바탕" w:hAnsi="Times New Roman"/>
+          <w:sz w:val="20"/>
+          <w:szCs w:val="20"/>
+          <w:highlight w:val="yellow"/>
+        </w:rPr>
+        <w:t xml:space="preserve">】</w:t>
+      </w:r>
+      <w:r>
+        <w:rPr>
+          <w:rFonts w:ascii="Times New Roman" w:cs="Times New Roman" w:eastAsia="바탕" w:hAnsi="Times New Roman"/>
+          <w:sz w:val="20"/>
+          <w:szCs w:val="20"/>
+        </w:rPr>
+        <w:t xml:space="preserve">점)은 대학 선수의 평균으로 보고된 14.8점(Pollen et al., 2021)과 비교할 때 </w:t>
+      </w:r>
+      <w:r>
+        <w:rPr>
+          <w:rFonts w:ascii="Times New Roman" w:cs="Times New Roman" w:eastAsia="바탕" w:hAnsi="Times New Roman"/>
+          <w:sz w:val="20"/>
+          <w:szCs w:val="20"/>
+          <w:highlight w:val="yellow"/>
+        </w:rPr>
+        <w:t xml:space="preserve">【</w:t>
+      </w:r>
+      <w:r>
+        <w:rPr>
+          <w:rFonts w:ascii="Times New Roman" w:cs="Times New Roman" w:eastAsia="바탕" w:hAnsi="Times New Roman"/>
+          <w:sz w:val="20"/>
+          <w:szCs w:val="20"/>
+          <w:highlight w:val="yellow"/>
+        </w:rPr>
+        <w:t xml:space="preserve"> </w:t>
+      </w:r>
+      <w:r>
+        <w:rPr>
+          <w:rFonts w:ascii="Times New Roman" w:cs="Times New Roman" w:eastAsia="바탕" w:hAnsi="Times New Roman"/>
+          <w:sz w:val="20"/>
+          <w:szCs w:val="20"/>
+          <w:highlight w:val="yellow"/>
+        </w:rPr>
+        <w:t xml:space="preserve">】</w:t>
+      </w:r>
+      <w:r>
+        <w:rPr>
+          <w:rFonts w:ascii="Times New Roman" w:cs="Times New Roman" w:eastAsia="바탕" w:hAnsi="Times New Roman"/>
+          <w:sz w:val="20"/>
+          <w:szCs w:val="20"/>
+        </w:rPr>
+        <w:t xml:space="preserve"> 수준이었다. 선수 대상 운동중재 연구를 종합한 메타분석에서 기능성 훈련은 1.74점, 코어 안정성 훈련은 2.89점의 FMS 총점 향상을 보였으며(Maleki et al., 2025), 이 연구의 변화량은 </w:t>
+      </w:r>
+      <w:r>
+        <w:rPr>
+          <w:rFonts w:ascii="Times New Roman" w:cs="Times New Roman" w:eastAsia="바탕" w:hAnsi="Times New Roman"/>
+          <w:sz w:val="20"/>
+          <w:szCs w:val="20"/>
+          <w:highlight w:val="yellow"/>
+        </w:rPr>
+        <w:t xml:space="preserve">【</w:t>
+      </w:r>
+      <w:r>
+        <w:rPr>
+          <w:rFonts w:ascii="Times New Roman" w:cs="Times New Roman" w:eastAsia="바탕" w:hAnsi="Times New Roman"/>
+          <w:sz w:val="20"/>
+          <w:szCs w:val="20"/>
+          <w:highlight w:val="yellow"/>
+        </w:rPr>
+        <w:t xml:space="preserve">이 범위와 비교하여 기재</w:t>
+      </w:r>
+      <w:r>
+        <w:rPr>
+          <w:rFonts w:ascii="Times New Roman" w:cs="Times New Roman" w:eastAsia="바탕" w:hAnsi="Times New Roman"/>
+          <w:sz w:val="20"/>
+          <w:szCs w:val="20"/>
+          <w:highlight w:val="yellow"/>
+        </w:rPr>
+        <w:t xml:space="preserve">】</w:t>
+      </w:r>
+      <w:r>
+        <w:rPr>
+          <w:rFonts w:ascii="Times New Roman" w:cs="Times New Roman" w:eastAsia="바탕" w:hAnsi="Times New Roman"/>
+          <w:sz w:val="20"/>
+          <w:szCs w:val="20"/>
+        </w:rPr>
+        <w:t xml:space="preserve">. 태권도 전공자에게 12주간 HIIT를 적용한 김현륜과 이상일(2026)도 FMS의 향상을 보고하였다. 또한 FMS 총점의 최소탐지변화량은 평가자 간 2.1점, 평가자 내 2.5점으로 보고되어(Teyhen et al., 2012), 집단 평균의 변화를 개별 선수의 의미 있는 변화로 해석할 때에는 측정오차를 함께 고려해야 한다.</w:t>
       </w:r>
     </w:p>
     <w:p>
@@ -10615,182 +8425,7 @@
           <w:sz w:val="20"/>
           <w:szCs w:val="20"/>
         </w:rPr>
-        <w:t xml:space="preserve">실험군의 FMS 총점은 </w:t>
-      </w:r>
-      <w:r>
-        <w:rPr>
-          <w:rFonts w:ascii="Times New Roman" w:cs="Times New Roman" w:eastAsia="바탕" w:hAnsi="Times New Roman"/>
-          <w:sz w:val="20"/>
-          <w:szCs w:val="20"/>
-          <w:highlight w:val="yellow"/>
-        </w:rPr>
-        <w:t xml:space="preserve">【</w:t>
-      </w:r>
-      <w:r>
-        <w:rPr>
-          <w:rFonts w:ascii="Times New Roman" w:cs="Times New Roman" w:eastAsia="바탕" w:hAnsi="Times New Roman"/>
-          <w:sz w:val="20"/>
-          <w:szCs w:val="20"/>
-          <w:highlight w:val="yellow"/>
-        </w:rPr>
-        <w:t xml:space="preserve">변화량</w:t>
-      </w:r>
-      <w:r>
-        <w:rPr>
-          <w:rFonts w:ascii="Times New Roman" w:cs="Times New Roman" w:eastAsia="바탕" w:hAnsi="Times New Roman"/>
-          <w:sz w:val="20"/>
-          <w:szCs w:val="20"/>
-          <w:highlight w:val="yellow"/>
-        </w:rPr>
-        <w:t xml:space="preserve">】</w:t>
-      </w:r>
-      <w:r>
-        <w:rPr>
-          <w:rFonts w:ascii="Times New Roman" w:cs="Times New Roman" w:eastAsia="바탕" w:hAnsi="Times New Roman"/>
-          <w:sz w:val="20"/>
-          <w:szCs w:val="20"/>
-        </w:rPr>
-        <w:t xml:space="preserve">점 </w:t>
-      </w:r>
-      <w:r>
-        <w:rPr>
-          <w:rFonts w:ascii="Times New Roman" w:cs="Times New Roman" w:eastAsia="바탕" w:hAnsi="Times New Roman"/>
-          <w:sz w:val="20"/>
-          <w:szCs w:val="20"/>
-          <w:highlight w:val="yellow"/>
-        </w:rPr>
-        <w:t xml:space="preserve">【</w:t>
-      </w:r>
-      <w:r>
-        <w:rPr>
-          <w:rFonts w:ascii="Times New Roman" w:cs="Times New Roman" w:eastAsia="바탕" w:hAnsi="Times New Roman"/>
-          <w:sz w:val="20"/>
-          <w:szCs w:val="20"/>
-          <w:highlight w:val="yellow"/>
-        </w:rPr>
-        <w:t xml:space="preserve">증가/감소</w:t>
-      </w:r>
-      <w:r>
-        <w:rPr>
-          <w:rFonts w:ascii="Times New Roman" w:cs="Times New Roman" w:eastAsia="바탕" w:hAnsi="Times New Roman"/>
-          <w:sz w:val="20"/>
-          <w:szCs w:val="20"/>
-          <w:highlight w:val="yellow"/>
-        </w:rPr>
-        <w:t xml:space="preserve">】</w:t>
-      </w:r>
-      <w:r>
-        <w:rPr>
-          <w:rFonts w:ascii="Times New Roman" w:cs="Times New Roman" w:eastAsia="바탕" w:hAnsi="Times New Roman"/>
-          <w:sz w:val="20"/>
-          <w:szCs w:val="20"/>
-        </w:rPr>
-        <w:t xml:space="preserve">하였다. 사전 총점(</w:t>
-      </w:r>
-      <w:r>
-        <w:rPr>
-          <w:rFonts w:ascii="Times New Roman" w:cs="Times New Roman" w:eastAsia="바탕" w:hAnsi="Times New Roman"/>
-          <w:sz w:val="20"/>
-          <w:szCs w:val="20"/>
-          <w:highlight w:val="yellow"/>
-        </w:rPr>
-        <w:t xml:space="preserve">【</w:t>
-      </w:r>
-      <w:r>
-        <w:rPr>
-          <w:rFonts w:ascii="Times New Roman" w:cs="Times New Roman" w:eastAsia="바탕" w:hAnsi="Times New Roman"/>
-          <w:sz w:val="20"/>
-          <w:szCs w:val="20"/>
-          <w:highlight w:val="yellow"/>
-        </w:rPr>
-        <w:t xml:space="preserve"> </w:t>
-      </w:r>
-      <w:r>
-        <w:rPr>
-          <w:rFonts w:ascii="Times New Roman" w:cs="Times New Roman" w:eastAsia="바탕" w:hAnsi="Times New Roman"/>
-          <w:sz w:val="20"/>
-          <w:szCs w:val="20"/>
-          <w:highlight w:val="yellow"/>
-        </w:rPr>
-        <w:t xml:space="preserve">】</w:t>
-      </w:r>
-      <w:r>
-        <w:rPr>
-          <w:rFonts w:ascii="Times New Roman" w:cs="Times New Roman" w:eastAsia="바탕" w:hAnsi="Times New Roman"/>
-          <w:sz w:val="20"/>
-          <w:szCs w:val="20"/>
-        </w:rPr>
-        <w:t xml:space="preserve">점)은 대학 선수의 평균으로 보고된 14.8점(Pollen et al., 2021)과 비교할 때 </w:t>
-      </w:r>
-      <w:r>
-        <w:rPr>
-          <w:rFonts w:ascii="Times New Roman" w:cs="Times New Roman" w:eastAsia="바탕" w:hAnsi="Times New Roman"/>
-          <w:sz w:val="20"/>
-          <w:szCs w:val="20"/>
-          <w:highlight w:val="yellow"/>
-        </w:rPr>
-        <w:t xml:space="preserve">【</w:t>
-      </w:r>
-      <w:r>
-        <w:rPr>
-          <w:rFonts w:ascii="Times New Roman" w:cs="Times New Roman" w:eastAsia="바탕" w:hAnsi="Times New Roman"/>
-          <w:sz w:val="20"/>
-          <w:szCs w:val="20"/>
-          <w:highlight w:val="yellow"/>
-        </w:rPr>
-        <w:t xml:space="preserve"> </w:t>
-      </w:r>
-      <w:r>
-        <w:rPr>
-          <w:rFonts w:ascii="Times New Roman" w:cs="Times New Roman" w:eastAsia="바탕" w:hAnsi="Times New Roman"/>
-          <w:sz w:val="20"/>
-          <w:szCs w:val="20"/>
-          <w:highlight w:val="yellow"/>
-        </w:rPr>
-        <w:t xml:space="preserve">】</w:t>
-      </w:r>
-      <w:r>
-        <w:rPr>
-          <w:rFonts w:ascii="Times New Roman" w:cs="Times New Roman" w:eastAsia="바탕" w:hAnsi="Times New Roman"/>
-          <w:sz w:val="20"/>
-          <w:szCs w:val="20"/>
-        </w:rPr>
-        <w:t xml:space="preserve"> 수준이었다. 선수 대상 운동중재 연구를 종합한 메타분석에서 기능성 훈련은 1.74점, 코어 안정성 훈련은 2.89점의 FMS 총점 향상을 보였으며(Maleki et al., 2025), 이 연구의 변화량은 </w:t>
-      </w:r>
-      <w:r>
-        <w:rPr>
-          <w:rFonts w:ascii="Times New Roman" w:cs="Times New Roman" w:eastAsia="바탕" w:hAnsi="Times New Roman"/>
-          <w:sz w:val="20"/>
-          <w:szCs w:val="20"/>
-          <w:highlight w:val="yellow"/>
-        </w:rPr>
-        <w:t xml:space="preserve">【</w:t>
-      </w:r>
-      <w:r>
-        <w:rPr>
-          <w:rFonts w:ascii="Times New Roman" w:cs="Times New Roman" w:eastAsia="바탕" w:hAnsi="Times New Roman"/>
-          <w:sz w:val="20"/>
-          <w:szCs w:val="20"/>
-          <w:highlight w:val="yellow"/>
-        </w:rPr>
-        <w:t xml:space="preserve">이 범위와 비교하여 기재</w:t>
-      </w:r>
-      <w:r>
-        <w:rPr>
-          <w:rFonts w:ascii="Times New Roman" w:cs="Times New Roman" w:eastAsia="바탕" w:hAnsi="Times New Roman"/>
-          <w:sz w:val="20"/>
-          <w:szCs w:val="20"/>
-          <w:highlight w:val="yellow"/>
-        </w:rPr>
-        <w:t xml:space="preserve">】</w:t>
-      </w:r>
-      <w:r>
-        <w:rPr>
-          <w:rFonts w:ascii="Times New Roman" w:cs="Times New Roman" w:eastAsia="바탕" w:hAnsi="Times New Roman"/>
-          <w:sz w:val="20"/>
-          <w:szCs w:val="20"/>
-        </w:rPr>
-        <w:t xml:space="preserve">. 태권도 전공자에게 12주간 HIIT를 적용한 김현륜과 이상일(2026)도 FMS의 향상을 보고하였다. 또한 FMS 총점의 최소탐지변화량은 평가자 간 2.1점, 평가자 내 2.5점으로 보고되어(Teyhen et al., 2012), 집단 평균의 변화를 개별 선수의 의미 있는 변화로 해석할 때에는 측정오차를 함께 고려해야 한다.</w:t>
+        <w:t xml:space="preserve">FMS 총점 14점 이하가 부상 위험 증가와 관련된다는 보고가 있으나(Kiesel et al., 2007), 체계적 문헌고찰에서는 총점만으로 부상을 예측하는 근거가 제한적이었다(Moran et al., 2017). 이 연구는 부상 발생을 추적하지 않았으므로, FMS 점수의 변화를 부상 예방이나 경기력 향상으로 직접 연결하여 해석하는 데에는 신중해야 한다.</w:t>
       </w:r>
     </w:p>
     <w:p>
@@ -10805,182 +8440,128 @@
           <w:sz w:val="20"/>
           <w:szCs w:val="20"/>
         </w:rPr>
-        <w:t xml:space="preserve">하위항목에서는 </w:t>
-      </w:r>
-      <w:r>
-        <w:rPr>
-          <w:rFonts w:ascii="Times New Roman" w:cs="Times New Roman" w:eastAsia="바탕" w:hAnsi="Times New Roman"/>
-          <w:sz w:val="20"/>
-          <w:szCs w:val="20"/>
-          <w:highlight w:val="yellow"/>
-        </w:rPr>
-        <w:t xml:space="preserve">【</w:t>
-      </w:r>
-      <w:r>
-        <w:rPr>
-          <w:rFonts w:ascii="Times New Roman" w:cs="Times New Roman" w:eastAsia="바탕" w:hAnsi="Times New Roman"/>
-          <w:sz w:val="20"/>
-          <w:szCs w:val="20"/>
-          <w:highlight w:val="yellow"/>
-        </w:rPr>
-        <w:t xml:space="preserve">유의하게 변화한 항목</w:t>
-      </w:r>
-      <w:r>
-        <w:rPr>
-          <w:rFonts w:ascii="Times New Roman" w:cs="Times New Roman" w:eastAsia="바탕" w:hAnsi="Times New Roman"/>
-          <w:sz w:val="20"/>
-          <w:szCs w:val="20"/>
-          <w:highlight w:val="yellow"/>
-        </w:rPr>
-        <w:t xml:space="preserve">】</w:t>
-      </w:r>
-      <w:r>
-        <w:rPr>
-          <w:rFonts w:ascii="Times New Roman" w:cs="Times New Roman" w:eastAsia="바탕" w:hAnsi="Times New Roman"/>
-          <w:sz w:val="20"/>
-          <w:szCs w:val="20"/>
-        </w:rPr>
-        <w:t xml:space="preserve">이 </w:t>
-      </w:r>
-      <w:r>
-        <w:rPr>
-          <w:rFonts w:ascii="Times New Roman" w:cs="Times New Roman" w:eastAsia="바탕" w:hAnsi="Times New Roman"/>
-          <w:sz w:val="20"/>
-          <w:szCs w:val="20"/>
-          <w:highlight w:val="yellow"/>
-        </w:rPr>
-        <w:t xml:space="preserve">【</w:t>
-      </w:r>
-      <w:r>
-        <w:rPr>
-          <w:rFonts w:ascii="Times New Roman" w:cs="Times New Roman" w:eastAsia="바탕" w:hAnsi="Times New Roman"/>
-          <w:sz w:val="20"/>
-          <w:szCs w:val="20"/>
-          <w:highlight w:val="yellow"/>
-        </w:rPr>
-        <w:t xml:space="preserve">향상</w:t>
-      </w:r>
-      <w:r>
-        <w:rPr>
-          <w:rFonts w:ascii="Times New Roman" w:cs="Times New Roman" w:eastAsia="바탕" w:hAnsi="Times New Roman"/>
-          <w:sz w:val="20"/>
-          <w:szCs w:val="20"/>
-          <w:highlight w:val="yellow"/>
-        </w:rPr>
-        <w:t xml:space="preserve">】</w:t>
-      </w:r>
-      <w:r>
-        <w:rPr>
-          <w:rFonts w:ascii="Times New Roman" w:cs="Times New Roman" w:eastAsia="바탕" w:hAnsi="Times New Roman"/>
-          <w:sz w:val="20"/>
-          <w:szCs w:val="20"/>
-        </w:rPr>
-        <w:t xml:space="preserve">되었다. H-IFIT에는 하지의 가동성과 안정성, 한 발 지지 균형을 요구하는 스쿼트 점프, 점핑 런지, 스텝업(Deep Squat, Hurdle Step, In-line Lunge와 관련)과 몸통 안정화·회전 동작인 플랭크, 사이드 플랭크, 밴드 회전(Trunk Stability Push-up, Rotary Stability와 관련)이 포함되었으나, 어깨와 햄스트링의 유연성(Shoulder Mobility, Active Straight Leg Raise)을 직접 겨냥한 운동은 포함되지 않았다. </w:t>
-      </w:r>
-      <w:r>
-        <w:rPr>
-          <w:rFonts w:ascii="Times New Roman" w:cs="Times New Roman" w:eastAsia="바탕" w:hAnsi="Times New Roman"/>
-          <w:sz w:val="20"/>
-          <w:szCs w:val="20"/>
-          <w:highlight w:val="yellow"/>
-        </w:rPr>
-        <w:t xml:space="preserve">【</w:t>
-      </w:r>
-      <w:r>
-        <w:rPr>
-          <w:rFonts w:ascii="Times New Roman" w:cs="Times New Roman" w:eastAsia="바탕" w:hAnsi="Times New Roman"/>
-          <w:sz w:val="20"/>
-          <w:szCs w:val="20"/>
-          <w:highlight w:val="yellow"/>
-        </w:rPr>
-        <w:t xml:space="preserve">재분석에서 변화한 항목과 이 프로그램 구성의 대응 관계를 비교하여 해석 기재</w:t>
-      </w:r>
-      <w:r>
-        <w:rPr>
-          <w:rFonts w:ascii="Times New Roman" w:cs="Times New Roman" w:eastAsia="바탕" w:hAnsi="Times New Roman"/>
-          <w:sz w:val="20"/>
-          <w:szCs w:val="20"/>
-          <w:highlight w:val="yellow"/>
-        </w:rPr>
-        <w:t xml:space="preserve">】</w:t>
-      </w:r>
-      <w:r>
-        <w:rPr>
-          <w:rFonts w:ascii="Times New Roman" w:cs="Times New Roman" w:eastAsia="바탕" w:hAnsi="Times New Roman"/>
-          <w:sz w:val="20"/>
-          <w:szCs w:val="20"/>
-        </w:rPr>
-        <w:t xml:space="preserve">. 태권도 전공자에게 12주간 HIIT를 적용한 김현륜과 이상일(2026)은 Deep Squat, Hurdle Step, In-line Lunge 등에서 실험군의 유의한 변화를 보고하였으며</w:t>
-      </w:r>
-      <w:r>
-        <w:rPr>
-          <w:rFonts w:ascii="Times New Roman" w:cs="Times New Roman" w:eastAsia="바탕" w:hAnsi="Times New Roman"/>
-          <w:sz w:val="20"/>
-          <w:szCs w:val="20"/>
-          <w:highlight w:val="yellow"/>
-        </w:rPr>
-        <w:t xml:space="preserve">【</w:t>
-      </w:r>
-      <w:r>
-        <w:rPr>
-          <w:rFonts w:ascii="Times New Roman" w:cs="Times New Roman" w:eastAsia="바탕" w:hAnsi="Times New Roman"/>
-          <w:sz w:val="20"/>
-          <w:szCs w:val="20"/>
-          <w:highlight w:val="yellow"/>
-        </w:rPr>
-        <w:t xml:space="preserve">원문에서 유의한 하위항목 전체 확인</w:t>
-      </w:r>
-      <w:r>
-        <w:rPr>
-          <w:rFonts w:ascii="Times New Roman" w:cs="Times New Roman" w:eastAsia="바탕" w:hAnsi="Times New Roman"/>
-          <w:sz w:val="20"/>
-          <w:szCs w:val="20"/>
-          <w:highlight w:val="yellow"/>
-        </w:rPr>
-        <w:t xml:space="preserve">】</w:t>
-      </w:r>
-      <w:r>
-        <w:rPr>
-          <w:rFonts w:ascii="Times New Roman" w:cs="Times New Roman" w:eastAsia="바탕" w:hAnsi="Times New Roman"/>
-          <w:sz w:val="20"/>
-          <w:szCs w:val="20"/>
-        </w:rPr>
-        <w:t xml:space="preserve">, 이 연구 결과와는 </w:t>
-      </w:r>
-      <w:r>
-        <w:rPr>
-          <w:rFonts w:ascii="Times New Roman" w:cs="Times New Roman" w:eastAsia="바탕" w:hAnsi="Times New Roman"/>
-          <w:sz w:val="20"/>
-          <w:szCs w:val="20"/>
-          <w:highlight w:val="yellow"/>
-        </w:rPr>
-        <w:t xml:space="preserve">【</w:t>
-      </w:r>
-      <w:r>
-        <w:rPr>
-          <w:rFonts w:ascii="Times New Roman" w:cs="Times New Roman" w:eastAsia="바탕" w:hAnsi="Times New Roman"/>
-          <w:sz w:val="20"/>
-          <w:szCs w:val="20"/>
-          <w:highlight w:val="yellow"/>
-        </w:rPr>
-        <w:t xml:space="preserve">일치 여부와 그 이유(프로그램 구성, 대상자 특성 등) 기재</w:t>
-      </w:r>
-      <w:r>
-        <w:rPr>
-          <w:rFonts w:ascii="Times New Roman" w:cs="Times New Roman" w:eastAsia="바탕" w:hAnsi="Times New Roman"/>
-          <w:sz w:val="20"/>
-          <w:szCs w:val="20"/>
-          <w:highlight w:val="yellow"/>
-        </w:rPr>
-        <w:t xml:space="preserve">】</w:t>
-      </w:r>
-      <w:r>
-        <w:rPr>
-          <w:rFonts w:ascii="Times New Roman" w:cs="Times New Roman" w:eastAsia="바탕" w:hAnsi="Times New Roman"/>
-          <w:sz w:val="20"/>
-          <w:szCs w:val="20"/>
-        </w:rPr>
-        <w:t xml:space="preserve">.</w:t>
+        <w:t xml:space="preserve">이 연구의 제한점은 다음과 같다. 첫째, 대상자 수가 적고 </w:t>
+      </w:r>
+      <w:r>
+        <w:rPr>
+          <w:rFonts w:ascii="Times New Roman" w:cs="Times New Roman" w:eastAsia="바탕" w:hAnsi="Times New Roman"/>
+          <w:sz w:val="20"/>
+          <w:szCs w:val="20"/>
+          <w:highlight w:val="yellow"/>
+        </w:rPr>
+        <w:t xml:space="preserve">【</w:t>
+      </w:r>
+      <w:r>
+        <w:rPr>
+          <w:rFonts w:ascii="Times New Roman" w:cs="Times New Roman" w:eastAsia="바탕" w:hAnsi="Times New Roman"/>
+          <w:sz w:val="20"/>
+          <w:szCs w:val="20"/>
+          <w:highlight w:val="yellow"/>
+        </w:rPr>
+        <w:t xml:space="preserve">무작위 배정을 하지 않아</w:t>
+      </w:r>
+      <w:r>
+        <w:rPr>
+          <w:rFonts w:ascii="Times New Roman" w:cs="Times New Roman" w:eastAsia="바탕" w:hAnsi="Times New Roman"/>
+          <w:sz w:val="20"/>
+          <w:szCs w:val="20"/>
+          <w:highlight w:val="yellow"/>
+        </w:rPr>
+        <w:t xml:space="preserve">】</w:t>
+      </w:r>
+      <w:r>
+        <w:rPr>
+          <w:rFonts w:ascii="Times New Roman" w:cs="Times New Roman" w:eastAsia="바탕" w:hAnsi="Times New Roman"/>
+          <w:sz w:val="20"/>
+          <w:szCs w:val="20"/>
+        </w:rPr>
+        <w:t xml:space="preserve"> 결과를 일반화하는 데 한계가 있다. 둘째, 두 집단의 총 훈련량을 동일하게 통제하지 못하였다</w:t>
+      </w:r>
+      <w:r>
+        <w:rPr>
+          <w:rFonts w:ascii="Times New Roman" w:cs="Times New Roman" w:eastAsia="바탕" w:hAnsi="Times New Roman"/>
+          <w:sz w:val="20"/>
+          <w:szCs w:val="20"/>
+          <w:highlight w:val="yellow"/>
+        </w:rPr>
+        <w:t xml:space="preserve">【</w:t>
+      </w:r>
+      <w:r>
+        <w:rPr>
+          <w:rFonts w:ascii="Times New Roman" w:cs="Times New Roman" w:eastAsia="바탕" w:hAnsi="Times New Roman"/>
+          <w:sz w:val="20"/>
+          <w:szCs w:val="20"/>
+          <w:highlight w:val="yellow"/>
+        </w:rPr>
+        <w:t xml:space="preserve">확인</w:t>
+      </w:r>
+      <w:r>
+        <w:rPr>
+          <w:rFonts w:ascii="Times New Roman" w:cs="Times New Roman" w:eastAsia="바탕" w:hAnsi="Times New Roman"/>
+          <w:sz w:val="20"/>
+          <w:szCs w:val="20"/>
+          <w:highlight w:val="yellow"/>
+        </w:rPr>
+        <w:t xml:space="preserve">】</w:t>
+      </w:r>
+      <w:r>
+        <w:rPr>
+          <w:rFonts w:ascii="Times New Roman" w:cs="Times New Roman" w:eastAsia="바탕" w:hAnsi="Times New Roman"/>
+          <w:sz w:val="20"/>
+          <w:szCs w:val="20"/>
+        </w:rPr>
+        <w:t xml:space="preserve">. 셋째, </w:t>
+      </w:r>
+      <w:r>
+        <w:rPr>
+          <w:rFonts w:ascii="Times New Roman" w:cs="Times New Roman" w:eastAsia="바탕" w:hAnsi="Times New Roman"/>
+          <w:sz w:val="20"/>
+          <w:szCs w:val="20"/>
+          <w:highlight w:val="yellow"/>
+        </w:rPr>
+        <w:t xml:space="preserve">【</w:t>
+      </w:r>
+      <w:r>
+        <w:rPr>
+          <w:rFonts w:ascii="Times New Roman" w:cs="Times New Roman" w:eastAsia="바탕" w:hAnsi="Times New Roman"/>
+          <w:sz w:val="20"/>
+          <w:szCs w:val="20"/>
+          <w:highlight w:val="yellow"/>
+        </w:rPr>
+        <w:t xml:space="preserve">FMS 평가자의 눈가림 또는 신뢰도에 관한 제한점</w:t>
+      </w:r>
+      <w:r>
+        <w:rPr>
+          <w:rFonts w:ascii="Times New Roman" w:cs="Times New Roman" w:eastAsia="바탕" w:hAnsi="Times New Roman"/>
+          <w:sz w:val="20"/>
+          <w:szCs w:val="20"/>
+          <w:highlight w:val="yellow"/>
+        </w:rPr>
+        <w:t xml:space="preserve">】</w:t>
+      </w:r>
+      <w:r>
+        <w:rPr>
+          <w:rFonts w:ascii="Times New Roman" w:cs="Times New Roman" w:eastAsia="바탕" w:hAnsi="Times New Roman"/>
+          <w:sz w:val="20"/>
+          <w:szCs w:val="20"/>
+        </w:rPr>
+        <w:t xml:space="preserve">. 넷째, 중재 종료 후 효과의 지속성과 실제 경기력 및 부상 발생과의 관련성을 확인하지 못하였다. 후속 연구에서는 훈련량을 통제한 무작위 대조 설계와 추적 관찰을 통해 이를 보완할 필요가 있다.</w:t>
+      </w:r>
+    </w:p>
+    <w:p>
+      <w:pPr>
+        <w:keepNext/>
+        <w:spacing w:after="120" w:before="300" w:line="360"/>
+      </w:pPr>
+      <w:r>
+        <w:rPr>
+          <w:rFonts w:ascii="Times New Roman" w:cs="Times New Roman" w:eastAsia="바탕" w:hAnsi="Times New Roman"/>
+          <w:b/>
+          <w:bCs/>
+          <w:sz w:val="30"/>
+          <w:szCs w:val="30"/>
+        </w:rPr>
+        <w:t xml:space="preserve">Ⅴ. 결론</w:t>
       </w:r>
     </w:p>
     <w:p>
@@ -10994,157 +8575,6 @@
           <w:rFonts w:ascii="Times New Roman" w:cs="Times New Roman" w:eastAsia="바탕" w:hAnsi="Times New Roman"/>
           <w:sz w:val="20"/>
           <w:szCs w:val="20"/>
-        </w:rPr>
-        <w:t xml:space="preserve">FMS 총점 14점 이하가 부상 위험 증가와 관련된다는 보고가 있으나(Kiesel et al., 2007), 체계적 문헌고찰에서는 총점만으로 부상을 예측하는 근거가 제한적이었다(Moran et al., 2017). 이 연구는 부상 발생을 추적하지 않았으므로, FMS 점수의 변화를 부상 예방이나 경기력 향상으로 직접 연결하여 해석하는 데에는 신중해야 한다.</w:t>
-      </w:r>
-    </w:p>
-    <w:p>
-      <w:pPr>
-        <w:spacing w:after="0" w:before="0" w:line="384" w:lineRule="auto"/>
-        <w:ind w:firstLine="200"/>
-        <w:jc w:val="both"/>
-      </w:pPr>
-      <w:r>
-        <w:rPr>
-          <w:rFonts w:ascii="Times New Roman" w:cs="Times New Roman" w:eastAsia="바탕" w:hAnsi="Times New Roman"/>
-          <w:sz w:val="20"/>
-          <w:szCs w:val="20"/>
-        </w:rPr>
-        <w:t xml:space="preserve">이 연구의 제한점은 다음과 같다. 첫째, 대상자 수가 적고 </w:t>
-      </w:r>
-      <w:r>
-        <w:rPr>
-          <w:rFonts w:ascii="Times New Roman" w:cs="Times New Roman" w:eastAsia="바탕" w:hAnsi="Times New Roman"/>
-          <w:sz w:val="20"/>
-          <w:szCs w:val="20"/>
-          <w:highlight w:val="yellow"/>
-        </w:rPr>
-        <w:t xml:space="preserve">【</w:t>
-      </w:r>
-      <w:r>
-        <w:rPr>
-          <w:rFonts w:ascii="Times New Roman" w:cs="Times New Roman" w:eastAsia="바탕" w:hAnsi="Times New Roman"/>
-          <w:sz w:val="20"/>
-          <w:szCs w:val="20"/>
-          <w:highlight w:val="yellow"/>
-        </w:rPr>
-        <w:t xml:space="preserve">무작위 배정을 하지 않아</w:t>
-      </w:r>
-      <w:r>
-        <w:rPr>
-          <w:rFonts w:ascii="Times New Roman" w:cs="Times New Roman" w:eastAsia="바탕" w:hAnsi="Times New Roman"/>
-          <w:sz w:val="20"/>
-          <w:szCs w:val="20"/>
-          <w:highlight w:val="yellow"/>
-        </w:rPr>
-        <w:t xml:space="preserve">】</w:t>
-      </w:r>
-      <w:r>
-        <w:rPr>
-          <w:rFonts w:ascii="Times New Roman" w:cs="Times New Roman" w:eastAsia="바탕" w:hAnsi="Times New Roman"/>
-          <w:sz w:val="20"/>
-          <w:szCs w:val="20"/>
-        </w:rPr>
-        <w:t xml:space="preserve"> 결과를 일반화하는 데 한계가 있다. 둘째, 두 집단의 총 훈련량을 동일하게 통제하지 못하였다</w:t>
-      </w:r>
-      <w:r>
-        <w:rPr>
-          <w:rFonts w:ascii="Times New Roman" w:cs="Times New Roman" w:eastAsia="바탕" w:hAnsi="Times New Roman"/>
-          <w:sz w:val="20"/>
-          <w:szCs w:val="20"/>
-          <w:highlight w:val="yellow"/>
-        </w:rPr>
-        <w:t xml:space="preserve">【</w:t>
-      </w:r>
-      <w:r>
-        <w:rPr>
-          <w:rFonts w:ascii="Times New Roman" w:cs="Times New Roman" w:eastAsia="바탕" w:hAnsi="Times New Roman"/>
-          <w:sz w:val="20"/>
-          <w:szCs w:val="20"/>
-          <w:highlight w:val="yellow"/>
-        </w:rPr>
-        <w:t xml:space="preserve">확인</w:t>
-      </w:r>
-      <w:r>
-        <w:rPr>
-          <w:rFonts w:ascii="Times New Roman" w:cs="Times New Roman" w:eastAsia="바탕" w:hAnsi="Times New Roman"/>
-          <w:sz w:val="20"/>
-          <w:szCs w:val="20"/>
-          <w:highlight w:val="yellow"/>
-        </w:rPr>
-        <w:t xml:space="preserve">】</w:t>
-      </w:r>
-      <w:r>
-        <w:rPr>
-          <w:rFonts w:ascii="Times New Roman" w:cs="Times New Roman" w:eastAsia="바탕" w:hAnsi="Times New Roman"/>
-          <w:sz w:val="20"/>
-          <w:szCs w:val="20"/>
-        </w:rPr>
-        <w:t xml:space="preserve">. 셋째, </w:t>
-      </w:r>
-      <w:r>
-        <w:rPr>
-          <w:rFonts w:ascii="Times New Roman" w:cs="Times New Roman" w:eastAsia="바탕" w:hAnsi="Times New Roman"/>
-          <w:sz w:val="20"/>
-          <w:szCs w:val="20"/>
-          <w:highlight w:val="yellow"/>
-        </w:rPr>
-        <w:t xml:space="preserve">【</w:t>
-      </w:r>
-      <w:r>
-        <w:rPr>
-          <w:rFonts w:ascii="Times New Roman" w:cs="Times New Roman" w:eastAsia="바탕" w:hAnsi="Times New Roman"/>
-          <w:sz w:val="20"/>
-          <w:szCs w:val="20"/>
-          <w:highlight w:val="yellow"/>
-        </w:rPr>
-        <w:t xml:space="preserve">FMS 평가자의 눈가림 또는 신뢰도에 관한 제한점</w:t>
-      </w:r>
-      <w:r>
-        <w:rPr>
-          <w:rFonts w:ascii="Times New Roman" w:cs="Times New Roman" w:eastAsia="바탕" w:hAnsi="Times New Roman"/>
-          <w:sz w:val="20"/>
-          <w:szCs w:val="20"/>
-          <w:highlight w:val="yellow"/>
-        </w:rPr>
-        <w:t xml:space="preserve">】</w:t>
-      </w:r>
-      <w:r>
-        <w:rPr>
-          <w:rFonts w:ascii="Times New Roman" w:cs="Times New Roman" w:eastAsia="바탕" w:hAnsi="Times New Roman"/>
-          <w:sz w:val="20"/>
-          <w:szCs w:val="20"/>
-        </w:rPr>
-        <w:t xml:space="preserve">. 넷째, 중재 종료 후 효과의 지속성과 실제 경기력 및 부상 발생과의 관련성을 확인하지 못하였다. 후속 연구에서는 훈련량을 통제한 무작위 대조 설계와 추적 관찰을 통해 이를 보완할 필요가 있다.</w:t>
-      </w:r>
-    </w:p>
-    <w:p>
-      <w:pPr>
-        <w:keepNext/>
-        <w:spacing w:after="120" w:before="300" w:line="360"/>
-      </w:pPr>
-      <w:r>
-        <w:rPr>
-          <w:rFonts w:ascii="Times New Roman" w:cs="Times New Roman" w:eastAsia="바탕" w:hAnsi="Times New Roman"/>
-          <w:b/>
-          <w:bCs/>
-          <w:sz w:val="30"/>
-          <w:szCs w:val="30"/>
-        </w:rPr>
-        <w:t xml:space="preserve">Ⅴ. 결론</w:t>
-      </w:r>
-    </w:p>
-    <w:p>
-      <w:pPr>
-        <w:spacing w:after="0" w:before="0" w:line="384" w:lineRule="auto"/>
-        <w:ind w:firstLine="200"/>
-        <w:jc w:val="both"/>
-      </w:pPr>
-      <w:r>
-        <w:rPr>
-          <w:rFonts w:ascii="Times New Roman" w:cs="Times New Roman" w:eastAsia="바탕" w:hAnsi="Times New Roman"/>
-          <w:sz w:val="20"/>
-          <w:szCs w:val="20"/>
           <w:highlight w:val="yellow"/>
         </w:rPr>
         <w:t xml:space="preserve">【</w:t>
@@ -11175,7 +8605,7 @@
           <w:szCs w:val="20"/>
           <w:highlight w:val="yellow"/>
         </w:rPr>
-        <w:t xml:space="preserve">max와 FMS 총점에서 더 큰 향상을 보였으며, FMS 하위항목 중 ○○가 향상되었다.</w:t>
+        <w:t xml:space="preserve">max와 FMS 총점에서 더 큰 향상을 보였다.</w:t>
       </w:r>
       <w:r>
         <w:rPr>
@@ -12579,41 +10009,6 @@
           <w:highlight w:val="yellow"/>
         </w:rPr>
         <w:t xml:space="preserve">results</w:t>
-      </w:r>
-      <w:r>
-        <w:rPr>
-          <w:rFonts w:ascii="Times New Roman" w:cs="Times New Roman" w:eastAsia="바탕" w:hAnsi="Times New Roman"/>
-          <w:sz w:val="18"/>
-          <w:szCs w:val="18"/>
-          <w:highlight w:val="yellow"/>
-        </w:rPr>
-        <w:t xml:space="preserve">】</w:t>
-      </w:r>
-      <w:r>
-        <w:rPr>
-          <w:rFonts w:ascii="Times New Roman" w:cs="Times New Roman" w:eastAsia="바탕" w:hAnsi="Times New Roman"/>
-          <w:sz w:val="18"/>
-          <w:szCs w:val="18"/>
-        </w:rPr>
-        <w:t xml:space="preserve">. Among the FMS subtests, </w:t>
-      </w:r>
-      <w:r>
-        <w:rPr>
-          <w:rFonts w:ascii="Times New Roman" w:cs="Times New Roman" w:eastAsia="바탕" w:hAnsi="Times New Roman"/>
-          <w:sz w:val="18"/>
-          <w:szCs w:val="18"/>
-          <w:highlight w:val="yellow"/>
-        </w:rPr>
-        <w:t xml:space="preserve">【</w:t>
-      </w:r>
-      <w:r>
-        <w:rPr>
-          <w:rFonts w:ascii="Times New Roman" w:cs="Times New Roman" w:eastAsia="바탕" w:hAnsi="Times New Roman"/>
-          <w:sz w:val="18"/>
-          <w:szCs w:val="18"/>
-          <w:highlight w:val="yellow"/>
-        </w:rPr>
-        <w:t xml:space="preserve">subtests with significant changes</w:t>
       </w:r>
       <w:r>
         <w:rPr>

--- a/manuscript/국기원_투고본_H-IFIT_2026-10.docx
+++ b/manuscript/국기원_투고본_H-IFIT_2026-10.docx
@@ -874,7 +874,7 @@
           <w:sz w:val="18"/>
           <w:szCs w:val="18"/>
         </w:rPr>
-        <w:t xml:space="preserve">max는 트레드밀 점증부하검사로, 기능적 움직임은 기능적 움직임 검사(FMS)로 측정하였으며, 반복측정 분산분석과 대응표본 </w:t>
+        <w:t xml:space="preserve">max는 트레드밀 점증부하검사로, 기능적 움직임은 기능적 움직임 검사(FMS) 총점으로 측정하였다. 자료는 2(집단)×2(시기) 반복측정 분산분석과 대응표본 </w:t>
       </w:r>
       <w:r>
         <w:rPr>
@@ -892,7 +892,7 @@
           <w:sz w:val="18"/>
           <w:szCs w:val="18"/>
         </w:rPr>
-        <w:t xml:space="preserve">검정으로 분석하였다.</w:t>
+        <w:t xml:space="preserve">검정으로 분석하였으며, 사전값을 공변량으로 한 공분산분석과 비모수 검정을 보조적으로 실시하였다.</w:t>
       </w:r>
     </w:p>
     <w:p>
@@ -1235,7 +1235,68 @@
           <w:sz w:val="18"/>
           <w:szCs w:val="18"/>
         </w:rPr>
-        <w:t xml:space="preserve">하였으며, 통제군은 </w:t>
+        <w:t xml:space="preserve">하였으며(η</w:t>
+      </w:r>
+      <w:r>
+        <w:rPr>
+          <w:rFonts w:ascii="Times New Roman" w:cs="Times New Roman" w:eastAsia="바탕" w:hAnsi="Times New Roman"/>
+          <w:sz w:val="18"/>
+          <w:szCs w:val="18"/>
+          <w:vertAlign w:val="subscript"/>
+        </w:rPr>
+        <w:t xml:space="preserve">p</w:t>
+      </w:r>
+      <w:r>
+        <w:rPr>
+          <w:rFonts w:ascii="Times New Roman" w:cs="Times New Roman" w:eastAsia="바탕" w:hAnsi="Times New Roman"/>
+          <w:sz w:val="18"/>
+          <w:szCs w:val="18"/>
+          <w:vertAlign w:val="superscript"/>
+        </w:rPr>
+        <w:t xml:space="preserve">2</w:t>
+      </w:r>
+      <w:r>
+        <w:rPr>
+          <w:rFonts w:ascii="Times New Roman" w:cs="Times New Roman" w:eastAsia="바탕" w:hAnsi="Times New Roman"/>
+          <w:sz w:val="18"/>
+          <w:szCs w:val="18"/>
+        </w:rPr>
+        <w:t xml:space="preserve"> = </w:t>
+      </w:r>
+      <w:r>
+        <w:rPr>
+          <w:rFonts w:ascii="Times New Roman" w:cs="Times New Roman" w:eastAsia="바탕" w:hAnsi="Times New Roman"/>
+          <w:sz w:val="18"/>
+          <w:szCs w:val="18"/>
+          <w:highlight w:val="yellow"/>
+        </w:rPr>
+        <w:t xml:space="preserve">【</w:t>
+      </w:r>
+      <w:r>
+        <w:rPr>
+          <w:rFonts w:ascii="Times New Roman" w:cs="Times New Roman" w:eastAsia="바탕" w:hAnsi="Times New Roman"/>
+          <w:sz w:val="18"/>
+          <w:szCs w:val="18"/>
+          <w:highlight w:val="yellow"/>
+        </w:rPr>
+        <w:t xml:space="preserve"> </w:t>
+      </w:r>
+      <w:r>
+        <w:rPr>
+          <w:rFonts w:ascii="Times New Roman" w:cs="Times New Roman" w:eastAsia="바탕" w:hAnsi="Times New Roman"/>
+          <w:sz w:val="18"/>
+          <w:szCs w:val="18"/>
+          <w:highlight w:val="yellow"/>
+        </w:rPr>
+        <w:t xml:space="preserve">】</w:t>
+      </w:r>
+      <w:r>
+        <w:rPr>
+          <w:rFonts w:ascii="Times New Roman" w:cs="Times New Roman" w:eastAsia="바탕" w:hAnsi="Times New Roman"/>
+          <w:sz w:val="18"/>
+          <w:szCs w:val="18"/>
+        </w:rPr>
+        <w:t xml:space="preserve">), 통제군은 </w:t>
       </w:r>
       <w:r>
         <w:rPr>
@@ -1551,6 +1612,41 @@
           <w:highlight w:val="yellow"/>
         </w:rPr>
         <w:t xml:space="preserve">연구비 지원 기관·과제번호(해당 시)</w:t>
+      </w:r>
+      <w:r>
+        <w:rPr>
+          <w:rFonts w:ascii="Times New Roman" w:cs="Times New Roman" w:eastAsia="바탕" w:hAnsi="Times New Roman"/>
+          <w:sz w:val="16"/>
+          <w:szCs w:val="16"/>
+          <w:highlight w:val="yellow"/>
+        </w:rPr>
+        <w:t xml:space="preserve">】</w:t>
+      </w:r>
+      <w:r>
+        <w:rPr>
+          <w:rFonts w:ascii="Times New Roman" w:cs="Times New Roman" w:eastAsia="바탕" w:hAnsi="Times New Roman"/>
+          <w:sz w:val="16"/>
+          <w:szCs w:val="16"/>
+        </w:rPr>
+        <w:t xml:space="preserve"> 이해상충: </w:t>
+      </w:r>
+      <w:r>
+        <w:rPr>
+          <w:rFonts w:ascii="Times New Roman" w:cs="Times New Roman" w:eastAsia="바탕" w:hAnsi="Times New Roman"/>
+          <w:sz w:val="16"/>
+          <w:szCs w:val="16"/>
+          <w:highlight w:val="yellow"/>
+        </w:rPr>
+        <w:t xml:space="preserve">【</w:t>
+      </w:r>
+      <w:r>
+        <w:rPr>
+          <w:rFonts w:ascii="Times New Roman" w:cs="Times New Roman" w:eastAsia="바탕" w:hAnsi="Times New Roman"/>
+          <w:sz w:val="16"/>
+          <w:szCs w:val="16"/>
+          <w:highlight w:val="yellow"/>
+        </w:rPr>
+        <w:t xml:space="preserve">없음</w:t>
       </w:r>
       <w:r>
         <w:rPr>
@@ -1650,7 +1746,24 @@
           <w:sz w:val="20"/>
           <w:szCs w:val="20"/>
         </w:rPr>
-        <w:t xml:space="preserve">max를 크게 향상시키는 방법으로 보고되었다(Milanović et al., 2015). 태권도 선수를 대상으로 한 중재연구에서도 인터벌 훈련을 고강도 지속 달리기와 비교한 연구(Monks et al., 2017), 반복 질주 훈련과 발차기 기반 반복 기술 훈련을 정규훈련에 추가하여 비교한 연구(Ouergui et al., 2020), 짧은 질주 인터벌과 기술 특이적 인터벌을 비교한 연구(Song &amp; Sheykhlouvand, 2024)가 수행되어, 인터벌 형식의 훈련이 태권도 선수의 체력 향상에 활용될 수 있음이 제시되었다. 그러나 이들 연구는 주로 달리기나 발차기 위주의 인터벌을 4–6주간 적용하였으며, 다양한 기능적 동작을 결합한 장기 프로그램의 효과는 상대적으로 덜 검토되었다.</w:t>
+        <w:t xml:space="preserve">max를 크게 향상시키는 방법으로 보고되었다(Milanović et al., 2015). 태권도 선수를 대상으로 한 중재연구에서도 인터벌 훈련을 고강도 지속 달리기와 비교한 연구(Monks et al., 2017), 반복 질주 훈련과 발차기 기반 반복 기술 훈련을 정규훈련에 추가하여 비교한 연구(Ouergui et al., 2020), 정규훈련에 주 2회의 인터벌 훈련을 8주간 추가하여 VO</w:t>
+      </w:r>
+      <w:r>
+        <w:rPr>
+          <w:rFonts w:ascii="Times New Roman" w:cs="Times New Roman" w:eastAsia="바탕" w:hAnsi="Times New Roman"/>
+          <w:sz w:val="20"/>
+          <w:szCs w:val="20"/>
+          <w:vertAlign w:val="subscript"/>
+        </w:rPr>
+        <w:t xml:space="preserve">2</w:t>
+      </w:r>
+      <w:r>
+        <w:rPr>
+          <w:rFonts w:ascii="Times New Roman" w:cs="Times New Roman" w:eastAsia="바탕" w:hAnsi="Times New Roman"/>
+          <w:sz w:val="20"/>
+          <w:szCs w:val="20"/>
+        </w:rPr>
+        <w:t xml:space="preserve">max의 증가를 보고한 연구(Batra &amp; Zatoń, 2016), 짧은 질주 인터벌과 기술 특이적 인터벌을 비교한 연구(Song &amp; Sheykhlouvand, 2024)가 수행되어, 인터벌 형식의 훈련이 태권도 선수의 체력 향상에 활용될 수 있음이 제시되었다. 그러나 이들 연구는 대부분 달리기나 발차기 위주의 인터벌을 8주 이하의 비교적 짧은 기간 동안 적용하였으며, 다양한 기능적 동작을 결합한 12주 이상의 프로그램 효과는 상대적으로 덜 검토되었다.</w:t>
       </w:r>
     </w:p>
     <w:p>
@@ -1695,7 +1808,7 @@
           <w:sz w:val="20"/>
           <w:szCs w:val="20"/>
         </w:rPr>
-        <w:t xml:space="preserve">그러나 대학 태권도 겨루기 선수에게 기능적 동작 기반의 인터벌 프로그램을 적용하고, 심폐체력(VO</w:t>
+        <w:t xml:space="preserve">겨루기 선수는 한 발 지지 상태에서 발차기를 반복하고 빠르게 방향을 전환해야 하므로, 심폐체력과 함께 하지와 몸통의 기본 움직임 능력이 경기 수행의 바탕이 된다고 볼 수 있다. 그러나 대학 태권도 겨루기 선수에게 기능적 동작 기반의 인터벌 프로그램을 적용하고, 심폐체력(VO</w:t>
       </w:r>
       <w:r>
         <w:rPr>
@@ -1729,7 +1842,59 @@
           <w:sz w:val="20"/>
           <w:szCs w:val="20"/>
         </w:rPr>
-        <w:t xml:space="preserve">max와 FMS 총점의 변화를 정규훈련 집단과 비교하여 규명하고, 겨루기 선수의 체력 훈련 프로그램 구성을 위한 기초자료를 제공하는 데 목적이 있다.</w:t>
+        <w:t xml:space="preserve">max와 FMS 총점의 변화를 정규훈련 집단과 비교하여 규명하고, 겨루기 선수의 체력 훈련 프로그램 구성을 위한 기초자료를 제공하는 데 목적이 있다. 이를 위해 '12주간의 H-IFIT에 참여한 실험군은 정규훈련만 실시한 통제군에 비해 VO</w:t>
+      </w:r>
+      <w:r>
+        <w:rPr>
+          <w:rFonts w:ascii="Times New Roman" w:cs="Times New Roman" w:eastAsia="바탕" w:hAnsi="Times New Roman"/>
+          <w:sz w:val="20"/>
+          <w:szCs w:val="20"/>
+          <w:vertAlign w:val="subscript"/>
+        </w:rPr>
+        <w:t xml:space="preserve">2</w:t>
+      </w:r>
+      <w:r>
+        <w:rPr>
+          <w:rFonts w:ascii="Times New Roman" w:cs="Times New Roman" w:eastAsia="바탕" w:hAnsi="Times New Roman"/>
+          <w:sz w:val="20"/>
+          <w:szCs w:val="20"/>
+        </w:rPr>
+        <w:t xml:space="preserve">max와 FMS 총점이 더 크게 향상될 것이다'라는 가설을 설정하였다</w:t>
+      </w:r>
+      <w:r>
+        <w:rPr>
+          <w:rFonts w:ascii="Times New Roman" w:cs="Times New Roman" w:eastAsia="바탕" w:hAnsi="Times New Roman"/>
+          <w:sz w:val="20"/>
+          <w:szCs w:val="20"/>
+          <w:highlight w:val="yellow"/>
+        </w:rPr>
+        <w:t xml:space="preserve">【</w:t>
+      </w:r>
+      <w:r>
+        <w:rPr>
+          <w:rFonts w:ascii="Times New Roman" w:cs="Times New Roman" w:eastAsia="바탕" w:hAnsi="Times New Roman"/>
+          <w:sz w:val="20"/>
+          <w:szCs w:val="20"/>
+          <w:highlight w:val="yellow"/>
+        </w:rPr>
+        <w:t xml:space="preserve">연구 계획 당시의 가설과 일치하는지 확인</w:t>
+      </w:r>
+      <w:r>
+        <w:rPr>
+          <w:rFonts w:ascii="Times New Roman" w:cs="Times New Roman" w:eastAsia="바탕" w:hAnsi="Times New Roman"/>
+          <w:sz w:val="20"/>
+          <w:szCs w:val="20"/>
+          <w:highlight w:val="yellow"/>
+        </w:rPr>
+        <w:t xml:space="preserve">】</w:t>
+      </w:r>
+      <w:r>
+        <w:rPr>
+          <w:rFonts w:ascii="Times New Roman" w:cs="Times New Roman" w:eastAsia="바탕" w:hAnsi="Times New Roman"/>
+          <w:sz w:val="20"/>
+          <w:szCs w:val="20"/>
+        </w:rPr>
+        <w:t xml:space="preserve">.</w:t>
       </w:r>
     </w:p>
     <w:p>
@@ -1986,7 +2151,112 @@
           <w:sz w:val="20"/>
           <w:szCs w:val="20"/>
         </w:rPr>
-        <w:t xml:space="preserve">.</w:t>
+        <w:t xml:space="preserve">. 중재 기간 중 탈락자는 </w:t>
+      </w:r>
+      <w:r>
+        <w:rPr>
+          <w:rFonts w:ascii="Times New Roman" w:cs="Times New Roman" w:eastAsia="바탕" w:hAnsi="Times New Roman"/>
+          <w:sz w:val="20"/>
+          <w:szCs w:val="20"/>
+          <w:highlight w:val="yellow"/>
+        </w:rPr>
+        <w:t xml:space="preserve">【</w:t>
+      </w:r>
+      <w:r>
+        <w:rPr>
+          <w:rFonts w:ascii="Times New Roman" w:cs="Times New Roman" w:eastAsia="바탕" w:hAnsi="Times New Roman"/>
+          <w:sz w:val="20"/>
+          <w:szCs w:val="20"/>
+          <w:highlight w:val="yellow"/>
+        </w:rPr>
+        <w:t xml:space="preserve"> </w:t>
+      </w:r>
+      <w:r>
+        <w:rPr>
+          <w:rFonts w:ascii="Times New Roman" w:cs="Times New Roman" w:eastAsia="바탕" w:hAnsi="Times New Roman"/>
+          <w:sz w:val="20"/>
+          <w:szCs w:val="20"/>
+          <w:highlight w:val="yellow"/>
+        </w:rPr>
+        <w:t xml:space="preserve">】</w:t>
+      </w:r>
+      <w:r>
+        <w:rPr>
+          <w:rFonts w:ascii="Times New Roman" w:cs="Times New Roman" w:eastAsia="바탕" w:hAnsi="Times New Roman"/>
+          <w:sz w:val="20"/>
+          <w:szCs w:val="20"/>
+        </w:rPr>
+        <w:t xml:space="preserve">명이었으며, 최종 분석 대상은 실험군 </w:t>
+      </w:r>
+      <w:r>
+        <w:rPr>
+          <w:rFonts w:ascii="Times New Roman" w:cs="Times New Roman" w:eastAsia="바탕" w:hAnsi="Times New Roman"/>
+          <w:sz w:val="20"/>
+          <w:szCs w:val="20"/>
+          <w:highlight w:val="yellow"/>
+        </w:rPr>
+        <w:t xml:space="preserve">【</w:t>
+      </w:r>
+      <w:r>
+        <w:rPr>
+          <w:rFonts w:ascii="Times New Roman" w:cs="Times New Roman" w:eastAsia="바탕" w:hAnsi="Times New Roman"/>
+          <w:sz w:val="20"/>
+          <w:szCs w:val="20"/>
+          <w:highlight w:val="yellow"/>
+        </w:rPr>
+        <w:t xml:space="preserve">13</w:t>
+      </w:r>
+      <w:r>
+        <w:rPr>
+          <w:rFonts w:ascii="Times New Roman" w:cs="Times New Roman" w:eastAsia="바탕" w:hAnsi="Times New Roman"/>
+          <w:sz w:val="20"/>
+          <w:szCs w:val="20"/>
+          <w:highlight w:val="yellow"/>
+        </w:rPr>
+        <w:t xml:space="preserve">】</w:t>
+      </w:r>
+      <w:r>
+        <w:rPr>
+          <w:rFonts w:ascii="Times New Roman" w:cs="Times New Roman" w:eastAsia="바탕" w:hAnsi="Times New Roman"/>
+          <w:sz w:val="20"/>
+          <w:szCs w:val="20"/>
+        </w:rPr>
+        <w:t xml:space="preserve">명, 통제군 </w:t>
+      </w:r>
+      <w:r>
+        <w:rPr>
+          <w:rFonts w:ascii="Times New Roman" w:cs="Times New Roman" w:eastAsia="바탕" w:hAnsi="Times New Roman"/>
+          <w:sz w:val="20"/>
+          <w:szCs w:val="20"/>
+          <w:highlight w:val="yellow"/>
+        </w:rPr>
+        <w:t xml:space="preserve">【</w:t>
+      </w:r>
+      <w:r>
+        <w:rPr>
+          <w:rFonts w:ascii="Times New Roman" w:cs="Times New Roman" w:eastAsia="바탕" w:hAnsi="Times New Roman"/>
+          <w:sz w:val="20"/>
+          <w:szCs w:val="20"/>
+          <w:highlight w:val="yellow"/>
+        </w:rPr>
+        <w:t xml:space="preserve">12</w:t>
+      </w:r>
+      <w:r>
+        <w:rPr>
+          <w:rFonts w:ascii="Times New Roman" w:cs="Times New Roman" w:eastAsia="바탕" w:hAnsi="Times New Roman"/>
+          <w:sz w:val="20"/>
+          <w:szCs w:val="20"/>
+          <w:highlight w:val="yellow"/>
+        </w:rPr>
+        <w:t xml:space="preserve">】</w:t>
+      </w:r>
+      <w:r>
+        <w:rPr>
+          <w:rFonts w:ascii="Times New Roman" w:cs="Times New Roman" w:eastAsia="바탕" w:hAnsi="Times New Roman"/>
+          <w:sz w:val="20"/>
+          <w:szCs w:val="20"/>
+        </w:rPr>
+        <w:t xml:space="preserve">명이었다.</w:t>
       </w:r>
     </w:p>
     <w:p>
@@ -2001,7 +2271,7 @@
           <w:sz w:val="20"/>
           <w:szCs w:val="20"/>
         </w:rPr>
-        <w:t xml:space="preserve">모든 대상자에게 연구의 목적과 절차, 예상되는 위험 및 참여 철회의 권리를 설명하고 서면 동의를 받았다. 이 연구는 </w:t>
+        <w:t xml:space="preserve">모든 대상자에게 연구의 목적과 절차, 예상되는 위험 및 참여 철회의 권리를 설명하고 서면 동의를 받았다. 이 연구는 헬싱키 선언의 윤리 원칙에 따라 </w:t>
       </w:r>
       <w:r>
         <w:rPr>
@@ -2087,7 +2357,7 @@
           <w:sz w:val="18"/>
           <w:szCs w:val="18"/>
         </w:rPr>
-        <w:t xml:space="preserve">표 1. 대상자의 일반적 특성</w:t>
+        <w:t xml:space="preserve">표 1. 대상자의 일반적 특성과 사전 종속변인</w:t>
       </w:r>
     </w:p>
     <w:tbl>
@@ -2104,9 +2374,10 @@
         </w:tblBorders>
       </w:tblPr>
       <w:tblGrid>
-        <w:gridCol w:w="1500"/>
-        <w:gridCol w:w="1550"/>
-        <w:gridCol w:w="1550"/>
+        <w:gridCol w:w="1240"/>
+        <w:gridCol w:w="1300"/>
+        <w:gridCol w:w="1300"/>
+        <w:gridCol w:w="760"/>
       </w:tblGrid>
       <w:tr>
         <w:trPr>
@@ -2114,7 +2385,7 @@
         </w:trPr>
         <w:tc>
           <w:tcPr>
-            <w:tcW w:type="dxa" w:w="1500"/>
+            <w:tcW w:type="dxa" w:w="1240"/>
             <w:gridSpan w:val="1"/>
             <w:tcBorders>
               <w:top w:val="single" w:color="000000" w:sz="10"/>
@@ -2150,7 +2421,7 @@
         </w:tc>
         <w:tc>
           <w:tcPr>
-            <w:tcW w:type="dxa" w:w="1550"/>
+            <w:tcW w:type="dxa" w:w="1300"/>
             <w:gridSpan w:val="1"/>
             <w:tcBorders>
               <w:top w:val="single" w:color="000000" w:sz="10"/>
@@ -2208,7 +2479,7 @@
         </w:tc>
         <w:tc>
           <w:tcPr>
-            <w:tcW w:type="dxa" w:w="1550"/>
+            <w:tcW w:type="dxa" w:w="1300"/>
             <w:gridSpan w:val="1"/>
             <w:tcBorders>
               <w:top w:val="single" w:color="000000" w:sz="10"/>
@@ -2264,6 +2535,44 @@
             </w:r>
           </w:p>
         </w:tc>
+        <w:tc>
+          <w:tcPr>
+            <w:tcW w:type="dxa" w:w="760"/>
+            <w:gridSpan w:val="1"/>
+            <w:tcBorders>
+              <w:top w:val="single" w:color="000000" w:sz="10"/>
+              <w:left w:val="none" w:color="FFFFFF" w:sz="0"/>
+              <w:bottom w:val="single" w:color="000000" w:sz="4"/>
+              <w:right w:val="none" w:color="FFFFFF" w:sz="0"/>
+            </w:tcBorders>
+            <w:tcMar>
+              <w:top w:type="dxa" w:w="40"/>
+              <w:left w:type="dxa" w:w="60"/>
+              <w:bottom w:type="dxa" w:w="40"/>
+              <w:right w:type="dxa" w:w="60"/>
+            </w:tcMar>
+            <w:vAlign w:val="center"/>
+          </w:tcPr>
+          <w:p>
+            <w:pPr>
+              <w:keepNext/>
+              <w:spacing w:after="0" w:before="0" w:line="300"/>
+              <w:jc w:val="center"/>
+            </w:pPr>
+            <w:r>
+              <w:rPr>
+                <w:rFonts w:ascii="Arial" w:cs="Arial" w:eastAsia="돋움" w:hAnsi="Arial"/>
+                <w:b/>
+                <w:bCs/>
+                <w:i/>
+                <w:iCs/>
+                <w:sz w:val="17"/>
+                <w:szCs w:val="17"/>
+              </w:rPr>
+              <w:t xml:space="preserve">p</w:t>
+            </w:r>
+          </w:p>
+        </w:tc>
       </w:tr>
       <w:tr>
         <w:trPr>
@@ -2271,7 +2580,7 @@
         </w:trPr>
         <w:tc>
           <w:tcPr>
-            <w:tcW w:type="dxa" w:w="1500"/>
+            <w:tcW w:type="dxa" w:w="1240"/>
             <w:gridSpan w:val="1"/>
             <w:tcBorders>
               <w:top w:val="none" w:color="FFFFFF" w:sz="0"/>
@@ -2307,7 +2616,7 @@
         </w:tc>
         <w:tc>
           <w:tcPr>
-            <w:tcW w:type="dxa" w:w="1550"/>
+            <w:tcW w:type="dxa" w:w="1300"/>
             <w:gridSpan w:val="1"/>
             <w:tcBorders>
               <w:top w:val="none" w:color="FFFFFF" w:sz="0"/>
@@ -2366,7 +2675,7 @@
         </w:tc>
         <w:tc>
           <w:tcPr>
-            <w:tcW w:type="dxa" w:w="1550"/>
+            <w:tcW w:type="dxa" w:w="1300"/>
             <w:gridSpan w:val="1"/>
             <w:tcBorders>
               <w:top w:val="none" w:color="FFFFFF" w:sz="0"/>
@@ -2423,6 +2732,65 @@
             </w:r>
           </w:p>
         </w:tc>
+        <w:tc>
+          <w:tcPr>
+            <w:tcW w:type="dxa" w:w="760"/>
+            <w:gridSpan w:val="1"/>
+            <w:tcBorders>
+              <w:top w:val="none" w:color="FFFFFF" w:sz="0"/>
+              <w:left w:val="none" w:color="FFFFFF" w:sz="0"/>
+              <w:bottom w:val="none" w:color="FFFFFF" w:sz="0"/>
+              <w:right w:val="none" w:color="FFFFFF" w:sz="0"/>
+            </w:tcBorders>
+            <w:tcMar>
+              <w:top w:type="dxa" w:w="40"/>
+              <w:left w:type="dxa" w:w="60"/>
+              <w:bottom w:type="dxa" w:w="40"/>
+              <w:right w:type="dxa" w:w="60"/>
+            </w:tcMar>
+            <w:vAlign w:val="center"/>
+          </w:tcPr>
+          <w:p>
+            <w:pPr>
+              <w:keepNext/>
+              <w:spacing w:after="0" w:before="0" w:line="300"/>
+              <w:jc w:val="center"/>
+            </w:pPr>
+            <w:r>
+              <w:rPr>
+                <w:rFonts w:ascii="Times New Roman" w:cs="Times New Roman" w:eastAsia="바탕" w:hAnsi="Times New Roman"/>
+                <w:b w:val="false"/>
+                <w:bCs w:val="false"/>
+                <w:sz w:val="17"/>
+                <w:szCs w:val="17"/>
+                <w:highlight w:val="yellow"/>
+              </w:rPr>
+              <w:t xml:space="preserve">【</w:t>
+            </w:r>
+            <w:r>
+              <w:rPr>
+                <w:rFonts w:ascii="Times New Roman" w:cs="Times New Roman" w:eastAsia="바탕" w:hAnsi="Times New Roman"/>
+                <w:b w:val="false"/>
+                <w:bCs w:val="false"/>
+                <w:sz w:val="17"/>
+                <w:szCs w:val="17"/>
+                <w:highlight w:val="yellow"/>
+              </w:rPr>
+              <w:t xml:space="preserve"> </w:t>
+            </w:r>
+            <w:r>
+              <w:rPr>
+                <w:rFonts w:ascii="Times New Roman" w:cs="Times New Roman" w:eastAsia="바탕" w:hAnsi="Times New Roman"/>
+                <w:b w:val="false"/>
+                <w:bCs w:val="false"/>
+                <w:sz w:val="17"/>
+                <w:szCs w:val="17"/>
+                <w:highlight w:val="yellow"/>
+              </w:rPr>
+              <w:t xml:space="preserve">】</w:t>
+            </w:r>
+          </w:p>
+        </w:tc>
       </w:tr>
       <w:tr>
         <w:trPr>
@@ -2430,7 +2798,7 @@
         </w:trPr>
         <w:tc>
           <w:tcPr>
-            <w:tcW w:type="dxa" w:w="1500"/>
+            <w:tcW w:type="dxa" w:w="1240"/>
             <w:gridSpan w:val="1"/>
             <w:tcBorders>
               <w:top w:val="none" w:color="FFFFFF" w:sz="0"/>
@@ -2466,7 +2834,7 @@
         </w:tc>
         <w:tc>
           <w:tcPr>
-            <w:tcW w:type="dxa" w:w="1550"/>
+            <w:tcW w:type="dxa" w:w="1300"/>
             <w:gridSpan w:val="1"/>
             <w:tcBorders>
               <w:top w:val="none" w:color="FFFFFF" w:sz="0"/>
@@ -2525,7 +2893,7 @@
         </w:tc>
         <w:tc>
           <w:tcPr>
-            <w:tcW w:type="dxa" w:w="1550"/>
+            <w:tcW w:type="dxa" w:w="1300"/>
             <w:gridSpan w:val="1"/>
             <w:tcBorders>
               <w:top w:val="none" w:color="FFFFFF" w:sz="0"/>
@@ -2582,6 +2950,65 @@
             </w:r>
           </w:p>
         </w:tc>
+        <w:tc>
+          <w:tcPr>
+            <w:tcW w:type="dxa" w:w="760"/>
+            <w:gridSpan w:val="1"/>
+            <w:tcBorders>
+              <w:top w:val="none" w:color="FFFFFF" w:sz="0"/>
+              <w:left w:val="none" w:color="FFFFFF" w:sz="0"/>
+              <w:bottom w:val="none" w:color="FFFFFF" w:sz="0"/>
+              <w:right w:val="none" w:color="FFFFFF" w:sz="0"/>
+            </w:tcBorders>
+            <w:tcMar>
+              <w:top w:type="dxa" w:w="40"/>
+              <w:left w:type="dxa" w:w="60"/>
+              <w:bottom w:type="dxa" w:w="40"/>
+              <w:right w:type="dxa" w:w="60"/>
+            </w:tcMar>
+            <w:vAlign w:val="center"/>
+          </w:tcPr>
+          <w:p>
+            <w:pPr>
+              <w:keepNext/>
+              <w:spacing w:after="0" w:before="0" w:line="300"/>
+              <w:jc w:val="center"/>
+            </w:pPr>
+            <w:r>
+              <w:rPr>
+                <w:rFonts w:ascii="Times New Roman" w:cs="Times New Roman" w:eastAsia="바탕" w:hAnsi="Times New Roman"/>
+                <w:b w:val="false"/>
+                <w:bCs w:val="false"/>
+                <w:sz w:val="17"/>
+                <w:szCs w:val="17"/>
+                <w:highlight w:val="yellow"/>
+              </w:rPr>
+              <w:t xml:space="preserve">【</w:t>
+            </w:r>
+            <w:r>
+              <w:rPr>
+                <w:rFonts w:ascii="Times New Roman" w:cs="Times New Roman" w:eastAsia="바탕" w:hAnsi="Times New Roman"/>
+                <w:b w:val="false"/>
+                <w:bCs w:val="false"/>
+                <w:sz w:val="17"/>
+                <w:szCs w:val="17"/>
+                <w:highlight w:val="yellow"/>
+              </w:rPr>
+              <w:t xml:space="preserve"> </w:t>
+            </w:r>
+            <w:r>
+              <w:rPr>
+                <w:rFonts w:ascii="Times New Roman" w:cs="Times New Roman" w:eastAsia="바탕" w:hAnsi="Times New Roman"/>
+                <w:b w:val="false"/>
+                <w:bCs w:val="false"/>
+                <w:sz w:val="17"/>
+                <w:szCs w:val="17"/>
+                <w:highlight w:val="yellow"/>
+              </w:rPr>
+              <w:t xml:space="preserve">】</w:t>
+            </w:r>
+          </w:p>
+        </w:tc>
       </w:tr>
       <w:tr>
         <w:trPr>
@@ -2589,7 +3016,7 @@
         </w:trPr>
         <w:tc>
           <w:tcPr>
-            <w:tcW w:type="dxa" w:w="1500"/>
+            <w:tcW w:type="dxa" w:w="1240"/>
             <w:gridSpan w:val="1"/>
             <w:tcBorders>
               <w:top w:val="none" w:color="FFFFFF" w:sz="0"/>
@@ -2625,7 +3052,7 @@
         </w:tc>
         <w:tc>
           <w:tcPr>
-            <w:tcW w:type="dxa" w:w="1550"/>
+            <w:tcW w:type="dxa" w:w="1300"/>
             <w:gridSpan w:val="1"/>
             <w:tcBorders>
               <w:top w:val="none" w:color="FFFFFF" w:sz="0"/>
@@ -2684,7 +3111,7 @@
         </w:tc>
         <w:tc>
           <w:tcPr>
-            <w:tcW w:type="dxa" w:w="1550"/>
+            <w:tcW w:type="dxa" w:w="1300"/>
             <w:gridSpan w:val="1"/>
             <w:tcBorders>
               <w:top w:val="none" w:color="FFFFFF" w:sz="0"/>
@@ -2741,6 +3168,65 @@
             </w:r>
           </w:p>
         </w:tc>
+        <w:tc>
+          <w:tcPr>
+            <w:tcW w:type="dxa" w:w="760"/>
+            <w:gridSpan w:val="1"/>
+            <w:tcBorders>
+              <w:top w:val="none" w:color="FFFFFF" w:sz="0"/>
+              <w:left w:val="none" w:color="FFFFFF" w:sz="0"/>
+              <w:bottom w:val="none" w:color="FFFFFF" w:sz="0"/>
+              <w:right w:val="none" w:color="FFFFFF" w:sz="0"/>
+            </w:tcBorders>
+            <w:tcMar>
+              <w:top w:type="dxa" w:w="40"/>
+              <w:left w:type="dxa" w:w="60"/>
+              <w:bottom w:type="dxa" w:w="40"/>
+              <w:right w:type="dxa" w:w="60"/>
+            </w:tcMar>
+            <w:vAlign w:val="center"/>
+          </w:tcPr>
+          <w:p>
+            <w:pPr>
+              <w:keepNext/>
+              <w:spacing w:after="0" w:before="0" w:line="300"/>
+              <w:jc w:val="center"/>
+            </w:pPr>
+            <w:r>
+              <w:rPr>
+                <w:rFonts w:ascii="Times New Roman" w:cs="Times New Roman" w:eastAsia="바탕" w:hAnsi="Times New Roman"/>
+                <w:b w:val="false"/>
+                <w:bCs w:val="false"/>
+                <w:sz w:val="17"/>
+                <w:szCs w:val="17"/>
+                <w:highlight w:val="yellow"/>
+              </w:rPr>
+              <w:t xml:space="preserve">【</w:t>
+            </w:r>
+            <w:r>
+              <w:rPr>
+                <w:rFonts w:ascii="Times New Roman" w:cs="Times New Roman" w:eastAsia="바탕" w:hAnsi="Times New Roman"/>
+                <w:b w:val="false"/>
+                <w:bCs w:val="false"/>
+                <w:sz w:val="17"/>
+                <w:szCs w:val="17"/>
+                <w:highlight w:val="yellow"/>
+              </w:rPr>
+              <w:t xml:space="preserve"> </w:t>
+            </w:r>
+            <w:r>
+              <w:rPr>
+                <w:rFonts w:ascii="Times New Roman" w:cs="Times New Roman" w:eastAsia="바탕" w:hAnsi="Times New Roman"/>
+                <w:b w:val="false"/>
+                <w:bCs w:val="false"/>
+                <w:sz w:val="17"/>
+                <w:szCs w:val="17"/>
+                <w:highlight w:val="yellow"/>
+              </w:rPr>
+              <w:t xml:space="preserve">】</w:t>
+            </w:r>
+          </w:p>
+        </w:tc>
       </w:tr>
       <w:tr>
         <w:trPr>
@@ -2748,7 +3234,7 @@
         </w:trPr>
         <w:tc>
           <w:tcPr>
-            <w:tcW w:type="dxa" w:w="1500"/>
+            <w:tcW w:type="dxa" w:w="1240"/>
             <w:gridSpan w:val="1"/>
             <w:tcBorders>
               <w:top w:val="none" w:color="FFFFFF" w:sz="0"/>
@@ -2784,7 +3270,7 @@
         </w:tc>
         <w:tc>
           <w:tcPr>
-            <w:tcW w:type="dxa" w:w="1550"/>
+            <w:tcW w:type="dxa" w:w="1300"/>
             <w:gridSpan w:val="1"/>
             <w:tcBorders>
               <w:top w:val="none" w:color="FFFFFF" w:sz="0"/>
@@ -2843,7 +3329,7 @@
         </w:tc>
         <w:tc>
           <w:tcPr>
-            <w:tcW w:type="dxa" w:w="1550"/>
+            <w:tcW w:type="dxa" w:w="1300"/>
             <w:gridSpan w:val="1"/>
             <w:tcBorders>
               <w:top w:val="none" w:color="FFFFFF" w:sz="0"/>
@@ -2900,6 +3386,65 @@
             </w:r>
           </w:p>
         </w:tc>
+        <w:tc>
+          <w:tcPr>
+            <w:tcW w:type="dxa" w:w="760"/>
+            <w:gridSpan w:val="1"/>
+            <w:tcBorders>
+              <w:top w:val="none" w:color="FFFFFF" w:sz="0"/>
+              <w:left w:val="none" w:color="FFFFFF" w:sz="0"/>
+              <w:bottom w:val="none" w:color="FFFFFF" w:sz="0"/>
+              <w:right w:val="none" w:color="FFFFFF" w:sz="0"/>
+            </w:tcBorders>
+            <w:tcMar>
+              <w:top w:type="dxa" w:w="40"/>
+              <w:left w:type="dxa" w:w="60"/>
+              <w:bottom w:type="dxa" w:w="40"/>
+              <w:right w:type="dxa" w:w="60"/>
+            </w:tcMar>
+            <w:vAlign w:val="center"/>
+          </w:tcPr>
+          <w:p>
+            <w:pPr>
+              <w:keepNext/>
+              <w:spacing w:after="0" w:before="0" w:line="300"/>
+              <w:jc w:val="center"/>
+            </w:pPr>
+            <w:r>
+              <w:rPr>
+                <w:rFonts w:ascii="Times New Roman" w:cs="Times New Roman" w:eastAsia="바탕" w:hAnsi="Times New Roman"/>
+                <w:b w:val="false"/>
+                <w:bCs w:val="false"/>
+                <w:sz w:val="17"/>
+                <w:szCs w:val="17"/>
+                <w:highlight w:val="yellow"/>
+              </w:rPr>
+              <w:t xml:space="preserve">【</w:t>
+            </w:r>
+            <w:r>
+              <w:rPr>
+                <w:rFonts w:ascii="Times New Roman" w:cs="Times New Roman" w:eastAsia="바탕" w:hAnsi="Times New Roman"/>
+                <w:b w:val="false"/>
+                <w:bCs w:val="false"/>
+                <w:sz w:val="17"/>
+                <w:szCs w:val="17"/>
+                <w:highlight w:val="yellow"/>
+              </w:rPr>
+              <w:t xml:space="preserve"> </w:t>
+            </w:r>
+            <w:r>
+              <w:rPr>
+                <w:rFonts w:ascii="Times New Roman" w:cs="Times New Roman" w:eastAsia="바탕" w:hAnsi="Times New Roman"/>
+                <w:b w:val="false"/>
+                <w:bCs w:val="false"/>
+                <w:sz w:val="17"/>
+                <w:szCs w:val="17"/>
+                <w:highlight w:val="yellow"/>
+              </w:rPr>
+              <w:t xml:space="preserve">】</w:t>
+            </w:r>
+          </w:p>
+        </w:tc>
       </w:tr>
       <w:tr>
         <w:trPr>
@@ -2907,7 +3452,464 @@
         </w:trPr>
         <w:tc>
           <w:tcPr>
-            <w:tcW w:type="dxa" w:w="1500"/>
+            <w:tcW w:type="dxa" w:w="1240"/>
+            <w:gridSpan w:val="1"/>
+            <w:tcBorders>
+              <w:top w:val="none" w:color="FFFFFF" w:sz="0"/>
+              <w:left w:val="none" w:color="FFFFFF" w:sz="0"/>
+              <w:bottom w:val="none" w:color="FFFFFF" w:sz="0"/>
+              <w:right w:val="none" w:color="FFFFFF" w:sz="0"/>
+            </w:tcBorders>
+            <w:tcMar>
+              <w:top w:type="dxa" w:w="40"/>
+              <w:left w:type="dxa" w:w="60"/>
+              <w:bottom w:type="dxa" w:w="40"/>
+              <w:right w:type="dxa" w:w="60"/>
+            </w:tcMar>
+            <w:vAlign w:val="center"/>
+          </w:tcPr>
+          <w:p>
+            <w:pPr>
+              <w:keepNext/>
+              <w:spacing w:after="0" w:before="0" w:line="300"/>
+              <w:jc w:val="left"/>
+            </w:pPr>
+            <w:r>
+              <w:rPr>
+                <w:rFonts w:ascii="Times New Roman" w:cs="Times New Roman" w:eastAsia="바탕" w:hAnsi="Times New Roman"/>
+                <w:b w:val="false"/>
+                <w:bCs w:val="false"/>
+                <w:sz w:val="17"/>
+                <w:szCs w:val="17"/>
+              </w:rPr>
+              <w:t xml:space="preserve">성별 (남/여, 명)</w:t>
+            </w:r>
+          </w:p>
+        </w:tc>
+        <w:tc>
+          <w:tcPr>
+            <w:tcW w:type="dxa" w:w="1300"/>
+            <w:gridSpan w:val="1"/>
+            <w:tcBorders>
+              <w:top w:val="none" w:color="FFFFFF" w:sz="0"/>
+              <w:left w:val="none" w:color="FFFFFF" w:sz="0"/>
+              <w:bottom w:val="none" w:color="FFFFFF" w:sz="0"/>
+              <w:right w:val="none" w:color="FFFFFF" w:sz="0"/>
+            </w:tcBorders>
+            <w:tcMar>
+              <w:top w:type="dxa" w:w="40"/>
+              <w:left w:type="dxa" w:w="60"/>
+              <w:bottom w:type="dxa" w:w="40"/>
+              <w:right w:type="dxa" w:w="60"/>
+            </w:tcMar>
+            <w:vAlign w:val="center"/>
+          </w:tcPr>
+          <w:p>
+            <w:pPr>
+              <w:keepNext/>
+              <w:spacing w:after="0" w:before="0" w:line="300"/>
+              <w:jc w:val="center"/>
+            </w:pPr>
+            <w:r>
+              <w:rPr>
+                <w:rFonts w:ascii="Times New Roman" w:cs="Times New Roman" w:eastAsia="바탕" w:hAnsi="Times New Roman"/>
+                <w:b w:val="false"/>
+                <w:bCs w:val="false"/>
+                <w:sz w:val="17"/>
+                <w:szCs w:val="17"/>
+                <w:highlight w:val="yellow"/>
+              </w:rPr>
+              <w:t xml:space="preserve">【</w:t>
+            </w:r>
+            <w:r>
+              <w:rPr>
+                <w:rFonts w:ascii="Times New Roman" w:cs="Times New Roman" w:eastAsia="바탕" w:hAnsi="Times New Roman"/>
+                <w:b w:val="false"/>
+                <w:bCs w:val="false"/>
+                <w:sz w:val="17"/>
+                <w:szCs w:val="17"/>
+                <w:highlight w:val="yellow"/>
+              </w:rPr>
+              <w:t xml:space="preserve"> </w:t>
+            </w:r>
+            <w:r>
+              <w:rPr>
+                <w:rFonts w:ascii="Times New Roman" w:cs="Times New Roman" w:eastAsia="바탕" w:hAnsi="Times New Roman"/>
+                <w:b w:val="false"/>
+                <w:bCs w:val="false"/>
+                <w:sz w:val="17"/>
+                <w:szCs w:val="17"/>
+                <w:highlight w:val="yellow"/>
+              </w:rPr>
+              <w:t xml:space="preserve">】</w:t>
+            </w:r>
+          </w:p>
+        </w:tc>
+        <w:tc>
+          <w:tcPr>
+            <w:tcW w:type="dxa" w:w="1300"/>
+            <w:gridSpan w:val="1"/>
+            <w:tcBorders>
+              <w:top w:val="none" w:color="FFFFFF" w:sz="0"/>
+              <w:left w:val="none" w:color="FFFFFF" w:sz="0"/>
+              <w:bottom w:val="none" w:color="FFFFFF" w:sz="0"/>
+              <w:right w:val="none" w:color="FFFFFF" w:sz="0"/>
+            </w:tcBorders>
+            <w:tcMar>
+              <w:top w:type="dxa" w:w="40"/>
+              <w:left w:type="dxa" w:w="60"/>
+              <w:bottom w:type="dxa" w:w="40"/>
+              <w:right w:type="dxa" w:w="60"/>
+            </w:tcMar>
+            <w:vAlign w:val="center"/>
+          </w:tcPr>
+          <w:p>
+            <w:pPr>
+              <w:keepNext/>
+              <w:spacing w:after="0" w:before="0" w:line="300"/>
+              <w:jc w:val="center"/>
+            </w:pPr>
+            <w:r>
+              <w:rPr>
+                <w:rFonts w:ascii="Times New Roman" w:cs="Times New Roman" w:eastAsia="바탕" w:hAnsi="Times New Roman"/>
+                <w:b w:val="false"/>
+                <w:bCs w:val="false"/>
+                <w:sz w:val="17"/>
+                <w:szCs w:val="17"/>
+                <w:highlight w:val="yellow"/>
+              </w:rPr>
+              <w:t xml:space="preserve">【</w:t>
+            </w:r>
+            <w:r>
+              <w:rPr>
+                <w:rFonts w:ascii="Times New Roman" w:cs="Times New Roman" w:eastAsia="바탕" w:hAnsi="Times New Roman"/>
+                <w:b w:val="false"/>
+                <w:bCs w:val="false"/>
+                <w:sz w:val="17"/>
+                <w:szCs w:val="17"/>
+                <w:highlight w:val="yellow"/>
+              </w:rPr>
+              <w:t xml:space="preserve"> </w:t>
+            </w:r>
+            <w:r>
+              <w:rPr>
+                <w:rFonts w:ascii="Times New Roman" w:cs="Times New Roman" w:eastAsia="바탕" w:hAnsi="Times New Roman"/>
+                <w:b w:val="false"/>
+                <w:bCs w:val="false"/>
+                <w:sz w:val="17"/>
+                <w:szCs w:val="17"/>
+                <w:highlight w:val="yellow"/>
+              </w:rPr>
+              <w:t xml:space="preserve">】</w:t>
+            </w:r>
+          </w:p>
+        </w:tc>
+        <w:tc>
+          <w:tcPr>
+            <w:tcW w:type="dxa" w:w="760"/>
+            <w:gridSpan w:val="1"/>
+            <w:tcBorders>
+              <w:top w:val="none" w:color="FFFFFF" w:sz="0"/>
+              <w:left w:val="none" w:color="FFFFFF" w:sz="0"/>
+              <w:bottom w:val="none" w:color="FFFFFF" w:sz="0"/>
+              <w:right w:val="none" w:color="FFFFFF" w:sz="0"/>
+            </w:tcBorders>
+            <w:tcMar>
+              <w:top w:type="dxa" w:w="40"/>
+              <w:left w:type="dxa" w:w="60"/>
+              <w:bottom w:type="dxa" w:w="40"/>
+              <w:right w:type="dxa" w:w="60"/>
+            </w:tcMar>
+            <w:vAlign w:val="center"/>
+          </w:tcPr>
+          <w:p>
+            <w:pPr>
+              <w:keepNext/>
+              <w:spacing w:after="0" w:before="0" w:line="300"/>
+              <w:jc w:val="center"/>
+            </w:pPr>
+            <w:r>
+              <w:rPr>
+                <w:rFonts w:ascii="Times New Roman" w:cs="Times New Roman" w:eastAsia="바탕" w:hAnsi="Times New Roman"/>
+                <w:b w:val="false"/>
+                <w:bCs w:val="false"/>
+                <w:sz w:val="17"/>
+                <w:szCs w:val="17"/>
+                <w:highlight w:val="yellow"/>
+              </w:rPr>
+              <w:t xml:space="preserve">【</w:t>
+            </w:r>
+            <w:r>
+              <w:rPr>
+                <w:rFonts w:ascii="Times New Roman" w:cs="Times New Roman" w:eastAsia="바탕" w:hAnsi="Times New Roman"/>
+                <w:b w:val="false"/>
+                <w:bCs w:val="false"/>
+                <w:sz w:val="17"/>
+                <w:szCs w:val="17"/>
+                <w:highlight w:val="yellow"/>
+              </w:rPr>
+              <w:t xml:space="preserve"> </w:t>
+            </w:r>
+            <w:r>
+              <w:rPr>
+                <w:rFonts w:ascii="Times New Roman" w:cs="Times New Roman" w:eastAsia="바탕" w:hAnsi="Times New Roman"/>
+                <w:b w:val="false"/>
+                <w:bCs w:val="false"/>
+                <w:sz w:val="17"/>
+                <w:szCs w:val="17"/>
+                <w:highlight w:val="yellow"/>
+              </w:rPr>
+              <w:t xml:space="preserve">】</w:t>
+            </w:r>
+          </w:p>
+        </w:tc>
+      </w:tr>
+      <w:tr>
+        <w:trPr>
+          <w:cantSplit/>
+        </w:trPr>
+        <w:tc>
+          <w:tcPr>
+            <w:tcW w:type="dxa" w:w="1240"/>
+            <w:gridSpan w:val="1"/>
+            <w:tcBorders>
+              <w:top w:val="none" w:color="FFFFFF" w:sz="0"/>
+              <w:left w:val="none" w:color="FFFFFF" w:sz="0"/>
+              <w:bottom w:val="none" w:color="FFFFFF" w:sz="0"/>
+              <w:right w:val="none" w:color="FFFFFF" w:sz="0"/>
+            </w:tcBorders>
+            <w:tcMar>
+              <w:top w:type="dxa" w:w="40"/>
+              <w:left w:type="dxa" w:w="60"/>
+              <w:bottom w:type="dxa" w:w="40"/>
+              <w:right w:type="dxa" w:w="60"/>
+            </w:tcMar>
+            <w:vAlign w:val="center"/>
+          </w:tcPr>
+          <w:p>
+            <w:pPr>
+              <w:keepNext/>
+              <w:spacing w:after="0" w:before="0" w:line="300"/>
+              <w:jc w:val="left"/>
+            </w:pPr>
+            <w:r>
+              <w:rPr>
+                <w:rFonts w:ascii="Times New Roman" w:cs="Times New Roman" w:eastAsia="바탕" w:hAnsi="Times New Roman"/>
+                <w:b w:val="false"/>
+                <w:bCs w:val="false"/>
+                <w:sz w:val="17"/>
+                <w:szCs w:val="17"/>
+              </w:rPr>
+              <w:t xml:space="preserve">VO</w:t>
+            </w:r>
+            <w:r>
+              <w:rPr>
+                <w:rFonts w:ascii="Times New Roman" w:cs="Times New Roman" w:eastAsia="바탕" w:hAnsi="Times New Roman"/>
+                <w:b w:val="false"/>
+                <w:bCs w:val="false"/>
+                <w:sz w:val="17"/>
+                <w:szCs w:val="17"/>
+                <w:vertAlign w:val="subscript"/>
+              </w:rPr>
+              <w:t xml:space="preserve">2</w:t>
+            </w:r>
+            <w:r>
+              <w:rPr>
+                <w:rFonts w:ascii="Times New Roman" w:cs="Times New Roman" w:eastAsia="바탕" w:hAnsi="Times New Roman"/>
+                <w:b w:val="false"/>
+                <w:bCs w:val="false"/>
+                <w:sz w:val="17"/>
+                <w:szCs w:val="17"/>
+              </w:rPr>
+              <w:t xml:space="preserve">max (mL/kg/min)</w:t>
+            </w:r>
+          </w:p>
+        </w:tc>
+        <w:tc>
+          <w:tcPr>
+            <w:tcW w:type="dxa" w:w="1300"/>
+            <w:gridSpan w:val="1"/>
+            <w:tcBorders>
+              <w:top w:val="none" w:color="FFFFFF" w:sz="0"/>
+              <w:left w:val="none" w:color="FFFFFF" w:sz="0"/>
+              <w:bottom w:val="none" w:color="FFFFFF" w:sz="0"/>
+              <w:right w:val="none" w:color="FFFFFF" w:sz="0"/>
+            </w:tcBorders>
+            <w:tcMar>
+              <w:top w:type="dxa" w:w="40"/>
+              <w:left w:type="dxa" w:w="60"/>
+              <w:bottom w:type="dxa" w:w="40"/>
+              <w:right w:type="dxa" w:w="60"/>
+            </w:tcMar>
+            <w:vAlign w:val="center"/>
+          </w:tcPr>
+          <w:p>
+            <w:pPr>
+              <w:keepNext/>
+              <w:spacing w:after="0" w:before="0" w:line="300"/>
+              <w:jc w:val="center"/>
+            </w:pPr>
+            <w:r>
+              <w:rPr>
+                <w:rFonts w:ascii="Times New Roman" w:cs="Times New Roman" w:eastAsia="바탕" w:hAnsi="Times New Roman"/>
+                <w:b w:val="false"/>
+                <w:bCs w:val="false"/>
+                <w:sz w:val="17"/>
+                <w:szCs w:val="17"/>
+                <w:highlight w:val="yellow"/>
+              </w:rPr>
+              <w:t xml:space="preserve">【</w:t>
+            </w:r>
+            <w:r>
+              <w:rPr>
+                <w:rFonts w:ascii="Times New Roman" w:cs="Times New Roman" w:eastAsia="바탕" w:hAnsi="Times New Roman"/>
+                <w:b w:val="false"/>
+                <w:bCs w:val="false"/>
+                <w:sz w:val="17"/>
+                <w:szCs w:val="17"/>
+                <w:highlight w:val="yellow"/>
+              </w:rPr>
+              <w:t xml:space="preserve"> </w:t>
+            </w:r>
+            <w:r>
+              <w:rPr>
+                <w:rFonts w:ascii="Times New Roman" w:cs="Times New Roman" w:eastAsia="바탕" w:hAnsi="Times New Roman"/>
+                <w:b w:val="false"/>
+                <w:bCs w:val="false"/>
+                <w:sz w:val="17"/>
+                <w:szCs w:val="17"/>
+                <w:highlight w:val="yellow"/>
+              </w:rPr>
+              <w:t xml:space="preserve">】</w:t>
+            </w:r>
+          </w:p>
+        </w:tc>
+        <w:tc>
+          <w:tcPr>
+            <w:tcW w:type="dxa" w:w="1300"/>
+            <w:gridSpan w:val="1"/>
+            <w:tcBorders>
+              <w:top w:val="none" w:color="FFFFFF" w:sz="0"/>
+              <w:left w:val="none" w:color="FFFFFF" w:sz="0"/>
+              <w:bottom w:val="none" w:color="FFFFFF" w:sz="0"/>
+              <w:right w:val="none" w:color="FFFFFF" w:sz="0"/>
+            </w:tcBorders>
+            <w:tcMar>
+              <w:top w:type="dxa" w:w="40"/>
+              <w:left w:type="dxa" w:w="60"/>
+              <w:bottom w:type="dxa" w:w="40"/>
+              <w:right w:type="dxa" w:w="60"/>
+            </w:tcMar>
+            <w:vAlign w:val="center"/>
+          </w:tcPr>
+          <w:p>
+            <w:pPr>
+              <w:keepNext/>
+              <w:spacing w:after="0" w:before="0" w:line="300"/>
+              <w:jc w:val="center"/>
+            </w:pPr>
+            <w:r>
+              <w:rPr>
+                <w:rFonts w:ascii="Times New Roman" w:cs="Times New Roman" w:eastAsia="바탕" w:hAnsi="Times New Roman"/>
+                <w:b w:val="false"/>
+                <w:bCs w:val="false"/>
+                <w:sz w:val="17"/>
+                <w:szCs w:val="17"/>
+                <w:highlight w:val="yellow"/>
+              </w:rPr>
+              <w:t xml:space="preserve">【</w:t>
+            </w:r>
+            <w:r>
+              <w:rPr>
+                <w:rFonts w:ascii="Times New Roman" w:cs="Times New Roman" w:eastAsia="바탕" w:hAnsi="Times New Roman"/>
+                <w:b w:val="false"/>
+                <w:bCs w:val="false"/>
+                <w:sz w:val="17"/>
+                <w:szCs w:val="17"/>
+                <w:highlight w:val="yellow"/>
+              </w:rPr>
+              <w:t xml:space="preserve"> </w:t>
+            </w:r>
+            <w:r>
+              <w:rPr>
+                <w:rFonts w:ascii="Times New Roman" w:cs="Times New Roman" w:eastAsia="바탕" w:hAnsi="Times New Roman"/>
+                <w:b w:val="false"/>
+                <w:bCs w:val="false"/>
+                <w:sz w:val="17"/>
+                <w:szCs w:val="17"/>
+                <w:highlight w:val="yellow"/>
+              </w:rPr>
+              <w:t xml:space="preserve">】</w:t>
+            </w:r>
+          </w:p>
+        </w:tc>
+        <w:tc>
+          <w:tcPr>
+            <w:tcW w:type="dxa" w:w="760"/>
+            <w:gridSpan w:val="1"/>
+            <w:tcBorders>
+              <w:top w:val="none" w:color="FFFFFF" w:sz="0"/>
+              <w:left w:val="none" w:color="FFFFFF" w:sz="0"/>
+              <w:bottom w:val="none" w:color="FFFFFF" w:sz="0"/>
+              <w:right w:val="none" w:color="FFFFFF" w:sz="0"/>
+            </w:tcBorders>
+            <w:tcMar>
+              <w:top w:type="dxa" w:w="40"/>
+              <w:left w:type="dxa" w:w="60"/>
+              <w:bottom w:type="dxa" w:w="40"/>
+              <w:right w:type="dxa" w:w="60"/>
+            </w:tcMar>
+            <w:vAlign w:val="center"/>
+          </w:tcPr>
+          <w:p>
+            <w:pPr>
+              <w:keepNext/>
+              <w:spacing w:after="0" w:before="0" w:line="300"/>
+              <w:jc w:val="center"/>
+            </w:pPr>
+            <w:r>
+              <w:rPr>
+                <w:rFonts w:ascii="Times New Roman" w:cs="Times New Roman" w:eastAsia="바탕" w:hAnsi="Times New Roman"/>
+                <w:b w:val="false"/>
+                <w:bCs w:val="false"/>
+                <w:sz w:val="17"/>
+                <w:szCs w:val="17"/>
+                <w:highlight w:val="yellow"/>
+              </w:rPr>
+              <w:t xml:space="preserve">【</w:t>
+            </w:r>
+            <w:r>
+              <w:rPr>
+                <w:rFonts w:ascii="Times New Roman" w:cs="Times New Roman" w:eastAsia="바탕" w:hAnsi="Times New Roman"/>
+                <w:b w:val="false"/>
+                <w:bCs w:val="false"/>
+                <w:sz w:val="17"/>
+                <w:szCs w:val="17"/>
+                <w:highlight w:val="yellow"/>
+              </w:rPr>
+              <w:t xml:space="preserve"> </w:t>
+            </w:r>
+            <w:r>
+              <w:rPr>
+                <w:rFonts w:ascii="Times New Roman" w:cs="Times New Roman" w:eastAsia="바탕" w:hAnsi="Times New Roman"/>
+                <w:b w:val="false"/>
+                <w:bCs w:val="false"/>
+                <w:sz w:val="17"/>
+                <w:szCs w:val="17"/>
+                <w:highlight w:val="yellow"/>
+              </w:rPr>
+              <w:t xml:space="preserve">】</w:t>
+            </w:r>
+          </w:p>
+        </w:tc>
+      </w:tr>
+      <w:tr>
+        <w:trPr>
+          <w:cantSplit/>
+        </w:trPr>
+        <w:tc>
+          <w:tcPr>
+            <w:tcW w:type="dxa" w:w="1240"/>
             <w:gridSpan w:val="1"/>
             <w:tcBorders>
               <w:top w:val="none" w:color="FFFFFF" w:sz="0"/>
@@ -2937,13 +3939,13 @@
                 <w:sz w:val="17"/>
                 <w:szCs w:val="17"/>
               </w:rPr>
-              <w:t xml:space="preserve">성별 (남/여)</w:t>
+              <w:t xml:space="preserve">FMS 총점 (점)</w:t>
             </w:r>
           </w:p>
         </w:tc>
         <w:tc>
           <w:tcPr>
-            <w:tcW w:type="dxa" w:w="1550"/>
+            <w:tcW w:type="dxa" w:w="1300"/>
             <w:gridSpan w:val="1"/>
             <w:tcBorders>
               <w:top w:val="none" w:color="FFFFFF" w:sz="0"/>
@@ -3002,7 +4004,7 @@
         </w:tc>
         <w:tc>
           <w:tcPr>
-            <w:tcW w:type="dxa" w:w="1550"/>
+            <w:tcW w:type="dxa" w:w="1300"/>
             <w:gridSpan w:val="1"/>
             <w:tcBorders>
               <w:top w:val="none" w:color="FFFFFF" w:sz="0"/>
@@ -3059,6 +4061,65 @@
             </w:r>
           </w:p>
         </w:tc>
+        <w:tc>
+          <w:tcPr>
+            <w:tcW w:type="dxa" w:w="760"/>
+            <w:gridSpan w:val="1"/>
+            <w:tcBorders>
+              <w:top w:val="none" w:color="FFFFFF" w:sz="0"/>
+              <w:left w:val="none" w:color="FFFFFF" w:sz="0"/>
+              <w:bottom w:val="single" w:color="000000" w:sz="10"/>
+              <w:right w:val="none" w:color="FFFFFF" w:sz="0"/>
+            </w:tcBorders>
+            <w:tcMar>
+              <w:top w:type="dxa" w:w="40"/>
+              <w:left w:type="dxa" w:w="60"/>
+              <w:bottom w:type="dxa" w:w="40"/>
+              <w:right w:type="dxa" w:w="60"/>
+            </w:tcMar>
+            <w:vAlign w:val="center"/>
+          </w:tcPr>
+          <w:p>
+            <w:pPr>
+              <w:keepNext w:val="false"/>
+              <w:spacing w:after="0" w:before="0" w:line="300"/>
+              <w:jc w:val="center"/>
+            </w:pPr>
+            <w:r>
+              <w:rPr>
+                <w:rFonts w:ascii="Times New Roman" w:cs="Times New Roman" w:eastAsia="바탕" w:hAnsi="Times New Roman"/>
+                <w:b w:val="false"/>
+                <w:bCs w:val="false"/>
+                <w:sz w:val="17"/>
+                <w:szCs w:val="17"/>
+                <w:highlight w:val="yellow"/>
+              </w:rPr>
+              <w:t xml:space="preserve">【</w:t>
+            </w:r>
+            <w:r>
+              <w:rPr>
+                <w:rFonts w:ascii="Times New Roman" w:cs="Times New Roman" w:eastAsia="바탕" w:hAnsi="Times New Roman"/>
+                <w:b w:val="false"/>
+                <w:bCs w:val="false"/>
+                <w:sz w:val="17"/>
+                <w:szCs w:val="17"/>
+                <w:highlight w:val="yellow"/>
+              </w:rPr>
+              <w:t xml:space="preserve"> </w:t>
+            </w:r>
+            <w:r>
+              <w:rPr>
+                <w:rFonts w:ascii="Times New Roman" w:cs="Times New Roman" w:eastAsia="바탕" w:hAnsi="Times New Roman"/>
+                <w:b w:val="false"/>
+                <w:bCs w:val="false"/>
+                <w:sz w:val="17"/>
+                <w:szCs w:val="17"/>
+                <w:highlight w:val="yellow"/>
+              </w:rPr>
+              <w:t xml:space="preserve">】</w:t>
+            </w:r>
+          </w:p>
+        </w:tc>
       </w:tr>
     </w:tbl>
     <w:p>
@@ -3071,7 +4132,43 @@
           <w:sz w:val="16"/>
           <w:szCs w:val="16"/>
         </w:rPr>
-        <w:t xml:space="preserve">값은 평균±표준편차.</w:t>
+        <w:t xml:space="preserve">값은 평균±표준편차(성별은 명). </w:t>
+      </w:r>
+      <w:r>
+        <w:rPr>
+          <w:rFonts w:ascii="Times New Roman" w:cs="Times New Roman" w:eastAsia="바탕" w:hAnsi="Times New Roman"/>
+          <w:i/>
+          <w:iCs/>
+          <w:sz w:val="16"/>
+          <w:szCs w:val="16"/>
+        </w:rPr>
+        <w:t xml:space="preserve">p</w:t>
+      </w:r>
+      <w:r>
+        <w:rPr>
+          <w:rFonts w:ascii="Times New Roman" w:cs="Times New Roman" w:eastAsia="바탕" w:hAnsi="Times New Roman"/>
+          <w:sz w:val="16"/>
+          <w:szCs w:val="16"/>
+        </w:rPr>
+        <w:t xml:space="preserve">, 독립표본 </w:t>
+      </w:r>
+      <w:r>
+        <w:rPr>
+          <w:rFonts w:ascii="Times New Roman" w:cs="Times New Roman" w:eastAsia="바탕" w:hAnsi="Times New Roman"/>
+          <w:i/>
+          <w:iCs/>
+          <w:sz w:val="16"/>
+          <w:szCs w:val="16"/>
+        </w:rPr>
+        <w:t xml:space="preserve">t</w:t>
+      </w:r>
+      <w:r>
+        <w:rPr>
+          <w:rFonts w:ascii="Times New Roman" w:cs="Times New Roman" w:eastAsia="바탕" w:hAnsi="Times New Roman"/>
+          <w:sz w:val="16"/>
+          <w:szCs w:val="16"/>
+        </w:rPr>
+        <w:t xml:space="preserve">검정(성별은 Fisher의 정확검정).</w:t>
       </w:r>
     </w:p>
     <w:p>
@@ -3120,7 +4217,7 @@
           <w:szCs w:val="20"/>
           <w:highlight w:val="yellow"/>
         </w:rPr>
-        <w:t xml:space="preserve">주차별 진행 기준 기재</w:t>
+        <w:t xml:space="preserve">주차별 진행 기준: 예) 1–4주 1:1, 5–8주 1.5:1, 9–12주 2:1</w:t>
       </w:r>
       <w:r>
         <w:rPr>
@@ -3327,7 +4424,42 @@
           <w:sz w:val="20"/>
           <w:szCs w:val="20"/>
         </w:rPr>
-        <w:t xml:space="preserve">.</w:t>
+        <w:t xml:space="preserve">. H-IFIT는 </w:t>
+      </w:r>
+      <w:r>
+        <w:rPr>
+          <w:rFonts w:ascii="Times New Roman" w:cs="Times New Roman" w:eastAsia="바탕" w:hAnsi="Times New Roman"/>
+          <w:sz w:val="20"/>
+          <w:szCs w:val="20"/>
+          <w:highlight w:val="yellow"/>
+        </w:rPr>
+        <w:t xml:space="preserve">【</w:t>
+      </w:r>
+      <w:r>
+        <w:rPr>
+          <w:rFonts w:ascii="Times New Roman" w:cs="Times New Roman" w:eastAsia="바탕" w:hAnsi="Times New Roman"/>
+          <w:sz w:val="20"/>
+          <w:szCs w:val="20"/>
+          <w:highlight w:val="yellow"/>
+        </w:rPr>
+        <w:t xml:space="preserve">정규훈련 전/후 또는 별도 시간</w:t>
+      </w:r>
+      <w:r>
+        <w:rPr>
+          <w:rFonts w:ascii="Times New Roman" w:cs="Times New Roman" w:eastAsia="바탕" w:hAnsi="Times New Roman"/>
+          <w:sz w:val="20"/>
+          <w:szCs w:val="20"/>
+          <w:highlight w:val="yellow"/>
+        </w:rPr>
+        <w:t xml:space="preserve">】</w:t>
+      </w:r>
+      <w:r>
+        <w:rPr>
+          <w:rFonts w:ascii="Times New Roman" w:cs="Times New Roman" w:eastAsia="바탕" w:hAnsi="Times New Roman"/>
+          <w:sz w:val="20"/>
+          <w:szCs w:val="20"/>
+        </w:rPr>
+        <w:t xml:space="preserve">에 실시하였다.</w:t>
       </w:r>
     </w:p>
     <w:p>
@@ -4186,7 +5318,7 @@
           <w:sz w:val="20"/>
           <w:szCs w:val="20"/>
         </w:rPr>
-        <w:t xml:space="preserve">한 경우 최대 수준에 도달한 것으로 판단하였다(Midgley et al., 2007). 사전·사후 검사는 동일한 시간대와 조건에서 실시하였고, 사후 검사는 마지막 훈련 후 </w:t>
+        <w:t xml:space="preserve">한 경우 최대 수준에 도달한 것으로 판단하였다(Midgley et al., 2007). 사전 검사는 중재 시작 전 </w:t>
       </w:r>
       <w:r>
         <w:rPr>
@@ -4221,7 +5353,77 @@
           <w:sz w:val="20"/>
           <w:szCs w:val="20"/>
         </w:rPr>
-        <w:t xml:space="preserve">시간이 지난 뒤 실시하였다.</w:t>
+        <w:t xml:space="preserve">일 이내, 사후 검사는 중재 종료 후 </w:t>
+      </w:r>
+      <w:r>
+        <w:rPr>
+          <w:rFonts w:ascii="Times New Roman" w:cs="Times New Roman" w:eastAsia="바탕" w:hAnsi="Times New Roman"/>
+          <w:sz w:val="20"/>
+          <w:szCs w:val="20"/>
+          <w:highlight w:val="yellow"/>
+        </w:rPr>
+        <w:t xml:space="preserve">【</w:t>
+      </w:r>
+      <w:r>
+        <w:rPr>
+          <w:rFonts w:ascii="Times New Roman" w:cs="Times New Roman" w:eastAsia="바탕" w:hAnsi="Times New Roman"/>
+          <w:sz w:val="20"/>
+          <w:szCs w:val="20"/>
+          <w:highlight w:val="yellow"/>
+        </w:rPr>
+        <w:t xml:space="preserve"> </w:t>
+      </w:r>
+      <w:r>
+        <w:rPr>
+          <w:rFonts w:ascii="Times New Roman" w:cs="Times New Roman" w:eastAsia="바탕" w:hAnsi="Times New Roman"/>
+          <w:sz w:val="20"/>
+          <w:szCs w:val="20"/>
+          <w:highlight w:val="yellow"/>
+        </w:rPr>
+        <w:t xml:space="preserve">】</w:t>
+      </w:r>
+      <w:r>
+        <w:rPr>
+          <w:rFonts w:ascii="Times New Roman" w:cs="Times New Roman" w:eastAsia="바탕" w:hAnsi="Times New Roman"/>
+          <w:sz w:val="20"/>
+          <w:szCs w:val="20"/>
+        </w:rPr>
+        <w:t xml:space="preserve">일 이내에 동일한 시간대와 조건에서 실시하였으며, 대상자에게는 검사 전 24시간 동안 고강도 운동과 카페인 섭취를 제한하도록 하였다</w:t>
+      </w:r>
+      <w:r>
+        <w:rPr>
+          <w:rFonts w:ascii="Times New Roman" w:cs="Times New Roman" w:eastAsia="바탕" w:hAnsi="Times New Roman"/>
+          <w:sz w:val="20"/>
+          <w:szCs w:val="20"/>
+          <w:highlight w:val="yellow"/>
+        </w:rPr>
+        <w:t xml:space="preserve">【</w:t>
+      </w:r>
+      <w:r>
+        <w:rPr>
+          <w:rFonts w:ascii="Times New Roman" w:cs="Times New Roman" w:eastAsia="바탕" w:hAnsi="Times New Roman"/>
+          <w:sz w:val="20"/>
+          <w:szCs w:val="20"/>
+          <w:highlight w:val="yellow"/>
+        </w:rPr>
+        <w:t xml:space="preserve">실제 통제 내용 확인</w:t>
+      </w:r>
+      <w:r>
+        <w:rPr>
+          <w:rFonts w:ascii="Times New Roman" w:cs="Times New Roman" w:eastAsia="바탕" w:hAnsi="Times New Roman"/>
+          <w:sz w:val="20"/>
+          <w:szCs w:val="20"/>
+          <w:highlight w:val="yellow"/>
+        </w:rPr>
+        <w:t xml:space="preserve">】</w:t>
+      </w:r>
+      <w:r>
+        <w:rPr>
+          <w:rFonts w:ascii="Times New Roman" w:cs="Times New Roman" w:eastAsia="바탕" w:hAnsi="Times New Roman"/>
+          <w:sz w:val="20"/>
+          <w:szCs w:val="20"/>
+        </w:rPr>
+        <w:t xml:space="preserve">.</w:t>
       </w:r>
     </w:p>
     <w:p>
@@ -4252,7 +5454,7 @@
           <w:sz w:val="20"/>
           <w:szCs w:val="20"/>
         </w:rPr>
-        <w:t xml:space="preserve">FMS는 Cook 등(2014a, 2014b)이 제시한 절차에 따라 Deep Squat, Hurdle Step, In-line Lunge, Shoulder Mobility, Active Straight Leg Raise, Trunk Stability Push-up, Rotary Stability의 7개 항목으로 평가하였다. 각 항목은 0–3점으로 채점하였고, 좌우를 평가하는 항목은 낮은 쪽 점수를 항목 점수로 하였으며, 어깨 충돌·척추 신전·척추 굴곡 배제 검사(clearing test)에서 통증이 나타나면 해당 항목을 0점으로 처리하였다. 총점은 7개 항목의 합(0–21점)으로 산출하였다. 평가는 </w:t>
+        <w:t xml:space="preserve">FMS는 Cook 등(2014a, 2014b)이 제시한 절차에 따라 Deep Squat, Hurdle Step, In-line Lunge, Shoulder Mobility, Active Straight Leg Raise, Trunk Stability Push-up, Rotary Stability의 7개 항목으로 평가하였다. 각 항목은 0–3점으로 채점하였고, 좌우를 평가하는 항목은 낮은 쪽 점수를 항목 점수로 하였으며, 어깨 충돌·척추 신전·척추 굴곡 배제 검사(clearing test)에서 통증이 나타나면 해당 항목을 0점으로 처리하였다. 이 연구에서는 7개 항목의 합(0–21점)인 총점을 분석에 사용하였다. 평가는 </w:t>
       </w:r>
       <w:r>
         <w:rPr>
@@ -4287,25 +5489,25 @@
           <w:sz w:val="20"/>
           <w:szCs w:val="20"/>
         </w:rPr>
-        <w:t xml:space="preserve">이 </w:t>
-      </w:r>
-      <w:r>
-        <w:rPr>
-          <w:rFonts w:ascii="Times New Roman" w:cs="Times New Roman" w:eastAsia="바탕" w:hAnsi="Times New Roman"/>
-          <w:sz w:val="20"/>
-          <w:szCs w:val="20"/>
-          <w:highlight w:val="yellow"/>
-        </w:rPr>
-        <w:t xml:space="preserve">【</w:t>
-      </w:r>
-      <w:r>
-        <w:rPr>
-          <w:rFonts w:ascii="Times New Roman" w:cs="Times New Roman" w:eastAsia="바탕" w:hAnsi="Times New Roman"/>
-          <w:sz w:val="20"/>
-          <w:szCs w:val="20"/>
-          <w:highlight w:val="yellow"/>
-        </w:rPr>
-        <w:t xml:space="preserve">집단 배정을 모르는 상태에서</w:t>
+        <w:t xml:space="preserve">이 사전·사후 모두 </w:t>
+      </w:r>
+      <w:r>
+        <w:rPr>
+          <w:rFonts w:ascii="Times New Roman" w:cs="Times New Roman" w:eastAsia="바탕" w:hAnsi="Times New Roman"/>
+          <w:sz w:val="20"/>
+          <w:szCs w:val="20"/>
+          <w:highlight w:val="yellow"/>
+        </w:rPr>
+        <w:t xml:space="preserve">【</w:t>
+      </w:r>
+      <w:r>
+        <w:rPr>
+          <w:rFonts w:ascii="Times New Roman" w:cs="Times New Roman" w:eastAsia="바탕" w:hAnsi="Times New Roman"/>
+          <w:sz w:val="20"/>
+          <w:szCs w:val="20"/>
+          <w:highlight w:val="yellow"/>
+        </w:rPr>
+        <w:t xml:space="preserve">동일하게, 집단 배정을 모르는 상태에서</w:t>
       </w:r>
       <w:r>
         <w:rPr>
@@ -4392,7 +5594,59 @@
           <w:sz w:val="20"/>
           <w:szCs w:val="20"/>
         </w:rPr>
-        <w:t xml:space="preserve">.</w:t>
+        <w:t xml:space="preserve">. FMS는 VO</w:t>
+      </w:r>
+      <w:r>
+        <w:rPr>
+          <w:rFonts w:ascii="Times New Roman" w:cs="Times New Roman" w:eastAsia="바탕" w:hAnsi="Times New Roman"/>
+          <w:sz w:val="20"/>
+          <w:szCs w:val="20"/>
+          <w:vertAlign w:val="subscript"/>
+        </w:rPr>
+        <w:t xml:space="preserve">2</w:t>
+      </w:r>
+      <w:r>
+        <w:rPr>
+          <w:rFonts w:ascii="Times New Roman" w:cs="Times New Roman" w:eastAsia="바탕" w:hAnsi="Times New Roman"/>
+          <w:sz w:val="20"/>
+          <w:szCs w:val="20"/>
+        </w:rPr>
+        <w:t xml:space="preserve">max 검사와 </w:t>
+      </w:r>
+      <w:r>
+        <w:rPr>
+          <w:rFonts w:ascii="Times New Roman" w:cs="Times New Roman" w:eastAsia="바탕" w:hAnsi="Times New Roman"/>
+          <w:sz w:val="20"/>
+          <w:szCs w:val="20"/>
+          <w:highlight w:val="yellow"/>
+        </w:rPr>
+        <w:t xml:space="preserve">【</w:t>
+      </w:r>
+      <w:r>
+        <w:rPr>
+          <w:rFonts w:ascii="Times New Roman" w:cs="Times New Roman" w:eastAsia="바탕" w:hAnsi="Times New Roman"/>
+          <w:sz w:val="20"/>
+          <w:szCs w:val="20"/>
+          <w:highlight w:val="yellow"/>
+        </w:rPr>
+        <w:t xml:space="preserve">다른 날 / 검사 전</w:t>
+      </w:r>
+      <w:r>
+        <w:rPr>
+          <w:rFonts w:ascii="Times New Roman" w:cs="Times New Roman" w:eastAsia="바탕" w:hAnsi="Times New Roman"/>
+          <w:sz w:val="20"/>
+          <w:szCs w:val="20"/>
+          <w:highlight w:val="yellow"/>
+        </w:rPr>
+        <w:t xml:space="preserve">】</w:t>
+      </w:r>
+      <w:r>
+        <w:rPr>
+          <w:rFonts w:ascii="Times New Roman" w:cs="Times New Roman" w:eastAsia="바탕" w:hAnsi="Times New Roman"/>
+          <w:sz w:val="20"/>
+          <w:szCs w:val="20"/>
+        </w:rPr>
+        <w:t xml:space="preserve">에 측정하였다.</w:t>
       </w:r>
     </w:p>
     <w:p>
@@ -4423,24 +5677,7 @@
           <w:sz w:val="20"/>
           <w:szCs w:val="20"/>
         </w:rPr>
-        <w:t xml:space="preserve">자료는 SPSS 25.0(IBM Corp., Armonk, NY, USA)을 이용하여 분석하였으며, 모든 측정값은 평균과 표준편차로 제시하였다. 집단과 측정 시기에 따른 VO</w:t>
-      </w:r>
-      <w:r>
-        <w:rPr>
-          <w:rFonts w:ascii="Times New Roman" w:cs="Times New Roman" w:eastAsia="바탕" w:hAnsi="Times New Roman"/>
-          <w:sz w:val="20"/>
-          <w:szCs w:val="20"/>
-          <w:vertAlign w:val="subscript"/>
-        </w:rPr>
-        <w:t xml:space="preserve">2</w:t>
-      </w:r>
-      <w:r>
-        <w:rPr>
-          <w:rFonts w:ascii="Times New Roman" w:cs="Times New Roman" w:eastAsia="바탕" w:hAnsi="Times New Roman"/>
-          <w:sz w:val="20"/>
-          <w:szCs w:val="20"/>
-        </w:rPr>
-        <w:t xml:space="preserve">max와 FMS 총점의 변화는 2(집단)×2(시기) 반복측정 분산분석으로 분석하였고, 집단별 사전·사후 차이는 대응표본 </w:t>
+        <w:t xml:space="preserve">자료는 SPSS 25.0(IBM Corp., Armonk, NY, USA)을 이용하여 분석하였으며, 모든 측정값은 평균과 표준편차로 제시하였다. 자료의 정규성은 Shapiro-Wilk 검정으로 확인하였다. 집단 간 사전 동질성은 연속변인의 경우 독립표본 </w:t>
       </w:r>
       <w:r>
         <w:rPr>
@@ -4458,7 +5695,60 @@
           <w:sz w:val="20"/>
           <w:szCs w:val="20"/>
         </w:rPr>
-        <w:t xml:space="preserve">검정으로 확인하였다. 효과크기는 부분 에타제곱(η</w:t>
+        <w:t xml:space="preserve">검정으로, 성별은 Fisher의 정확검정으로 확인하였다. 집단과 측정 시기에 따른 VO</w:t>
+      </w:r>
+      <w:r>
+        <w:rPr>
+          <w:rFonts w:ascii="Times New Roman" w:cs="Times New Roman" w:eastAsia="바탕" w:hAnsi="Times New Roman"/>
+          <w:sz w:val="20"/>
+          <w:szCs w:val="20"/>
+          <w:vertAlign w:val="subscript"/>
+        </w:rPr>
+        <w:t xml:space="preserve">2</w:t>
+      </w:r>
+      <w:r>
+        <w:rPr>
+          <w:rFonts w:ascii="Times New Roman" w:cs="Times New Roman" w:eastAsia="바탕" w:hAnsi="Times New Roman"/>
+          <w:sz w:val="20"/>
+          <w:szCs w:val="20"/>
+        </w:rPr>
+        <w:t xml:space="preserve">max와 FMS 총점의 변화는 2(집단)×2(시기) 반복측정 분산분석으로 분석하였고, 상호작용이 유의한 경우 집단별 사전·사후 차이를 대응표본 </w:t>
+      </w:r>
+      <w:r>
+        <w:rPr>
+          <w:rFonts w:ascii="Times New Roman" w:cs="Times New Roman" w:eastAsia="바탕" w:hAnsi="Times New Roman"/>
+          <w:i/>
+          <w:iCs/>
+          <w:sz w:val="20"/>
+          <w:szCs w:val="20"/>
+        </w:rPr>
+        <w:t xml:space="preserve">t</w:t>
+      </w:r>
+      <w:r>
+        <w:rPr>
+          <w:rFonts w:ascii="Times New Roman" w:cs="Times New Roman" w:eastAsia="바탕" w:hAnsi="Times New Roman"/>
+          <w:sz w:val="20"/>
+          <w:szCs w:val="20"/>
+        </w:rPr>
+        <w:t xml:space="preserve">검정으로 확인하였다. 사전값에 집단 간 차이가 있을 가능성을 고려하여 사전값을 공변량으로 한 공분산분석을 추가로 실시하였으며, 정규성 가정이 충족되지 않은 변인은 Wilcoxon 부호순위검정과 Mann-Whitney </w:t>
+      </w:r>
+      <w:r>
+        <w:rPr>
+          <w:rFonts w:ascii="Times New Roman" w:cs="Times New Roman" w:eastAsia="바탕" w:hAnsi="Times New Roman"/>
+          <w:i/>
+          <w:iCs/>
+          <w:sz w:val="20"/>
+          <w:szCs w:val="20"/>
+        </w:rPr>
+        <w:t xml:space="preserve">U</w:t>
+      </w:r>
+      <w:r>
+        <w:rPr>
+          <w:rFonts w:ascii="Times New Roman" w:cs="Times New Roman" w:eastAsia="바탕" w:hAnsi="Times New Roman"/>
+          <w:sz w:val="20"/>
+          <w:szCs w:val="20"/>
+        </w:rPr>
+        <w:t xml:space="preserve"> 검정(변화량) 결과를 함께 확인하였다. 효과크기는 부분 에타제곱(η</w:t>
       </w:r>
       <w:r>
         <w:rPr>
@@ -4516,7 +5806,7 @@
           <w:sz w:val="22"/>
           <w:szCs w:val="22"/>
         </w:rPr>
-        <w:t xml:space="preserve">1. 최대산소섭취량</w:t>
+        <w:t xml:space="preserve">1. 사전 동질성</w:t>
       </w:r>
     </w:p>
     <w:p>
@@ -4531,7 +5821,7 @@
           <w:sz w:val="20"/>
           <w:szCs w:val="20"/>
         </w:rPr>
-        <w:t xml:space="preserve">VO</w:t>
+        <w:t xml:space="preserve">두 집단의 일반적 특성과 사전 VO</w:t>
       </w:r>
       <w:r>
         <w:rPr>
@@ -4548,753 +5838,77 @@
           <w:sz w:val="20"/>
           <w:szCs w:val="20"/>
         </w:rPr>
-        <w:t xml:space="preserve">max의 변화는 &lt;표 3&gt;과 같다. 실험군의 VO</w:t>
-      </w:r>
-      <w:r>
-        <w:rPr>
-          <w:rFonts w:ascii="Times New Roman" w:cs="Times New Roman" w:eastAsia="바탕" w:hAnsi="Times New Roman"/>
-          <w:sz w:val="20"/>
-          <w:szCs w:val="20"/>
-          <w:vertAlign w:val="subscript"/>
-        </w:rPr>
-        <w:t xml:space="preserve">2</w:t>
-      </w:r>
-      <w:r>
-        <w:rPr>
-          <w:rFonts w:ascii="Times New Roman" w:cs="Times New Roman" w:eastAsia="바탕" w:hAnsi="Times New Roman"/>
-          <w:sz w:val="20"/>
-          <w:szCs w:val="20"/>
-        </w:rPr>
-        <w:t xml:space="preserve">max는 사전 </w:t>
-      </w:r>
-      <w:r>
-        <w:rPr>
-          <w:rFonts w:ascii="Times New Roman" w:cs="Times New Roman" w:eastAsia="바탕" w:hAnsi="Times New Roman"/>
-          <w:sz w:val="20"/>
-          <w:szCs w:val="20"/>
-          <w:highlight w:val="yellow"/>
-        </w:rPr>
-        <w:t xml:space="preserve">【</w:t>
-      </w:r>
-      <w:r>
-        <w:rPr>
-          <w:rFonts w:ascii="Times New Roman" w:cs="Times New Roman" w:eastAsia="바탕" w:hAnsi="Times New Roman"/>
-          <w:sz w:val="20"/>
-          <w:szCs w:val="20"/>
-          <w:highlight w:val="yellow"/>
-        </w:rPr>
-        <w:t xml:space="preserve">M±SD</w:t>
-      </w:r>
-      <w:r>
-        <w:rPr>
-          <w:rFonts w:ascii="Times New Roman" w:cs="Times New Roman" w:eastAsia="바탕" w:hAnsi="Times New Roman"/>
-          <w:sz w:val="20"/>
-          <w:szCs w:val="20"/>
-          <w:highlight w:val="yellow"/>
-        </w:rPr>
-        <w:t xml:space="preserve">】</w:t>
-      </w:r>
-      <w:r>
-        <w:rPr>
-          <w:rFonts w:ascii="Times New Roman" w:cs="Times New Roman" w:eastAsia="바탕" w:hAnsi="Times New Roman"/>
-          <w:sz w:val="20"/>
-          <w:szCs w:val="20"/>
-        </w:rPr>
-        <w:t xml:space="preserve"> mL/kg/min에서 사후 </w:t>
-      </w:r>
-      <w:r>
-        <w:rPr>
-          <w:rFonts w:ascii="Times New Roman" w:cs="Times New Roman" w:eastAsia="바탕" w:hAnsi="Times New Roman"/>
-          <w:sz w:val="20"/>
-          <w:szCs w:val="20"/>
-          <w:highlight w:val="yellow"/>
-        </w:rPr>
-        <w:t xml:space="preserve">【</w:t>
-      </w:r>
-      <w:r>
-        <w:rPr>
-          <w:rFonts w:ascii="Times New Roman" w:cs="Times New Roman" w:eastAsia="바탕" w:hAnsi="Times New Roman"/>
-          <w:sz w:val="20"/>
-          <w:szCs w:val="20"/>
-          <w:highlight w:val="yellow"/>
-        </w:rPr>
-        <w:t xml:space="preserve">M±SD</w:t>
-      </w:r>
-      <w:r>
-        <w:rPr>
-          <w:rFonts w:ascii="Times New Roman" w:cs="Times New Roman" w:eastAsia="바탕" w:hAnsi="Times New Roman"/>
-          <w:sz w:val="20"/>
-          <w:szCs w:val="20"/>
-          <w:highlight w:val="yellow"/>
-        </w:rPr>
-        <w:t xml:space="preserve">】</w:t>
-      </w:r>
-      <w:r>
-        <w:rPr>
-          <w:rFonts w:ascii="Times New Roman" w:cs="Times New Roman" w:eastAsia="바탕" w:hAnsi="Times New Roman"/>
-          <w:sz w:val="20"/>
-          <w:szCs w:val="20"/>
-        </w:rPr>
-        <w:t xml:space="preserve"> mL/kg/min으로 </w:t>
-      </w:r>
-      <w:r>
-        <w:rPr>
-          <w:rFonts w:ascii="Times New Roman" w:cs="Times New Roman" w:eastAsia="바탕" w:hAnsi="Times New Roman"/>
-          <w:sz w:val="20"/>
-          <w:szCs w:val="20"/>
-          <w:highlight w:val="yellow"/>
-        </w:rPr>
-        <w:t xml:space="preserve">【</w:t>
-      </w:r>
-      <w:r>
-        <w:rPr>
-          <w:rFonts w:ascii="Times New Roman" w:cs="Times New Roman" w:eastAsia="바탕" w:hAnsi="Times New Roman"/>
-          <w:sz w:val="20"/>
-          <w:szCs w:val="20"/>
-          <w:highlight w:val="yellow"/>
-        </w:rPr>
-        <w:t xml:space="preserve">변화량</w:t>
-      </w:r>
-      <w:r>
-        <w:rPr>
-          <w:rFonts w:ascii="Times New Roman" w:cs="Times New Roman" w:eastAsia="바탕" w:hAnsi="Times New Roman"/>
-          <w:sz w:val="20"/>
-          <w:szCs w:val="20"/>
-          <w:highlight w:val="yellow"/>
-        </w:rPr>
-        <w:t xml:space="preserve">】</w:t>
-      </w:r>
-      <w:r>
-        <w:rPr>
-          <w:rFonts w:ascii="Times New Roman" w:cs="Times New Roman" w:eastAsia="바탕" w:hAnsi="Times New Roman"/>
-          <w:sz w:val="20"/>
-          <w:szCs w:val="20"/>
-        </w:rPr>
-        <w:t xml:space="preserve"> mL/kg/min(</w:t>
-      </w:r>
-      <w:r>
-        <w:rPr>
-          <w:rFonts w:ascii="Times New Roman" w:cs="Times New Roman" w:eastAsia="바탕" w:hAnsi="Times New Roman"/>
-          <w:sz w:val="20"/>
-          <w:szCs w:val="20"/>
-          <w:highlight w:val="yellow"/>
-        </w:rPr>
-        <w:t xml:space="preserve">【</w:t>
-      </w:r>
-      <w:r>
-        <w:rPr>
-          <w:rFonts w:ascii="Times New Roman" w:cs="Times New Roman" w:eastAsia="바탕" w:hAnsi="Times New Roman"/>
-          <w:sz w:val="20"/>
-          <w:szCs w:val="20"/>
-          <w:highlight w:val="yellow"/>
-        </w:rPr>
-        <w:t xml:space="preserve">변화율</w:t>
-      </w:r>
-      <w:r>
-        <w:rPr>
-          <w:rFonts w:ascii="Times New Roman" w:cs="Times New Roman" w:eastAsia="바탕" w:hAnsi="Times New Roman"/>
-          <w:sz w:val="20"/>
-          <w:szCs w:val="20"/>
-          <w:highlight w:val="yellow"/>
-        </w:rPr>
-        <w:t xml:space="preserve">】</w:t>
-      </w:r>
-      <w:r>
-        <w:rPr>
-          <w:rFonts w:ascii="Times New Roman" w:cs="Times New Roman" w:eastAsia="바탕" w:hAnsi="Times New Roman"/>
-          <w:sz w:val="20"/>
-          <w:szCs w:val="20"/>
-        </w:rPr>
-        <w:t xml:space="preserve">%) </w:t>
-      </w:r>
-      <w:r>
-        <w:rPr>
-          <w:rFonts w:ascii="Times New Roman" w:cs="Times New Roman" w:eastAsia="바탕" w:hAnsi="Times New Roman"/>
-          <w:sz w:val="20"/>
-          <w:szCs w:val="20"/>
-          <w:highlight w:val="yellow"/>
-        </w:rPr>
-        <w:t xml:space="preserve">【</w:t>
-      </w:r>
-      <w:r>
-        <w:rPr>
-          <w:rFonts w:ascii="Times New Roman" w:cs="Times New Roman" w:eastAsia="바탕" w:hAnsi="Times New Roman"/>
-          <w:sz w:val="20"/>
-          <w:szCs w:val="20"/>
-          <w:highlight w:val="yellow"/>
-        </w:rPr>
-        <w:t xml:space="preserve">증가/감소</w:t>
-      </w:r>
-      <w:r>
-        <w:rPr>
-          <w:rFonts w:ascii="Times New Roman" w:cs="Times New Roman" w:eastAsia="바탕" w:hAnsi="Times New Roman"/>
-          <w:sz w:val="20"/>
-          <w:szCs w:val="20"/>
-          <w:highlight w:val="yellow"/>
-        </w:rPr>
-        <w:t xml:space="preserve">】</w:t>
-      </w:r>
-      <w:r>
-        <w:rPr>
-          <w:rFonts w:ascii="Times New Roman" w:cs="Times New Roman" w:eastAsia="바탕" w:hAnsi="Times New Roman"/>
-          <w:sz w:val="20"/>
-          <w:szCs w:val="20"/>
-        </w:rPr>
-        <w:t xml:space="preserve">하였으며(</w:t>
-      </w:r>
-      <w:r>
-        <w:rPr>
-          <w:rFonts w:ascii="Times New Roman" w:cs="Times New Roman" w:eastAsia="바탕" w:hAnsi="Times New Roman"/>
-          <w:i/>
-          <w:iCs/>
-          <w:sz w:val="20"/>
-          <w:szCs w:val="20"/>
-        </w:rPr>
-        <w:t xml:space="preserve">t</w:t>
-      </w:r>
-      <w:r>
-        <w:rPr>
-          <w:rFonts w:ascii="Times New Roman" w:cs="Times New Roman" w:eastAsia="바탕" w:hAnsi="Times New Roman"/>
-          <w:sz w:val="20"/>
-          <w:szCs w:val="20"/>
-        </w:rPr>
-        <w:t xml:space="preserve"> = </w:t>
-      </w:r>
-      <w:r>
-        <w:rPr>
-          <w:rFonts w:ascii="Times New Roman" w:cs="Times New Roman" w:eastAsia="바탕" w:hAnsi="Times New Roman"/>
-          <w:sz w:val="20"/>
-          <w:szCs w:val="20"/>
-          <w:highlight w:val="yellow"/>
-        </w:rPr>
-        <w:t xml:space="preserve">【</w:t>
-      </w:r>
-      <w:r>
-        <w:rPr>
-          <w:rFonts w:ascii="Times New Roman" w:cs="Times New Roman" w:eastAsia="바탕" w:hAnsi="Times New Roman"/>
-          <w:sz w:val="20"/>
-          <w:szCs w:val="20"/>
-          <w:highlight w:val="yellow"/>
-        </w:rPr>
-        <w:t xml:space="preserve"> </w:t>
-      </w:r>
-      <w:r>
-        <w:rPr>
-          <w:rFonts w:ascii="Times New Roman" w:cs="Times New Roman" w:eastAsia="바탕" w:hAnsi="Times New Roman"/>
-          <w:sz w:val="20"/>
-          <w:szCs w:val="20"/>
-          <w:highlight w:val="yellow"/>
-        </w:rPr>
-        <w:t xml:space="preserve">】</w:t>
-      </w:r>
-      <w:r>
-        <w:rPr>
-          <w:rFonts w:ascii="Times New Roman" w:cs="Times New Roman" w:eastAsia="바탕" w:hAnsi="Times New Roman"/>
-          <w:sz w:val="20"/>
-          <w:szCs w:val="20"/>
-        </w:rPr>
-        <w:t xml:space="preserve">, </w:t>
-      </w:r>
-      <w:r>
-        <w:rPr>
-          <w:rFonts w:ascii="Times New Roman" w:cs="Times New Roman" w:eastAsia="바탕" w:hAnsi="Times New Roman"/>
-          <w:i/>
-          <w:iCs/>
-          <w:sz w:val="20"/>
-          <w:szCs w:val="20"/>
-        </w:rPr>
-        <w:t xml:space="preserve">p</w:t>
-      </w:r>
-      <w:r>
-        <w:rPr>
-          <w:rFonts w:ascii="Times New Roman" w:cs="Times New Roman" w:eastAsia="바탕" w:hAnsi="Times New Roman"/>
-          <w:sz w:val="20"/>
-          <w:szCs w:val="20"/>
-        </w:rPr>
-        <w:t xml:space="preserve"> </w:t>
-      </w:r>
-      <w:r>
-        <w:rPr>
-          <w:rFonts w:ascii="Times New Roman" w:cs="Times New Roman" w:eastAsia="바탕" w:hAnsi="Times New Roman"/>
-          <w:sz w:val="20"/>
-          <w:szCs w:val="20"/>
-          <w:highlight w:val="yellow"/>
-        </w:rPr>
-        <w:t xml:space="preserve">【</w:t>
-      </w:r>
-      <w:r>
-        <w:rPr>
-          <w:rFonts w:ascii="Times New Roman" w:cs="Times New Roman" w:eastAsia="바탕" w:hAnsi="Times New Roman"/>
-          <w:sz w:val="20"/>
-          <w:szCs w:val="20"/>
-          <w:highlight w:val="yellow"/>
-        </w:rPr>
-        <w:t xml:space="preserve"> </w:t>
-      </w:r>
-      <w:r>
-        <w:rPr>
-          <w:rFonts w:ascii="Times New Roman" w:cs="Times New Roman" w:eastAsia="바탕" w:hAnsi="Times New Roman"/>
-          <w:sz w:val="20"/>
-          <w:szCs w:val="20"/>
-          <w:highlight w:val="yellow"/>
-        </w:rPr>
-        <w:t xml:space="preserve">】</w:t>
-      </w:r>
-      <w:r>
-        <w:rPr>
-          <w:rFonts w:ascii="Times New Roman" w:cs="Times New Roman" w:eastAsia="바탕" w:hAnsi="Times New Roman"/>
-          <w:sz w:val="20"/>
-          <w:szCs w:val="20"/>
-        </w:rPr>
-        <w:t xml:space="preserve">), 통제군은 사전 </w:t>
-      </w:r>
-      <w:r>
-        <w:rPr>
-          <w:rFonts w:ascii="Times New Roman" w:cs="Times New Roman" w:eastAsia="바탕" w:hAnsi="Times New Roman"/>
-          <w:sz w:val="20"/>
-          <w:szCs w:val="20"/>
-          <w:highlight w:val="yellow"/>
-        </w:rPr>
-        <w:t xml:space="preserve">【</w:t>
-      </w:r>
-      <w:r>
-        <w:rPr>
-          <w:rFonts w:ascii="Times New Roman" w:cs="Times New Roman" w:eastAsia="바탕" w:hAnsi="Times New Roman"/>
-          <w:sz w:val="20"/>
-          <w:szCs w:val="20"/>
-          <w:highlight w:val="yellow"/>
-        </w:rPr>
-        <w:t xml:space="preserve">M±SD</w:t>
-      </w:r>
-      <w:r>
-        <w:rPr>
-          <w:rFonts w:ascii="Times New Roman" w:cs="Times New Roman" w:eastAsia="바탕" w:hAnsi="Times New Roman"/>
-          <w:sz w:val="20"/>
-          <w:szCs w:val="20"/>
-          <w:highlight w:val="yellow"/>
-        </w:rPr>
-        <w:t xml:space="preserve">】</w:t>
-      </w:r>
-      <w:r>
-        <w:rPr>
-          <w:rFonts w:ascii="Times New Roman" w:cs="Times New Roman" w:eastAsia="바탕" w:hAnsi="Times New Roman"/>
-          <w:sz w:val="20"/>
-          <w:szCs w:val="20"/>
-        </w:rPr>
-        <w:t xml:space="preserve"> mL/kg/min에서 사후 </w:t>
-      </w:r>
-      <w:r>
-        <w:rPr>
-          <w:rFonts w:ascii="Times New Roman" w:cs="Times New Roman" w:eastAsia="바탕" w:hAnsi="Times New Roman"/>
-          <w:sz w:val="20"/>
-          <w:szCs w:val="20"/>
-          <w:highlight w:val="yellow"/>
-        </w:rPr>
-        <w:t xml:space="preserve">【</w:t>
-      </w:r>
-      <w:r>
-        <w:rPr>
-          <w:rFonts w:ascii="Times New Roman" w:cs="Times New Roman" w:eastAsia="바탕" w:hAnsi="Times New Roman"/>
-          <w:sz w:val="20"/>
-          <w:szCs w:val="20"/>
-          <w:highlight w:val="yellow"/>
-        </w:rPr>
-        <w:t xml:space="preserve">M±SD</w:t>
-      </w:r>
-      <w:r>
-        <w:rPr>
-          <w:rFonts w:ascii="Times New Roman" w:cs="Times New Roman" w:eastAsia="바탕" w:hAnsi="Times New Roman"/>
-          <w:sz w:val="20"/>
-          <w:szCs w:val="20"/>
-          <w:highlight w:val="yellow"/>
-        </w:rPr>
-        <w:t xml:space="preserve">】</w:t>
-      </w:r>
-      <w:r>
-        <w:rPr>
-          <w:rFonts w:ascii="Times New Roman" w:cs="Times New Roman" w:eastAsia="바탕" w:hAnsi="Times New Roman"/>
-          <w:sz w:val="20"/>
-          <w:szCs w:val="20"/>
-        </w:rPr>
-        <w:t xml:space="preserve"> mL/kg/min으로 </w:t>
-      </w:r>
-      <w:r>
-        <w:rPr>
-          <w:rFonts w:ascii="Times New Roman" w:cs="Times New Roman" w:eastAsia="바탕" w:hAnsi="Times New Roman"/>
-          <w:sz w:val="20"/>
-          <w:szCs w:val="20"/>
-          <w:highlight w:val="yellow"/>
-        </w:rPr>
-        <w:t xml:space="preserve">【</w:t>
-      </w:r>
-      <w:r>
-        <w:rPr>
-          <w:rFonts w:ascii="Times New Roman" w:cs="Times New Roman" w:eastAsia="바탕" w:hAnsi="Times New Roman"/>
-          <w:sz w:val="20"/>
-          <w:szCs w:val="20"/>
-          <w:highlight w:val="yellow"/>
-        </w:rPr>
-        <w:t xml:space="preserve">변화 기술</w:t>
-      </w:r>
-      <w:r>
-        <w:rPr>
-          <w:rFonts w:ascii="Times New Roman" w:cs="Times New Roman" w:eastAsia="바탕" w:hAnsi="Times New Roman"/>
-          <w:sz w:val="20"/>
-          <w:szCs w:val="20"/>
-          <w:highlight w:val="yellow"/>
-        </w:rPr>
-        <w:t xml:space="preserve">】</w:t>
-      </w:r>
-      <w:r>
-        <w:rPr>
-          <w:rFonts w:ascii="Times New Roman" w:cs="Times New Roman" w:eastAsia="바탕" w:hAnsi="Times New Roman"/>
-          <w:sz w:val="20"/>
-          <w:szCs w:val="20"/>
-        </w:rPr>
-        <w:t xml:space="preserve">(</w:t>
-      </w:r>
-      <w:r>
-        <w:rPr>
-          <w:rFonts w:ascii="Times New Roman" w:cs="Times New Roman" w:eastAsia="바탕" w:hAnsi="Times New Roman"/>
-          <w:i/>
-          <w:iCs/>
-          <w:sz w:val="20"/>
-          <w:szCs w:val="20"/>
-        </w:rPr>
-        <w:t xml:space="preserve">t</w:t>
-      </w:r>
-      <w:r>
-        <w:rPr>
-          <w:rFonts w:ascii="Times New Roman" w:cs="Times New Roman" w:eastAsia="바탕" w:hAnsi="Times New Roman"/>
-          <w:sz w:val="20"/>
-          <w:szCs w:val="20"/>
-        </w:rPr>
-        <w:t xml:space="preserve"> = </w:t>
-      </w:r>
-      <w:r>
-        <w:rPr>
-          <w:rFonts w:ascii="Times New Roman" w:cs="Times New Roman" w:eastAsia="바탕" w:hAnsi="Times New Roman"/>
-          <w:sz w:val="20"/>
-          <w:szCs w:val="20"/>
-          <w:highlight w:val="yellow"/>
-        </w:rPr>
-        <w:t xml:space="preserve">【</w:t>
-      </w:r>
-      <w:r>
-        <w:rPr>
-          <w:rFonts w:ascii="Times New Roman" w:cs="Times New Roman" w:eastAsia="바탕" w:hAnsi="Times New Roman"/>
-          <w:sz w:val="20"/>
-          <w:szCs w:val="20"/>
-          <w:highlight w:val="yellow"/>
-        </w:rPr>
-        <w:t xml:space="preserve"> </w:t>
-      </w:r>
-      <w:r>
-        <w:rPr>
-          <w:rFonts w:ascii="Times New Roman" w:cs="Times New Roman" w:eastAsia="바탕" w:hAnsi="Times New Roman"/>
-          <w:sz w:val="20"/>
-          <w:szCs w:val="20"/>
-          <w:highlight w:val="yellow"/>
-        </w:rPr>
-        <w:t xml:space="preserve">】</w:t>
-      </w:r>
-      <w:r>
-        <w:rPr>
-          <w:rFonts w:ascii="Times New Roman" w:cs="Times New Roman" w:eastAsia="바탕" w:hAnsi="Times New Roman"/>
-          <w:sz w:val="20"/>
-          <w:szCs w:val="20"/>
-        </w:rPr>
-        <w:t xml:space="preserve">, </w:t>
-      </w:r>
-      <w:r>
-        <w:rPr>
-          <w:rFonts w:ascii="Times New Roman" w:cs="Times New Roman" w:eastAsia="바탕" w:hAnsi="Times New Roman"/>
-          <w:i/>
-          <w:iCs/>
-          <w:sz w:val="20"/>
-          <w:szCs w:val="20"/>
-        </w:rPr>
-        <w:t xml:space="preserve">p</w:t>
-      </w:r>
-      <w:r>
-        <w:rPr>
-          <w:rFonts w:ascii="Times New Roman" w:cs="Times New Roman" w:eastAsia="바탕" w:hAnsi="Times New Roman"/>
-          <w:sz w:val="20"/>
-          <w:szCs w:val="20"/>
-        </w:rPr>
-        <w:t xml:space="preserve"> </w:t>
-      </w:r>
-      <w:r>
-        <w:rPr>
-          <w:rFonts w:ascii="Times New Roman" w:cs="Times New Roman" w:eastAsia="바탕" w:hAnsi="Times New Roman"/>
-          <w:sz w:val="20"/>
-          <w:szCs w:val="20"/>
-          <w:highlight w:val="yellow"/>
-        </w:rPr>
-        <w:t xml:space="preserve">【</w:t>
-      </w:r>
-      <w:r>
-        <w:rPr>
-          <w:rFonts w:ascii="Times New Roman" w:cs="Times New Roman" w:eastAsia="바탕" w:hAnsi="Times New Roman"/>
-          <w:sz w:val="20"/>
-          <w:szCs w:val="20"/>
-          <w:highlight w:val="yellow"/>
-        </w:rPr>
-        <w:t xml:space="preserve"> </w:t>
-      </w:r>
-      <w:r>
-        <w:rPr>
-          <w:rFonts w:ascii="Times New Roman" w:cs="Times New Roman" w:eastAsia="바탕" w:hAnsi="Times New Roman"/>
-          <w:sz w:val="20"/>
-          <w:szCs w:val="20"/>
-          <w:highlight w:val="yellow"/>
-        </w:rPr>
-        <w:t xml:space="preserve">】</w:t>
-      </w:r>
-      <w:r>
-        <w:rPr>
-          <w:rFonts w:ascii="Times New Roman" w:cs="Times New Roman" w:eastAsia="바탕" w:hAnsi="Times New Roman"/>
-          <w:sz w:val="20"/>
-          <w:szCs w:val="20"/>
-        </w:rPr>
-        <w:t xml:space="preserve">). 집단과 시기 간 상호작용 효과는 </w:t>
-      </w:r>
-      <w:r>
-        <w:rPr>
-          <w:rFonts w:ascii="Times New Roman" w:cs="Times New Roman" w:eastAsia="바탕" w:hAnsi="Times New Roman"/>
-          <w:sz w:val="20"/>
-          <w:szCs w:val="20"/>
-          <w:highlight w:val="yellow"/>
-        </w:rPr>
-        <w:t xml:space="preserve">【</w:t>
-      </w:r>
-      <w:r>
-        <w:rPr>
-          <w:rFonts w:ascii="Times New Roman" w:cs="Times New Roman" w:eastAsia="바탕" w:hAnsi="Times New Roman"/>
-          <w:sz w:val="20"/>
-          <w:szCs w:val="20"/>
-          <w:highlight w:val="yellow"/>
-        </w:rPr>
-        <w:t xml:space="preserve">유의하였다/유의하지 않았다</w:t>
-      </w:r>
-      <w:r>
-        <w:rPr>
-          <w:rFonts w:ascii="Times New Roman" w:cs="Times New Roman" w:eastAsia="바탕" w:hAnsi="Times New Roman"/>
-          <w:sz w:val="20"/>
-          <w:szCs w:val="20"/>
-          <w:highlight w:val="yellow"/>
-        </w:rPr>
-        <w:t xml:space="preserve">】</w:t>
-      </w:r>
-      <w:r>
-        <w:rPr>
-          <w:rFonts w:ascii="Times New Roman" w:cs="Times New Roman" w:eastAsia="바탕" w:hAnsi="Times New Roman"/>
-          <w:sz w:val="20"/>
-          <w:szCs w:val="20"/>
-        </w:rPr>
-        <w:t xml:space="preserve">(</w:t>
-      </w:r>
-      <w:r>
-        <w:rPr>
-          <w:rFonts w:ascii="Times New Roman" w:cs="Times New Roman" w:eastAsia="바탕" w:hAnsi="Times New Roman"/>
-          <w:i/>
-          <w:iCs/>
-          <w:sz w:val="20"/>
-          <w:szCs w:val="20"/>
-        </w:rPr>
-        <w:t xml:space="preserve">F</w:t>
-      </w:r>
-      <w:r>
-        <w:rPr>
-          <w:rFonts w:ascii="Times New Roman" w:cs="Times New Roman" w:eastAsia="바탕" w:hAnsi="Times New Roman"/>
-          <w:sz w:val="20"/>
-          <w:szCs w:val="20"/>
-        </w:rPr>
-        <w:t xml:space="preserve">(1, </w:t>
-      </w:r>
-      <w:r>
-        <w:rPr>
-          <w:rFonts w:ascii="Times New Roman" w:cs="Times New Roman" w:eastAsia="바탕" w:hAnsi="Times New Roman"/>
-          <w:sz w:val="20"/>
-          <w:szCs w:val="20"/>
-          <w:highlight w:val="yellow"/>
-        </w:rPr>
-        <w:t xml:space="preserve">【</w:t>
-      </w:r>
-      <w:r>
-        <w:rPr>
-          <w:rFonts w:ascii="Times New Roman" w:cs="Times New Roman" w:eastAsia="바탕" w:hAnsi="Times New Roman"/>
-          <w:sz w:val="20"/>
-          <w:szCs w:val="20"/>
-          <w:highlight w:val="yellow"/>
-        </w:rPr>
-        <w:t xml:space="preserve">df</w:t>
-      </w:r>
-      <w:r>
-        <w:rPr>
-          <w:rFonts w:ascii="Times New Roman" w:cs="Times New Roman" w:eastAsia="바탕" w:hAnsi="Times New Roman"/>
-          <w:sz w:val="20"/>
-          <w:szCs w:val="20"/>
-          <w:highlight w:val="yellow"/>
-        </w:rPr>
-        <w:t xml:space="preserve">】</w:t>
-      </w:r>
-      <w:r>
-        <w:rPr>
-          <w:rFonts w:ascii="Times New Roman" w:cs="Times New Roman" w:eastAsia="바탕" w:hAnsi="Times New Roman"/>
-          <w:sz w:val="20"/>
-          <w:szCs w:val="20"/>
-        </w:rPr>
-        <w:t xml:space="preserve">) = </w:t>
-      </w:r>
-      <w:r>
-        <w:rPr>
-          <w:rFonts w:ascii="Times New Roman" w:cs="Times New Roman" w:eastAsia="바탕" w:hAnsi="Times New Roman"/>
-          <w:sz w:val="20"/>
-          <w:szCs w:val="20"/>
-          <w:highlight w:val="yellow"/>
-        </w:rPr>
-        <w:t xml:space="preserve">【</w:t>
-      </w:r>
-      <w:r>
-        <w:rPr>
-          <w:rFonts w:ascii="Times New Roman" w:cs="Times New Roman" w:eastAsia="바탕" w:hAnsi="Times New Roman"/>
-          <w:sz w:val="20"/>
-          <w:szCs w:val="20"/>
-          <w:highlight w:val="yellow"/>
-        </w:rPr>
-        <w:t xml:space="preserve"> </w:t>
-      </w:r>
-      <w:r>
-        <w:rPr>
-          <w:rFonts w:ascii="Times New Roman" w:cs="Times New Roman" w:eastAsia="바탕" w:hAnsi="Times New Roman"/>
-          <w:sz w:val="20"/>
-          <w:szCs w:val="20"/>
-          <w:highlight w:val="yellow"/>
-        </w:rPr>
-        <w:t xml:space="preserve">】</w:t>
-      </w:r>
-      <w:r>
-        <w:rPr>
-          <w:rFonts w:ascii="Times New Roman" w:cs="Times New Roman" w:eastAsia="바탕" w:hAnsi="Times New Roman"/>
-          <w:sz w:val="20"/>
-          <w:szCs w:val="20"/>
-        </w:rPr>
-        <w:t xml:space="preserve">, </w:t>
-      </w:r>
-      <w:r>
-        <w:rPr>
-          <w:rFonts w:ascii="Times New Roman" w:cs="Times New Roman" w:eastAsia="바탕" w:hAnsi="Times New Roman"/>
-          <w:i/>
-          <w:iCs/>
-          <w:sz w:val="20"/>
-          <w:szCs w:val="20"/>
-        </w:rPr>
-        <w:t xml:space="preserve">p</w:t>
-      </w:r>
-      <w:r>
-        <w:rPr>
-          <w:rFonts w:ascii="Times New Roman" w:cs="Times New Roman" w:eastAsia="바탕" w:hAnsi="Times New Roman"/>
-          <w:sz w:val="20"/>
-          <w:szCs w:val="20"/>
-        </w:rPr>
-        <w:t xml:space="preserve"> </w:t>
-      </w:r>
-      <w:r>
-        <w:rPr>
-          <w:rFonts w:ascii="Times New Roman" w:cs="Times New Roman" w:eastAsia="바탕" w:hAnsi="Times New Roman"/>
-          <w:sz w:val="20"/>
-          <w:szCs w:val="20"/>
-          <w:highlight w:val="yellow"/>
-        </w:rPr>
-        <w:t xml:space="preserve">【</w:t>
-      </w:r>
-      <w:r>
-        <w:rPr>
-          <w:rFonts w:ascii="Times New Roman" w:cs="Times New Roman" w:eastAsia="바탕" w:hAnsi="Times New Roman"/>
-          <w:sz w:val="20"/>
-          <w:szCs w:val="20"/>
-          <w:highlight w:val="yellow"/>
-        </w:rPr>
-        <w:t xml:space="preserve"> </w:t>
-      </w:r>
-      <w:r>
-        <w:rPr>
-          <w:rFonts w:ascii="Times New Roman" w:cs="Times New Roman" w:eastAsia="바탕" w:hAnsi="Times New Roman"/>
-          <w:sz w:val="20"/>
-          <w:szCs w:val="20"/>
-          <w:highlight w:val="yellow"/>
-        </w:rPr>
-        <w:t xml:space="preserve">】</w:t>
-      </w:r>
-      <w:r>
-        <w:rPr>
-          <w:rFonts w:ascii="Times New Roman" w:cs="Times New Roman" w:eastAsia="바탕" w:hAnsi="Times New Roman"/>
-          <w:sz w:val="20"/>
-          <w:szCs w:val="20"/>
-        </w:rPr>
-        <w:t xml:space="preserve">, η</w:t>
-      </w:r>
-      <w:r>
-        <w:rPr>
-          <w:rFonts w:ascii="Times New Roman" w:cs="Times New Roman" w:eastAsia="바탕" w:hAnsi="Times New Roman"/>
-          <w:sz w:val="20"/>
-          <w:szCs w:val="20"/>
-          <w:vertAlign w:val="subscript"/>
-        </w:rPr>
-        <w:t xml:space="preserve">p</w:t>
-      </w:r>
-      <w:r>
-        <w:rPr>
-          <w:rFonts w:ascii="Times New Roman" w:cs="Times New Roman" w:eastAsia="바탕" w:hAnsi="Times New Roman"/>
-          <w:sz w:val="20"/>
-          <w:szCs w:val="20"/>
-          <w:vertAlign w:val="superscript"/>
-        </w:rPr>
-        <w:t xml:space="preserve">2</w:t>
-      </w:r>
-      <w:r>
-        <w:rPr>
-          <w:rFonts w:ascii="Times New Roman" w:cs="Times New Roman" w:eastAsia="바탕" w:hAnsi="Times New Roman"/>
-          <w:sz w:val="20"/>
-          <w:szCs w:val="20"/>
-        </w:rPr>
-        <w:t xml:space="preserve"> = </w:t>
-      </w:r>
-      <w:r>
-        <w:rPr>
-          <w:rFonts w:ascii="Times New Roman" w:cs="Times New Roman" w:eastAsia="바탕" w:hAnsi="Times New Roman"/>
-          <w:sz w:val="20"/>
-          <w:szCs w:val="20"/>
-          <w:highlight w:val="yellow"/>
-        </w:rPr>
-        <w:t xml:space="preserve">【</w:t>
-      </w:r>
-      <w:r>
-        <w:rPr>
-          <w:rFonts w:ascii="Times New Roman" w:cs="Times New Roman" w:eastAsia="바탕" w:hAnsi="Times New Roman"/>
-          <w:sz w:val="20"/>
-          <w:szCs w:val="20"/>
-          <w:highlight w:val="yellow"/>
-        </w:rPr>
-        <w:t xml:space="preserve"> </w:t>
-      </w:r>
-      <w:r>
-        <w:rPr>
-          <w:rFonts w:ascii="Times New Roman" w:cs="Times New Roman" w:eastAsia="바탕" w:hAnsi="Times New Roman"/>
-          <w:sz w:val="20"/>
-          <w:szCs w:val="20"/>
-          <w:highlight w:val="yellow"/>
-        </w:rPr>
-        <w:t xml:space="preserve">】</w:t>
-      </w:r>
-      <w:r>
-        <w:rPr>
-          <w:rFonts w:ascii="Times New Roman" w:cs="Times New Roman" w:eastAsia="바탕" w:hAnsi="Times New Roman"/>
-          <w:sz w:val="20"/>
-          <w:szCs w:val="20"/>
-        </w:rPr>
-        <w:t xml:space="preserve">).</w:t>
+        <w:t xml:space="preserve">max, FMS 총점은 </w:t>
+      </w:r>
+      <w:r>
+        <w:rPr>
+          <w:rFonts w:ascii="Times New Roman" w:cs="Times New Roman" w:eastAsia="바탕" w:hAnsi="Times New Roman"/>
+          <w:sz w:val="20"/>
+          <w:szCs w:val="20"/>
+          <w:highlight w:val="yellow"/>
+        </w:rPr>
+        <w:t xml:space="preserve">【</w:t>
+      </w:r>
+      <w:r>
+        <w:rPr>
+          <w:rFonts w:ascii="Times New Roman" w:cs="Times New Roman" w:eastAsia="바탕" w:hAnsi="Times New Roman"/>
+          <w:sz w:val="20"/>
+          <w:szCs w:val="20"/>
+          <w:highlight w:val="yellow"/>
+        </w:rPr>
+        <w:t xml:space="preserve">유의한 차이가 없었다 / ○○에서 유의한 차이가 있었다</w:t>
+      </w:r>
+      <w:r>
+        <w:rPr>
+          <w:rFonts w:ascii="Times New Roman" w:cs="Times New Roman" w:eastAsia="바탕" w:hAnsi="Times New Roman"/>
+          <w:sz w:val="20"/>
+          <w:szCs w:val="20"/>
+          <w:highlight w:val="yellow"/>
+        </w:rPr>
+        <w:t xml:space="preserve">】</w:t>
+      </w:r>
+      <w:r>
+        <w:rPr>
+          <w:rFonts w:ascii="Times New Roman" w:cs="Times New Roman" w:eastAsia="바탕" w:hAnsi="Times New Roman"/>
+          <w:sz w:val="20"/>
+          <w:szCs w:val="20"/>
+        </w:rPr>
+        <w:t xml:space="preserve">(표 1). </w:t>
+      </w:r>
+      <w:r>
+        <w:rPr>
+          <w:rFonts w:ascii="Times New Roman" w:cs="Times New Roman" w:eastAsia="바탕" w:hAnsi="Times New Roman"/>
+          <w:sz w:val="20"/>
+          <w:szCs w:val="20"/>
+          <w:highlight w:val="yellow"/>
+        </w:rPr>
+        <w:t xml:space="preserve">【</w:t>
+      </w:r>
+      <w:r>
+        <w:rPr>
+          <w:rFonts w:ascii="Times New Roman" w:cs="Times New Roman" w:eastAsia="바탕" w:hAnsi="Times New Roman"/>
+          <w:sz w:val="20"/>
+          <w:szCs w:val="20"/>
+          <w:highlight w:val="yellow"/>
+        </w:rPr>
+        <w:t xml:space="preserve">차이가 있는 경우: 따라서 사전값을 공변량으로 한 공분산분석 결과를 함께 제시하였다</w:t>
+      </w:r>
+      <w:r>
+        <w:rPr>
+          <w:rFonts w:ascii="Times New Roman" w:cs="Times New Roman" w:eastAsia="바탕" w:hAnsi="Times New Roman"/>
+          <w:sz w:val="20"/>
+          <w:szCs w:val="20"/>
+          <w:highlight w:val="yellow"/>
+        </w:rPr>
+        <w:t xml:space="preserve">】</w:t>
+      </w:r>
+      <w:r>
+        <w:rPr>
+          <w:rFonts w:ascii="Times New Roman" w:cs="Times New Roman" w:eastAsia="바탕" w:hAnsi="Times New Roman"/>
+          <w:sz w:val="20"/>
+          <w:szCs w:val="20"/>
+        </w:rPr>
+        <w:t xml:space="preserve">.</w:t>
       </w:r>
     </w:p>
     <w:p>
@@ -5310,7 +5924,7 @@
           <w:sz w:val="22"/>
           <w:szCs w:val="22"/>
         </w:rPr>
-        <w:t xml:space="preserve">2. FMS 총점</w:t>
+        <w:t xml:space="preserve">2. 최대산소섭취량</w:t>
       </w:r>
     </w:p>
     <w:p>
@@ -5325,7 +5939,41 @@
           <w:sz w:val="20"/>
           <w:szCs w:val="20"/>
         </w:rPr>
-        <w:t xml:space="preserve">FMS 총점의 변화는 &lt;표 3&gt;과 같다. 실험군의 FMS 총점은 사전 </w:t>
+        <w:t xml:space="preserve">VO</w:t>
+      </w:r>
+      <w:r>
+        <w:rPr>
+          <w:rFonts w:ascii="Times New Roman" w:cs="Times New Roman" w:eastAsia="바탕" w:hAnsi="Times New Roman"/>
+          <w:sz w:val="20"/>
+          <w:szCs w:val="20"/>
+          <w:vertAlign w:val="subscript"/>
+        </w:rPr>
+        <w:t xml:space="preserve">2</w:t>
+      </w:r>
+      <w:r>
+        <w:rPr>
+          <w:rFonts w:ascii="Times New Roman" w:cs="Times New Roman" w:eastAsia="바탕" w:hAnsi="Times New Roman"/>
+          <w:sz w:val="20"/>
+          <w:szCs w:val="20"/>
+        </w:rPr>
+        <w:t xml:space="preserve">max의 변화는 &lt;표 3&gt;과 같다. 실험군의 VO</w:t>
+      </w:r>
+      <w:r>
+        <w:rPr>
+          <w:rFonts w:ascii="Times New Roman" w:cs="Times New Roman" w:eastAsia="바탕" w:hAnsi="Times New Roman"/>
+          <w:sz w:val="20"/>
+          <w:szCs w:val="20"/>
+          <w:vertAlign w:val="subscript"/>
+        </w:rPr>
+        <w:t xml:space="preserve">2</w:t>
+      </w:r>
+      <w:r>
+        <w:rPr>
+          <w:rFonts w:ascii="Times New Roman" w:cs="Times New Roman" w:eastAsia="바탕" w:hAnsi="Times New Roman"/>
+          <w:sz w:val="20"/>
+          <w:szCs w:val="20"/>
+        </w:rPr>
+        <w:t xml:space="preserve">max는 사전 </w:t>
       </w:r>
       <w:r>
         <w:rPr>
@@ -5360,7 +6008,7 @@
           <w:sz w:val="20"/>
           <w:szCs w:val="20"/>
         </w:rPr>
-        <w:t xml:space="preserve">점에서 사후 </w:t>
+        <w:t xml:space="preserve"> mL/kg/min에서 사후 </w:t>
       </w:r>
       <w:r>
         <w:rPr>
@@ -5395,7 +6043,7 @@
           <w:sz w:val="20"/>
           <w:szCs w:val="20"/>
         </w:rPr>
-        <w:t xml:space="preserve">점으로 </w:t>
+        <w:t xml:space="preserve"> mL/kg/min으로 </w:t>
       </w:r>
       <w:r>
         <w:rPr>
@@ -5430,7 +6078,42 @@
           <w:sz w:val="20"/>
           <w:szCs w:val="20"/>
         </w:rPr>
-        <w:t xml:space="preserve">점 </w:t>
+        <w:t xml:space="preserve"> mL/kg/min(</w:t>
+      </w:r>
+      <w:r>
+        <w:rPr>
+          <w:rFonts w:ascii="Times New Roman" w:cs="Times New Roman" w:eastAsia="바탕" w:hAnsi="Times New Roman"/>
+          <w:sz w:val="20"/>
+          <w:szCs w:val="20"/>
+          <w:highlight w:val="yellow"/>
+        </w:rPr>
+        <w:t xml:space="preserve">【</w:t>
+      </w:r>
+      <w:r>
+        <w:rPr>
+          <w:rFonts w:ascii="Times New Roman" w:cs="Times New Roman" w:eastAsia="바탕" w:hAnsi="Times New Roman"/>
+          <w:sz w:val="20"/>
+          <w:szCs w:val="20"/>
+          <w:highlight w:val="yellow"/>
+        </w:rPr>
+        <w:t xml:space="preserve">변화율</w:t>
+      </w:r>
+      <w:r>
+        <w:rPr>
+          <w:rFonts w:ascii="Times New Roman" w:cs="Times New Roman" w:eastAsia="바탕" w:hAnsi="Times New Roman"/>
+          <w:sz w:val="20"/>
+          <w:szCs w:val="20"/>
+          <w:highlight w:val="yellow"/>
+        </w:rPr>
+        <w:t xml:space="preserve">】</w:t>
+      </w:r>
+      <w:r>
+        <w:rPr>
+          <w:rFonts w:ascii="Times New Roman" w:cs="Times New Roman" w:eastAsia="바탕" w:hAnsi="Times New Roman"/>
+          <w:sz w:val="20"/>
+          <w:szCs w:val="20"/>
+        </w:rPr>
+        <w:t xml:space="preserve">%) </w:t>
       </w:r>
       <w:r>
         <w:rPr>
@@ -5606,7 +6289,7 @@
           <w:sz w:val="20"/>
           <w:szCs w:val="20"/>
         </w:rPr>
-        <w:t xml:space="preserve">점에서 사후 </w:t>
+        <w:t xml:space="preserve"> mL/kg/min에서 사후 </w:t>
       </w:r>
       <w:r>
         <w:rPr>
@@ -5641,7 +6324,7 @@
           <w:sz w:val="20"/>
           <w:szCs w:val="20"/>
         </w:rPr>
-        <w:t xml:space="preserve">점으로 </w:t>
+        <w:t xml:space="preserve"> mL/kg/min으로 </w:t>
       </w:r>
       <w:r>
         <w:rPr>
@@ -6019,7 +6702,1171 @@
           <w:sz w:val="20"/>
           <w:szCs w:val="20"/>
         </w:rPr>
-        <w:t xml:space="preserve">).</w:t>
+        <w:t xml:space="preserve">). 사전값을 공변량으로 한 공분산분석에서도 사후 VO</w:t>
+      </w:r>
+      <w:r>
+        <w:rPr>
+          <w:rFonts w:ascii="Times New Roman" w:cs="Times New Roman" w:eastAsia="바탕" w:hAnsi="Times New Roman"/>
+          <w:sz w:val="20"/>
+          <w:szCs w:val="20"/>
+          <w:vertAlign w:val="subscript"/>
+        </w:rPr>
+        <w:t xml:space="preserve">2</w:t>
+      </w:r>
+      <w:r>
+        <w:rPr>
+          <w:rFonts w:ascii="Times New Roman" w:cs="Times New Roman" w:eastAsia="바탕" w:hAnsi="Times New Roman"/>
+          <w:sz w:val="20"/>
+          <w:szCs w:val="20"/>
+        </w:rPr>
+        <w:t xml:space="preserve">max의 집단 간 차이는 </w:t>
+      </w:r>
+      <w:r>
+        <w:rPr>
+          <w:rFonts w:ascii="Times New Roman" w:cs="Times New Roman" w:eastAsia="바탕" w:hAnsi="Times New Roman"/>
+          <w:sz w:val="20"/>
+          <w:szCs w:val="20"/>
+          <w:highlight w:val="yellow"/>
+        </w:rPr>
+        <w:t xml:space="preserve">【</w:t>
+      </w:r>
+      <w:r>
+        <w:rPr>
+          <w:rFonts w:ascii="Times New Roman" w:cs="Times New Roman" w:eastAsia="바탕" w:hAnsi="Times New Roman"/>
+          <w:sz w:val="20"/>
+          <w:szCs w:val="20"/>
+          <w:highlight w:val="yellow"/>
+        </w:rPr>
+        <w:t xml:space="preserve">유의하였다/유의하지 않았다</w:t>
+      </w:r>
+      <w:r>
+        <w:rPr>
+          <w:rFonts w:ascii="Times New Roman" w:cs="Times New Roman" w:eastAsia="바탕" w:hAnsi="Times New Roman"/>
+          <w:sz w:val="20"/>
+          <w:szCs w:val="20"/>
+          <w:highlight w:val="yellow"/>
+        </w:rPr>
+        <w:t xml:space="preserve">】</w:t>
+      </w:r>
+      <w:r>
+        <w:rPr>
+          <w:rFonts w:ascii="Times New Roman" w:cs="Times New Roman" w:eastAsia="바탕" w:hAnsi="Times New Roman"/>
+          <w:sz w:val="20"/>
+          <w:szCs w:val="20"/>
+        </w:rPr>
+        <w:t xml:space="preserve">(</w:t>
+      </w:r>
+      <w:r>
+        <w:rPr>
+          <w:rFonts w:ascii="Times New Roman" w:cs="Times New Roman" w:eastAsia="바탕" w:hAnsi="Times New Roman"/>
+          <w:i/>
+          <w:iCs/>
+          <w:sz w:val="20"/>
+          <w:szCs w:val="20"/>
+        </w:rPr>
+        <w:t xml:space="preserve">F</w:t>
+      </w:r>
+      <w:r>
+        <w:rPr>
+          <w:rFonts w:ascii="Times New Roman" w:cs="Times New Roman" w:eastAsia="바탕" w:hAnsi="Times New Roman"/>
+          <w:sz w:val="20"/>
+          <w:szCs w:val="20"/>
+        </w:rPr>
+        <w:t xml:space="preserve">(1, </w:t>
+      </w:r>
+      <w:r>
+        <w:rPr>
+          <w:rFonts w:ascii="Times New Roman" w:cs="Times New Roman" w:eastAsia="바탕" w:hAnsi="Times New Roman"/>
+          <w:sz w:val="20"/>
+          <w:szCs w:val="20"/>
+          <w:highlight w:val="yellow"/>
+        </w:rPr>
+        <w:t xml:space="preserve">【</w:t>
+      </w:r>
+      <w:r>
+        <w:rPr>
+          <w:rFonts w:ascii="Times New Roman" w:cs="Times New Roman" w:eastAsia="바탕" w:hAnsi="Times New Roman"/>
+          <w:sz w:val="20"/>
+          <w:szCs w:val="20"/>
+          <w:highlight w:val="yellow"/>
+        </w:rPr>
+        <w:t xml:space="preserve">df</w:t>
+      </w:r>
+      <w:r>
+        <w:rPr>
+          <w:rFonts w:ascii="Times New Roman" w:cs="Times New Roman" w:eastAsia="바탕" w:hAnsi="Times New Roman"/>
+          <w:sz w:val="20"/>
+          <w:szCs w:val="20"/>
+          <w:highlight w:val="yellow"/>
+        </w:rPr>
+        <w:t xml:space="preserve">】</w:t>
+      </w:r>
+      <w:r>
+        <w:rPr>
+          <w:rFonts w:ascii="Times New Roman" w:cs="Times New Roman" w:eastAsia="바탕" w:hAnsi="Times New Roman"/>
+          <w:sz w:val="20"/>
+          <w:szCs w:val="20"/>
+        </w:rPr>
+        <w:t xml:space="preserve">) = </w:t>
+      </w:r>
+      <w:r>
+        <w:rPr>
+          <w:rFonts w:ascii="Times New Roman" w:cs="Times New Roman" w:eastAsia="바탕" w:hAnsi="Times New Roman"/>
+          <w:sz w:val="20"/>
+          <w:szCs w:val="20"/>
+          <w:highlight w:val="yellow"/>
+        </w:rPr>
+        <w:t xml:space="preserve">【</w:t>
+      </w:r>
+      <w:r>
+        <w:rPr>
+          <w:rFonts w:ascii="Times New Roman" w:cs="Times New Roman" w:eastAsia="바탕" w:hAnsi="Times New Roman"/>
+          <w:sz w:val="20"/>
+          <w:szCs w:val="20"/>
+          <w:highlight w:val="yellow"/>
+        </w:rPr>
+        <w:t xml:space="preserve"> </w:t>
+      </w:r>
+      <w:r>
+        <w:rPr>
+          <w:rFonts w:ascii="Times New Roman" w:cs="Times New Roman" w:eastAsia="바탕" w:hAnsi="Times New Roman"/>
+          <w:sz w:val="20"/>
+          <w:szCs w:val="20"/>
+          <w:highlight w:val="yellow"/>
+        </w:rPr>
+        <w:t xml:space="preserve">】</w:t>
+      </w:r>
+      <w:r>
+        <w:rPr>
+          <w:rFonts w:ascii="Times New Roman" w:cs="Times New Roman" w:eastAsia="바탕" w:hAnsi="Times New Roman"/>
+          <w:sz w:val="20"/>
+          <w:szCs w:val="20"/>
+        </w:rPr>
+        <w:t xml:space="preserve">, </w:t>
+      </w:r>
+      <w:r>
+        <w:rPr>
+          <w:rFonts w:ascii="Times New Roman" w:cs="Times New Roman" w:eastAsia="바탕" w:hAnsi="Times New Roman"/>
+          <w:i/>
+          <w:iCs/>
+          <w:sz w:val="20"/>
+          <w:szCs w:val="20"/>
+        </w:rPr>
+        <w:t xml:space="preserve">p</w:t>
+      </w:r>
+      <w:r>
+        <w:rPr>
+          <w:rFonts w:ascii="Times New Roman" w:cs="Times New Roman" w:eastAsia="바탕" w:hAnsi="Times New Roman"/>
+          <w:sz w:val="20"/>
+          <w:szCs w:val="20"/>
+        </w:rPr>
+        <w:t xml:space="preserve"> </w:t>
+      </w:r>
+      <w:r>
+        <w:rPr>
+          <w:rFonts w:ascii="Times New Roman" w:cs="Times New Roman" w:eastAsia="바탕" w:hAnsi="Times New Roman"/>
+          <w:sz w:val="20"/>
+          <w:szCs w:val="20"/>
+          <w:highlight w:val="yellow"/>
+        </w:rPr>
+        <w:t xml:space="preserve">【</w:t>
+      </w:r>
+      <w:r>
+        <w:rPr>
+          <w:rFonts w:ascii="Times New Roman" w:cs="Times New Roman" w:eastAsia="바탕" w:hAnsi="Times New Roman"/>
+          <w:sz w:val="20"/>
+          <w:szCs w:val="20"/>
+          <w:highlight w:val="yellow"/>
+        </w:rPr>
+        <w:t xml:space="preserve"> </w:t>
+      </w:r>
+      <w:r>
+        <w:rPr>
+          <w:rFonts w:ascii="Times New Roman" w:cs="Times New Roman" w:eastAsia="바탕" w:hAnsi="Times New Roman"/>
+          <w:sz w:val="20"/>
+          <w:szCs w:val="20"/>
+          <w:highlight w:val="yellow"/>
+        </w:rPr>
+        <w:t xml:space="preserve">】</w:t>
+      </w:r>
+      <w:r>
+        <w:rPr>
+          <w:rFonts w:ascii="Times New Roman" w:cs="Times New Roman" w:eastAsia="바탕" w:hAnsi="Times New Roman"/>
+          <w:sz w:val="20"/>
+          <w:szCs w:val="20"/>
+        </w:rPr>
+        <w:t xml:space="preserve">)</w:t>
+      </w:r>
+      <w:r>
+        <w:rPr>
+          <w:rFonts w:ascii="Times New Roman" w:cs="Times New Roman" w:eastAsia="바탕" w:hAnsi="Times New Roman"/>
+          <w:sz w:val="20"/>
+          <w:szCs w:val="20"/>
+          <w:highlight w:val="yellow"/>
+        </w:rPr>
+        <w:t xml:space="preserve">【</w:t>
+      </w:r>
+      <w:r>
+        <w:rPr>
+          <w:rFonts w:ascii="Times New Roman" w:cs="Times New Roman" w:eastAsia="바탕" w:hAnsi="Times New Roman"/>
+          <w:sz w:val="20"/>
+          <w:szCs w:val="20"/>
+          <w:highlight w:val="yellow"/>
+        </w:rPr>
+        <w:t xml:space="preserve">비모수 검정 결과가 다르면 함께 기재</w:t>
+      </w:r>
+      <w:r>
+        <w:rPr>
+          <w:rFonts w:ascii="Times New Roman" w:cs="Times New Roman" w:eastAsia="바탕" w:hAnsi="Times New Roman"/>
+          <w:sz w:val="20"/>
+          <w:szCs w:val="20"/>
+          <w:highlight w:val="yellow"/>
+        </w:rPr>
+        <w:t xml:space="preserve">】</w:t>
+      </w:r>
+      <w:r>
+        <w:rPr>
+          <w:rFonts w:ascii="Times New Roman" w:cs="Times New Roman" w:eastAsia="바탕" w:hAnsi="Times New Roman"/>
+          <w:sz w:val="20"/>
+          <w:szCs w:val="20"/>
+        </w:rPr>
+        <w:t xml:space="preserve">.</w:t>
+      </w:r>
+    </w:p>
+    <w:p>
+      <w:pPr>
+        <w:keepNext/>
+        <w:spacing w:after="80" w:before="160" w:line="360"/>
+      </w:pPr>
+      <w:r>
+        <w:rPr>
+          <w:rFonts w:ascii="Arial" w:cs="Arial" w:eastAsia="돋움" w:hAnsi="Arial"/>
+          <w:b/>
+          <w:bCs/>
+          <w:sz w:val="22"/>
+          <w:szCs w:val="22"/>
+        </w:rPr>
+        <w:t xml:space="preserve">3. FMS 총점</w:t>
+      </w:r>
+    </w:p>
+    <w:p>
+      <w:pPr>
+        <w:spacing w:after="0" w:before="0" w:line="384" w:lineRule="auto"/>
+        <w:ind w:firstLine="200"/>
+        <w:jc w:val="both"/>
+      </w:pPr>
+      <w:r>
+        <w:rPr>
+          <w:rFonts w:ascii="Times New Roman" w:cs="Times New Roman" w:eastAsia="바탕" w:hAnsi="Times New Roman"/>
+          <w:sz w:val="20"/>
+          <w:szCs w:val="20"/>
+        </w:rPr>
+        <w:t xml:space="preserve">FMS 총점의 변화는 &lt;표 3&gt;과 같다. 실험군의 FMS 총점은 사전 </w:t>
+      </w:r>
+      <w:r>
+        <w:rPr>
+          <w:rFonts w:ascii="Times New Roman" w:cs="Times New Roman" w:eastAsia="바탕" w:hAnsi="Times New Roman"/>
+          <w:sz w:val="20"/>
+          <w:szCs w:val="20"/>
+          <w:highlight w:val="yellow"/>
+        </w:rPr>
+        <w:t xml:space="preserve">【</w:t>
+      </w:r>
+      <w:r>
+        <w:rPr>
+          <w:rFonts w:ascii="Times New Roman" w:cs="Times New Roman" w:eastAsia="바탕" w:hAnsi="Times New Roman"/>
+          <w:sz w:val="20"/>
+          <w:szCs w:val="20"/>
+          <w:highlight w:val="yellow"/>
+        </w:rPr>
+        <w:t xml:space="preserve">M±SD</w:t>
+      </w:r>
+      <w:r>
+        <w:rPr>
+          <w:rFonts w:ascii="Times New Roman" w:cs="Times New Roman" w:eastAsia="바탕" w:hAnsi="Times New Roman"/>
+          <w:sz w:val="20"/>
+          <w:szCs w:val="20"/>
+          <w:highlight w:val="yellow"/>
+        </w:rPr>
+        <w:t xml:space="preserve">】</w:t>
+      </w:r>
+      <w:r>
+        <w:rPr>
+          <w:rFonts w:ascii="Times New Roman" w:cs="Times New Roman" w:eastAsia="바탕" w:hAnsi="Times New Roman"/>
+          <w:sz w:val="20"/>
+          <w:szCs w:val="20"/>
+        </w:rPr>
+        <w:t xml:space="preserve">점에서 사후 </w:t>
+      </w:r>
+      <w:r>
+        <w:rPr>
+          <w:rFonts w:ascii="Times New Roman" w:cs="Times New Roman" w:eastAsia="바탕" w:hAnsi="Times New Roman"/>
+          <w:sz w:val="20"/>
+          <w:szCs w:val="20"/>
+          <w:highlight w:val="yellow"/>
+        </w:rPr>
+        <w:t xml:space="preserve">【</w:t>
+      </w:r>
+      <w:r>
+        <w:rPr>
+          <w:rFonts w:ascii="Times New Roman" w:cs="Times New Roman" w:eastAsia="바탕" w:hAnsi="Times New Roman"/>
+          <w:sz w:val="20"/>
+          <w:szCs w:val="20"/>
+          <w:highlight w:val="yellow"/>
+        </w:rPr>
+        <w:t xml:space="preserve">M±SD</w:t>
+      </w:r>
+      <w:r>
+        <w:rPr>
+          <w:rFonts w:ascii="Times New Roman" w:cs="Times New Roman" w:eastAsia="바탕" w:hAnsi="Times New Roman"/>
+          <w:sz w:val="20"/>
+          <w:szCs w:val="20"/>
+          <w:highlight w:val="yellow"/>
+        </w:rPr>
+        <w:t xml:space="preserve">】</w:t>
+      </w:r>
+      <w:r>
+        <w:rPr>
+          <w:rFonts w:ascii="Times New Roman" w:cs="Times New Roman" w:eastAsia="바탕" w:hAnsi="Times New Roman"/>
+          <w:sz w:val="20"/>
+          <w:szCs w:val="20"/>
+        </w:rPr>
+        <w:t xml:space="preserve">점으로 </w:t>
+      </w:r>
+      <w:r>
+        <w:rPr>
+          <w:rFonts w:ascii="Times New Roman" w:cs="Times New Roman" w:eastAsia="바탕" w:hAnsi="Times New Roman"/>
+          <w:sz w:val="20"/>
+          <w:szCs w:val="20"/>
+          <w:highlight w:val="yellow"/>
+        </w:rPr>
+        <w:t xml:space="preserve">【</w:t>
+      </w:r>
+      <w:r>
+        <w:rPr>
+          <w:rFonts w:ascii="Times New Roman" w:cs="Times New Roman" w:eastAsia="바탕" w:hAnsi="Times New Roman"/>
+          <w:sz w:val="20"/>
+          <w:szCs w:val="20"/>
+          <w:highlight w:val="yellow"/>
+        </w:rPr>
+        <w:t xml:space="preserve">변화량</w:t>
+      </w:r>
+      <w:r>
+        <w:rPr>
+          <w:rFonts w:ascii="Times New Roman" w:cs="Times New Roman" w:eastAsia="바탕" w:hAnsi="Times New Roman"/>
+          <w:sz w:val="20"/>
+          <w:szCs w:val="20"/>
+          <w:highlight w:val="yellow"/>
+        </w:rPr>
+        <w:t xml:space="preserve">】</w:t>
+      </w:r>
+      <w:r>
+        <w:rPr>
+          <w:rFonts w:ascii="Times New Roman" w:cs="Times New Roman" w:eastAsia="바탕" w:hAnsi="Times New Roman"/>
+          <w:sz w:val="20"/>
+          <w:szCs w:val="20"/>
+        </w:rPr>
+        <w:t xml:space="preserve">점 </w:t>
+      </w:r>
+      <w:r>
+        <w:rPr>
+          <w:rFonts w:ascii="Times New Roman" w:cs="Times New Roman" w:eastAsia="바탕" w:hAnsi="Times New Roman"/>
+          <w:sz w:val="20"/>
+          <w:szCs w:val="20"/>
+          <w:highlight w:val="yellow"/>
+        </w:rPr>
+        <w:t xml:space="preserve">【</w:t>
+      </w:r>
+      <w:r>
+        <w:rPr>
+          <w:rFonts w:ascii="Times New Roman" w:cs="Times New Roman" w:eastAsia="바탕" w:hAnsi="Times New Roman"/>
+          <w:sz w:val="20"/>
+          <w:szCs w:val="20"/>
+          <w:highlight w:val="yellow"/>
+        </w:rPr>
+        <w:t xml:space="preserve">증가/감소</w:t>
+      </w:r>
+      <w:r>
+        <w:rPr>
+          <w:rFonts w:ascii="Times New Roman" w:cs="Times New Roman" w:eastAsia="바탕" w:hAnsi="Times New Roman"/>
+          <w:sz w:val="20"/>
+          <w:szCs w:val="20"/>
+          <w:highlight w:val="yellow"/>
+        </w:rPr>
+        <w:t xml:space="preserve">】</w:t>
+      </w:r>
+      <w:r>
+        <w:rPr>
+          <w:rFonts w:ascii="Times New Roman" w:cs="Times New Roman" w:eastAsia="바탕" w:hAnsi="Times New Roman"/>
+          <w:sz w:val="20"/>
+          <w:szCs w:val="20"/>
+        </w:rPr>
+        <w:t xml:space="preserve">하였으며(</w:t>
+      </w:r>
+      <w:r>
+        <w:rPr>
+          <w:rFonts w:ascii="Times New Roman" w:cs="Times New Roman" w:eastAsia="바탕" w:hAnsi="Times New Roman"/>
+          <w:i/>
+          <w:iCs/>
+          <w:sz w:val="20"/>
+          <w:szCs w:val="20"/>
+        </w:rPr>
+        <w:t xml:space="preserve">t</w:t>
+      </w:r>
+      <w:r>
+        <w:rPr>
+          <w:rFonts w:ascii="Times New Roman" w:cs="Times New Roman" w:eastAsia="바탕" w:hAnsi="Times New Roman"/>
+          <w:sz w:val="20"/>
+          <w:szCs w:val="20"/>
+        </w:rPr>
+        <w:t xml:space="preserve"> = </w:t>
+      </w:r>
+      <w:r>
+        <w:rPr>
+          <w:rFonts w:ascii="Times New Roman" w:cs="Times New Roman" w:eastAsia="바탕" w:hAnsi="Times New Roman"/>
+          <w:sz w:val="20"/>
+          <w:szCs w:val="20"/>
+          <w:highlight w:val="yellow"/>
+        </w:rPr>
+        <w:t xml:space="preserve">【</w:t>
+      </w:r>
+      <w:r>
+        <w:rPr>
+          <w:rFonts w:ascii="Times New Roman" w:cs="Times New Roman" w:eastAsia="바탕" w:hAnsi="Times New Roman"/>
+          <w:sz w:val="20"/>
+          <w:szCs w:val="20"/>
+          <w:highlight w:val="yellow"/>
+        </w:rPr>
+        <w:t xml:space="preserve"> </w:t>
+      </w:r>
+      <w:r>
+        <w:rPr>
+          <w:rFonts w:ascii="Times New Roman" w:cs="Times New Roman" w:eastAsia="바탕" w:hAnsi="Times New Roman"/>
+          <w:sz w:val="20"/>
+          <w:szCs w:val="20"/>
+          <w:highlight w:val="yellow"/>
+        </w:rPr>
+        <w:t xml:space="preserve">】</w:t>
+      </w:r>
+      <w:r>
+        <w:rPr>
+          <w:rFonts w:ascii="Times New Roman" w:cs="Times New Roman" w:eastAsia="바탕" w:hAnsi="Times New Roman"/>
+          <w:sz w:val="20"/>
+          <w:szCs w:val="20"/>
+        </w:rPr>
+        <w:t xml:space="preserve">, </w:t>
+      </w:r>
+      <w:r>
+        <w:rPr>
+          <w:rFonts w:ascii="Times New Roman" w:cs="Times New Roman" w:eastAsia="바탕" w:hAnsi="Times New Roman"/>
+          <w:i/>
+          <w:iCs/>
+          <w:sz w:val="20"/>
+          <w:szCs w:val="20"/>
+        </w:rPr>
+        <w:t xml:space="preserve">p</w:t>
+      </w:r>
+      <w:r>
+        <w:rPr>
+          <w:rFonts w:ascii="Times New Roman" w:cs="Times New Roman" w:eastAsia="바탕" w:hAnsi="Times New Roman"/>
+          <w:sz w:val="20"/>
+          <w:szCs w:val="20"/>
+        </w:rPr>
+        <w:t xml:space="preserve"> </w:t>
+      </w:r>
+      <w:r>
+        <w:rPr>
+          <w:rFonts w:ascii="Times New Roman" w:cs="Times New Roman" w:eastAsia="바탕" w:hAnsi="Times New Roman"/>
+          <w:sz w:val="20"/>
+          <w:szCs w:val="20"/>
+          <w:highlight w:val="yellow"/>
+        </w:rPr>
+        <w:t xml:space="preserve">【</w:t>
+      </w:r>
+      <w:r>
+        <w:rPr>
+          <w:rFonts w:ascii="Times New Roman" w:cs="Times New Roman" w:eastAsia="바탕" w:hAnsi="Times New Roman"/>
+          <w:sz w:val="20"/>
+          <w:szCs w:val="20"/>
+          <w:highlight w:val="yellow"/>
+        </w:rPr>
+        <w:t xml:space="preserve"> </w:t>
+      </w:r>
+      <w:r>
+        <w:rPr>
+          <w:rFonts w:ascii="Times New Roman" w:cs="Times New Roman" w:eastAsia="바탕" w:hAnsi="Times New Roman"/>
+          <w:sz w:val="20"/>
+          <w:szCs w:val="20"/>
+          <w:highlight w:val="yellow"/>
+        </w:rPr>
+        <w:t xml:space="preserve">】</w:t>
+      </w:r>
+      <w:r>
+        <w:rPr>
+          <w:rFonts w:ascii="Times New Roman" w:cs="Times New Roman" w:eastAsia="바탕" w:hAnsi="Times New Roman"/>
+          <w:sz w:val="20"/>
+          <w:szCs w:val="20"/>
+        </w:rPr>
+        <w:t xml:space="preserve">), 통제군은 사전 </w:t>
+      </w:r>
+      <w:r>
+        <w:rPr>
+          <w:rFonts w:ascii="Times New Roman" w:cs="Times New Roman" w:eastAsia="바탕" w:hAnsi="Times New Roman"/>
+          <w:sz w:val="20"/>
+          <w:szCs w:val="20"/>
+          <w:highlight w:val="yellow"/>
+        </w:rPr>
+        <w:t xml:space="preserve">【</w:t>
+      </w:r>
+      <w:r>
+        <w:rPr>
+          <w:rFonts w:ascii="Times New Roman" w:cs="Times New Roman" w:eastAsia="바탕" w:hAnsi="Times New Roman"/>
+          <w:sz w:val="20"/>
+          <w:szCs w:val="20"/>
+          <w:highlight w:val="yellow"/>
+        </w:rPr>
+        <w:t xml:space="preserve">M±SD</w:t>
+      </w:r>
+      <w:r>
+        <w:rPr>
+          <w:rFonts w:ascii="Times New Roman" w:cs="Times New Roman" w:eastAsia="바탕" w:hAnsi="Times New Roman"/>
+          <w:sz w:val="20"/>
+          <w:szCs w:val="20"/>
+          <w:highlight w:val="yellow"/>
+        </w:rPr>
+        <w:t xml:space="preserve">】</w:t>
+      </w:r>
+      <w:r>
+        <w:rPr>
+          <w:rFonts w:ascii="Times New Roman" w:cs="Times New Roman" w:eastAsia="바탕" w:hAnsi="Times New Roman"/>
+          <w:sz w:val="20"/>
+          <w:szCs w:val="20"/>
+        </w:rPr>
+        <w:t xml:space="preserve">점에서 사후 </w:t>
+      </w:r>
+      <w:r>
+        <w:rPr>
+          <w:rFonts w:ascii="Times New Roman" w:cs="Times New Roman" w:eastAsia="바탕" w:hAnsi="Times New Roman"/>
+          <w:sz w:val="20"/>
+          <w:szCs w:val="20"/>
+          <w:highlight w:val="yellow"/>
+        </w:rPr>
+        <w:t xml:space="preserve">【</w:t>
+      </w:r>
+      <w:r>
+        <w:rPr>
+          <w:rFonts w:ascii="Times New Roman" w:cs="Times New Roman" w:eastAsia="바탕" w:hAnsi="Times New Roman"/>
+          <w:sz w:val="20"/>
+          <w:szCs w:val="20"/>
+          <w:highlight w:val="yellow"/>
+        </w:rPr>
+        <w:t xml:space="preserve">M±SD</w:t>
+      </w:r>
+      <w:r>
+        <w:rPr>
+          <w:rFonts w:ascii="Times New Roman" w:cs="Times New Roman" w:eastAsia="바탕" w:hAnsi="Times New Roman"/>
+          <w:sz w:val="20"/>
+          <w:szCs w:val="20"/>
+          <w:highlight w:val="yellow"/>
+        </w:rPr>
+        <w:t xml:space="preserve">】</w:t>
+      </w:r>
+      <w:r>
+        <w:rPr>
+          <w:rFonts w:ascii="Times New Roman" w:cs="Times New Roman" w:eastAsia="바탕" w:hAnsi="Times New Roman"/>
+          <w:sz w:val="20"/>
+          <w:szCs w:val="20"/>
+        </w:rPr>
+        <w:t xml:space="preserve">점으로 </w:t>
+      </w:r>
+      <w:r>
+        <w:rPr>
+          <w:rFonts w:ascii="Times New Roman" w:cs="Times New Roman" w:eastAsia="바탕" w:hAnsi="Times New Roman"/>
+          <w:sz w:val="20"/>
+          <w:szCs w:val="20"/>
+          <w:highlight w:val="yellow"/>
+        </w:rPr>
+        <w:t xml:space="preserve">【</w:t>
+      </w:r>
+      <w:r>
+        <w:rPr>
+          <w:rFonts w:ascii="Times New Roman" w:cs="Times New Roman" w:eastAsia="바탕" w:hAnsi="Times New Roman"/>
+          <w:sz w:val="20"/>
+          <w:szCs w:val="20"/>
+          <w:highlight w:val="yellow"/>
+        </w:rPr>
+        <w:t xml:space="preserve">변화 기술</w:t>
+      </w:r>
+      <w:r>
+        <w:rPr>
+          <w:rFonts w:ascii="Times New Roman" w:cs="Times New Roman" w:eastAsia="바탕" w:hAnsi="Times New Roman"/>
+          <w:sz w:val="20"/>
+          <w:szCs w:val="20"/>
+          <w:highlight w:val="yellow"/>
+        </w:rPr>
+        <w:t xml:space="preserve">】</w:t>
+      </w:r>
+      <w:r>
+        <w:rPr>
+          <w:rFonts w:ascii="Times New Roman" w:cs="Times New Roman" w:eastAsia="바탕" w:hAnsi="Times New Roman"/>
+          <w:sz w:val="20"/>
+          <w:szCs w:val="20"/>
+        </w:rPr>
+        <w:t xml:space="preserve">(</w:t>
+      </w:r>
+      <w:r>
+        <w:rPr>
+          <w:rFonts w:ascii="Times New Roman" w:cs="Times New Roman" w:eastAsia="바탕" w:hAnsi="Times New Roman"/>
+          <w:i/>
+          <w:iCs/>
+          <w:sz w:val="20"/>
+          <w:szCs w:val="20"/>
+        </w:rPr>
+        <w:t xml:space="preserve">t</w:t>
+      </w:r>
+      <w:r>
+        <w:rPr>
+          <w:rFonts w:ascii="Times New Roman" w:cs="Times New Roman" w:eastAsia="바탕" w:hAnsi="Times New Roman"/>
+          <w:sz w:val="20"/>
+          <w:szCs w:val="20"/>
+        </w:rPr>
+        <w:t xml:space="preserve"> = </w:t>
+      </w:r>
+      <w:r>
+        <w:rPr>
+          <w:rFonts w:ascii="Times New Roman" w:cs="Times New Roman" w:eastAsia="바탕" w:hAnsi="Times New Roman"/>
+          <w:sz w:val="20"/>
+          <w:szCs w:val="20"/>
+          <w:highlight w:val="yellow"/>
+        </w:rPr>
+        <w:t xml:space="preserve">【</w:t>
+      </w:r>
+      <w:r>
+        <w:rPr>
+          <w:rFonts w:ascii="Times New Roman" w:cs="Times New Roman" w:eastAsia="바탕" w:hAnsi="Times New Roman"/>
+          <w:sz w:val="20"/>
+          <w:szCs w:val="20"/>
+          <w:highlight w:val="yellow"/>
+        </w:rPr>
+        <w:t xml:space="preserve"> </w:t>
+      </w:r>
+      <w:r>
+        <w:rPr>
+          <w:rFonts w:ascii="Times New Roman" w:cs="Times New Roman" w:eastAsia="바탕" w:hAnsi="Times New Roman"/>
+          <w:sz w:val="20"/>
+          <w:szCs w:val="20"/>
+          <w:highlight w:val="yellow"/>
+        </w:rPr>
+        <w:t xml:space="preserve">】</w:t>
+      </w:r>
+      <w:r>
+        <w:rPr>
+          <w:rFonts w:ascii="Times New Roman" w:cs="Times New Roman" w:eastAsia="바탕" w:hAnsi="Times New Roman"/>
+          <w:sz w:val="20"/>
+          <w:szCs w:val="20"/>
+        </w:rPr>
+        <w:t xml:space="preserve">, </w:t>
+      </w:r>
+      <w:r>
+        <w:rPr>
+          <w:rFonts w:ascii="Times New Roman" w:cs="Times New Roman" w:eastAsia="바탕" w:hAnsi="Times New Roman"/>
+          <w:i/>
+          <w:iCs/>
+          <w:sz w:val="20"/>
+          <w:szCs w:val="20"/>
+        </w:rPr>
+        <w:t xml:space="preserve">p</w:t>
+      </w:r>
+      <w:r>
+        <w:rPr>
+          <w:rFonts w:ascii="Times New Roman" w:cs="Times New Roman" w:eastAsia="바탕" w:hAnsi="Times New Roman"/>
+          <w:sz w:val="20"/>
+          <w:szCs w:val="20"/>
+        </w:rPr>
+        <w:t xml:space="preserve"> </w:t>
+      </w:r>
+      <w:r>
+        <w:rPr>
+          <w:rFonts w:ascii="Times New Roman" w:cs="Times New Roman" w:eastAsia="바탕" w:hAnsi="Times New Roman"/>
+          <w:sz w:val="20"/>
+          <w:szCs w:val="20"/>
+          <w:highlight w:val="yellow"/>
+        </w:rPr>
+        <w:t xml:space="preserve">【</w:t>
+      </w:r>
+      <w:r>
+        <w:rPr>
+          <w:rFonts w:ascii="Times New Roman" w:cs="Times New Roman" w:eastAsia="바탕" w:hAnsi="Times New Roman"/>
+          <w:sz w:val="20"/>
+          <w:szCs w:val="20"/>
+          <w:highlight w:val="yellow"/>
+        </w:rPr>
+        <w:t xml:space="preserve"> </w:t>
+      </w:r>
+      <w:r>
+        <w:rPr>
+          <w:rFonts w:ascii="Times New Roman" w:cs="Times New Roman" w:eastAsia="바탕" w:hAnsi="Times New Roman"/>
+          <w:sz w:val="20"/>
+          <w:szCs w:val="20"/>
+          <w:highlight w:val="yellow"/>
+        </w:rPr>
+        <w:t xml:space="preserve">】</w:t>
+      </w:r>
+      <w:r>
+        <w:rPr>
+          <w:rFonts w:ascii="Times New Roman" w:cs="Times New Roman" w:eastAsia="바탕" w:hAnsi="Times New Roman"/>
+          <w:sz w:val="20"/>
+          <w:szCs w:val="20"/>
+        </w:rPr>
+        <w:t xml:space="preserve">). 집단과 시기 간 상호작용 효과는 </w:t>
+      </w:r>
+      <w:r>
+        <w:rPr>
+          <w:rFonts w:ascii="Times New Roman" w:cs="Times New Roman" w:eastAsia="바탕" w:hAnsi="Times New Roman"/>
+          <w:sz w:val="20"/>
+          <w:szCs w:val="20"/>
+          <w:highlight w:val="yellow"/>
+        </w:rPr>
+        <w:t xml:space="preserve">【</w:t>
+      </w:r>
+      <w:r>
+        <w:rPr>
+          <w:rFonts w:ascii="Times New Roman" w:cs="Times New Roman" w:eastAsia="바탕" w:hAnsi="Times New Roman"/>
+          <w:sz w:val="20"/>
+          <w:szCs w:val="20"/>
+          <w:highlight w:val="yellow"/>
+        </w:rPr>
+        <w:t xml:space="preserve">유의하였다/유의하지 않았다</w:t>
+      </w:r>
+      <w:r>
+        <w:rPr>
+          <w:rFonts w:ascii="Times New Roman" w:cs="Times New Roman" w:eastAsia="바탕" w:hAnsi="Times New Roman"/>
+          <w:sz w:val="20"/>
+          <w:szCs w:val="20"/>
+          <w:highlight w:val="yellow"/>
+        </w:rPr>
+        <w:t xml:space="preserve">】</w:t>
+      </w:r>
+      <w:r>
+        <w:rPr>
+          <w:rFonts w:ascii="Times New Roman" w:cs="Times New Roman" w:eastAsia="바탕" w:hAnsi="Times New Roman"/>
+          <w:sz w:val="20"/>
+          <w:szCs w:val="20"/>
+        </w:rPr>
+        <w:t xml:space="preserve">(</w:t>
+      </w:r>
+      <w:r>
+        <w:rPr>
+          <w:rFonts w:ascii="Times New Roman" w:cs="Times New Roman" w:eastAsia="바탕" w:hAnsi="Times New Roman"/>
+          <w:i/>
+          <w:iCs/>
+          <w:sz w:val="20"/>
+          <w:szCs w:val="20"/>
+        </w:rPr>
+        <w:t xml:space="preserve">F</w:t>
+      </w:r>
+      <w:r>
+        <w:rPr>
+          <w:rFonts w:ascii="Times New Roman" w:cs="Times New Roman" w:eastAsia="바탕" w:hAnsi="Times New Roman"/>
+          <w:sz w:val="20"/>
+          <w:szCs w:val="20"/>
+        </w:rPr>
+        <w:t xml:space="preserve">(1, </w:t>
+      </w:r>
+      <w:r>
+        <w:rPr>
+          <w:rFonts w:ascii="Times New Roman" w:cs="Times New Roman" w:eastAsia="바탕" w:hAnsi="Times New Roman"/>
+          <w:sz w:val="20"/>
+          <w:szCs w:val="20"/>
+          <w:highlight w:val="yellow"/>
+        </w:rPr>
+        <w:t xml:space="preserve">【</w:t>
+      </w:r>
+      <w:r>
+        <w:rPr>
+          <w:rFonts w:ascii="Times New Roman" w:cs="Times New Roman" w:eastAsia="바탕" w:hAnsi="Times New Roman"/>
+          <w:sz w:val="20"/>
+          <w:szCs w:val="20"/>
+          <w:highlight w:val="yellow"/>
+        </w:rPr>
+        <w:t xml:space="preserve">df</w:t>
+      </w:r>
+      <w:r>
+        <w:rPr>
+          <w:rFonts w:ascii="Times New Roman" w:cs="Times New Roman" w:eastAsia="바탕" w:hAnsi="Times New Roman"/>
+          <w:sz w:val="20"/>
+          <w:szCs w:val="20"/>
+          <w:highlight w:val="yellow"/>
+        </w:rPr>
+        <w:t xml:space="preserve">】</w:t>
+      </w:r>
+      <w:r>
+        <w:rPr>
+          <w:rFonts w:ascii="Times New Roman" w:cs="Times New Roman" w:eastAsia="바탕" w:hAnsi="Times New Roman"/>
+          <w:sz w:val="20"/>
+          <w:szCs w:val="20"/>
+        </w:rPr>
+        <w:t xml:space="preserve">) = </w:t>
+      </w:r>
+      <w:r>
+        <w:rPr>
+          <w:rFonts w:ascii="Times New Roman" w:cs="Times New Roman" w:eastAsia="바탕" w:hAnsi="Times New Roman"/>
+          <w:sz w:val="20"/>
+          <w:szCs w:val="20"/>
+          <w:highlight w:val="yellow"/>
+        </w:rPr>
+        <w:t xml:space="preserve">【</w:t>
+      </w:r>
+      <w:r>
+        <w:rPr>
+          <w:rFonts w:ascii="Times New Roman" w:cs="Times New Roman" w:eastAsia="바탕" w:hAnsi="Times New Roman"/>
+          <w:sz w:val="20"/>
+          <w:szCs w:val="20"/>
+          <w:highlight w:val="yellow"/>
+        </w:rPr>
+        <w:t xml:space="preserve"> </w:t>
+      </w:r>
+      <w:r>
+        <w:rPr>
+          <w:rFonts w:ascii="Times New Roman" w:cs="Times New Roman" w:eastAsia="바탕" w:hAnsi="Times New Roman"/>
+          <w:sz w:val="20"/>
+          <w:szCs w:val="20"/>
+          <w:highlight w:val="yellow"/>
+        </w:rPr>
+        <w:t xml:space="preserve">】</w:t>
+      </w:r>
+      <w:r>
+        <w:rPr>
+          <w:rFonts w:ascii="Times New Roman" w:cs="Times New Roman" w:eastAsia="바탕" w:hAnsi="Times New Roman"/>
+          <w:sz w:val="20"/>
+          <w:szCs w:val="20"/>
+        </w:rPr>
+        <w:t xml:space="preserve">, </w:t>
+      </w:r>
+      <w:r>
+        <w:rPr>
+          <w:rFonts w:ascii="Times New Roman" w:cs="Times New Roman" w:eastAsia="바탕" w:hAnsi="Times New Roman"/>
+          <w:i/>
+          <w:iCs/>
+          <w:sz w:val="20"/>
+          <w:szCs w:val="20"/>
+        </w:rPr>
+        <w:t xml:space="preserve">p</w:t>
+      </w:r>
+      <w:r>
+        <w:rPr>
+          <w:rFonts w:ascii="Times New Roman" w:cs="Times New Roman" w:eastAsia="바탕" w:hAnsi="Times New Roman"/>
+          <w:sz w:val="20"/>
+          <w:szCs w:val="20"/>
+        </w:rPr>
+        <w:t xml:space="preserve"> </w:t>
+      </w:r>
+      <w:r>
+        <w:rPr>
+          <w:rFonts w:ascii="Times New Roman" w:cs="Times New Roman" w:eastAsia="바탕" w:hAnsi="Times New Roman"/>
+          <w:sz w:val="20"/>
+          <w:szCs w:val="20"/>
+          <w:highlight w:val="yellow"/>
+        </w:rPr>
+        <w:t xml:space="preserve">【</w:t>
+      </w:r>
+      <w:r>
+        <w:rPr>
+          <w:rFonts w:ascii="Times New Roman" w:cs="Times New Roman" w:eastAsia="바탕" w:hAnsi="Times New Roman"/>
+          <w:sz w:val="20"/>
+          <w:szCs w:val="20"/>
+          <w:highlight w:val="yellow"/>
+        </w:rPr>
+        <w:t xml:space="preserve"> </w:t>
+      </w:r>
+      <w:r>
+        <w:rPr>
+          <w:rFonts w:ascii="Times New Roman" w:cs="Times New Roman" w:eastAsia="바탕" w:hAnsi="Times New Roman"/>
+          <w:sz w:val="20"/>
+          <w:szCs w:val="20"/>
+          <w:highlight w:val="yellow"/>
+        </w:rPr>
+        <w:t xml:space="preserve">】</w:t>
+      </w:r>
+      <w:r>
+        <w:rPr>
+          <w:rFonts w:ascii="Times New Roman" w:cs="Times New Roman" w:eastAsia="바탕" w:hAnsi="Times New Roman"/>
+          <w:sz w:val="20"/>
+          <w:szCs w:val="20"/>
+        </w:rPr>
+        <w:t xml:space="preserve">, η</w:t>
+      </w:r>
+      <w:r>
+        <w:rPr>
+          <w:rFonts w:ascii="Times New Roman" w:cs="Times New Roman" w:eastAsia="바탕" w:hAnsi="Times New Roman"/>
+          <w:sz w:val="20"/>
+          <w:szCs w:val="20"/>
+          <w:vertAlign w:val="subscript"/>
+        </w:rPr>
+        <w:t xml:space="preserve">p</w:t>
+      </w:r>
+      <w:r>
+        <w:rPr>
+          <w:rFonts w:ascii="Times New Roman" w:cs="Times New Roman" w:eastAsia="바탕" w:hAnsi="Times New Roman"/>
+          <w:sz w:val="20"/>
+          <w:szCs w:val="20"/>
+          <w:vertAlign w:val="superscript"/>
+        </w:rPr>
+        <w:t xml:space="preserve">2</w:t>
+      </w:r>
+      <w:r>
+        <w:rPr>
+          <w:rFonts w:ascii="Times New Roman" w:cs="Times New Roman" w:eastAsia="바탕" w:hAnsi="Times New Roman"/>
+          <w:sz w:val="20"/>
+          <w:szCs w:val="20"/>
+        </w:rPr>
+        <w:t xml:space="preserve"> = </w:t>
+      </w:r>
+      <w:r>
+        <w:rPr>
+          <w:rFonts w:ascii="Times New Roman" w:cs="Times New Roman" w:eastAsia="바탕" w:hAnsi="Times New Roman"/>
+          <w:sz w:val="20"/>
+          <w:szCs w:val="20"/>
+          <w:highlight w:val="yellow"/>
+        </w:rPr>
+        <w:t xml:space="preserve">【</w:t>
+      </w:r>
+      <w:r>
+        <w:rPr>
+          <w:rFonts w:ascii="Times New Roman" w:cs="Times New Roman" w:eastAsia="바탕" w:hAnsi="Times New Roman"/>
+          <w:sz w:val="20"/>
+          <w:szCs w:val="20"/>
+          <w:highlight w:val="yellow"/>
+        </w:rPr>
+        <w:t xml:space="preserve"> </w:t>
+      </w:r>
+      <w:r>
+        <w:rPr>
+          <w:rFonts w:ascii="Times New Roman" w:cs="Times New Roman" w:eastAsia="바탕" w:hAnsi="Times New Roman"/>
+          <w:sz w:val="20"/>
+          <w:szCs w:val="20"/>
+          <w:highlight w:val="yellow"/>
+        </w:rPr>
+        <w:t xml:space="preserve">】</w:t>
+      </w:r>
+      <w:r>
+        <w:rPr>
+          <w:rFonts w:ascii="Times New Roman" w:cs="Times New Roman" w:eastAsia="바탕" w:hAnsi="Times New Roman"/>
+          <w:sz w:val="20"/>
+          <w:szCs w:val="20"/>
+        </w:rPr>
+        <w:t xml:space="preserve">). 사전값을 공변량으로 한 공분산분석에서도 사후 FMS 총점의 집단 간 차이는 </w:t>
+      </w:r>
+      <w:r>
+        <w:rPr>
+          <w:rFonts w:ascii="Times New Roman" w:cs="Times New Roman" w:eastAsia="바탕" w:hAnsi="Times New Roman"/>
+          <w:sz w:val="20"/>
+          <w:szCs w:val="20"/>
+          <w:highlight w:val="yellow"/>
+        </w:rPr>
+        <w:t xml:space="preserve">【</w:t>
+      </w:r>
+      <w:r>
+        <w:rPr>
+          <w:rFonts w:ascii="Times New Roman" w:cs="Times New Roman" w:eastAsia="바탕" w:hAnsi="Times New Roman"/>
+          <w:sz w:val="20"/>
+          <w:szCs w:val="20"/>
+          <w:highlight w:val="yellow"/>
+        </w:rPr>
+        <w:t xml:space="preserve">유의하였다/유의하지 않았다</w:t>
+      </w:r>
+      <w:r>
+        <w:rPr>
+          <w:rFonts w:ascii="Times New Roman" w:cs="Times New Roman" w:eastAsia="바탕" w:hAnsi="Times New Roman"/>
+          <w:sz w:val="20"/>
+          <w:szCs w:val="20"/>
+          <w:highlight w:val="yellow"/>
+        </w:rPr>
+        <w:t xml:space="preserve">】</w:t>
+      </w:r>
+      <w:r>
+        <w:rPr>
+          <w:rFonts w:ascii="Times New Roman" w:cs="Times New Roman" w:eastAsia="바탕" w:hAnsi="Times New Roman"/>
+          <w:sz w:val="20"/>
+          <w:szCs w:val="20"/>
+        </w:rPr>
+        <w:t xml:space="preserve">(</w:t>
+      </w:r>
+      <w:r>
+        <w:rPr>
+          <w:rFonts w:ascii="Times New Roman" w:cs="Times New Roman" w:eastAsia="바탕" w:hAnsi="Times New Roman"/>
+          <w:i/>
+          <w:iCs/>
+          <w:sz w:val="20"/>
+          <w:szCs w:val="20"/>
+        </w:rPr>
+        <w:t xml:space="preserve">F</w:t>
+      </w:r>
+      <w:r>
+        <w:rPr>
+          <w:rFonts w:ascii="Times New Roman" w:cs="Times New Roman" w:eastAsia="바탕" w:hAnsi="Times New Roman"/>
+          <w:sz w:val="20"/>
+          <w:szCs w:val="20"/>
+        </w:rPr>
+        <w:t xml:space="preserve">(1, </w:t>
+      </w:r>
+      <w:r>
+        <w:rPr>
+          <w:rFonts w:ascii="Times New Roman" w:cs="Times New Roman" w:eastAsia="바탕" w:hAnsi="Times New Roman"/>
+          <w:sz w:val="20"/>
+          <w:szCs w:val="20"/>
+          <w:highlight w:val="yellow"/>
+        </w:rPr>
+        <w:t xml:space="preserve">【</w:t>
+      </w:r>
+      <w:r>
+        <w:rPr>
+          <w:rFonts w:ascii="Times New Roman" w:cs="Times New Roman" w:eastAsia="바탕" w:hAnsi="Times New Roman"/>
+          <w:sz w:val="20"/>
+          <w:szCs w:val="20"/>
+          <w:highlight w:val="yellow"/>
+        </w:rPr>
+        <w:t xml:space="preserve">df</w:t>
+      </w:r>
+      <w:r>
+        <w:rPr>
+          <w:rFonts w:ascii="Times New Roman" w:cs="Times New Roman" w:eastAsia="바탕" w:hAnsi="Times New Roman"/>
+          <w:sz w:val="20"/>
+          <w:szCs w:val="20"/>
+          <w:highlight w:val="yellow"/>
+        </w:rPr>
+        <w:t xml:space="preserve">】</w:t>
+      </w:r>
+      <w:r>
+        <w:rPr>
+          <w:rFonts w:ascii="Times New Roman" w:cs="Times New Roman" w:eastAsia="바탕" w:hAnsi="Times New Roman"/>
+          <w:sz w:val="20"/>
+          <w:szCs w:val="20"/>
+        </w:rPr>
+        <w:t xml:space="preserve">) = </w:t>
+      </w:r>
+      <w:r>
+        <w:rPr>
+          <w:rFonts w:ascii="Times New Roman" w:cs="Times New Roman" w:eastAsia="바탕" w:hAnsi="Times New Roman"/>
+          <w:sz w:val="20"/>
+          <w:szCs w:val="20"/>
+          <w:highlight w:val="yellow"/>
+        </w:rPr>
+        <w:t xml:space="preserve">【</w:t>
+      </w:r>
+      <w:r>
+        <w:rPr>
+          <w:rFonts w:ascii="Times New Roman" w:cs="Times New Roman" w:eastAsia="바탕" w:hAnsi="Times New Roman"/>
+          <w:sz w:val="20"/>
+          <w:szCs w:val="20"/>
+          <w:highlight w:val="yellow"/>
+        </w:rPr>
+        <w:t xml:space="preserve"> </w:t>
+      </w:r>
+      <w:r>
+        <w:rPr>
+          <w:rFonts w:ascii="Times New Roman" w:cs="Times New Roman" w:eastAsia="바탕" w:hAnsi="Times New Roman"/>
+          <w:sz w:val="20"/>
+          <w:szCs w:val="20"/>
+          <w:highlight w:val="yellow"/>
+        </w:rPr>
+        <w:t xml:space="preserve">】</w:t>
+      </w:r>
+      <w:r>
+        <w:rPr>
+          <w:rFonts w:ascii="Times New Roman" w:cs="Times New Roman" w:eastAsia="바탕" w:hAnsi="Times New Roman"/>
+          <w:sz w:val="20"/>
+          <w:szCs w:val="20"/>
+        </w:rPr>
+        <w:t xml:space="preserve">, </w:t>
+      </w:r>
+      <w:r>
+        <w:rPr>
+          <w:rFonts w:ascii="Times New Roman" w:cs="Times New Roman" w:eastAsia="바탕" w:hAnsi="Times New Roman"/>
+          <w:i/>
+          <w:iCs/>
+          <w:sz w:val="20"/>
+          <w:szCs w:val="20"/>
+        </w:rPr>
+        <w:t xml:space="preserve">p</w:t>
+      </w:r>
+      <w:r>
+        <w:rPr>
+          <w:rFonts w:ascii="Times New Roman" w:cs="Times New Roman" w:eastAsia="바탕" w:hAnsi="Times New Roman"/>
+          <w:sz w:val="20"/>
+          <w:szCs w:val="20"/>
+        </w:rPr>
+        <w:t xml:space="preserve"> </w:t>
+      </w:r>
+      <w:r>
+        <w:rPr>
+          <w:rFonts w:ascii="Times New Roman" w:cs="Times New Roman" w:eastAsia="바탕" w:hAnsi="Times New Roman"/>
+          <w:sz w:val="20"/>
+          <w:szCs w:val="20"/>
+          <w:highlight w:val="yellow"/>
+        </w:rPr>
+        <w:t xml:space="preserve">【</w:t>
+      </w:r>
+      <w:r>
+        <w:rPr>
+          <w:rFonts w:ascii="Times New Roman" w:cs="Times New Roman" w:eastAsia="바탕" w:hAnsi="Times New Roman"/>
+          <w:sz w:val="20"/>
+          <w:szCs w:val="20"/>
+          <w:highlight w:val="yellow"/>
+        </w:rPr>
+        <w:t xml:space="preserve"> </w:t>
+      </w:r>
+      <w:r>
+        <w:rPr>
+          <w:rFonts w:ascii="Times New Roman" w:cs="Times New Roman" w:eastAsia="바탕" w:hAnsi="Times New Roman"/>
+          <w:sz w:val="20"/>
+          <w:szCs w:val="20"/>
+          <w:highlight w:val="yellow"/>
+        </w:rPr>
+        <w:t xml:space="preserve">】</w:t>
+      </w:r>
+      <w:r>
+        <w:rPr>
+          <w:rFonts w:ascii="Times New Roman" w:cs="Times New Roman" w:eastAsia="바탕" w:hAnsi="Times New Roman"/>
+          <w:sz w:val="20"/>
+          <w:szCs w:val="20"/>
+        </w:rPr>
+        <w:t xml:space="preserve">)</w:t>
+      </w:r>
+      <w:r>
+        <w:rPr>
+          <w:rFonts w:ascii="Times New Roman" w:cs="Times New Roman" w:eastAsia="바탕" w:hAnsi="Times New Roman"/>
+          <w:sz w:val="20"/>
+          <w:szCs w:val="20"/>
+          <w:highlight w:val="yellow"/>
+        </w:rPr>
+        <w:t xml:space="preserve">【</w:t>
+      </w:r>
+      <w:r>
+        <w:rPr>
+          <w:rFonts w:ascii="Times New Roman" w:cs="Times New Roman" w:eastAsia="바탕" w:hAnsi="Times New Roman"/>
+          <w:sz w:val="20"/>
+          <w:szCs w:val="20"/>
+          <w:highlight w:val="yellow"/>
+        </w:rPr>
+        <w:t xml:space="preserve">비모수 검정 결과가 다르면 함께 기재</w:t>
+      </w:r>
+      <w:r>
+        <w:rPr>
+          <w:rFonts w:ascii="Times New Roman" w:cs="Times New Roman" w:eastAsia="바탕" w:hAnsi="Times New Roman"/>
+          <w:sz w:val="20"/>
+          <w:szCs w:val="20"/>
+          <w:highlight w:val="yellow"/>
+        </w:rPr>
+        <w:t xml:space="preserve">】</w:t>
+      </w:r>
+      <w:r>
+        <w:rPr>
+          <w:rFonts w:ascii="Times New Roman" w:cs="Times New Roman" w:eastAsia="바탕" w:hAnsi="Times New Roman"/>
+          <w:sz w:val="20"/>
+          <w:szCs w:val="20"/>
+        </w:rPr>
+        <w:t xml:space="preserve">.</w:t>
       </w:r>
     </w:p>
     <w:p>
@@ -6052,12 +7899,13 @@
         </w:tblBorders>
       </w:tblPr>
       <w:tblGrid>
-        <w:gridCol w:w="700"/>
         <w:gridCol w:w="640"/>
-        <w:gridCol w:w="900"/>
-        <w:gridCol w:w="900"/>
-        <w:gridCol w:w="760"/>
-        <w:gridCol w:w="700"/>
+        <w:gridCol w:w="560"/>
+        <w:gridCol w:w="800"/>
+        <w:gridCol w:w="800"/>
+        <w:gridCol w:w="680"/>
+        <w:gridCol w:w="640"/>
+        <w:gridCol w:w="480"/>
       </w:tblGrid>
       <w:tr>
         <w:trPr>
@@ -6065,7 +7913,7 @@
         </w:trPr>
         <w:tc>
           <w:tcPr>
-            <w:tcW w:type="dxa" w:w="700"/>
+            <w:tcW w:type="dxa" w:w="640"/>
             <w:gridSpan w:val="1"/>
             <w:tcBorders>
               <w:top w:val="single" w:color="000000" w:sz="10"/>
@@ -6096,6 +7944,184 @@
                 <w:szCs w:val="16"/>
               </w:rPr>
               <w:t xml:space="preserve">변인</w:t>
+            </w:r>
+          </w:p>
+        </w:tc>
+        <w:tc>
+          <w:tcPr>
+            <w:tcW w:type="dxa" w:w="560"/>
+            <w:gridSpan w:val="1"/>
+            <w:tcBorders>
+              <w:top w:val="single" w:color="000000" w:sz="10"/>
+              <w:left w:val="none" w:color="FFFFFF" w:sz="0"/>
+              <w:bottom w:val="single" w:color="000000" w:sz="4"/>
+              <w:right w:val="none" w:color="FFFFFF" w:sz="0"/>
+            </w:tcBorders>
+            <w:tcMar>
+              <w:top w:type="dxa" w:w="40"/>
+              <w:left w:type="dxa" w:w="60"/>
+              <w:bottom w:type="dxa" w:w="40"/>
+              <w:right w:type="dxa" w:w="60"/>
+            </w:tcMar>
+            <w:vAlign w:val="center"/>
+          </w:tcPr>
+          <w:p>
+            <w:pPr>
+              <w:keepNext/>
+              <w:spacing w:after="0" w:before="0" w:line="300"/>
+              <w:jc w:val="center"/>
+            </w:pPr>
+            <w:r>
+              <w:rPr>
+                <w:rFonts w:ascii="Arial" w:cs="Arial" w:eastAsia="돋움" w:hAnsi="Arial"/>
+                <w:b/>
+                <w:bCs/>
+                <w:sz w:val="16"/>
+                <w:szCs w:val="16"/>
+              </w:rPr>
+              <w:t xml:space="preserve">집단</w:t>
+            </w:r>
+          </w:p>
+        </w:tc>
+        <w:tc>
+          <w:tcPr>
+            <w:tcW w:type="dxa" w:w="800"/>
+            <w:gridSpan w:val="1"/>
+            <w:tcBorders>
+              <w:top w:val="single" w:color="000000" w:sz="10"/>
+              <w:left w:val="none" w:color="FFFFFF" w:sz="0"/>
+              <w:bottom w:val="single" w:color="000000" w:sz="4"/>
+              <w:right w:val="none" w:color="FFFFFF" w:sz="0"/>
+            </w:tcBorders>
+            <w:tcMar>
+              <w:top w:type="dxa" w:w="40"/>
+              <w:left w:type="dxa" w:w="60"/>
+              <w:bottom w:type="dxa" w:w="40"/>
+              <w:right w:type="dxa" w:w="60"/>
+            </w:tcMar>
+            <w:vAlign w:val="center"/>
+          </w:tcPr>
+          <w:p>
+            <w:pPr>
+              <w:keepNext/>
+              <w:spacing w:after="0" w:before="0" w:line="300"/>
+              <w:jc w:val="center"/>
+            </w:pPr>
+            <w:r>
+              <w:rPr>
+                <w:rFonts w:ascii="Arial" w:cs="Arial" w:eastAsia="돋움" w:hAnsi="Arial"/>
+                <w:b/>
+                <w:bCs/>
+                <w:sz w:val="16"/>
+                <w:szCs w:val="16"/>
+              </w:rPr>
+              <w:t xml:space="preserve">사전</w:t>
+            </w:r>
+          </w:p>
+        </w:tc>
+        <w:tc>
+          <w:tcPr>
+            <w:tcW w:type="dxa" w:w="800"/>
+            <w:gridSpan w:val="1"/>
+            <w:tcBorders>
+              <w:top w:val="single" w:color="000000" w:sz="10"/>
+              <w:left w:val="none" w:color="FFFFFF" w:sz="0"/>
+              <w:bottom w:val="single" w:color="000000" w:sz="4"/>
+              <w:right w:val="none" w:color="FFFFFF" w:sz="0"/>
+            </w:tcBorders>
+            <w:tcMar>
+              <w:top w:type="dxa" w:w="40"/>
+              <w:left w:type="dxa" w:w="60"/>
+              <w:bottom w:type="dxa" w:w="40"/>
+              <w:right w:type="dxa" w:w="60"/>
+            </w:tcMar>
+            <w:vAlign w:val="center"/>
+          </w:tcPr>
+          <w:p>
+            <w:pPr>
+              <w:keepNext/>
+              <w:spacing w:after="0" w:before="0" w:line="300"/>
+              <w:jc w:val="center"/>
+            </w:pPr>
+            <w:r>
+              <w:rPr>
+                <w:rFonts w:ascii="Arial" w:cs="Arial" w:eastAsia="돋움" w:hAnsi="Arial"/>
+                <w:b/>
+                <w:bCs/>
+                <w:sz w:val="16"/>
+                <w:szCs w:val="16"/>
+              </w:rPr>
+              <w:t xml:space="preserve">사후</w:t>
+            </w:r>
+          </w:p>
+        </w:tc>
+        <w:tc>
+          <w:tcPr>
+            <w:tcW w:type="dxa" w:w="680"/>
+            <w:gridSpan w:val="1"/>
+            <w:tcBorders>
+              <w:top w:val="single" w:color="000000" w:sz="10"/>
+              <w:left w:val="none" w:color="FFFFFF" w:sz="0"/>
+              <w:bottom w:val="single" w:color="000000" w:sz="4"/>
+              <w:right w:val="none" w:color="FFFFFF" w:sz="0"/>
+            </w:tcBorders>
+            <w:tcMar>
+              <w:top w:type="dxa" w:w="40"/>
+              <w:left w:type="dxa" w:w="60"/>
+              <w:bottom w:type="dxa" w:w="40"/>
+              <w:right w:type="dxa" w:w="60"/>
+            </w:tcMar>
+            <w:vAlign w:val="center"/>
+          </w:tcPr>
+          <w:p>
+            <w:pPr>
+              <w:keepNext/>
+              <w:spacing w:after="0" w:before="0" w:line="300"/>
+              <w:jc w:val="center"/>
+            </w:pPr>
+            <w:r>
+              <w:rPr>
+                <w:rFonts w:ascii="Arial" w:cs="Arial" w:eastAsia="돋움" w:hAnsi="Arial"/>
+                <w:b/>
+                <w:bCs/>
+                <w:i/>
+                <w:iCs/>
+                <w:sz w:val="16"/>
+                <w:szCs w:val="16"/>
+              </w:rPr>
+              <w:t xml:space="preserve">t</w:t>
+            </w:r>
+            <w:r>
+              <w:rPr>
+                <w:rFonts w:ascii="Arial" w:cs="Arial" w:eastAsia="돋움" w:hAnsi="Arial"/>
+                <w:b/>
+                <w:bCs/>
+                <w:sz w:val="16"/>
+                <w:szCs w:val="16"/>
+              </w:rPr>
+              <w:t xml:space="preserve"> (</w:t>
+            </w:r>
+            <w:r>
+              <w:rPr>
+                <w:rFonts w:ascii="Arial" w:cs="Arial" w:eastAsia="돋움" w:hAnsi="Arial"/>
+                <w:b/>
+                <w:bCs/>
+                <w:i/>
+                <w:iCs/>
+                <w:sz w:val="16"/>
+                <w:szCs w:val="16"/>
+              </w:rPr>
+              <w:t xml:space="preserve">p</w:t>
+            </w:r>
+            <w:r>
+              <w:rPr>
+                <w:rFonts w:ascii="Arial" w:cs="Arial" w:eastAsia="돋움" w:hAnsi="Arial"/>
+                <w:b/>
+                <w:bCs/>
+                <w:sz w:val="16"/>
+                <w:szCs w:val="16"/>
+              </w:rPr>
+              <w:t xml:space="preserve">)</w:t>
             </w:r>
           </w:p>
         </w:tc>
@@ -6128,16 +8154,50 @@
                 <w:rFonts w:ascii="Arial" w:cs="Arial" w:eastAsia="돋움" w:hAnsi="Arial"/>
                 <w:b/>
                 <w:bCs/>
+                <w:i/>
+                <w:iCs/>
                 <w:sz w:val="16"/>
                 <w:szCs w:val="16"/>
               </w:rPr>
-              <w:t xml:space="preserve">집단</w:t>
+              <w:t xml:space="preserve">F</w:t>
+            </w:r>
+            <w:r>
+              <w:rPr>
+                <w:rFonts w:ascii="Arial" w:cs="Arial" w:eastAsia="돋움" w:hAnsi="Arial"/>
+                <w:b/>
+                <w:bCs/>
+                <w:sz w:val="16"/>
+                <w:szCs w:val="16"/>
+              </w:rPr>
+              <w:t xml:space="preserve"> (</w:t>
+            </w:r>
+            <w:r>
+              <w:rPr>
+                <w:rFonts w:ascii="Arial" w:cs="Arial" w:eastAsia="돋움" w:hAnsi="Arial"/>
+                <w:b/>
+                <w:bCs/>
+                <w:i/>
+                <w:iCs/>
+                <w:sz w:val="16"/>
+                <w:szCs w:val="16"/>
+              </w:rPr>
+              <w:t xml:space="preserve">p</w:t>
+            </w:r>
+            <w:r>
+              <w:rPr>
+                <w:rFonts w:ascii="Arial" w:cs="Arial" w:eastAsia="돋움" w:hAnsi="Arial"/>
+                <w:b/>
+                <w:bCs/>
+                <w:sz w:val="16"/>
+                <w:szCs w:val="16"/>
+              </w:rPr>
+              <w:t xml:space="preserve">)</w:t>
             </w:r>
           </w:p>
         </w:tc>
         <w:tc>
           <w:tcPr>
-            <w:tcW w:type="dxa" w:w="900"/>
+            <w:tcW w:type="dxa" w:w="480"/>
             <w:gridSpan w:val="1"/>
             <w:tcBorders>
               <w:top w:val="single" w:color="000000" w:sz="10"/>
@@ -6167,34 +8227,8 @@
                 <w:sz w:val="16"/>
                 <w:szCs w:val="16"/>
               </w:rPr>
-              <w:t xml:space="preserve">사전</w:t>
-            </w:r>
-          </w:p>
-        </w:tc>
-        <w:tc>
-          <w:tcPr>
-            <w:tcW w:type="dxa" w:w="900"/>
-            <w:gridSpan w:val="1"/>
-            <w:tcBorders>
-              <w:top w:val="single" w:color="000000" w:sz="10"/>
-              <w:left w:val="none" w:color="FFFFFF" w:sz="0"/>
-              <w:bottom w:val="single" w:color="000000" w:sz="4"/>
-              <w:right w:val="none" w:color="FFFFFF" w:sz="0"/>
-            </w:tcBorders>
-            <w:tcMar>
-              <w:top w:type="dxa" w:w="40"/>
-              <w:left w:type="dxa" w:w="60"/>
-              <w:bottom w:type="dxa" w:w="40"/>
-              <w:right w:type="dxa" w:w="60"/>
-            </w:tcMar>
-            <w:vAlign w:val="center"/>
-          </w:tcPr>
-          <w:p>
-            <w:pPr>
-              <w:keepNext/>
-              <w:spacing w:after="0" w:before="0" w:line="300"/>
-              <w:jc w:val="center"/>
-            </w:pPr>
+              <w:t xml:space="preserve">η</w:t>
+            </w:r>
             <w:r>
               <w:rPr>
                 <w:rFonts w:ascii="Arial" w:cs="Arial" w:eastAsia="돋움" w:hAnsi="Arial"/>
@@ -6202,46 +8236,9 @@
                 <w:bCs/>
                 <w:sz w:val="16"/>
                 <w:szCs w:val="16"/>
-              </w:rPr>
-              <w:t xml:space="preserve">사후</w:t>
-            </w:r>
-          </w:p>
-        </w:tc>
-        <w:tc>
-          <w:tcPr>
-            <w:tcW w:type="dxa" w:w="760"/>
-            <w:gridSpan w:val="1"/>
-            <w:tcBorders>
-              <w:top w:val="single" w:color="000000" w:sz="10"/>
-              <w:left w:val="none" w:color="FFFFFF" w:sz="0"/>
-              <w:bottom w:val="single" w:color="000000" w:sz="4"/>
-              <w:right w:val="none" w:color="FFFFFF" w:sz="0"/>
-            </w:tcBorders>
-            <w:tcMar>
-              <w:top w:type="dxa" w:w="40"/>
-              <w:left w:type="dxa" w:w="60"/>
-              <w:bottom w:type="dxa" w:w="40"/>
-              <w:right w:type="dxa" w:w="60"/>
-            </w:tcMar>
-            <w:vAlign w:val="center"/>
-          </w:tcPr>
-          <w:p>
-            <w:pPr>
-              <w:keepNext/>
-              <w:spacing w:after="0" w:before="0" w:line="300"/>
-              <w:jc w:val="center"/>
-            </w:pPr>
-            <w:r>
-              <w:rPr>
-                <w:rFonts w:ascii="Arial" w:cs="Arial" w:eastAsia="돋움" w:hAnsi="Arial"/>
-                <w:b/>
-                <w:bCs/>
-                <w:i/>
-                <w:iCs/>
-                <w:sz w:val="16"/>
-                <w:szCs w:val="16"/>
-              </w:rPr>
-              <w:t xml:space="preserve">t</w:t>
+                <w:vertAlign w:val="subscript"/>
+              </w:rPr>
+              <w:t xml:space="preserve">p</w:t>
             </w:r>
             <w:r>
               <w:rPr>
@@ -6250,100 +8247,9 @@
                 <w:bCs/>
                 <w:sz w:val="16"/>
                 <w:szCs w:val="16"/>
-              </w:rPr>
-              <w:t xml:space="preserve"> (</w:t>
-            </w:r>
-            <w:r>
-              <w:rPr>
-                <w:rFonts w:ascii="Arial" w:cs="Arial" w:eastAsia="돋움" w:hAnsi="Arial"/>
-                <w:b/>
-                <w:bCs/>
-                <w:i/>
-                <w:iCs/>
-                <w:sz w:val="16"/>
-                <w:szCs w:val="16"/>
-              </w:rPr>
-              <w:t xml:space="preserve">p</w:t>
-            </w:r>
-            <w:r>
-              <w:rPr>
-                <w:rFonts w:ascii="Arial" w:cs="Arial" w:eastAsia="돋움" w:hAnsi="Arial"/>
-                <w:b/>
-                <w:bCs/>
-                <w:sz w:val="16"/>
-                <w:szCs w:val="16"/>
-              </w:rPr>
-              <w:t xml:space="preserve">)</w:t>
-            </w:r>
-          </w:p>
-        </w:tc>
-        <w:tc>
-          <w:tcPr>
-            <w:tcW w:type="dxa" w:w="700"/>
-            <w:gridSpan w:val="1"/>
-            <w:tcBorders>
-              <w:top w:val="single" w:color="000000" w:sz="10"/>
-              <w:left w:val="none" w:color="FFFFFF" w:sz="0"/>
-              <w:bottom w:val="single" w:color="000000" w:sz="4"/>
-              <w:right w:val="none" w:color="FFFFFF" w:sz="0"/>
-            </w:tcBorders>
-            <w:tcMar>
-              <w:top w:type="dxa" w:w="40"/>
-              <w:left w:type="dxa" w:w="60"/>
-              <w:bottom w:type="dxa" w:w="40"/>
-              <w:right w:type="dxa" w:w="60"/>
-            </w:tcMar>
-            <w:vAlign w:val="center"/>
-          </w:tcPr>
-          <w:p>
-            <w:pPr>
-              <w:keepNext/>
-              <w:spacing w:after="0" w:before="0" w:line="300"/>
-              <w:jc w:val="center"/>
-            </w:pPr>
-            <w:r>
-              <w:rPr>
-                <w:rFonts w:ascii="Arial" w:cs="Arial" w:eastAsia="돋움" w:hAnsi="Arial"/>
-                <w:b/>
-                <w:bCs/>
-                <w:i/>
-                <w:iCs/>
-                <w:sz w:val="16"/>
-                <w:szCs w:val="16"/>
-              </w:rPr>
-              <w:t xml:space="preserve">F</w:t>
-            </w:r>
-            <w:r>
-              <w:rPr>
-                <w:rFonts w:ascii="Arial" w:cs="Arial" w:eastAsia="돋움" w:hAnsi="Arial"/>
-                <w:b/>
-                <w:bCs/>
-                <w:sz w:val="16"/>
-                <w:szCs w:val="16"/>
-              </w:rPr>
-              <w:t xml:space="preserve"> (</w:t>
-            </w:r>
-            <w:r>
-              <w:rPr>
-                <w:rFonts w:ascii="Arial" w:cs="Arial" w:eastAsia="돋움" w:hAnsi="Arial"/>
-                <w:b/>
-                <w:bCs/>
-                <w:i/>
-                <w:iCs/>
-                <w:sz w:val="16"/>
-                <w:szCs w:val="16"/>
-              </w:rPr>
-              <w:t xml:space="preserve">p</w:t>
-            </w:r>
-            <w:r>
-              <w:rPr>
-                <w:rFonts w:ascii="Arial" w:cs="Arial" w:eastAsia="돋움" w:hAnsi="Arial"/>
-                <w:b/>
-                <w:bCs/>
-                <w:sz w:val="16"/>
-                <w:szCs w:val="16"/>
-              </w:rPr>
-              <w:t xml:space="preserve">)</w:t>
+                <w:vertAlign w:val="superscript"/>
+              </w:rPr>
+              <w:t xml:space="preserve">2</w:t>
             </w:r>
           </w:p>
         </w:tc>
@@ -6354,7 +8260,7 @@
         </w:trPr>
         <w:tc>
           <w:tcPr>
-            <w:tcW w:type="dxa" w:w="700"/>
+            <w:tcW w:type="dxa" w:w="640"/>
             <w:gridSpan w:val="1"/>
             <w:tcBorders>
               <w:top w:val="none" w:color="FFFFFF" w:sz="0"/>
@@ -6423,6 +8329,219 @@
                 <w:szCs w:val="16"/>
               </w:rPr>
               <w:t xml:space="preserve">(mL/kg/min)</w:t>
+            </w:r>
+          </w:p>
+        </w:tc>
+        <w:tc>
+          <w:tcPr>
+            <w:tcW w:type="dxa" w:w="560"/>
+            <w:gridSpan w:val="1"/>
+            <w:tcBorders>
+              <w:top w:val="none" w:color="FFFFFF" w:sz="0"/>
+              <w:left w:val="none" w:color="FFFFFF" w:sz="0"/>
+              <w:bottom w:val="none" w:color="FFFFFF" w:sz="0"/>
+              <w:right w:val="none" w:color="FFFFFF" w:sz="0"/>
+            </w:tcBorders>
+            <w:tcMar>
+              <w:top w:type="dxa" w:w="40"/>
+              <w:left w:type="dxa" w:w="60"/>
+              <w:bottom w:type="dxa" w:w="40"/>
+              <w:right w:type="dxa" w:w="60"/>
+            </w:tcMar>
+            <w:vAlign w:val="center"/>
+          </w:tcPr>
+          <w:p>
+            <w:pPr>
+              <w:keepNext/>
+              <w:spacing w:after="0" w:before="0" w:line="300"/>
+              <w:jc w:val="center"/>
+            </w:pPr>
+            <w:r>
+              <w:rPr>
+                <w:rFonts w:ascii="Times New Roman" w:cs="Times New Roman" w:eastAsia="바탕" w:hAnsi="Times New Roman"/>
+                <w:b w:val="false"/>
+                <w:bCs w:val="false"/>
+                <w:sz w:val="16"/>
+                <w:szCs w:val="16"/>
+              </w:rPr>
+              <w:t xml:space="preserve">실험군</w:t>
+            </w:r>
+          </w:p>
+        </w:tc>
+        <w:tc>
+          <w:tcPr>
+            <w:tcW w:type="dxa" w:w="800"/>
+            <w:gridSpan w:val="1"/>
+            <w:tcBorders>
+              <w:top w:val="none" w:color="FFFFFF" w:sz="0"/>
+              <w:left w:val="none" w:color="FFFFFF" w:sz="0"/>
+              <w:bottom w:val="none" w:color="FFFFFF" w:sz="0"/>
+              <w:right w:val="none" w:color="FFFFFF" w:sz="0"/>
+            </w:tcBorders>
+            <w:tcMar>
+              <w:top w:type="dxa" w:w="40"/>
+              <w:left w:type="dxa" w:w="60"/>
+              <w:bottom w:type="dxa" w:w="40"/>
+              <w:right w:type="dxa" w:w="60"/>
+            </w:tcMar>
+            <w:vAlign w:val="center"/>
+          </w:tcPr>
+          <w:p>
+            <w:pPr>
+              <w:keepNext/>
+              <w:spacing w:after="0" w:before="0" w:line="300"/>
+              <w:jc w:val="center"/>
+            </w:pPr>
+            <w:r>
+              <w:rPr>
+                <w:rFonts w:ascii="Times New Roman" w:cs="Times New Roman" w:eastAsia="바탕" w:hAnsi="Times New Roman"/>
+                <w:b w:val="false"/>
+                <w:bCs w:val="false"/>
+                <w:sz w:val="16"/>
+                <w:szCs w:val="16"/>
+                <w:highlight w:val="yellow"/>
+              </w:rPr>
+              <w:t xml:space="preserve">【</w:t>
+            </w:r>
+            <w:r>
+              <w:rPr>
+                <w:rFonts w:ascii="Times New Roman" w:cs="Times New Roman" w:eastAsia="바탕" w:hAnsi="Times New Roman"/>
+                <w:b w:val="false"/>
+                <w:bCs w:val="false"/>
+                <w:sz w:val="16"/>
+                <w:szCs w:val="16"/>
+                <w:highlight w:val="yellow"/>
+              </w:rPr>
+              <w:t xml:space="preserve"> </w:t>
+            </w:r>
+            <w:r>
+              <w:rPr>
+                <w:rFonts w:ascii="Times New Roman" w:cs="Times New Roman" w:eastAsia="바탕" w:hAnsi="Times New Roman"/>
+                <w:b w:val="false"/>
+                <w:bCs w:val="false"/>
+                <w:sz w:val="16"/>
+                <w:szCs w:val="16"/>
+                <w:highlight w:val="yellow"/>
+              </w:rPr>
+              <w:t xml:space="preserve">】</w:t>
+            </w:r>
+          </w:p>
+        </w:tc>
+        <w:tc>
+          <w:tcPr>
+            <w:tcW w:type="dxa" w:w="800"/>
+            <w:gridSpan w:val="1"/>
+            <w:tcBorders>
+              <w:top w:val="none" w:color="FFFFFF" w:sz="0"/>
+              <w:left w:val="none" w:color="FFFFFF" w:sz="0"/>
+              <w:bottom w:val="none" w:color="FFFFFF" w:sz="0"/>
+              <w:right w:val="none" w:color="FFFFFF" w:sz="0"/>
+            </w:tcBorders>
+            <w:tcMar>
+              <w:top w:type="dxa" w:w="40"/>
+              <w:left w:type="dxa" w:w="60"/>
+              <w:bottom w:type="dxa" w:w="40"/>
+              <w:right w:type="dxa" w:w="60"/>
+            </w:tcMar>
+            <w:vAlign w:val="center"/>
+          </w:tcPr>
+          <w:p>
+            <w:pPr>
+              <w:keepNext/>
+              <w:spacing w:after="0" w:before="0" w:line="300"/>
+              <w:jc w:val="center"/>
+            </w:pPr>
+            <w:r>
+              <w:rPr>
+                <w:rFonts w:ascii="Times New Roman" w:cs="Times New Roman" w:eastAsia="바탕" w:hAnsi="Times New Roman"/>
+                <w:b w:val="false"/>
+                <w:bCs w:val="false"/>
+                <w:sz w:val="16"/>
+                <w:szCs w:val="16"/>
+                <w:highlight w:val="yellow"/>
+              </w:rPr>
+              <w:t xml:space="preserve">【</w:t>
+            </w:r>
+            <w:r>
+              <w:rPr>
+                <w:rFonts w:ascii="Times New Roman" w:cs="Times New Roman" w:eastAsia="바탕" w:hAnsi="Times New Roman"/>
+                <w:b w:val="false"/>
+                <w:bCs w:val="false"/>
+                <w:sz w:val="16"/>
+                <w:szCs w:val="16"/>
+                <w:highlight w:val="yellow"/>
+              </w:rPr>
+              <w:t xml:space="preserve"> </w:t>
+            </w:r>
+            <w:r>
+              <w:rPr>
+                <w:rFonts w:ascii="Times New Roman" w:cs="Times New Roman" w:eastAsia="바탕" w:hAnsi="Times New Roman"/>
+                <w:b w:val="false"/>
+                <w:bCs w:val="false"/>
+                <w:sz w:val="16"/>
+                <w:szCs w:val="16"/>
+                <w:highlight w:val="yellow"/>
+              </w:rPr>
+              <w:t xml:space="preserve">】</w:t>
+            </w:r>
+          </w:p>
+        </w:tc>
+        <w:tc>
+          <w:tcPr>
+            <w:tcW w:type="dxa" w:w="680"/>
+            <w:gridSpan w:val="1"/>
+            <w:tcBorders>
+              <w:top w:val="none" w:color="FFFFFF" w:sz="0"/>
+              <w:left w:val="none" w:color="FFFFFF" w:sz="0"/>
+              <w:bottom w:val="none" w:color="FFFFFF" w:sz="0"/>
+              <w:right w:val="none" w:color="FFFFFF" w:sz="0"/>
+            </w:tcBorders>
+            <w:tcMar>
+              <w:top w:type="dxa" w:w="40"/>
+              <w:left w:type="dxa" w:w="60"/>
+              <w:bottom w:type="dxa" w:w="40"/>
+              <w:right w:type="dxa" w:w="60"/>
+            </w:tcMar>
+            <w:vAlign w:val="center"/>
+          </w:tcPr>
+          <w:p>
+            <w:pPr>
+              <w:keepNext/>
+              <w:spacing w:after="0" w:before="0" w:line="300"/>
+              <w:jc w:val="center"/>
+            </w:pPr>
+            <w:r>
+              <w:rPr>
+                <w:rFonts w:ascii="Times New Roman" w:cs="Times New Roman" w:eastAsia="바탕" w:hAnsi="Times New Roman"/>
+                <w:b w:val="false"/>
+                <w:bCs w:val="false"/>
+                <w:sz w:val="16"/>
+                <w:szCs w:val="16"/>
+                <w:highlight w:val="yellow"/>
+              </w:rPr>
+              <w:t xml:space="preserve">【</w:t>
+            </w:r>
+            <w:r>
+              <w:rPr>
+                <w:rFonts w:ascii="Times New Roman" w:cs="Times New Roman" w:eastAsia="바탕" w:hAnsi="Times New Roman"/>
+                <w:b w:val="false"/>
+                <w:bCs w:val="false"/>
+                <w:sz w:val="16"/>
+                <w:szCs w:val="16"/>
+                <w:highlight w:val="yellow"/>
+              </w:rPr>
+              <w:t xml:space="preserve"> </w:t>
+            </w:r>
+            <w:r>
+              <w:rPr>
+                <w:rFonts w:ascii="Times New Roman" w:cs="Times New Roman" w:eastAsia="바탕" w:hAnsi="Times New Roman"/>
+                <w:b w:val="false"/>
+                <w:bCs w:val="false"/>
+                <w:sz w:val="16"/>
+                <w:szCs w:val="16"/>
+                <w:highlight w:val="yellow"/>
+              </w:rPr>
+              <w:t xml:space="preserve">】</w:t>
             </w:r>
           </w:p>
         </w:tc>
@@ -6457,14 +8576,37 @@
                 <w:bCs w:val="false"/>
                 <w:sz w:val="16"/>
                 <w:szCs w:val="16"/>
-              </w:rPr>
-              <w:t xml:space="preserve">실험군</w:t>
+                <w:highlight w:val="yellow"/>
+              </w:rPr>
+              <w:t xml:space="preserve">【</w:t>
+            </w:r>
+            <w:r>
+              <w:rPr>
+                <w:rFonts w:ascii="Times New Roman" w:cs="Times New Roman" w:eastAsia="바탕" w:hAnsi="Times New Roman"/>
+                <w:b w:val="false"/>
+                <w:bCs w:val="false"/>
+                <w:sz w:val="16"/>
+                <w:szCs w:val="16"/>
+                <w:highlight w:val="yellow"/>
+              </w:rPr>
+              <w:t xml:space="preserve"> </w:t>
+            </w:r>
+            <w:r>
+              <w:rPr>
+                <w:rFonts w:ascii="Times New Roman" w:cs="Times New Roman" w:eastAsia="바탕" w:hAnsi="Times New Roman"/>
+                <w:b w:val="false"/>
+                <w:bCs w:val="false"/>
+                <w:sz w:val="16"/>
+                <w:szCs w:val="16"/>
+                <w:highlight w:val="yellow"/>
+              </w:rPr>
+              <w:t xml:space="preserve">】</w:t>
             </w:r>
           </w:p>
         </w:tc>
         <w:tc>
           <w:tcPr>
-            <w:tcW w:type="dxa" w:w="900"/>
+            <w:tcW w:type="dxa" w:w="480"/>
             <w:gridSpan w:val="1"/>
             <w:tcBorders>
               <w:top w:val="none" w:color="FFFFFF" w:sz="0"/>
@@ -6521,9 +8663,40 @@
             </w:r>
           </w:p>
         </w:tc>
+      </w:tr>
+      <w:tr>
+        <w:trPr>
+          <w:cantSplit/>
+        </w:trPr>
         <w:tc>
           <w:tcPr>
-            <w:tcW w:type="dxa" w:w="900"/>
+            <w:tcW w:type="dxa" w:w="640"/>
+            <w:gridSpan w:val="1"/>
+            <w:tcBorders>
+              <w:top w:val="none" w:color="FFFFFF" w:sz="0"/>
+              <w:left w:val="none" w:color="FFFFFF" w:sz="0"/>
+              <w:bottom w:val="none" w:color="FFFFFF" w:sz="0"/>
+              <w:right w:val="none" w:color="FFFFFF" w:sz="0"/>
+            </w:tcBorders>
+            <w:tcMar>
+              <w:top w:type="dxa" w:w="40"/>
+              <w:left w:type="dxa" w:w="60"/>
+              <w:bottom w:type="dxa" w:w="40"/>
+              <w:right w:type="dxa" w:w="60"/>
+            </w:tcMar>
+            <w:vAlign w:val="center"/>
+          </w:tcPr>
+          <w:p>
+            <w:pPr>
+              <w:keepNext/>
+              <w:spacing w:after="0" w:before="0" w:line="300"/>
+              <w:jc w:val="left"/>
+            </w:pPr>
+          </w:p>
+        </w:tc>
+        <w:tc>
+          <w:tcPr>
+            <w:tcW w:type="dxa" w:w="560"/>
             <w:gridSpan w:val="1"/>
             <w:tcBorders>
               <w:top w:val="none" w:color="FFFFFF" w:sz="0"/>
@@ -6552,37 +8725,14 @@
                 <w:bCs w:val="false"/>
                 <w:sz w:val="16"/>
                 <w:szCs w:val="16"/>
-                <w:highlight w:val="yellow"/>
-              </w:rPr>
-              <w:t xml:space="preserve">【</w:t>
-            </w:r>
-            <w:r>
-              <w:rPr>
-                <w:rFonts w:ascii="Times New Roman" w:cs="Times New Roman" w:eastAsia="바탕" w:hAnsi="Times New Roman"/>
-                <w:b w:val="false"/>
-                <w:bCs w:val="false"/>
-                <w:sz w:val="16"/>
-                <w:szCs w:val="16"/>
-                <w:highlight w:val="yellow"/>
-              </w:rPr>
-              <w:t xml:space="preserve"> </w:t>
-            </w:r>
-            <w:r>
-              <w:rPr>
-                <w:rFonts w:ascii="Times New Roman" w:cs="Times New Roman" w:eastAsia="바탕" w:hAnsi="Times New Roman"/>
-                <w:b w:val="false"/>
-                <w:bCs w:val="false"/>
-                <w:sz w:val="16"/>
-                <w:szCs w:val="16"/>
-                <w:highlight w:val="yellow"/>
-              </w:rPr>
-              <w:t xml:space="preserve">】</w:t>
+              </w:rPr>
+              <w:t xml:space="preserve">통제군</w:t>
             </w:r>
           </w:p>
         </w:tc>
         <w:tc>
           <w:tcPr>
-            <w:tcW w:type="dxa" w:w="760"/>
+            <w:tcW w:type="dxa" w:w="800"/>
             <w:gridSpan w:val="1"/>
             <w:tcBorders>
               <w:top w:val="none" w:color="FFFFFF" w:sz="0"/>
@@ -6641,7 +8791,7 @@
         </w:tc>
         <w:tc>
           <w:tcPr>
-            <w:tcW w:type="dxa" w:w="700"/>
+            <w:tcW w:type="dxa" w:w="800"/>
             <w:gridSpan w:val="1"/>
             <w:tcBorders>
               <w:top w:val="none" w:color="FFFFFF" w:sz="0"/>
@@ -6698,14 +8848,9 @@
             </w:r>
           </w:p>
         </w:tc>
-      </w:tr>
-      <w:tr>
-        <w:trPr>
-          <w:cantSplit/>
-        </w:trPr>
         <w:tc>
           <w:tcPr>
-            <w:tcW w:type="dxa" w:w="700"/>
+            <w:tcW w:type="dxa" w:w="680"/>
             <w:gridSpan w:val="1"/>
             <w:tcBorders>
               <w:top w:val="none" w:color="FFFFFF" w:sz="0"/>
@@ -6725,8 +8870,41 @@
             <w:pPr>
               <w:keepNext/>
               <w:spacing w:after="0" w:before="0" w:line="300"/>
-              <w:jc w:val="left"/>
+              <w:jc w:val="center"/>
             </w:pPr>
+            <w:r>
+              <w:rPr>
+                <w:rFonts w:ascii="Times New Roman" w:cs="Times New Roman" w:eastAsia="바탕" w:hAnsi="Times New Roman"/>
+                <w:b w:val="false"/>
+                <w:bCs w:val="false"/>
+                <w:sz w:val="16"/>
+                <w:szCs w:val="16"/>
+                <w:highlight w:val="yellow"/>
+              </w:rPr>
+              <w:t xml:space="preserve">【</w:t>
+            </w:r>
+            <w:r>
+              <w:rPr>
+                <w:rFonts w:ascii="Times New Roman" w:cs="Times New Roman" w:eastAsia="바탕" w:hAnsi="Times New Roman"/>
+                <w:b w:val="false"/>
+                <w:bCs w:val="false"/>
+                <w:sz w:val="16"/>
+                <w:szCs w:val="16"/>
+                <w:highlight w:val="yellow"/>
+              </w:rPr>
+              <w:t xml:space="preserve"> </w:t>
+            </w:r>
+            <w:r>
+              <w:rPr>
+                <w:rFonts w:ascii="Times New Roman" w:cs="Times New Roman" w:eastAsia="바탕" w:hAnsi="Times New Roman"/>
+                <w:b w:val="false"/>
+                <w:bCs w:val="false"/>
+                <w:sz w:val="16"/>
+                <w:szCs w:val="16"/>
+                <w:highlight w:val="yellow"/>
+              </w:rPr>
+              <w:t xml:space="preserve">】</w:t>
+            </w:r>
           </w:p>
         </w:tc>
         <w:tc>
@@ -6753,198 +8931,11 @@
               <w:spacing w:after="0" w:before="0" w:line="300"/>
               <w:jc w:val="center"/>
             </w:pPr>
-            <w:r>
-              <w:rPr>
-                <w:rFonts w:ascii="Times New Roman" w:cs="Times New Roman" w:eastAsia="바탕" w:hAnsi="Times New Roman"/>
-                <w:b w:val="false"/>
-                <w:bCs w:val="false"/>
-                <w:sz w:val="16"/>
-                <w:szCs w:val="16"/>
-              </w:rPr>
-              <w:t xml:space="preserve">통제군</w:t>
-            </w:r>
           </w:p>
         </w:tc>
         <w:tc>
           <w:tcPr>
-            <w:tcW w:type="dxa" w:w="900"/>
-            <w:gridSpan w:val="1"/>
-            <w:tcBorders>
-              <w:top w:val="none" w:color="FFFFFF" w:sz="0"/>
-              <w:left w:val="none" w:color="FFFFFF" w:sz="0"/>
-              <w:bottom w:val="none" w:color="FFFFFF" w:sz="0"/>
-              <w:right w:val="none" w:color="FFFFFF" w:sz="0"/>
-            </w:tcBorders>
-            <w:tcMar>
-              <w:top w:type="dxa" w:w="40"/>
-              <w:left w:type="dxa" w:w="60"/>
-              <w:bottom w:type="dxa" w:w="40"/>
-              <w:right w:type="dxa" w:w="60"/>
-            </w:tcMar>
-            <w:vAlign w:val="center"/>
-          </w:tcPr>
-          <w:p>
-            <w:pPr>
-              <w:keepNext/>
-              <w:spacing w:after="0" w:before="0" w:line="300"/>
-              <w:jc w:val="center"/>
-            </w:pPr>
-            <w:r>
-              <w:rPr>
-                <w:rFonts w:ascii="Times New Roman" w:cs="Times New Roman" w:eastAsia="바탕" w:hAnsi="Times New Roman"/>
-                <w:b w:val="false"/>
-                <w:bCs w:val="false"/>
-                <w:sz w:val="16"/>
-                <w:szCs w:val="16"/>
-                <w:highlight w:val="yellow"/>
-              </w:rPr>
-              <w:t xml:space="preserve">【</w:t>
-            </w:r>
-            <w:r>
-              <w:rPr>
-                <w:rFonts w:ascii="Times New Roman" w:cs="Times New Roman" w:eastAsia="바탕" w:hAnsi="Times New Roman"/>
-                <w:b w:val="false"/>
-                <w:bCs w:val="false"/>
-                <w:sz w:val="16"/>
-                <w:szCs w:val="16"/>
-                <w:highlight w:val="yellow"/>
-              </w:rPr>
-              <w:t xml:space="preserve"> </w:t>
-            </w:r>
-            <w:r>
-              <w:rPr>
-                <w:rFonts w:ascii="Times New Roman" w:cs="Times New Roman" w:eastAsia="바탕" w:hAnsi="Times New Roman"/>
-                <w:b w:val="false"/>
-                <w:bCs w:val="false"/>
-                <w:sz w:val="16"/>
-                <w:szCs w:val="16"/>
-                <w:highlight w:val="yellow"/>
-              </w:rPr>
-              <w:t xml:space="preserve">】</w:t>
-            </w:r>
-          </w:p>
-        </w:tc>
-        <w:tc>
-          <w:tcPr>
-            <w:tcW w:type="dxa" w:w="900"/>
-            <w:gridSpan w:val="1"/>
-            <w:tcBorders>
-              <w:top w:val="none" w:color="FFFFFF" w:sz="0"/>
-              <w:left w:val="none" w:color="FFFFFF" w:sz="0"/>
-              <w:bottom w:val="none" w:color="FFFFFF" w:sz="0"/>
-              <w:right w:val="none" w:color="FFFFFF" w:sz="0"/>
-            </w:tcBorders>
-            <w:tcMar>
-              <w:top w:type="dxa" w:w="40"/>
-              <w:left w:type="dxa" w:w="60"/>
-              <w:bottom w:type="dxa" w:w="40"/>
-              <w:right w:type="dxa" w:w="60"/>
-            </w:tcMar>
-            <w:vAlign w:val="center"/>
-          </w:tcPr>
-          <w:p>
-            <w:pPr>
-              <w:keepNext/>
-              <w:spacing w:after="0" w:before="0" w:line="300"/>
-              <w:jc w:val="center"/>
-            </w:pPr>
-            <w:r>
-              <w:rPr>
-                <w:rFonts w:ascii="Times New Roman" w:cs="Times New Roman" w:eastAsia="바탕" w:hAnsi="Times New Roman"/>
-                <w:b w:val="false"/>
-                <w:bCs w:val="false"/>
-                <w:sz w:val="16"/>
-                <w:szCs w:val="16"/>
-                <w:highlight w:val="yellow"/>
-              </w:rPr>
-              <w:t xml:space="preserve">【</w:t>
-            </w:r>
-            <w:r>
-              <w:rPr>
-                <w:rFonts w:ascii="Times New Roman" w:cs="Times New Roman" w:eastAsia="바탕" w:hAnsi="Times New Roman"/>
-                <w:b w:val="false"/>
-                <w:bCs w:val="false"/>
-                <w:sz w:val="16"/>
-                <w:szCs w:val="16"/>
-                <w:highlight w:val="yellow"/>
-              </w:rPr>
-              <w:t xml:space="preserve"> </w:t>
-            </w:r>
-            <w:r>
-              <w:rPr>
-                <w:rFonts w:ascii="Times New Roman" w:cs="Times New Roman" w:eastAsia="바탕" w:hAnsi="Times New Roman"/>
-                <w:b w:val="false"/>
-                <w:bCs w:val="false"/>
-                <w:sz w:val="16"/>
-                <w:szCs w:val="16"/>
-                <w:highlight w:val="yellow"/>
-              </w:rPr>
-              <w:t xml:space="preserve">】</w:t>
-            </w:r>
-          </w:p>
-        </w:tc>
-        <w:tc>
-          <w:tcPr>
-            <w:tcW w:type="dxa" w:w="760"/>
-            <w:gridSpan w:val="1"/>
-            <w:tcBorders>
-              <w:top w:val="none" w:color="FFFFFF" w:sz="0"/>
-              <w:left w:val="none" w:color="FFFFFF" w:sz="0"/>
-              <w:bottom w:val="none" w:color="FFFFFF" w:sz="0"/>
-              <w:right w:val="none" w:color="FFFFFF" w:sz="0"/>
-            </w:tcBorders>
-            <w:tcMar>
-              <w:top w:type="dxa" w:w="40"/>
-              <w:left w:type="dxa" w:w="60"/>
-              <w:bottom w:type="dxa" w:w="40"/>
-              <w:right w:type="dxa" w:w="60"/>
-            </w:tcMar>
-            <w:vAlign w:val="center"/>
-          </w:tcPr>
-          <w:p>
-            <w:pPr>
-              <w:keepNext/>
-              <w:spacing w:after="0" w:before="0" w:line="300"/>
-              <w:jc w:val="center"/>
-            </w:pPr>
-            <w:r>
-              <w:rPr>
-                <w:rFonts w:ascii="Times New Roman" w:cs="Times New Roman" w:eastAsia="바탕" w:hAnsi="Times New Roman"/>
-                <w:b w:val="false"/>
-                <w:bCs w:val="false"/>
-                <w:sz w:val="16"/>
-                <w:szCs w:val="16"/>
-                <w:highlight w:val="yellow"/>
-              </w:rPr>
-              <w:t xml:space="preserve">【</w:t>
-            </w:r>
-            <w:r>
-              <w:rPr>
-                <w:rFonts w:ascii="Times New Roman" w:cs="Times New Roman" w:eastAsia="바탕" w:hAnsi="Times New Roman"/>
-                <w:b w:val="false"/>
-                <w:bCs w:val="false"/>
-                <w:sz w:val="16"/>
-                <w:szCs w:val="16"/>
-                <w:highlight w:val="yellow"/>
-              </w:rPr>
-              <w:t xml:space="preserve"> </w:t>
-            </w:r>
-            <w:r>
-              <w:rPr>
-                <w:rFonts w:ascii="Times New Roman" w:cs="Times New Roman" w:eastAsia="바탕" w:hAnsi="Times New Roman"/>
-                <w:b w:val="false"/>
-                <w:bCs w:val="false"/>
-                <w:sz w:val="16"/>
-                <w:szCs w:val="16"/>
-                <w:highlight w:val="yellow"/>
-              </w:rPr>
-              <w:t xml:space="preserve">】</w:t>
-            </w:r>
-          </w:p>
-        </w:tc>
-        <w:tc>
-          <w:tcPr>
-            <w:tcW w:type="dxa" w:w="700"/>
+            <w:tcW w:type="dxa" w:w="480"/>
             <w:gridSpan w:val="1"/>
             <w:tcBorders>
               <w:top w:val="none" w:color="FFFFFF" w:sz="0"/>
@@ -6975,7 +8966,7 @@
         </w:trPr>
         <w:tc>
           <w:tcPr>
-            <w:tcW w:type="dxa" w:w="700"/>
+            <w:tcW w:type="dxa" w:w="640"/>
             <w:gridSpan w:val="1"/>
             <w:tcBorders>
               <w:top w:val="none" w:color="FFFFFF" w:sz="0"/>
@@ -7023,6 +9014,219 @@
                 <w:szCs w:val="16"/>
               </w:rPr>
               <w:t xml:space="preserve">(점)</w:t>
+            </w:r>
+          </w:p>
+        </w:tc>
+        <w:tc>
+          <w:tcPr>
+            <w:tcW w:type="dxa" w:w="560"/>
+            <w:gridSpan w:val="1"/>
+            <w:tcBorders>
+              <w:top w:val="none" w:color="FFFFFF" w:sz="0"/>
+              <w:left w:val="none" w:color="FFFFFF" w:sz="0"/>
+              <w:bottom w:val="none" w:color="FFFFFF" w:sz="0"/>
+              <w:right w:val="none" w:color="FFFFFF" w:sz="0"/>
+            </w:tcBorders>
+            <w:tcMar>
+              <w:top w:type="dxa" w:w="40"/>
+              <w:left w:type="dxa" w:w="60"/>
+              <w:bottom w:type="dxa" w:w="40"/>
+              <w:right w:type="dxa" w:w="60"/>
+            </w:tcMar>
+            <w:vAlign w:val="center"/>
+          </w:tcPr>
+          <w:p>
+            <w:pPr>
+              <w:keepNext/>
+              <w:spacing w:after="0" w:before="0" w:line="300"/>
+              <w:jc w:val="center"/>
+            </w:pPr>
+            <w:r>
+              <w:rPr>
+                <w:rFonts w:ascii="Times New Roman" w:cs="Times New Roman" w:eastAsia="바탕" w:hAnsi="Times New Roman"/>
+                <w:b w:val="false"/>
+                <w:bCs w:val="false"/>
+                <w:sz w:val="16"/>
+                <w:szCs w:val="16"/>
+              </w:rPr>
+              <w:t xml:space="preserve">실험군</w:t>
+            </w:r>
+          </w:p>
+        </w:tc>
+        <w:tc>
+          <w:tcPr>
+            <w:tcW w:type="dxa" w:w="800"/>
+            <w:gridSpan w:val="1"/>
+            <w:tcBorders>
+              <w:top w:val="none" w:color="FFFFFF" w:sz="0"/>
+              <w:left w:val="none" w:color="FFFFFF" w:sz="0"/>
+              <w:bottom w:val="none" w:color="FFFFFF" w:sz="0"/>
+              <w:right w:val="none" w:color="FFFFFF" w:sz="0"/>
+            </w:tcBorders>
+            <w:tcMar>
+              <w:top w:type="dxa" w:w="40"/>
+              <w:left w:type="dxa" w:w="60"/>
+              <w:bottom w:type="dxa" w:w="40"/>
+              <w:right w:type="dxa" w:w="60"/>
+            </w:tcMar>
+            <w:vAlign w:val="center"/>
+          </w:tcPr>
+          <w:p>
+            <w:pPr>
+              <w:keepNext/>
+              <w:spacing w:after="0" w:before="0" w:line="300"/>
+              <w:jc w:val="center"/>
+            </w:pPr>
+            <w:r>
+              <w:rPr>
+                <w:rFonts w:ascii="Times New Roman" w:cs="Times New Roman" w:eastAsia="바탕" w:hAnsi="Times New Roman"/>
+                <w:b w:val="false"/>
+                <w:bCs w:val="false"/>
+                <w:sz w:val="16"/>
+                <w:szCs w:val="16"/>
+                <w:highlight w:val="yellow"/>
+              </w:rPr>
+              <w:t xml:space="preserve">【</w:t>
+            </w:r>
+            <w:r>
+              <w:rPr>
+                <w:rFonts w:ascii="Times New Roman" w:cs="Times New Roman" w:eastAsia="바탕" w:hAnsi="Times New Roman"/>
+                <w:b w:val="false"/>
+                <w:bCs w:val="false"/>
+                <w:sz w:val="16"/>
+                <w:szCs w:val="16"/>
+                <w:highlight w:val="yellow"/>
+              </w:rPr>
+              <w:t xml:space="preserve"> </w:t>
+            </w:r>
+            <w:r>
+              <w:rPr>
+                <w:rFonts w:ascii="Times New Roman" w:cs="Times New Roman" w:eastAsia="바탕" w:hAnsi="Times New Roman"/>
+                <w:b w:val="false"/>
+                <w:bCs w:val="false"/>
+                <w:sz w:val="16"/>
+                <w:szCs w:val="16"/>
+                <w:highlight w:val="yellow"/>
+              </w:rPr>
+              <w:t xml:space="preserve">】</w:t>
+            </w:r>
+          </w:p>
+        </w:tc>
+        <w:tc>
+          <w:tcPr>
+            <w:tcW w:type="dxa" w:w="800"/>
+            <w:gridSpan w:val="1"/>
+            <w:tcBorders>
+              <w:top w:val="none" w:color="FFFFFF" w:sz="0"/>
+              <w:left w:val="none" w:color="FFFFFF" w:sz="0"/>
+              <w:bottom w:val="none" w:color="FFFFFF" w:sz="0"/>
+              <w:right w:val="none" w:color="FFFFFF" w:sz="0"/>
+            </w:tcBorders>
+            <w:tcMar>
+              <w:top w:type="dxa" w:w="40"/>
+              <w:left w:type="dxa" w:w="60"/>
+              <w:bottom w:type="dxa" w:w="40"/>
+              <w:right w:type="dxa" w:w="60"/>
+            </w:tcMar>
+            <w:vAlign w:val="center"/>
+          </w:tcPr>
+          <w:p>
+            <w:pPr>
+              <w:keepNext/>
+              <w:spacing w:after="0" w:before="0" w:line="300"/>
+              <w:jc w:val="center"/>
+            </w:pPr>
+            <w:r>
+              <w:rPr>
+                <w:rFonts w:ascii="Times New Roman" w:cs="Times New Roman" w:eastAsia="바탕" w:hAnsi="Times New Roman"/>
+                <w:b w:val="false"/>
+                <w:bCs w:val="false"/>
+                <w:sz w:val="16"/>
+                <w:szCs w:val="16"/>
+                <w:highlight w:val="yellow"/>
+              </w:rPr>
+              <w:t xml:space="preserve">【</w:t>
+            </w:r>
+            <w:r>
+              <w:rPr>
+                <w:rFonts w:ascii="Times New Roman" w:cs="Times New Roman" w:eastAsia="바탕" w:hAnsi="Times New Roman"/>
+                <w:b w:val="false"/>
+                <w:bCs w:val="false"/>
+                <w:sz w:val="16"/>
+                <w:szCs w:val="16"/>
+                <w:highlight w:val="yellow"/>
+              </w:rPr>
+              <w:t xml:space="preserve"> </w:t>
+            </w:r>
+            <w:r>
+              <w:rPr>
+                <w:rFonts w:ascii="Times New Roman" w:cs="Times New Roman" w:eastAsia="바탕" w:hAnsi="Times New Roman"/>
+                <w:b w:val="false"/>
+                <w:bCs w:val="false"/>
+                <w:sz w:val="16"/>
+                <w:szCs w:val="16"/>
+                <w:highlight w:val="yellow"/>
+              </w:rPr>
+              <w:t xml:space="preserve">】</w:t>
+            </w:r>
+          </w:p>
+        </w:tc>
+        <w:tc>
+          <w:tcPr>
+            <w:tcW w:type="dxa" w:w="680"/>
+            <w:gridSpan w:val="1"/>
+            <w:tcBorders>
+              <w:top w:val="none" w:color="FFFFFF" w:sz="0"/>
+              <w:left w:val="none" w:color="FFFFFF" w:sz="0"/>
+              <w:bottom w:val="none" w:color="FFFFFF" w:sz="0"/>
+              <w:right w:val="none" w:color="FFFFFF" w:sz="0"/>
+            </w:tcBorders>
+            <w:tcMar>
+              <w:top w:type="dxa" w:w="40"/>
+              <w:left w:type="dxa" w:w="60"/>
+              <w:bottom w:type="dxa" w:w="40"/>
+              <w:right w:type="dxa" w:w="60"/>
+            </w:tcMar>
+            <w:vAlign w:val="center"/>
+          </w:tcPr>
+          <w:p>
+            <w:pPr>
+              <w:keepNext/>
+              <w:spacing w:after="0" w:before="0" w:line="300"/>
+              <w:jc w:val="center"/>
+            </w:pPr>
+            <w:r>
+              <w:rPr>
+                <w:rFonts w:ascii="Times New Roman" w:cs="Times New Roman" w:eastAsia="바탕" w:hAnsi="Times New Roman"/>
+                <w:b w:val="false"/>
+                <w:bCs w:val="false"/>
+                <w:sz w:val="16"/>
+                <w:szCs w:val="16"/>
+                <w:highlight w:val="yellow"/>
+              </w:rPr>
+              <w:t xml:space="preserve">【</w:t>
+            </w:r>
+            <w:r>
+              <w:rPr>
+                <w:rFonts w:ascii="Times New Roman" w:cs="Times New Roman" w:eastAsia="바탕" w:hAnsi="Times New Roman"/>
+                <w:b w:val="false"/>
+                <w:bCs w:val="false"/>
+                <w:sz w:val="16"/>
+                <w:szCs w:val="16"/>
+                <w:highlight w:val="yellow"/>
+              </w:rPr>
+              <w:t xml:space="preserve"> </w:t>
+            </w:r>
+            <w:r>
+              <w:rPr>
+                <w:rFonts w:ascii="Times New Roman" w:cs="Times New Roman" w:eastAsia="바탕" w:hAnsi="Times New Roman"/>
+                <w:b w:val="false"/>
+                <w:bCs w:val="false"/>
+                <w:sz w:val="16"/>
+                <w:szCs w:val="16"/>
+                <w:highlight w:val="yellow"/>
+              </w:rPr>
+              <w:t xml:space="preserve">】</w:t>
             </w:r>
           </w:p>
         </w:tc>
@@ -7057,14 +9261,37 @@
                 <w:bCs w:val="false"/>
                 <w:sz w:val="16"/>
                 <w:szCs w:val="16"/>
-              </w:rPr>
-              <w:t xml:space="preserve">실험군</w:t>
+                <w:highlight w:val="yellow"/>
+              </w:rPr>
+              <w:t xml:space="preserve">【</w:t>
+            </w:r>
+            <w:r>
+              <w:rPr>
+                <w:rFonts w:ascii="Times New Roman" w:cs="Times New Roman" w:eastAsia="바탕" w:hAnsi="Times New Roman"/>
+                <w:b w:val="false"/>
+                <w:bCs w:val="false"/>
+                <w:sz w:val="16"/>
+                <w:szCs w:val="16"/>
+                <w:highlight w:val="yellow"/>
+              </w:rPr>
+              <w:t xml:space="preserve"> </w:t>
+            </w:r>
+            <w:r>
+              <w:rPr>
+                <w:rFonts w:ascii="Times New Roman" w:cs="Times New Roman" w:eastAsia="바탕" w:hAnsi="Times New Roman"/>
+                <w:b w:val="false"/>
+                <w:bCs w:val="false"/>
+                <w:sz w:val="16"/>
+                <w:szCs w:val="16"/>
+                <w:highlight w:val="yellow"/>
+              </w:rPr>
+              <w:t xml:space="preserve">】</w:t>
             </w:r>
           </w:p>
         </w:tc>
         <w:tc>
           <w:tcPr>
-            <w:tcW w:type="dxa" w:w="900"/>
+            <w:tcW w:type="dxa" w:w="480"/>
             <w:gridSpan w:val="1"/>
             <w:tcBorders>
               <w:top w:val="none" w:color="FFFFFF" w:sz="0"/>
@@ -7121,183 +9348,6 @@
             </w:r>
           </w:p>
         </w:tc>
-        <w:tc>
-          <w:tcPr>
-            <w:tcW w:type="dxa" w:w="900"/>
-            <w:gridSpan w:val="1"/>
-            <w:tcBorders>
-              <w:top w:val="none" w:color="FFFFFF" w:sz="0"/>
-              <w:left w:val="none" w:color="FFFFFF" w:sz="0"/>
-              <w:bottom w:val="none" w:color="FFFFFF" w:sz="0"/>
-              <w:right w:val="none" w:color="FFFFFF" w:sz="0"/>
-            </w:tcBorders>
-            <w:tcMar>
-              <w:top w:type="dxa" w:w="40"/>
-              <w:left w:type="dxa" w:w="60"/>
-              <w:bottom w:type="dxa" w:w="40"/>
-              <w:right w:type="dxa" w:w="60"/>
-            </w:tcMar>
-            <w:vAlign w:val="center"/>
-          </w:tcPr>
-          <w:p>
-            <w:pPr>
-              <w:keepNext/>
-              <w:spacing w:after="0" w:before="0" w:line="300"/>
-              <w:jc w:val="center"/>
-            </w:pPr>
-            <w:r>
-              <w:rPr>
-                <w:rFonts w:ascii="Times New Roman" w:cs="Times New Roman" w:eastAsia="바탕" w:hAnsi="Times New Roman"/>
-                <w:b w:val="false"/>
-                <w:bCs w:val="false"/>
-                <w:sz w:val="16"/>
-                <w:szCs w:val="16"/>
-                <w:highlight w:val="yellow"/>
-              </w:rPr>
-              <w:t xml:space="preserve">【</w:t>
-            </w:r>
-            <w:r>
-              <w:rPr>
-                <w:rFonts w:ascii="Times New Roman" w:cs="Times New Roman" w:eastAsia="바탕" w:hAnsi="Times New Roman"/>
-                <w:b w:val="false"/>
-                <w:bCs w:val="false"/>
-                <w:sz w:val="16"/>
-                <w:szCs w:val="16"/>
-                <w:highlight w:val="yellow"/>
-              </w:rPr>
-              <w:t xml:space="preserve"> </w:t>
-            </w:r>
-            <w:r>
-              <w:rPr>
-                <w:rFonts w:ascii="Times New Roman" w:cs="Times New Roman" w:eastAsia="바탕" w:hAnsi="Times New Roman"/>
-                <w:b w:val="false"/>
-                <w:bCs w:val="false"/>
-                <w:sz w:val="16"/>
-                <w:szCs w:val="16"/>
-                <w:highlight w:val="yellow"/>
-              </w:rPr>
-              <w:t xml:space="preserve">】</w:t>
-            </w:r>
-          </w:p>
-        </w:tc>
-        <w:tc>
-          <w:tcPr>
-            <w:tcW w:type="dxa" w:w="760"/>
-            <w:gridSpan w:val="1"/>
-            <w:tcBorders>
-              <w:top w:val="none" w:color="FFFFFF" w:sz="0"/>
-              <w:left w:val="none" w:color="FFFFFF" w:sz="0"/>
-              <w:bottom w:val="none" w:color="FFFFFF" w:sz="0"/>
-              <w:right w:val="none" w:color="FFFFFF" w:sz="0"/>
-            </w:tcBorders>
-            <w:tcMar>
-              <w:top w:type="dxa" w:w="40"/>
-              <w:left w:type="dxa" w:w="60"/>
-              <w:bottom w:type="dxa" w:w="40"/>
-              <w:right w:type="dxa" w:w="60"/>
-            </w:tcMar>
-            <w:vAlign w:val="center"/>
-          </w:tcPr>
-          <w:p>
-            <w:pPr>
-              <w:keepNext/>
-              <w:spacing w:after="0" w:before="0" w:line="300"/>
-              <w:jc w:val="center"/>
-            </w:pPr>
-            <w:r>
-              <w:rPr>
-                <w:rFonts w:ascii="Times New Roman" w:cs="Times New Roman" w:eastAsia="바탕" w:hAnsi="Times New Roman"/>
-                <w:b w:val="false"/>
-                <w:bCs w:val="false"/>
-                <w:sz w:val="16"/>
-                <w:szCs w:val="16"/>
-                <w:highlight w:val="yellow"/>
-              </w:rPr>
-              <w:t xml:space="preserve">【</w:t>
-            </w:r>
-            <w:r>
-              <w:rPr>
-                <w:rFonts w:ascii="Times New Roman" w:cs="Times New Roman" w:eastAsia="바탕" w:hAnsi="Times New Roman"/>
-                <w:b w:val="false"/>
-                <w:bCs w:val="false"/>
-                <w:sz w:val="16"/>
-                <w:szCs w:val="16"/>
-                <w:highlight w:val="yellow"/>
-              </w:rPr>
-              <w:t xml:space="preserve"> </w:t>
-            </w:r>
-            <w:r>
-              <w:rPr>
-                <w:rFonts w:ascii="Times New Roman" w:cs="Times New Roman" w:eastAsia="바탕" w:hAnsi="Times New Roman"/>
-                <w:b w:val="false"/>
-                <w:bCs w:val="false"/>
-                <w:sz w:val="16"/>
-                <w:szCs w:val="16"/>
-                <w:highlight w:val="yellow"/>
-              </w:rPr>
-              <w:t xml:space="preserve">】</w:t>
-            </w:r>
-          </w:p>
-        </w:tc>
-        <w:tc>
-          <w:tcPr>
-            <w:tcW w:type="dxa" w:w="700"/>
-            <w:gridSpan w:val="1"/>
-            <w:tcBorders>
-              <w:top w:val="none" w:color="FFFFFF" w:sz="0"/>
-              <w:left w:val="none" w:color="FFFFFF" w:sz="0"/>
-              <w:bottom w:val="none" w:color="FFFFFF" w:sz="0"/>
-              <w:right w:val="none" w:color="FFFFFF" w:sz="0"/>
-            </w:tcBorders>
-            <w:tcMar>
-              <w:top w:type="dxa" w:w="40"/>
-              <w:left w:type="dxa" w:w="60"/>
-              <w:bottom w:type="dxa" w:w="40"/>
-              <w:right w:type="dxa" w:w="60"/>
-            </w:tcMar>
-            <w:vAlign w:val="center"/>
-          </w:tcPr>
-          <w:p>
-            <w:pPr>
-              <w:keepNext/>
-              <w:spacing w:after="0" w:before="0" w:line="300"/>
-              <w:jc w:val="center"/>
-            </w:pPr>
-            <w:r>
-              <w:rPr>
-                <w:rFonts w:ascii="Times New Roman" w:cs="Times New Roman" w:eastAsia="바탕" w:hAnsi="Times New Roman"/>
-                <w:b w:val="false"/>
-                <w:bCs w:val="false"/>
-                <w:sz w:val="16"/>
-                <w:szCs w:val="16"/>
-                <w:highlight w:val="yellow"/>
-              </w:rPr>
-              <w:t xml:space="preserve">【</w:t>
-            </w:r>
-            <w:r>
-              <w:rPr>
-                <w:rFonts w:ascii="Times New Roman" w:cs="Times New Roman" w:eastAsia="바탕" w:hAnsi="Times New Roman"/>
-                <w:b w:val="false"/>
-                <w:bCs w:val="false"/>
-                <w:sz w:val="16"/>
-                <w:szCs w:val="16"/>
-                <w:highlight w:val="yellow"/>
-              </w:rPr>
-              <w:t xml:space="preserve"> </w:t>
-            </w:r>
-            <w:r>
-              <w:rPr>
-                <w:rFonts w:ascii="Times New Roman" w:cs="Times New Roman" w:eastAsia="바탕" w:hAnsi="Times New Roman"/>
-                <w:b w:val="false"/>
-                <w:bCs w:val="false"/>
-                <w:sz w:val="16"/>
-                <w:szCs w:val="16"/>
-                <w:highlight w:val="yellow"/>
-              </w:rPr>
-              <w:t xml:space="preserve">】</w:t>
-            </w:r>
-          </w:p>
-        </w:tc>
       </w:tr>
       <w:tr>
         <w:trPr>
@@ -7305,7 +9355,7 @@
         </w:trPr>
         <w:tc>
           <w:tcPr>
-            <w:tcW w:type="dxa" w:w="700"/>
+            <w:tcW w:type="dxa" w:w="640"/>
             <w:gridSpan w:val="1"/>
             <w:tcBorders>
               <w:top w:val="none" w:color="FFFFFF" w:sz="0"/>
@@ -7327,6 +9377,219 @@
               <w:spacing w:after="0" w:before="0" w:line="300"/>
               <w:jc w:val="left"/>
             </w:pPr>
+          </w:p>
+        </w:tc>
+        <w:tc>
+          <w:tcPr>
+            <w:tcW w:type="dxa" w:w="560"/>
+            <w:gridSpan w:val="1"/>
+            <w:tcBorders>
+              <w:top w:val="none" w:color="FFFFFF" w:sz="0"/>
+              <w:left w:val="none" w:color="FFFFFF" w:sz="0"/>
+              <w:bottom w:val="single" w:color="000000" w:sz="10"/>
+              <w:right w:val="none" w:color="FFFFFF" w:sz="0"/>
+            </w:tcBorders>
+            <w:tcMar>
+              <w:top w:type="dxa" w:w="40"/>
+              <w:left w:type="dxa" w:w="60"/>
+              <w:bottom w:type="dxa" w:w="40"/>
+              <w:right w:type="dxa" w:w="60"/>
+            </w:tcMar>
+            <w:vAlign w:val="center"/>
+          </w:tcPr>
+          <w:p>
+            <w:pPr>
+              <w:keepNext w:val="false"/>
+              <w:spacing w:after="0" w:before="0" w:line="300"/>
+              <w:jc w:val="center"/>
+            </w:pPr>
+            <w:r>
+              <w:rPr>
+                <w:rFonts w:ascii="Times New Roman" w:cs="Times New Roman" w:eastAsia="바탕" w:hAnsi="Times New Roman"/>
+                <w:b w:val="false"/>
+                <w:bCs w:val="false"/>
+                <w:sz w:val="16"/>
+                <w:szCs w:val="16"/>
+              </w:rPr>
+              <w:t xml:space="preserve">통제군</w:t>
+            </w:r>
+          </w:p>
+        </w:tc>
+        <w:tc>
+          <w:tcPr>
+            <w:tcW w:type="dxa" w:w="800"/>
+            <w:gridSpan w:val="1"/>
+            <w:tcBorders>
+              <w:top w:val="none" w:color="FFFFFF" w:sz="0"/>
+              <w:left w:val="none" w:color="FFFFFF" w:sz="0"/>
+              <w:bottom w:val="single" w:color="000000" w:sz="10"/>
+              <w:right w:val="none" w:color="FFFFFF" w:sz="0"/>
+            </w:tcBorders>
+            <w:tcMar>
+              <w:top w:type="dxa" w:w="40"/>
+              <w:left w:type="dxa" w:w="60"/>
+              <w:bottom w:type="dxa" w:w="40"/>
+              <w:right w:type="dxa" w:w="60"/>
+            </w:tcMar>
+            <w:vAlign w:val="center"/>
+          </w:tcPr>
+          <w:p>
+            <w:pPr>
+              <w:keepNext w:val="false"/>
+              <w:spacing w:after="0" w:before="0" w:line="300"/>
+              <w:jc w:val="center"/>
+            </w:pPr>
+            <w:r>
+              <w:rPr>
+                <w:rFonts w:ascii="Times New Roman" w:cs="Times New Roman" w:eastAsia="바탕" w:hAnsi="Times New Roman"/>
+                <w:b w:val="false"/>
+                <w:bCs w:val="false"/>
+                <w:sz w:val="16"/>
+                <w:szCs w:val="16"/>
+                <w:highlight w:val="yellow"/>
+              </w:rPr>
+              <w:t xml:space="preserve">【</w:t>
+            </w:r>
+            <w:r>
+              <w:rPr>
+                <w:rFonts w:ascii="Times New Roman" w:cs="Times New Roman" w:eastAsia="바탕" w:hAnsi="Times New Roman"/>
+                <w:b w:val="false"/>
+                <w:bCs w:val="false"/>
+                <w:sz w:val="16"/>
+                <w:szCs w:val="16"/>
+                <w:highlight w:val="yellow"/>
+              </w:rPr>
+              <w:t xml:space="preserve"> </w:t>
+            </w:r>
+            <w:r>
+              <w:rPr>
+                <w:rFonts w:ascii="Times New Roman" w:cs="Times New Roman" w:eastAsia="바탕" w:hAnsi="Times New Roman"/>
+                <w:b w:val="false"/>
+                <w:bCs w:val="false"/>
+                <w:sz w:val="16"/>
+                <w:szCs w:val="16"/>
+                <w:highlight w:val="yellow"/>
+              </w:rPr>
+              <w:t xml:space="preserve">】</w:t>
+            </w:r>
+          </w:p>
+        </w:tc>
+        <w:tc>
+          <w:tcPr>
+            <w:tcW w:type="dxa" w:w="800"/>
+            <w:gridSpan w:val="1"/>
+            <w:tcBorders>
+              <w:top w:val="none" w:color="FFFFFF" w:sz="0"/>
+              <w:left w:val="none" w:color="FFFFFF" w:sz="0"/>
+              <w:bottom w:val="single" w:color="000000" w:sz="10"/>
+              <w:right w:val="none" w:color="FFFFFF" w:sz="0"/>
+            </w:tcBorders>
+            <w:tcMar>
+              <w:top w:type="dxa" w:w="40"/>
+              <w:left w:type="dxa" w:w="60"/>
+              <w:bottom w:type="dxa" w:w="40"/>
+              <w:right w:type="dxa" w:w="60"/>
+            </w:tcMar>
+            <w:vAlign w:val="center"/>
+          </w:tcPr>
+          <w:p>
+            <w:pPr>
+              <w:keepNext w:val="false"/>
+              <w:spacing w:after="0" w:before="0" w:line="300"/>
+              <w:jc w:val="center"/>
+            </w:pPr>
+            <w:r>
+              <w:rPr>
+                <w:rFonts w:ascii="Times New Roman" w:cs="Times New Roman" w:eastAsia="바탕" w:hAnsi="Times New Roman"/>
+                <w:b w:val="false"/>
+                <w:bCs w:val="false"/>
+                <w:sz w:val="16"/>
+                <w:szCs w:val="16"/>
+                <w:highlight w:val="yellow"/>
+              </w:rPr>
+              <w:t xml:space="preserve">【</w:t>
+            </w:r>
+            <w:r>
+              <w:rPr>
+                <w:rFonts w:ascii="Times New Roman" w:cs="Times New Roman" w:eastAsia="바탕" w:hAnsi="Times New Roman"/>
+                <w:b w:val="false"/>
+                <w:bCs w:val="false"/>
+                <w:sz w:val="16"/>
+                <w:szCs w:val="16"/>
+                <w:highlight w:val="yellow"/>
+              </w:rPr>
+              <w:t xml:space="preserve"> </w:t>
+            </w:r>
+            <w:r>
+              <w:rPr>
+                <w:rFonts w:ascii="Times New Roman" w:cs="Times New Roman" w:eastAsia="바탕" w:hAnsi="Times New Roman"/>
+                <w:b w:val="false"/>
+                <w:bCs w:val="false"/>
+                <w:sz w:val="16"/>
+                <w:szCs w:val="16"/>
+                <w:highlight w:val="yellow"/>
+              </w:rPr>
+              <w:t xml:space="preserve">】</w:t>
+            </w:r>
+          </w:p>
+        </w:tc>
+        <w:tc>
+          <w:tcPr>
+            <w:tcW w:type="dxa" w:w="680"/>
+            <w:gridSpan w:val="1"/>
+            <w:tcBorders>
+              <w:top w:val="none" w:color="FFFFFF" w:sz="0"/>
+              <w:left w:val="none" w:color="FFFFFF" w:sz="0"/>
+              <w:bottom w:val="single" w:color="000000" w:sz="10"/>
+              <w:right w:val="none" w:color="FFFFFF" w:sz="0"/>
+            </w:tcBorders>
+            <w:tcMar>
+              <w:top w:type="dxa" w:w="40"/>
+              <w:left w:type="dxa" w:w="60"/>
+              <w:bottom w:type="dxa" w:w="40"/>
+              <w:right w:type="dxa" w:w="60"/>
+            </w:tcMar>
+            <w:vAlign w:val="center"/>
+          </w:tcPr>
+          <w:p>
+            <w:pPr>
+              <w:keepNext w:val="false"/>
+              <w:spacing w:after="0" w:before="0" w:line="300"/>
+              <w:jc w:val="center"/>
+            </w:pPr>
+            <w:r>
+              <w:rPr>
+                <w:rFonts w:ascii="Times New Roman" w:cs="Times New Roman" w:eastAsia="바탕" w:hAnsi="Times New Roman"/>
+                <w:b w:val="false"/>
+                <w:bCs w:val="false"/>
+                <w:sz w:val="16"/>
+                <w:szCs w:val="16"/>
+                <w:highlight w:val="yellow"/>
+              </w:rPr>
+              <w:t xml:space="preserve">【</w:t>
+            </w:r>
+            <w:r>
+              <w:rPr>
+                <w:rFonts w:ascii="Times New Roman" w:cs="Times New Roman" w:eastAsia="바탕" w:hAnsi="Times New Roman"/>
+                <w:b w:val="false"/>
+                <w:bCs w:val="false"/>
+                <w:sz w:val="16"/>
+                <w:szCs w:val="16"/>
+                <w:highlight w:val="yellow"/>
+              </w:rPr>
+              <w:t xml:space="preserve"> </w:t>
+            </w:r>
+            <w:r>
+              <w:rPr>
+                <w:rFonts w:ascii="Times New Roman" w:cs="Times New Roman" w:eastAsia="바탕" w:hAnsi="Times New Roman"/>
+                <w:b w:val="false"/>
+                <w:bCs w:val="false"/>
+                <w:sz w:val="16"/>
+                <w:szCs w:val="16"/>
+                <w:highlight w:val="yellow"/>
+              </w:rPr>
+              <w:t xml:space="preserve">】</w:t>
+            </w:r>
           </w:p>
         </w:tc>
         <w:tc>
@@ -7353,198 +9616,11 @@
               <w:spacing w:after="0" w:before="0" w:line="300"/>
               <w:jc w:val="center"/>
             </w:pPr>
-            <w:r>
-              <w:rPr>
-                <w:rFonts w:ascii="Times New Roman" w:cs="Times New Roman" w:eastAsia="바탕" w:hAnsi="Times New Roman"/>
-                <w:b w:val="false"/>
-                <w:bCs w:val="false"/>
-                <w:sz w:val="16"/>
-                <w:szCs w:val="16"/>
-              </w:rPr>
-              <w:t xml:space="preserve">통제군</w:t>
-            </w:r>
           </w:p>
         </w:tc>
         <w:tc>
           <w:tcPr>
-            <w:tcW w:type="dxa" w:w="900"/>
-            <w:gridSpan w:val="1"/>
-            <w:tcBorders>
-              <w:top w:val="none" w:color="FFFFFF" w:sz="0"/>
-              <w:left w:val="none" w:color="FFFFFF" w:sz="0"/>
-              <w:bottom w:val="single" w:color="000000" w:sz="10"/>
-              <w:right w:val="none" w:color="FFFFFF" w:sz="0"/>
-            </w:tcBorders>
-            <w:tcMar>
-              <w:top w:type="dxa" w:w="40"/>
-              <w:left w:type="dxa" w:w="60"/>
-              <w:bottom w:type="dxa" w:w="40"/>
-              <w:right w:type="dxa" w:w="60"/>
-            </w:tcMar>
-            <w:vAlign w:val="center"/>
-          </w:tcPr>
-          <w:p>
-            <w:pPr>
-              <w:keepNext w:val="false"/>
-              <w:spacing w:after="0" w:before="0" w:line="300"/>
-              <w:jc w:val="center"/>
-            </w:pPr>
-            <w:r>
-              <w:rPr>
-                <w:rFonts w:ascii="Times New Roman" w:cs="Times New Roman" w:eastAsia="바탕" w:hAnsi="Times New Roman"/>
-                <w:b w:val="false"/>
-                <w:bCs w:val="false"/>
-                <w:sz w:val="16"/>
-                <w:szCs w:val="16"/>
-                <w:highlight w:val="yellow"/>
-              </w:rPr>
-              <w:t xml:space="preserve">【</w:t>
-            </w:r>
-            <w:r>
-              <w:rPr>
-                <w:rFonts w:ascii="Times New Roman" w:cs="Times New Roman" w:eastAsia="바탕" w:hAnsi="Times New Roman"/>
-                <w:b w:val="false"/>
-                <w:bCs w:val="false"/>
-                <w:sz w:val="16"/>
-                <w:szCs w:val="16"/>
-                <w:highlight w:val="yellow"/>
-              </w:rPr>
-              <w:t xml:space="preserve"> </w:t>
-            </w:r>
-            <w:r>
-              <w:rPr>
-                <w:rFonts w:ascii="Times New Roman" w:cs="Times New Roman" w:eastAsia="바탕" w:hAnsi="Times New Roman"/>
-                <w:b w:val="false"/>
-                <w:bCs w:val="false"/>
-                <w:sz w:val="16"/>
-                <w:szCs w:val="16"/>
-                <w:highlight w:val="yellow"/>
-              </w:rPr>
-              <w:t xml:space="preserve">】</w:t>
-            </w:r>
-          </w:p>
-        </w:tc>
-        <w:tc>
-          <w:tcPr>
-            <w:tcW w:type="dxa" w:w="900"/>
-            <w:gridSpan w:val="1"/>
-            <w:tcBorders>
-              <w:top w:val="none" w:color="FFFFFF" w:sz="0"/>
-              <w:left w:val="none" w:color="FFFFFF" w:sz="0"/>
-              <w:bottom w:val="single" w:color="000000" w:sz="10"/>
-              <w:right w:val="none" w:color="FFFFFF" w:sz="0"/>
-            </w:tcBorders>
-            <w:tcMar>
-              <w:top w:type="dxa" w:w="40"/>
-              <w:left w:type="dxa" w:w="60"/>
-              <w:bottom w:type="dxa" w:w="40"/>
-              <w:right w:type="dxa" w:w="60"/>
-            </w:tcMar>
-            <w:vAlign w:val="center"/>
-          </w:tcPr>
-          <w:p>
-            <w:pPr>
-              <w:keepNext w:val="false"/>
-              <w:spacing w:after="0" w:before="0" w:line="300"/>
-              <w:jc w:val="center"/>
-            </w:pPr>
-            <w:r>
-              <w:rPr>
-                <w:rFonts w:ascii="Times New Roman" w:cs="Times New Roman" w:eastAsia="바탕" w:hAnsi="Times New Roman"/>
-                <w:b w:val="false"/>
-                <w:bCs w:val="false"/>
-                <w:sz w:val="16"/>
-                <w:szCs w:val="16"/>
-                <w:highlight w:val="yellow"/>
-              </w:rPr>
-              <w:t xml:space="preserve">【</w:t>
-            </w:r>
-            <w:r>
-              <w:rPr>
-                <w:rFonts w:ascii="Times New Roman" w:cs="Times New Roman" w:eastAsia="바탕" w:hAnsi="Times New Roman"/>
-                <w:b w:val="false"/>
-                <w:bCs w:val="false"/>
-                <w:sz w:val="16"/>
-                <w:szCs w:val="16"/>
-                <w:highlight w:val="yellow"/>
-              </w:rPr>
-              <w:t xml:space="preserve"> </w:t>
-            </w:r>
-            <w:r>
-              <w:rPr>
-                <w:rFonts w:ascii="Times New Roman" w:cs="Times New Roman" w:eastAsia="바탕" w:hAnsi="Times New Roman"/>
-                <w:b w:val="false"/>
-                <w:bCs w:val="false"/>
-                <w:sz w:val="16"/>
-                <w:szCs w:val="16"/>
-                <w:highlight w:val="yellow"/>
-              </w:rPr>
-              <w:t xml:space="preserve">】</w:t>
-            </w:r>
-          </w:p>
-        </w:tc>
-        <w:tc>
-          <w:tcPr>
-            <w:tcW w:type="dxa" w:w="760"/>
-            <w:gridSpan w:val="1"/>
-            <w:tcBorders>
-              <w:top w:val="none" w:color="FFFFFF" w:sz="0"/>
-              <w:left w:val="none" w:color="FFFFFF" w:sz="0"/>
-              <w:bottom w:val="single" w:color="000000" w:sz="10"/>
-              <w:right w:val="none" w:color="FFFFFF" w:sz="0"/>
-            </w:tcBorders>
-            <w:tcMar>
-              <w:top w:type="dxa" w:w="40"/>
-              <w:left w:type="dxa" w:w="60"/>
-              <w:bottom w:type="dxa" w:w="40"/>
-              <w:right w:type="dxa" w:w="60"/>
-            </w:tcMar>
-            <w:vAlign w:val="center"/>
-          </w:tcPr>
-          <w:p>
-            <w:pPr>
-              <w:keepNext w:val="false"/>
-              <w:spacing w:after="0" w:before="0" w:line="300"/>
-              <w:jc w:val="center"/>
-            </w:pPr>
-            <w:r>
-              <w:rPr>
-                <w:rFonts w:ascii="Times New Roman" w:cs="Times New Roman" w:eastAsia="바탕" w:hAnsi="Times New Roman"/>
-                <w:b w:val="false"/>
-                <w:bCs w:val="false"/>
-                <w:sz w:val="16"/>
-                <w:szCs w:val="16"/>
-                <w:highlight w:val="yellow"/>
-              </w:rPr>
-              <w:t xml:space="preserve">【</w:t>
-            </w:r>
-            <w:r>
-              <w:rPr>
-                <w:rFonts w:ascii="Times New Roman" w:cs="Times New Roman" w:eastAsia="바탕" w:hAnsi="Times New Roman"/>
-                <w:b w:val="false"/>
-                <w:bCs w:val="false"/>
-                <w:sz w:val="16"/>
-                <w:szCs w:val="16"/>
-                <w:highlight w:val="yellow"/>
-              </w:rPr>
-              <w:t xml:space="preserve"> </w:t>
-            </w:r>
-            <w:r>
-              <w:rPr>
-                <w:rFonts w:ascii="Times New Roman" w:cs="Times New Roman" w:eastAsia="바탕" w:hAnsi="Times New Roman"/>
-                <w:b w:val="false"/>
-                <w:bCs w:val="false"/>
-                <w:sz w:val="16"/>
-                <w:szCs w:val="16"/>
-                <w:highlight w:val="yellow"/>
-              </w:rPr>
-              <w:t xml:space="preserve">】</w:t>
-            </w:r>
-          </w:p>
-        </w:tc>
-        <w:tc>
-          <w:tcPr>
-            <w:tcW w:type="dxa" w:w="700"/>
+            <w:tcW w:type="dxa" w:w="480"/>
             <w:gridSpan w:val="1"/>
             <w:tcBorders>
               <w:top w:val="none" w:color="FFFFFF" w:sz="0"/>
@@ -7634,7 +9710,7 @@
           <w:sz w:val="16"/>
           <w:szCs w:val="16"/>
         </w:rPr>
-        <w:t xml:space="preserve">, 집단×시기 상호작용(자유도 1, </w:t>
+        <w:t xml:space="preserve">, 2(집단)×2(시기) 반복측정 분산분석의 집단×시기 상호작용(자유도 1, </w:t>
       </w:r>
       <w:r>
         <w:rPr>
@@ -7669,7 +9745,33 @@
           <w:sz w:val="16"/>
           <w:szCs w:val="16"/>
         </w:rPr>
-        <w:t xml:space="preserve">).</w:t>
+        <w:t xml:space="preserve">); η</w:t>
+      </w:r>
+      <w:r>
+        <w:rPr>
+          <w:rFonts w:ascii="Times New Roman" w:cs="Times New Roman" w:eastAsia="바탕" w:hAnsi="Times New Roman"/>
+          <w:sz w:val="16"/>
+          <w:szCs w:val="16"/>
+          <w:vertAlign w:val="subscript"/>
+        </w:rPr>
+        <w:t xml:space="preserve">p</w:t>
+      </w:r>
+      <w:r>
+        <w:rPr>
+          <w:rFonts w:ascii="Times New Roman" w:cs="Times New Roman" w:eastAsia="바탕" w:hAnsi="Times New Roman"/>
+          <w:sz w:val="16"/>
+          <w:szCs w:val="16"/>
+          <w:vertAlign w:val="superscript"/>
+        </w:rPr>
+        <w:t xml:space="preserve">2</w:t>
+      </w:r>
+      <w:r>
+        <w:rPr>
+          <w:rFonts w:ascii="Times New Roman" w:cs="Times New Roman" w:eastAsia="바탕" w:hAnsi="Times New Roman"/>
+          <w:sz w:val="16"/>
+          <w:szCs w:val="16"/>
+        </w:rPr>
+        <w:t xml:space="preserve">, 부분 에타제곱.</w:t>
       </w:r>
     </w:p>
     <w:p>
@@ -8012,42 +10114,59 @@
           <w:sz w:val="20"/>
           <w:szCs w:val="20"/>
         </w:rPr>
-        <w:t xml:space="preserve">max 향상에 효과적인 방법으로 보고되었으며(Milanović et al., 2015), 태권도 선수에게 인터벌 훈련을 적용한 선행연구에서도 유산소성 체력의 향상이 보고되었다(Monks et al., 2017; Song &amp; Sheykhlouvand, 2024). 이 연구의 결과는 이러한 선행연구와 </w:t>
-      </w:r>
-      <w:r>
-        <w:rPr>
-          <w:rFonts w:ascii="Times New Roman" w:cs="Times New Roman" w:eastAsia="바탕" w:hAnsi="Times New Roman"/>
-          <w:sz w:val="20"/>
-          <w:szCs w:val="20"/>
-          <w:highlight w:val="yellow"/>
-        </w:rPr>
-        <w:t xml:space="preserve">【</w:t>
-      </w:r>
-      <w:r>
-        <w:rPr>
-          <w:rFonts w:ascii="Times New Roman" w:cs="Times New Roman" w:eastAsia="바탕" w:hAnsi="Times New Roman"/>
-          <w:sz w:val="20"/>
-          <w:szCs w:val="20"/>
-          <w:highlight w:val="yellow"/>
-        </w:rPr>
-        <w:t xml:space="preserve">같은/다른</w:t>
-      </w:r>
-      <w:r>
-        <w:rPr>
-          <w:rFonts w:ascii="Times New Roman" w:cs="Times New Roman" w:eastAsia="바탕" w:hAnsi="Times New Roman"/>
-          <w:sz w:val="20"/>
-          <w:szCs w:val="20"/>
-          <w:highlight w:val="yellow"/>
-        </w:rPr>
-        <w:t xml:space="preserve">】</w:t>
-      </w:r>
-      <w:r>
-        <w:rPr>
-          <w:rFonts w:ascii="Times New Roman" w:cs="Times New Roman" w:eastAsia="바탕" w:hAnsi="Times New Roman"/>
-          <w:sz w:val="20"/>
-          <w:szCs w:val="20"/>
-        </w:rPr>
-        <w:t xml:space="preserve"> 방향이다. 다만 선행연구는 4–6주간의 달리기 또는 기술 기반 인터벌을 적용하였으므로, 운동 형태와 기간, 비교 조건이 다른 이 연구와 효과의 크기를 직접 비교하기는 어렵다.</w:t>
+        <w:t xml:space="preserve">max 향상에 효과적인 방법으로 보고되었으며(Milanović et al., 2015), 태권도 선수에게 인터벌 훈련을 적용한 선행연구에서도 유산소성 체력의 향상이 보고되었다(Monks et al., 2017; Song &amp; Sheykhlouvand, 2024). 특히 정규훈련에 주 2회의 인터벌 훈련을 8주간 추가한 ITF 태권도 수련자의 VO</w:t>
+      </w:r>
+      <w:r>
+        <w:rPr>
+          <w:rFonts w:ascii="Times New Roman" w:cs="Times New Roman" w:eastAsia="바탕" w:hAnsi="Times New Roman"/>
+          <w:sz w:val="20"/>
+          <w:szCs w:val="20"/>
+          <w:vertAlign w:val="subscript"/>
+        </w:rPr>
+        <w:t xml:space="preserve">2</w:t>
+      </w:r>
+      <w:r>
+        <w:rPr>
+          <w:rFonts w:ascii="Times New Roman" w:cs="Times New Roman" w:eastAsia="바탕" w:hAnsi="Times New Roman"/>
+          <w:sz w:val="20"/>
+          <w:szCs w:val="20"/>
+        </w:rPr>
+        <w:t xml:space="preserve">max는 50.13 mL/kg/min에서 53.16 mL/kg/min으로 증가하였다(Batra &amp; Zatoń, 2016). 이 연구의 변화량은 이러한 선행연구와 비교하여 </w:t>
+      </w:r>
+      <w:r>
+        <w:rPr>
+          <w:rFonts w:ascii="Times New Roman" w:cs="Times New Roman" w:eastAsia="바탕" w:hAnsi="Times New Roman"/>
+          <w:sz w:val="20"/>
+          <w:szCs w:val="20"/>
+          <w:highlight w:val="yellow"/>
+        </w:rPr>
+        <w:t xml:space="preserve">【</w:t>
+      </w:r>
+      <w:r>
+        <w:rPr>
+          <w:rFonts w:ascii="Times New Roman" w:cs="Times New Roman" w:eastAsia="바탕" w:hAnsi="Times New Roman"/>
+          <w:sz w:val="20"/>
+          <w:szCs w:val="20"/>
+          <w:highlight w:val="yellow"/>
+        </w:rPr>
+        <w:t xml:space="preserve">비슷한/더 큰/더 작은</w:t>
+      </w:r>
+      <w:r>
+        <w:rPr>
+          <w:rFonts w:ascii="Times New Roman" w:cs="Times New Roman" w:eastAsia="바탕" w:hAnsi="Times New Roman"/>
+          <w:sz w:val="20"/>
+          <w:szCs w:val="20"/>
+          <w:highlight w:val="yellow"/>
+        </w:rPr>
+        <w:t xml:space="preserve">】</w:t>
+      </w:r>
+      <w:r>
+        <w:rPr>
+          <w:rFonts w:ascii="Times New Roman" w:cs="Times New Roman" w:eastAsia="바탕" w:hAnsi="Times New Roman"/>
+          <w:sz w:val="20"/>
+          <w:szCs w:val="20"/>
+        </w:rPr>
+        <w:t xml:space="preserve"> 수준이었다. 다만 선행연구는 대부분 8주 이하의 달리기 또는 기술 기반 인터벌을 적용하였으므로, 운동 형태와 기간, 비교 조건이 다른 이 연구와 효과의 크기를 직접 비교하는 데에는 한계가 있다.</w:t>
       </w:r>
     </w:p>
     <w:p>
@@ -8150,6 +10269,60 @@
           <w:sz w:val="20"/>
           <w:szCs w:val="20"/>
         </w:rPr>
+        <w:t xml:space="preserve">. </w:t>
+      </w:r>
+      <w:r>
+        <w:rPr>
+          <w:rFonts w:ascii="Times New Roman" w:cs="Times New Roman" w:eastAsia="바탕" w:hAnsi="Times New Roman"/>
+          <w:sz w:val="20"/>
+          <w:szCs w:val="20"/>
+          <w:highlight w:val="yellow"/>
+        </w:rPr>
+        <w:t xml:space="preserve">【</w:t>
+      </w:r>
+      <w:r>
+        <w:rPr>
+          <w:rFonts w:ascii="Times New Roman" w:cs="Times New Roman" w:eastAsia="바탕" w:hAnsi="Times New Roman"/>
+          <w:sz w:val="20"/>
+          <w:szCs w:val="20"/>
+          <w:highlight w:val="yellow"/>
+        </w:rPr>
+        <w:t xml:space="preserve">사전값 차이가 있었다면: 두 집단의 사전 VO</w:t>
+      </w:r>
+      <w:r>
+        <w:rPr>
+          <w:rFonts w:ascii="Times New Roman" w:cs="Times New Roman" w:eastAsia="바탕" w:hAnsi="Times New Roman"/>
+          <w:sz w:val="20"/>
+          <w:szCs w:val="20"/>
+          <w:highlight w:val="yellow"/>
+          <w:vertAlign w:val="subscript"/>
+        </w:rPr>
+        <w:t xml:space="preserve">2</w:t>
+      </w:r>
+      <w:r>
+        <w:rPr>
+          <w:rFonts w:ascii="Times New Roman" w:cs="Times New Roman" w:eastAsia="바탕" w:hAnsi="Times New Roman"/>
+          <w:sz w:val="20"/>
+          <w:szCs w:val="20"/>
+          <w:highlight w:val="yellow"/>
+        </w:rPr>
+        <w:t xml:space="preserve">max에 차이가 있었으나, 사전값을 공변량으로 통제한 분석에서도 결과가 유지되었다/달라졌다</w:t>
+      </w:r>
+      <w:r>
+        <w:rPr>
+          <w:rFonts w:ascii="Times New Roman" w:cs="Times New Roman" w:eastAsia="바탕" w:hAnsi="Times New Roman"/>
+          <w:sz w:val="20"/>
+          <w:szCs w:val="20"/>
+          <w:highlight w:val="yellow"/>
+        </w:rPr>
+        <w:t xml:space="preserve">】</w:t>
+      </w:r>
+      <w:r>
+        <w:rPr>
+          <w:rFonts w:ascii="Times New Roman" w:cs="Times New Roman" w:eastAsia="바탕" w:hAnsi="Times New Roman"/>
+          <w:sz w:val="20"/>
+          <w:szCs w:val="20"/>
+        </w:rPr>
         <w:t xml:space="preserve">. 한편 실험군은 </w:t>
       </w:r>
       <w:r>
@@ -8410,7 +10583,7 @@
           <w:sz w:val="20"/>
           <w:szCs w:val="20"/>
         </w:rPr>
-        <w:t xml:space="preserve">. 태권도 전공자에게 12주간 HIIT를 적용한 김현륜과 이상일(2026)도 FMS의 향상을 보고하였다. 또한 FMS 총점의 최소탐지변화량은 평가자 간 2.1점, 평가자 내 2.5점으로 보고되어(Teyhen et al., 2012), 집단 평균의 변화를 개별 선수의 의미 있는 변화로 해석할 때에는 측정오차를 함께 고려해야 한다.</w:t>
+        <w:t xml:space="preserve">. 태권도 전공자에게 12주간 HIIT를 적용한 김현륜과 이상일(2026)도 FMS의 향상을 보고하였다. 다만 FMS 점수는 검사 동작과 채점 기준에 익숙해지는 것만으로도 높아질 수 있으며(Frost et al., 2015), 총점의 최소탐지변화량은 평가자 간 2.1점, 평가자 내 2.5점으로 보고되었다(Teyhen et al., 2012). 따라서 통제군의 변화와 함께 비교한 집단 간 차이를 중심으로 해석해야 하며, 집단 평균의 변화를 개별 선수의 의미 있는 변화로 해석할 때에는 측정오차를 함께 고려해야 한다.</w:t>
       </w:r>
     </w:p>
     <w:p>
@@ -8440,7 +10613,7 @@
           <w:sz w:val="20"/>
           <w:szCs w:val="20"/>
         </w:rPr>
-        <w:t xml:space="preserve">이 연구의 제한점은 다음과 같다. 첫째, 대상자 수가 적고 </w:t>
+        <w:t xml:space="preserve">이 연구의 제한점은 다음과 같다. 첫째, 한 대학의 소수 선수를 대상으로 하였고 </w:t>
       </w:r>
       <w:r>
         <w:rPr>
@@ -8545,7 +10718,7 @@
           <w:sz w:val="20"/>
           <w:szCs w:val="20"/>
         </w:rPr>
-        <w:t xml:space="preserve">. 넷째, 중재 종료 후 효과의 지속성과 실제 경기력 및 부상 발생과의 관련성을 확인하지 못하였다. 후속 연구에서는 훈련량을 통제한 무작위 대조 설계와 추적 관찰을 통해 이를 보완할 필요가 있다.</w:t>
+        <w:t xml:space="preserve">. 넷째, FMS는 총점만 분석하였으므로 어떤 기본 동작이 변화하였는지는 확인하지 못하였다. 다섯째, 중재 종료 후 효과의 지속성과 실제 경기력 및 부상 발생과의 관련성을 확인하지 못하였다. 후속 연구에서는 훈련량을 통제한 무작위 대조 설계와 추적 관찰을 통해 이를 보완할 필요가 있다.</w:t>
       </w:r>
     </w:p>
     <w:p>
@@ -8758,7 +10931,7 @@
           <w:sz w:val="18"/>
           <w:szCs w:val="18"/>
         </w:rPr>
-        <w:t xml:space="preserve">Bridge, C. A., Ferreira da Silva Santos, J., Chaabène, H., Pieter, W., &amp; Franchini, E. (2014). Physical and physiological profiles of taekwondo athletes. </w:t>
+        <w:t xml:space="preserve">Batra, A., &amp; Zatoń, M. (2016). Effect of high intensity interval training on cardiopulmonary function in Taekwon-do ITF athletes. </w:t>
       </w:r>
       <w:r>
         <w:rPr>
@@ -8768,15 +10941,15 @@
           <w:sz w:val="18"/>
           <w:szCs w:val="18"/>
         </w:rPr>
-        <w:t xml:space="preserve">Sports Medicine, 44</w:t>
-      </w:r>
-      <w:r>
-        <w:rPr>
-          <w:rFonts w:ascii="Times New Roman" w:cs="Times New Roman" w:eastAsia="바탕" w:hAnsi="Times New Roman"/>
-          <w:sz w:val="18"/>
-          <w:szCs w:val="18"/>
-        </w:rPr>
-        <w:t xml:space="preserve">(6), 713-733. https://doi.org/10.1007/s40279-014-0159-9</w:t>
+        <w:t xml:space="preserve">Journal of Combat Sports and Martial Arts, 7</w:t>
+      </w:r>
+      <w:r>
+        <w:rPr>
+          <w:rFonts w:ascii="Times New Roman" w:cs="Times New Roman" w:eastAsia="바탕" w:hAnsi="Times New Roman"/>
+          <w:sz w:val="18"/>
+          <w:szCs w:val="18"/>
+        </w:rPr>
+        <w:t xml:space="preserve">, 73-79. https://doi.org/10.5604/20815735.1225636</w:t>
       </w:r>
     </w:p>
     <w:p>
@@ -8791,7 +10964,7 @@
           <w:sz w:val="18"/>
           <w:szCs w:val="18"/>
         </w:rPr>
-        <w:t xml:space="preserve">Campos, F. A. D., Bertuzzi, R., Dourado, A. C., Santos, V. G. F., &amp; Franchini, E. (2012). Energy demands in taekwondo athletes during combat simulation. </w:t>
+        <w:t xml:space="preserve">Bridge, C. A., Ferreira da Silva Santos, J., Chaabène, H., Pieter, W., &amp; Franchini, E. (2014). Physical and physiological profiles of taekwondo athletes. </w:t>
       </w:r>
       <w:r>
         <w:rPr>
@@ -8801,15 +10974,15 @@
           <w:sz w:val="18"/>
           <w:szCs w:val="18"/>
         </w:rPr>
-        <w:t xml:space="preserve">European Journal of Applied Physiology, 112</w:t>
-      </w:r>
-      <w:r>
-        <w:rPr>
-          <w:rFonts w:ascii="Times New Roman" w:cs="Times New Roman" w:eastAsia="바탕" w:hAnsi="Times New Roman"/>
-          <w:sz w:val="18"/>
-          <w:szCs w:val="18"/>
-        </w:rPr>
-        <w:t xml:space="preserve">(4), 1221-1228. https://doi.org/10.1007/s00421-011-2071-4</w:t>
+        <w:t xml:space="preserve">Sports Medicine, 44</w:t>
+      </w:r>
+      <w:r>
+        <w:rPr>
+          <w:rFonts w:ascii="Times New Roman" w:cs="Times New Roman" w:eastAsia="바탕" w:hAnsi="Times New Roman"/>
+          <w:sz w:val="18"/>
+          <w:szCs w:val="18"/>
+        </w:rPr>
+        <w:t xml:space="preserve">(6), 713-733. https://doi.org/10.1007/s40279-014-0159-9</w:t>
       </w:r>
     </w:p>
     <w:p>
@@ -8824,7 +10997,7 @@
           <w:sz w:val="18"/>
           <w:szCs w:val="18"/>
         </w:rPr>
-        <w:t xml:space="preserve">Cook, G., Burton, L., Hoogenboom, B. J., &amp; Voight, M. (2014a). Functional movement screening: The use of fundamental movements as an assessment of function - Part 1. </w:t>
+        <w:t xml:space="preserve">Campos, F. A. D., Bertuzzi, R., Dourado, A. C., Santos, V. G. F., &amp; Franchini, E. (2012). Energy demands in taekwondo athletes during combat simulation. </w:t>
       </w:r>
       <w:r>
         <w:rPr>
@@ -8834,15 +11007,15 @@
           <w:sz w:val="18"/>
           <w:szCs w:val="18"/>
         </w:rPr>
-        <w:t xml:space="preserve">International Journal of Sports Physical Therapy, 9</w:t>
-      </w:r>
-      <w:r>
-        <w:rPr>
-          <w:rFonts w:ascii="Times New Roman" w:cs="Times New Roman" w:eastAsia="바탕" w:hAnsi="Times New Roman"/>
-          <w:sz w:val="18"/>
-          <w:szCs w:val="18"/>
-        </w:rPr>
-        <w:t xml:space="preserve">(3), 396-409.</w:t>
+        <w:t xml:space="preserve">European Journal of Applied Physiology, 112</w:t>
+      </w:r>
+      <w:r>
+        <w:rPr>
+          <w:rFonts w:ascii="Times New Roman" w:cs="Times New Roman" w:eastAsia="바탕" w:hAnsi="Times New Roman"/>
+          <w:sz w:val="18"/>
+          <w:szCs w:val="18"/>
+        </w:rPr>
+        <w:t xml:space="preserve">(4), 1221-1228. https://doi.org/10.1007/s00421-011-2071-4</w:t>
       </w:r>
     </w:p>
     <w:p>
@@ -8857,7 +11030,7 @@
           <w:sz w:val="18"/>
           <w:szCs w:val="18"/>
         </w:rPr>
-        <w:t xml:space="preserve">Cook, G., Burton, L., Hoogenboom, B. J., &amp; Voight, M. (2014b). Functional movement screening: The use of fundamental movements as an assessment of function - Part 2. </w:t>
+        <w:t xml:space="preserve">Cook, G., Burton, L., Hoogenboom, B. J., &amp; Voight, M. (2014a). Functional movement screening: The use of fundamental movements as an assessment of function - Part 1. </w:t>
       </w:r>
       <w:r>
         <w:rPr>
@@ -8875,7 +11048,7 @@
           <w:sz w:val="18"/>
           <w:szCs w:val="18"/>
         </w:rPr>
-        <w:t xml:space="preserve">(4), 549-563.</w:t>
+        <w:t xml:space="preserve">(3), 396-409.</w:t>
       </w:r>
     </w:p>
     <w:p>
@@ -8890,7 +11063,7 @@
           <w:sz w:val="18"/>
           <w:szCs w:val="18"/>
         </w:rPr>
-        <w:t xml:space="preserve">Feito, Y., Heinrich, K. M., Butcher, S. J., &amp; Poston, W. S. C. (2018). High-intensity functional training (HIFT): Definition and research implications for improved fitness. </w:t>
+        <w:t xml:space="preserve">Cook, G., Burton, L., Hoogenboom, B. J., &amp; Voight, M. (2014b). Functional movement screening: The use of fundamental movements as an assessment of function - Part 2. </w:t>
       </w:r>
       <w:r>
         <w:rPr>
@@ -8900,6 +11073,39 @@
           <w:sz w:val="18"/>
           <w:szCs w:val="18"/>
         </w:rPr>
+        <w:t xml:space="preserve">International Journal of Sports Physical Therapy, 9</w:t>
+      </w:r>
+      <w:r>
+        <w:rPr>
+          <w:rFonts w:ascii="Times New Roman" w:cs="Times New Roman" w:eastAsia="바탕" w:hAnsi="Times New Roman"/>
+          <w:sz w:val="18"/>
+          <w:szCs w:val="18"/>
+        </w:rPr>
+        <w:t xml:space="preserve">(4), 549-563.</w:t>
+      </w:r>
+    </w:p>
+    <w:p>
+      <w:pPr>
+        <w:spacing w:after="40" w:before="0" w:line="360"/>
+        <w:ind w:left="300" w:hanging="300"/>
+        <w:jc w:val="left"/>
+      </w:pPr>
+      <w:r>
+        <w:rPr>
+          <w:rFonts w:ascii="Times New Roman" w:cs="Times New Roman" w:eastAsia="바탕" w:hAnsi="Times New Roman"/>
+          <w:sz w:val="18"/>
+          <w:szCs w:val="18"/>
+        </w:rPr>
+        <w:t xml:space="preserve">Feito, Y., Heinrich, K. M., Butcher, S. J., &amp; Poston, W. S. C. (2018). High-intensity functional training (HIFT): Definition and research implications for improved fitness. </w:t>
+      </w:r>
+      <w:r>
+        <w:rPr>
+          <w:rFonts w:ascii="Times New Roman" w:cs="Times New Roman" w:eastAsia="바탕" w:hAnsi="Times New Roman"/>
+          <w:i/>
+          <w:iCs/>
+          <w:sz w:val="18"/>
+          <w:szCs w:val="18"/>
+        </w:rPr>
         <w:t xml:space="preserve">Sports, 6</w:t>
       </w:r>
       <w:r>
@@ -8909,6 +11115,39 @@
           <w:szCs w:val="18"/>
         </w:rPr>
         <w:t xml:space="preserve">(3), 76. https://doi.org/10.3390/sports6030076</w:t>
+      </w:r>
+    </w:p>
+    <w:p>
+      <w:pPr>
+        <w:spacing w:after="40" w:before="0" w:line="360"/>
+        <w:ind w:left="300" w:hanging="300"/>
+        <w:jc w:val="left"/>
+      </w:pPr>
+      <w:r>
+        <w:rPr>
+          <w:rFonts w:ascii="Times New Roman" w:cs="Times New Roman" w:eastAsia="바탕" w:hAnsi="Times New Roman"/>
+          <w:sz w:val="18"/>
+          <w:szCs w:val="18"/>
+        </w:rPr>
+        <w:t xml:space="preserve">Frost, D. M., Beach, T. A. C., Callaghan, J. P., &amp; McGill, S. M. (2015). FMS scores change with performers' knowledge of the grading criteria: Are general whole-body movement screens capturing "dysfunction"? </w:t>
+      </w:r>
+      <w:r>
+        <w:rPr>
+          <w:rFonts w:ascii="Times New Roman" w:cs="Times New Roman" w:eastAsia="바탕" w:hAnsi="Times New Roman"/>
+          <w:i/>
+          <w:iCs/>
+          <w:sz w:val="18"/>
+          <w:szCs w:val="18"/>
+        </w:rPr>
+        <w:t xml:space="preserve">Journal of Strength and Conditioning Research, 29</w:t>
+      </w:r>
+      <w:r>
+        <w:rPr>
+          <w:rFonts w:ascii="Times New Roman" w:cs="Times New Roman" w:eastAsia="바탕" w:hAnsi="Times New Roman"/>
+          <w:sz w:val="18"/>
+          <w:szCs w:val="18"/>
+        </w:rPr>
+        <w:t xml:space="preserve">(11), 3037-3044.</w:t>
       </w:r>
     </w:p>
     <w:p>
@@ -9634,7 +11873,7 @@
           <w:sz w:val="18"/>
           <w:szCs w:val="18"/>
         </w:rPr>
-        <w:t xml:space="preserve">max was measured with a graded treadmill exercise test, and functional movement was assessed with the Functional Movement Screen (FMS). Data were analyzed with two-way repeated-measures ANOVA and paired </w:t>
+        <w:t xml:space="preserve">max was measured with a graded treadmill exercise test, and functional movement was assessed with the Functional Movement Screen (FMS). Data were analyzed with two-way (group × time) repeated-measures ANOVA and paired </w:t>
       </w:r>
       <w:r>
         <w:rPr>
@@ -9652,7 +11891,7 @@
           <w:sz w:val="18"/>
           <w:szCs w:val="18"/>
         </w:rPr>
-        <w:t xml:space="preserve">-tests.</w:t>
+        <w:t xml:space="preserve">-tests, with baseline-adjusted ANCOVA and nonparametric tests as sensitivity analyses.</w:t>
       </w:r>
     </w:p>
     <w:p>
